--- a/07运维服务能力管理内审和管理评审的制度、计划和报告及内审检查表/CYYH-ITSS-07-02 内审实施计划.docx
+++ b/07运维服务能力管理内审和管理评审的制度、计划和报告及内审检查表/CYYH-ITSS-07-02 内审实施计划.docx
@@ -1,7 +1,6 @@
 
 <file path=word/document.xml><?xml version="1.0" encoding="utf-8"?>
-<w:document xmlns:wpc="http://schemas.microsoft.com/office/word/2010/wordprocessingCanvas" xmlns:mc="http://schemas.openxmlformats.org/markup-compatibility/2006" xmlns:o="urn:schemas-microsoft-com:office:office" xmlns:r="http://schemas.openxmlformats.org/officeDocument/2006/relationships" xmlns:m="http://schemas.openxmlformats.org/officeDocument/2006/math" xmlns:v="urn:schemas-microsoft-com:vml" xmlns:wp14="http://schemas.microsoft.com/office/word/2010/wordprocessingDrawing" xmlns:wp="http://schemas.openxmlformats.org/drawingml/2006/wordprocessingDrawing" xmlns:w10="urn:schemas-microsoft-com:office:word" xmlns:w="http://schemas.openxmlformats.org/wordprocessingml/2006/main" xmlns:w14="http://schemas.microsoft.com/office/word/2010/wordml" xmlns:w15="http://schemas.microsoft.com/office/word/2012/wordml" xmlns:wne="http://schemas.microsoft.com/office/word/2006/wordml" xmlns:wpg="http://schemas.microsoft.com/office/word/2010/wordprocessingGroup" xmlns:wpi="http://schemas.microsoft.com/office/word/2010/wordprocessingInk" xmlns:wps="http://schemas.microsoft.com/office/word/2010/wordprocessingShape" mc:Ignorable="w14 w15 wp14">
-  <!-- Generated by Aspose.Words for .NET 13.3.0.1 -->
+<w:document xmlns:wpc="http://schemas.microsoft.com/office/word/2010/wordprocessingCanvas" xmlns:mc="http://schemas.openxmlformats.org/markup-compatibility/2006" xmlns:o="urn:schemas-microsoft-com:office:office" xmlns:r="http://schemas.openxmlformats.org/officeDocument/2006/relationships" xmlns:m="http://schemas.openxmlformats.org/officeDocument/2006/math" xmlns:v="urn:schemas-microsoft-com:vml" xmlns:wp14="http://schemas.microsoft.com/office/word/2010/wordprocessingDrawing" xmlns:wp="http://schemas.openxmlformats.org/drawingml/2006/wordprocessingDrawing" xmlns:w="http://schemas.openxmlformats.org/wordprocessingml/2006/main" xmlns:w14="http://schemas.microsoft.com/office/word/2010/wordml" xmlns:w10="urn:schemas-microsoft-com:office:word" xmlns:w15="http://schemas.microsoft.com/office/word/2012/wordml" xmlns:wpg="http://schemas.microsoft.com/office/word/2010/wordprocessingGroup" xmlns:wpi="http://schemas.microsoft.com/office/word/2010/wordprocessingInk" xmlns:wne="http://schemas.microsoft.com/office/word/2006/wordml" xmlns:wps="http://schemas.microsoft.com/office/word/2010/wordprocessingShape" xmlns:wpsCustomData="http://www.wps.cn/officeDocument/2013/wpsCustomData" mc:Ignorable="w14 w15 wp14">
   <w:body>
     <w:p>
       <w:pPr>
@@ -13,7 +12,7 @@
         </w:rPr>
         <w:drawing>
           <wp:inline distT="0" distB="0" distL="0" distR="0">
-            <wp:extent cx="766952" cy="281020"/>
+            <wp:extent cx="766445" cy="280670"/>
             <wp:effectExtent l="0" t="0" r="0" b="0"/>
             <wp:docPr id="2" name="IM 2"/>
             <wp:cNvGraphicFramePr/>
@@ -25,13 +24,13 @@
                     <pic:cNvPicPr/>
                   </pic:nvPicPr>
                   <pic:blipFill>
-                    <a:blip xmlns:r="http://schemas.openxmlformats.org/officeDocument/2006/relationships" r:embed="rId4"/>
+                    <a:blip r:embed="rId10"/>
                     <a:stretch>
                       <a:fillRect/>
                     </a:stretch>
                   </pic:blipFill>
                   <pic:spPr>
-                    <a:xfrm rot="0">
+                    <a:xfrm>
                       <a:off x="0" y="0"/>
                       <a:ext cx="766952" cy="281020"/>
                     </a:xfrm>
@@ -48,31 +47,31 @@
     </w:p>
     <w:p>
       <w:pPr>
-        <w:pStyle w:val="BodyText"/>
+        <w:pStyle w:val="2"/>
         <w:spacing w:line="256" w:lineRule="auto"/>
       </w:pPr>
     </w:p>
     <w:p>
       <w:pPr>
-        <w:pStyle w:val="BodyText"/>
+        <w:pStyle w:val="2"/>
         <w:spacing w:line="256" w:lineRule="auto"/>
       </w:pPr>
     </w:p>
     <w:p>
       <w:pPr>
-        <w:pStyle w:val="BodyText"/>
+        <w:pStyle w:val="2"/>
         <w:spacing w:line="257" w:lineRule="auto"/>
       </w:pPr>
     </w:p>
     <w:p>
       <w:pPr>
-        <w:pStyle w:val="BodyText"/>
+        <w:pStyle w:val="2"/>
         <w:spacing w:line="257" w:lineRule="auto"/>
       </w:pPr>
     </w:p>
     <w:p>
       <w:pPr>
-        <w:pStyle w:val="BodyText"/>
+        <w:pStyle w:val="2"/>
         <w:spacing w:line="257" w:lineRule="auto"/>
       </w:pPr>
     </w:p>
@@ -82,14 +81,14 @@
         <w:ind w:left="1440"/>
         <w:outlineLvl w:val="0"/>
         <w:rPr>
-          <w:rFonts w:ascii="SimHei" w:eastAsia="SimHei" w:hAnsi="SimHei" w:cs="SimHei"/>
+          <w:rFonts w:ascii="黑体" w:hAnsi="黑体" w:eastAsia="黑体" w:cs="黑体"/>
           <w:sz w:val="43"/>
           <w:szCs w:val="43"/>
         </w:rPr>
       </w:pPr>
       <w:r>
         <w:rPr>
-          <w:rFonts w:ascii="SimHei" w:eastAsia="SimHei" w:hAnsi="SimHei" w:cs="SimHei"/>
+          <w:rFonts w:ascii="黑体" w:hAnsi="黑体" w:eastAsia="黑体" w:cs="黑体"/>
           <w:b/>
           <w:bCs/>
           <w:spacing w:val="6"/>
@@ -101,13 +100,13 @@
     </w:p>
     <w:p>
       <w:pPr>
-        <w:pStyle w:val="BodyText"/>
+        <w:pStyle w:val="2"/>
         <w:spacing w:line="315" w:lineRule="auto"/>
       </w:pPr>
     </w:p>
     <w:p>
       <w:pPr>
-        <w:pStyle w:val="BodyText"/>
+        <w:pStyle w:val="2"/>
         <w:spacing w:line="315" w:lineRule="auto"/>
       </w:pPr>
     </w:p>
@@ -117,14 +116,14 @@
         <w:ind w:left="3235"/>
         <w:outlineLvl w:val="0"/>
         <w:rPr>
-          <w:rFonts w:ascii="SimHei" w:eastAsia="SimHei" w:hAnsi="SimHei" w:cs="SimHei"/>
+          <w:rFonts w:ascii="黑体" w:hAnsi="黑体" w:eastAsia="黑体" w:cs="黑体"/>
           <w:sz w:val="43"/>
           <w:szCs w:val="43"/>
         </w:rPr>
       </w:pPr>
       <w:r>
         <w:rPr>
-          <w:rFonts w:ascii="SimHei" w:eastAsia="SimHei" w:hAnsi="SimHei" w:cs="SimHei"/>
+          <w:rFonts w:ascii="黑体" w:hAnsi="黑体" w:eastAsia="黑体" w:cs="黑体"/>
           <w:b/>
           <w:bCs/>
           <w:spacing w:val="-1"/>
@@ -136,140 +135,68 @@
     </w:p>
     <w:p>
       <w:pPr>
-        <w:pStyle w:val="BodyText"/>
+        <w:pStyle w:val="2"/>
         <w:spacing w:line="249" w:lineRule="auto"/>
       </w:pPr>
     </w:p>
     <w:p>
       <w:pPr>
-        <w:pStyle w:val="BodyText"/>
+        <w:pStyle w:val="2"/>
         <w:spacing w:line="249" w:lineRule="auto"/>
       </w:pPr>
     </w:p>
     <w:p>
       <w:pPr>
-        <w:pStyle w:val="BodyText"/>
+        <w:pStyle w:val="2"/>
         <w:spacing w:line="249" w:lineRule="auto"/>
       </w:pPr>
     </w:p>
     <w:p>
       <w:pPr>
-        <w:pStyle w:val="BodyText"/>
+        <w:pStyle w:val="2"/>
         <w:spacing w:line="249" w:lineRule="auto"/>
       </w:pPr>
     </w:p>
     <w:p>
       <w:pPr>
-        <w:pStyle w:val="BodyText"/>
+        <w:pStyle w:val="2"/>
         <w:spacing w:line="249" w:lineRule="auto"/>
       </w:pPr>
     </w:p>
     <w:p>
       <w:pPr>
-        <w:pStyle w:val="BodyText"/>
+        <w:pStyle w:val="2"/>
         <w:spacing w:line="249" w:lineRule="auto"/>
       </w:pPr>
     </w:p>
     <w:p>
       <w:pPr>
-        <w:pStyle w:val="BodyText"/>
+        <w:pStyle w:val="2"/>
         <w:spacing w:line="249" w:lineRule="auto"/>
       </w:pPr>
     </w:p>
     <w:p>
       <w:pPr>
-        <w:pStyle w:val="BodyText"/>
+        <w:pStyle w:val="2"/>
         <w:spacing w:line="249" w:lineRule="auto"/>
       </w:pPr>
     </w:p>
     <w:p>
       <w:pPr>
-        <w:pStyle w:val="BodyText"/>
+        <w:pStyle w:val="2"/>
         <w:spacing w:line="249" w:lineRule="auto"/>
       </w:pPr>
     </w:p>
     <w:p>
       <w:pPr>
-        <w:pStyle w:val="BodyText"/>
+        <w:pStyle w:val="2"/>
         <w:spacing w:line="249" w:lineRule="auto"/>
       </w:pPr>
     </w:p>
     <w:p>
       <w:pPr>
-        <w:pStyle w:val="BodyText"/>
+        <w:pStyle w:val="2"/>
         <w:spacing w:line="249" w:lineRule="auto"/>
-      </w:pPr>
-    </w:p>
-    <w:p>
-      <w:pPr>
-        <w:pStyle w:val="BodyText"/>
-        <w:spacing w:line="249" w:lineRule="auto"/>
-      </w:pPr>
-    </w:p>
-    <w:p>
-      <w:pPr>
-        <w:pStyle w:val="BodyText"/>
-        <w:spacing w:line="249" w:lineRule="auto"/>
-      </w:pPr>
-    </w:p>
-    <w:p>
-      <w:pPr>
-        <w:pStyle w:val="BodyText"/>
-        <w:spacing w:line="249" w:lineRule="auto"/>
-      </w:pPr>
-    </w:p>
-    <w:p>
-      <w:pPr>
-        <w:pStyle w:val="BodyText"/>
-        <w:spacing w:line="249" w:lineRule="auto"/>
-      </w:pPr>
-    </w:p>
-    <w:p>
-      <w:pPr>
-        <w:pStyle w:val="BodyText"/>
-        <w:spacing w:line="249" w:lineRule="auto"/>
-      </w:pPr>
-    </w:p>
-    <w:p>
-      <w:pPr>
-        <w:pStyle w:val="BodyText"/>
-        <w:spacing w:line="249" w:lineRule="auto"/>
-      </w:pPr>
-    </w:p>
-    <w:p>
-      <w:pPr>
-        <w:pStyle w:val="BodyText"/>
-        <w:spacing w:line="249" w:lineRule="auto"/>
-      </w:pPr>
-    </w:p>
-    <w:p>
-      <w:pPr>
-        <w:pStyle w:val="BodyText"/>
-        <w:spacing w:line="249" w:lineRule="auto"/>
-      </w:pPr>
-    </w:p>
-    <w:p>
-      <w:pPr>
-        <w:pStyle w:val="BodyText"/>
-        <w:spacing w:line="249" w:lineRule="auto"/>
-      </w:pPr>
-    </w:p>
-    <w:p>
-      <w:pPr>
-        <w:pStyle w:val="BodyText"/>
-        <w:spacing w:line="249" w:lineRule="auto"/>
-      </w:pPr>
-    </w:p>
-    <w:p>
-      <w:pPr>
-        <w:pStyle w:val="BodyText"/>
-        <w:spacing w:line="250" w:lineRule="auto"/>
-      </w:pPr>
-    </w:p>
-    <w:p>
-      <w:pPr>
-        <w:pStyle w:val="BodyText"/>
-        <w:spacing w:line="250" w:lineRule="auto"/>
       </w:pPr>
     </w:p>
     <w:p>
@@ -277,14 +204,14 @@
         <w:spacing w:before="98" w:line="221" w:lineRule="auto"/>
         <w:ind w:left="3228"/>
         <w:rPr>
-          <w:rFonts w:ascii="SimHei" w:eastAsia="SimHei" w:hAnsi="SimHei" w:cs="SimHei"/>
+          <w:rFonts w:ascii="黑体" w:hAnsi="黑体" w:eastAsia="黑体" w:cs="黑体"/>
           <w:sz w:val="30"/>
           <w:szCs w:val="30"/>
         </w:rPr>
       </w:pPr>
       <w:r>
         <w:rPr>
-          <w:rFonts w:ascii="SimHei" w:eastAsia="SimHei" w:hAnsi="SimHei" w:cs="SimHei"/>
+          <w:rFonts w:ascii="黑体" w:hAnsi="黑体" w:eastAsia="黑体" w:cs="黑体"/>
           <w:b/>
           <w:bCs/>
           <w:spacing w:val="-4"/>
@@ -299,14 +226,14 @@
         <w:spacing w:before="269" w:line="221" w:lineRule="auto"/>
         <w:ind w:left="3219"/>
         <w:rPr>
-          <w:rFonts w:ascii="SimSun" w:eastAsia="SimSun" w:hAnsi="SimSun" w:cs="SimSun"/>
+          <w:rFonts w:ascii="宋体" w:hAnsi="宋体" w:eastAsia="宋体" w:cs="宋体"/>
           <w:sz w:val="30"/>
           <w:szCs w:val="30"/>
         </w:rPr>
       </w:pPr>
       <w:r>
         <w:rPr>
-          <w:rFonts w:ascii="SimHei" w:eastAsia="SimHei" w:hAnsi="SimHei" w:cs="SimHei"/>
+          <w:rFonts w:ascii="黑体" w:hAnsi="黑体" w:eastAsia="黑体" w:cs="黑体"/>
           <w:b/>
           <w:bCs/>
           <w:spacing w:val="-5"/>
@@ -317,7 +244,7 @@
       </w:r>
       <w:r>
         <w:rPr>
-          <w:rFonts w:ascii="SimHei" w:eastAsia="SimHei" w:hAnsi="SimHei" w:cs="SimHei"/>
+          <w:rFonts w:ascii="黑体" w:hAnsi="黑体" w:eastAsia="黑体" w:cs="黑体"/>
           <w:spacing w:val="-5"/>
           <w:sz w:val="30"/>
           <w:szCs w:val="30"/>
@@ -326,7 +253,7 @@
       </w:r>
       <w:r>
         <w:rPr>
-          <w:rFonts w:ascii="Calibri" w:eastAsia="Calibri" w:hAnsi="Calibri" w:cs="Calibri"/>
+          <w:rFonts w:ascii="Calibri" w:hAnsi="Calibri" w:eastAsia="Calibri" w:cs="Calibri"/>
           <w:b/>
           <w:bCs/>
           <w:spacing w:val="-5"/>
@@ -337,7 +264,7 @@
       </w:r>
       <w:r>
         <w:rPr>
-          <w:rFonts w:ascii="SimHei" w:eastAsia="SimHei" w:hAnsi="SimHei" w:cs="SimHei"/>
+          <w:rFonts w:ascii="黑体" w:hAnsi="黑体" w:eastAsia="黑体" w:cs="黑体"/>
           <w:b/>
           <w:bCs/>
           <w:spacing w:val="-5"/>
@@ -348,7 +275,7 @@
       </w:r>
       <w:r>
         <w:rPr>
-          <w:rFonts w:ascii="SimHei" w:eastAsia="SimHei" w:hAnsi="SimHei" w:cs="SimHei"/>
+          <w:rFonts w:ascii="黑体" w:hAnsi="黑体" w:eastAsia="黑体" w:cs="黑体"/>
           <w:spacing w:val="-63"/>
           <w:sz w:val="30"/>
           <w:szCs w:val="30"/>
@@ -357,29 +284,19 @@
       </w:r>
       <w:r>
         <w:rPr>
-          <w:rFonts w:ascii="Calibri" w:eastAsia="Calibri" w:hAnsi="Calibri" w:cs="Calibri"/>
+          <w:rFonts w:hint="eastAsia" w:ascii="Calibri" w:hAnsi="Calibri" w:eastAsia="宋体" w:cs="Calibri"/>
           <w:b/>
           <w:bCs/>
           <w:spacing w:val="-5"/>
           <w:sz w:val="30"/>
           <w:szCs w:val="30"/>
+          <w:lang w:val="en-US" w:eastAsia="zh-CN"/>
         </w:rPr>
-        <w:t>4</w:t>
+        <w:t>9</w:t>
       </w:r>
       <w:r>
         <w:rPr>
-          <w:rFonts w:ascii="Calibri" w:eastAsia="Calibri" w:hAnsi="Calibri" w:cs="Calibri"/>
-          <w:b/>
-          <w:bCs/>
-          <w:spacing w:val="18"/>
-          <w:sz w:val="30"/>
-          <w:szCs w:val="30"/>
-        </w:rPr>
-        <w:t xml:space="preserve"> </w:t>
-      </w:r>
-      <w:r>
-        <w:rPr>
-          <w:rFonts w:ascii="SimSun" w:eastAsia="SimSun" w:hAnsi="SimSun" w:cs="SimSun"/>
+          <w:rFonts w:ascii="宋体" w:hAnsi="宋体" w:eastAsia="宋体" w:cs="宋体"/>
           <w:b/>
           <w:bCs/>
           <w:spacing w:val="-5"/>
@@ -390,7 +307,7 @@
       </w:r>
       <w:r>
         <w:rPr>
-          <w:rFonts w:ascii="SimSun" w:eastAsia="SimSun" w:hAnsi="SimSun" w:cs="SimSun"/>
+          <w:rFonts w:ascii="宋体" w:hAnsi="宋体" w:eastAsia="宋体" w:cs="宋体"/>
           <w:spacing w:val="-68"/>
           <w:sz w:val="30"/>
           <w:szCs w:val="30"/>
@@ -399,18 +316,19 @@
       </w:r>
       <w:r>
         <w:rPr>
-          <w:rFonts w:ascii="Calibri" w:eastAsia="Calibri" w:hAnsi="Calibri" w:cs="Calibri"/>
+          <w:rFonts w:hint="eastAsia" w:ascii="Calibri" w:hAnsi="Calibri" w:eastAsia="宋体" w:cs="Calibri"/>
           <w:b/>
           <w:bCs/>
           <w:spacing w:val="-5"/>
           <w:sz w:val="30"/>
           <w:szCs w:val="30"/>
+          <w:lang w:val="en-US" w:eastAsia="zh-CN"/>
         </w:rPr>
-        <w:t>29</w:t>
+        <w:t>10</w:t>
       </w:r>
       <w:r>
         <w:rPr>
-          <w:rFonts w:ascii="SimSun" w:eastAsia="SimSun" w:hAnsi="SimSun" w:cs="SimSun"/>
+          <w:rFonts w:ascii="宋体" w:hAnsi="宋体" w:eastAsia="宋体" w:cs="宋体"/>
           <w:b/>
           <w:bCs/>
           <w:spacing w:val="-5"/>
@@ -425,14 +343,14 @@
         <w:spacing w:before="269" w:line="222" w:lineRule="auto"/>
         <w:ind w:left="3224"/>
         <w:rPr>
-          <w:rFonts w:ascii="Calibri" w:eastAsia="Calibri" w:hAnsi="Calibri" w:cs="Calibri"/>
+          <w:rFonts w:ascii="Calibri" w:hAnsi="Calibri" w:eastAsia="Calibri" w:cs="Calibri"/>
           <w:sz w:val="30"/>
           <w:szCs w:val="30"/>
         </w:rPr>
       </w:pPr>
       <w:r>
         <w:rPr>
-          <w:rFonts w:ascii="SimHei" w:eastAsia="SimHei" w:hAnsi="SimHei" w:cs="SimHei"/>
+          <w:rFonts w:ascii="黑体" w:hAnsi="黑体" w:eastAsia="黑体" w:cs="黑体"/>
           <w:b/>
           <w:bCs/>
           <w:spacing w:val="-2"/>
@@ -443,7 +361,7 @@
       </w:r>
       <w:r>
         <w:rPr>
-          <w:rFonts w:ascii="Calibri" w:eastAsia="Calibri" w:hAnsi="Calibri" w:cs="Calibri"/>
+          <w:rFonts w:ascii="Calibri" w:hAnsi="Calibri" w:eastAsia="Calibri" w:cs="Calibri"/>
           <w:b/>
           <w:bCs/>
           <w:spacing w:val="-2"/>
@@ -458,14 +376,14 @@
         <w:spacing w:before="271" w:line="222" w:lineRule="auto"/>
         <w:ind w:left="3225"/>
         <w:rPr>
-          <w:rFonts w:ascii="SimHei" w:eastAsia="SimHei" w:hAnsi="SimHei" w:cs="SimHei"/>
+          <w:rFonts w:ascii="黑体" w:hAnsi="黑体" w:eastAsia="黑体" w:cs="黑体"/>
           <w:sz w:val="30"/>
           <w:szCs w:val="30"/>
         </w:rPr>
       </w:pPr>
       <w:r>
         <w:rPr>
-          <w:rFonts w:ascii="SimHei" w:eastAsia="SimHei" w:hAnsi="SimHei" w:cs="SimHei"/>
+          <w:rFonts w:ascii="黑体" w:hAnsi="黑体" w:eastAsia="黑体" w:cs="黑体"/>
           <w:b/>
           <w:bCs/>
           <w:spacing w:val="-6"/>
@@ -480,14 +398,14 @@
         <w:spacing w:before="268" w:line="222" w:lineRule="auto"/>
         <w:ind w:left="3225"/>
         <w:rPr>
-          <w:rFonts w:ascii="SimHei" w:eastAsia="SimHei" w:hAnsi="SimHei" w:cs="SimHei"/>
+          <w:rFonts w:ascii="黑体" w:hAnsi="黑体" w:eastAsia="黑体" w:cs="黑体"/>
           <w:sz w:val="30"/>
           <w:szCs w:val="30"/>
         </w:rPr>
       </w:pPr>
       <w:r>
         <w:rPr>
-          <w:rFonts w:ascii="SimHei" w:eastAsia="SimHei" w:hAnsi="SimHei" w:cs="SimHei"/>
+          <w:rFonts w:ascii="黑体" w:hAnsi="黑体" w:eastAsia="黑体" w:cs="黑体"/>
           <w:b/>
           <w:bCs/>
           <w:spacing w:val="-4"/>
@@ -502,14 +420,14 @@
         <w:spacing w:before="268" w:line="221" w:lineRule="auto"/>
         <w:ind w:left="3225"/>
         <w:rPr>
-          <w:rFonts w:ascii="SimHei" w:eastAsia="SimHei" w:hAnsi="SimHei" w:cs="SimHei"/>
+          <w:rFonts w:ascii="黑体" w:hAnsi="黑体" w:eastAsia="黑体" w:cs="黑体"/>
           <w:sz w:val="30"/>
           <w:szCs w:val="30"/>
         </w:rPr>
       </w:pPr>
       <w:r>
         <w:rPr>
-          <w:rFonts w:ascii="SimHei" w:eastAsia="SimHei" w:hAnsi="SimHei" w:cs="SimHei"/>
+          <w:rFonts w:ascii="黑体" w:hAnsi="黑体" w:eastAsia="黑体" w:cs="黑体"/>
           <w:b/>
           <w:bCs/>
           <w:spacing w:val="-6"/>
@@ -524,14 +442,14 @@
         <w:spacing w:before="275" w:line="221" w:lineRule="auto"/>
         <w:ind w:left="3219"/>
         <w:rPr>
-          <w:rFonts w:ascii="SimHei" w:eastAsia="SimHei" w:hAnsi="SimHei" w:cs="SimHei"/>
+          <w:rFonts w:ascii="黑体" w:hAnsi="黑体" w:eastAsia="黑体" w:cs="黑体"/>
           <w:sz w:val="30"/>
           <w:szCs w:val="30"/>
         </w:rPr>
       </w:pPr>
       <w:r>
         <w:rPr>
-          <w:rFonts w:ascii="SimHei" w:eastAsia="SimHei" w:hAnsi="SimHei" w:cs="SimHei"/>
+          <w:rFonts w:ascii="黑体" w:hAnsi="黑体" w:eastAsia="黑体" w:cs="黑体"/>
           <w:b/>
           <w:bCs/>
           <w:spacing w:val="-3"/>
@@ -542,7 +460,7 @@
       </w:r>
       <w:r>
         <w:rPr>
-          <w:rFonts w:ascii="Calibri" w:eastAsia="Calibri" w:hAnsi="Calibri" w:cs="Calibri"/>
+          <w:rFonts w:ascii="Calibri" w:hAnsi="Calibri" w:eastAsia="Calibri" w:cs="Calibri"/>
           <w:b/>
           <w:bCs/>
           <w:spacing w:val="-3"/>
@@ -554,7 +472,7 @@
       </w:r>
       <w:r>
         <w:rPr>
-          <w:rFonts w:ascii="Calibri" w:eastAsia="Calibri" w:hAnsi="Calibri" w:cs="Calibri"/>
+          <w:rFonts w:ascii="Calibri" w:hAnsi="Calibri" w:eastAsia="Calibri" w:cs="Calibri"/>
           <w:b/>
           <w:bCs/>
           <w:spacing w:val="24"/>
@@ -567,7 +485,7 @@
       </w:r>
       <w:r>
         <w:rPr>
-          <w:rFonts w:ascii="SimHei" w:eastAsia="SimHei" w:hAnsi="SimHei" w:cs="SimHei"/>
+          <w:rFonts w:ascii="黑体" w:hAnsi="黑体" w:eastAsia="黑体" w:cs="黑体"/>
           <w:b/>
           <w:bCs/>
           <w:spacing w:val="-3"/>
@@ -578,7 +496,7 @@
       </w:r>
       <w:r>
         <w:rPr>
-          <w:rFonts w:ascii="Calibri" w:eastAsia="Calibri" w:hAnsi="Calibri" w:cs="Calibri"/>
+          <w:rFonts w:ascii="Calibri" w:hAnsi="Calibri" w:eastAsia="Calibri" w:cs="Calibri"/>
           <w:b/>
           <w:bCs/>
           <w:spacing w:val="11"/>
@@ -586,23 +504,24 @@
           <w:szCs w:val="30"/>
           <w:u w:val="single" w:color="auto"/>
         </w:rPr>
-        <w:t xml:space="preserve">  </w:t>
+        <w:t xml:space="preserve"> </w:t>
       </w:r>
       <w:r>
         <w:rPr>
-          <w:rFonts w:ascii="Calibri" w:eastAsia="Calibri" w:hAnsi="Calibri" w:cs="Calibri"/>
+          <w:rFonts w:hint="eastAsia" w:ascii="Calibri" w:hAnsi="Calibri" w:eastAsia="宋体" w:cs="Calibri"/>
           <w:b/>
           <w:bCs/>
-          <w:spacing w:val="-3"/>
+          <w:spacing w:val="11"/>
           <w:sz w:val="30"/>
           <w:szCs w:val="30"/>
           <w:u w:val="single" w:color="auto"/>
+          <w:lang w:val="en-US" w:eastAsia="zh-CN"/>
         </w:rPr>
-        <w:t>4</w:t>
+        <w:t>9</w:t>
       </w:r>
       <w:r>
         <w:rPr>
-          <w:rFonts w:ascii="SimHei" w:eastAsia="SimHei" w:hAnsi="SimHei" w:cs="SimHei"/>
+          <w:rFonts w:ascii="黑体" w:hAnsi="黑体" w:eastAsia="黑体" w:cs="黑体"/>
           <w:b/>
           <w:bCs/>
           <w:spacing w:val="-3"/>
@@ -613,7 +532,20 @@
       </w:r>
       <w:r>
         <w:rPr>
-          <w:rFonts w:ascii="Calibri" w:eastAsia="Calibri" w:hAnsi="Calibri" w:cs="Calibri"/>
+          <w:rFonts w:hint="eastAsia" w:ascii="Calibri" w:hAnsi="Calibri" w:eastAsia="宋体" w:cs="Calibri"/>
+          <w:b/>
+          <w:bCs/>
+          <w:spacing w:val="-3"/>
+          <w:sz w:val="30"/>
+          <w:szCs w:val="30"/>
+          <w:u w:val="single" w:color="auto"/>
+          <w:lang w:val="en-US" w:eastAsia="zh-CN"/>
+        </w:rPr>
+        <w:t>10</w:t>
+      </w:r>
+      <w:r>
+        <w:rPr>
+          <w:rFonts w:ascii="Calibri" w:hAnsi="Calibri" w:eastAsia="Calibri" w:cs="Calibri"/>
           <w:b/>
           <w:bCs/>
           <w:spacing w:val="-3"/>
@@ -621,11 +553,11 @@
           <w:szCs w:val="30"/>
           <w:u w:val="single" w:color="auto"/>
         </w:rPr>
-        <w:t xml:space="preserve">29 </w:t>
+        <w:t xml:space="preserve"> </w:t>
       </w:r>
       <w:r>
         <w:rPr>
-          <w:rFonts w:ascii="Calibri" w:eastAsia="Calibri" w:hAnsi="Calibri" w:cs="Calibri"/>
+          <w:rFonts w:ascii="Calibri" w:hAnsi="Calibri" w:eastAsia="Calibri" w:cs="Calibri"/>
           <w:b/>
           <w:bCs/>
           <w:spacing w:val="-3"/>
@@ -636,7 +568,7 @@
       </w:r>
       <w:r>
         <w:rPr>
-          <w:rFonts w:ascii="SimHei" w:eastAsia="SimHei" w:hAnsi="SimHei" w:cs="SimHei"/>
+          <w:rFonts w:ascii="黑体" w:hAnsi="黑体" w:eastAsia="黑体" w:cs="黑体"/>
           <w:b/>
           <w:bCs/>
           <w:spacing w:val="-3"/>
@@ -650,15 +582,15 @@
       <w:pPr>
         <w:spacing w:line="221" w:lineRule="auto"/>
         <w:rPr>
-          <w:rFonts w:ascii="SimHei" w:eastAsia="SimHei" w:hAnsi="SimHei" w:cs="SimHei"/>
+          <w:rFonts w:ascii="黑体" w:hAnsi="黑体" w:eastAsia="黑体" w:cs="黑体"/>
           <w:sz w:val="30"/>
           <w:szCs w:val="30"/>
         </w:rPr>
         <w:sectPr>
-          <w:footerReference w:type="default" r:id="rId5"/>
+          <w:footerReference r:id="rId5" w:type="default"/>
           <w:pgSz w:w="11910" w:h="16840"/>
           <w:pgMar w:top="897" w:right="1786" w:bottom="1110" w:left="1438" w:header="0" w:footer="875" w:gutter="0"/>
-          <w:cols w:space="720"/>
+          <w:cols w:space="720" w:num="1"/>
         </w:sectPr>
       </w:pPr>
     </w:p>
@@ -672,7 +604,7 @@
         </w:rPr>
         <w:drawing>
           <wp:inline distT="0" distB="0" distL="0" distR="0">
-            <wp:extent cx="766952" cy="281020"/>
+            <wp:extent cx="766445" cy="280670"/>
             <wp:effectExtent l="0" t="0" r="0" b="0"/>
             <wp:docPr id="4" name="IM 4"/>
             <wp:cNvGraphicFramePr/>
@@ -684,13 +616,13 @@
                     <pic:cNvPicPr/>
                   </pic:nvPicPr>
                   <pic:blipFill>
-                    <a:blip xmlns:r="http://schemas.openxmlformats.org/officeDocument/2006/relationships" r:embed="rId4"/>
+                    <a:blip r:embed="rId10"/>
                     <a:stretch>
                       <a:fillRect/>
                     </a:stretch>
                   </pic:blipFill>
                   <pic:spPr>
-                    <a:xfrm rot="0">
+                    <a:xfrm>
                       <a:off x="0" y="0"/>
                       <a:ext cx="766952" cy="281020"/>
                     </a:xfrm>
@@ -711,14 +643,14 @@
         <w:ind w:left="3628"/>
         <w:outlineLvl w:val="1"/>
         <w:rPr>
-          <w:rFonts w:ascii="SimHei" w:eastAsia="SimHei" w:hAnsi="SimHei" w:cs="SimHei"/>
+          <w:rFonts w:ascii="黑体" w:hAnsi="黑体" w:eastAsia="黑体" w:cs="黑体"/>
           <w:sz w:val="30"/>
           <w:szCs w:val="30"/>
         </w:rPr>
       </w:pPr>
       <w:r>
         <w:rPr>
-          <w:rFonts w:ascii="SimHei" w:eastAsia="SimHei" w:hAnsi="SimHei" w:cs="SimHei"/>
+          <w:rFonts w:ascii="黑体" w:hAnsi="黑体" w:eastAsia="黑体" w:cs="黑体"/>
           <w:b/>
           <w:bCs/>
           <w:spacing w:val="-5"/>
@@ -735,18 +667,24 @@
     </w:p>
     <w:tbl>
       <w:tblPr>
-        <w:tblStyle w:val="TableNormal"/>
+        <w:tblStyle w:val="5"/>
         <w:tblW w:w="8508" w:type="dxa"/>
         <w:tblInd w:w="142" w:type="dxa"/>
         <w:tblBorders>
-          <w:top w:val="single" w:sz="2" w:space="0" w:color="000000"/>
-          <w:left w:val="single" w:sz="2" w:space="0" w:color="000000"/>
-          <w:bottom w:val="single" w:sz="2" w:space="0" w:color="000000"/>
-          <w:right w:val="single" w:sz="2" w:space="0" w:color="000000"/>
-          <w:insideH w:val="single" w:sz="2" w:space="0" w:color="000000"/>
-          <w:insideV w:val="single" w:sz="2" w:space="0" w:color="000000"/>
+          <w:top w:val="single" w:color="000000" w:sz="2" w:space="0"/>
+          <w:left w:val="single" w:color="000000" w:sz="2" w:space="0"/>
+          <w:bottom w:val="single" w:color="000000" w:sz="2" w:space="0"/>
+          <w:right w:val="single" w:color="000000" w:sz="2" w:space="0"/>
+          <w:insideH w:val="single" w:color="000000" w:sz="2" w:space="0"/>
+          <w:insideV w:val="single" w:color="000000" w:sz="2" w:space="0"/>
         </w:tblBorders>
         <w:tblLayout w:type="fixed"/>
+        <w:tblCellMar>
+          <w:top w:w="0" w:type="dxa"/>
+          <w:left w:w="0" w:type="dxa"/>
+          <w:bottom w:w="0" w:type="dxa"/>
+          <w:right w:w="0" w:type="dxa"/>
+        </w:tblCellMar>
       </w:tblPr>
       <w:tblGrid>
         <w:gridCol w:w="1582"/>
@@ -757,20 +695,23 @@
       </w:tblGrid>
       <w:tr>
         <w:tblPrEx>
-          <w:tblW w:w="8508" w:type="dxa"/>
-          <w:tblInd w:w="142" w:type="dxa"/>
           <w:tblBorders>
-            <w:top w:val="single" w:sz="2" w:space="0" w:color="000000"/>
-            <w:left w:val="single" w:sz="2" w:space="0" w:color="000000"/>
-            <w:bottom w:val="single" w:sz="2" w:space="0" w:color="000000"/>
-            <w:right w:val="single" w:sz="2" w:space="0" w:color="000000"/>
-            <w:insideH w:val="single" w:sz="2" w:space="0" w:color="000000"/>
-            <w:insideV w:val="single" w:sz="2" w:space="0" w:color="000000"/>
+            <w:top w:val="single" w:color="000000" w:sz="2" w:space="0"/>
+            <w:left w:val="single" w:color="000000" w:sz="2" w:space="0"/>
+            <w:bottom w:val="single" w:color="000000" w:sz="2" w:space="0"/>
+            <w:right w:val="single" w:color="000000" w:sz="2" w:space="0"/>
+            <w:insideH w:val="single" w:color="000000" w:sz="2" w:space="0"/>
+            <w:insideV w:val="single" w:color="000000" w:sz="2" w:space="0"/>
           </w:tblBorders>
-          <w:tblLayout w:type="fixed"/>
+          <w:tblCellMar>
+            <w:top w:w="0" w:type="dxa"/>
+            <w:left w:w="0" w:type="dxa"/>
+            <w:bottom w:w="0" w:type="dxa"/>
+            <w:right w:w="0" w:type="dxa"/>
+          </w:tblCellMar>
         </w:tblPrEx>
         <w:trPr>
-          <w:trHeight w:val="632"/>
+          <w:trHeight w:val="632" w:hRule="atLeast"/>
         </w:trPr>
         <w:tc>
           <w:tcPr>
@@ -781,14 +722,14 @@
               <w:spacing w:before="178" w:line="222" w:lineRule="auto"/>
               <w:ind w:left="230"/>
               <w:rPr>
-                <w:rFonts w:ascii="SimHei" w:eastAsia="SimHei" w:hAnsi="SimHei" w:cs="SimHei"/>
+                <w:rFonts w:ascii="黑体" w:hAnsi="黑体" w:eastAsia="黑体" w:cs="黑体"/>
                 <w:sz w:val="28"/>
                 <w:szCs w:val="28"/>
               </w:rPr>
             </w:pPr>
             <w:r>
               <w:rPr>
-                <w:rFonts w:ascii="SimHei" w:eastAsia="SimHei" w:hAnsi="SimHei" w:cs="SimHei"/>
+                <w:rFonts w:ascii="黑体" w:hAnsi="黑体" w:eastAsia="黑体" w:cs="黑体"/>
                 <w:spacing w:val="-4"/>
                 <w:sz w:val="28"/>
                 <w:szCs w:val="28"/>
@@ -806,14 +747,14 @@
               <w:spacing w:before="178" w:line="222" w:lineRule="auto"/>
               <w:ind w:left="366"/>
               <w:rPr>
-                <w:rFonts w:ascii="SimHei" w:eastAsia="SimHei" w:hAnsi="SimHei" w:cs="SimHei"/>
+                <w:rFonts w:ascii="黑体" w:hAnsi="黑体" w:eastAsia="黑体" w:cs="黑体"/>
                 <w:sz w:val="28"/>
                 <w:szCs w:val="28"/>
               </w:rPr>
             </w:pPr>
             <w:r>
               <w:rPr>
-                <w:rFonts w:ascii="SimHei" w:eastAsia="SimHei" w:hAnsi="SimHei" w:cs="SimHei"/>
+                <w:rFonts w:ascii="黑体" w:hAnsi="黑体" w:eastAsia="黑体" w:cs="黑体"/>
                 <w:spacing w:val="-3"/>
                 <w:sz w:val="28"/>
                 <w:szCs w:val="28"/>
@@ -831,14 +772,14 @@
               <w:spacing w:before="178" w:line="222" w:lineRule="auto"/>
               <w:ind w:left="434"/>
               <w:rPr>
-                <w:rFonts w:ascii="SimHei" w:eastAsia="SimHei" w:hAnsi="SimHei" w:cs="SimHei"/>
+                <w:rFonts w:ascii="黑体" w:hAnsi="黑体" w:eastAsia="黑体" w:cs="黑体"/>
                 <w:sz w:val="28"/>
                 <w:szCs w:val="28"/>
               </w:rPr>
             </w:pPr>
             <w:r>
               <w:rPr>
-                <w:rFonts w:ascii="SimHei" w:eastAsia="SimHei" w:hAnsi="SimHei" w:cs="SimHei"/>
+                <w:rFonts w:ascii="黑体" w:hAnsi="黑体" w:eastAsia="黑体" w:cs="黑体"/>
                 <w:spacing w:val="-3"/>
                 <w:sz w:val="28"/>
                 <w:szCs w:val="28"/>
@@ -856,14 +797,14 @@
               <w:spacing w:before="178" w:line="223" w:lineRule="auto"/>
               <w:ind w:left="444"/>
               <w:rPr>
-                <w:rFonts w:ascii="SimHei" w:eastAsia="SimHei" w:hAnsi="SimHei" w:cs="SimHei"/>
+                <w:rFonts w:ascii="黑体" w:hAnsi="黑体" w:eastAsia="黑体" w:cs="黑体"/>
                 <w:sz w:val="28"/>
                 <w:szCs w:val="28"/>
               </w:rPr>
             </w:pPr>
             <w:r>
               <w:rPr>
-                <w:rFonts w:ascii="SimHei" w:eastAsia="SimHei" w:hAnsi="SimHei" w:cs="SimHei"/>
+                <w:rFonts w:ascii="黑体" w:hAnsi="黑体" w:eastAsia="黑体" w:cs="黑体"/>
                 <w:spacing w:val="-6"/>
                 <w:sz w:val="28"/>
                 <w:szCs w:val="28"/>
@@ -881,14 +822,14 @@
               <w:spacing w:before="177" w:line="222" w:lineRule="auto"/>
               <w:ind w:left="332"/>
               <w:rPr>
-                <w:rFonts w:ascii="SimHei" w:eastAsia="SimHei" w:hAnsi="SimHei" w:cs="SimHei"/>
+                <w:rFonts w:ascii="黑体" w:hAnsi="黑体" w:eastAsia="黑体" w:cs="黑体"/>
                 <w:sz w:val="28"/>
                 <w:szCs w:val="28"/>
               </w:rPr>
             </w:pPr>
             <w:r>
               <w:rPr>
-                <w:rFonts w:ascii="SimHei" w:eastAsia="SimHei" w:hAnsi="SimHei" w:cs="SimHei"/>
+                <w:rFonts w:ascii="黑体" w:hAnsi="黑体" w:eastAsia="黑体" w:cs="黑体"/>
                 <w:spacing w:val="-2"/>
                 <w:sz w:val="28"/>
                 <w:szCs w:val="28"/>
@@ -900,12 +841,23 @@
       </w:tr>
       <w:tr>
         <w:tblPrEx>
-          <w:tblW w:w="8508" w:type="dxa"/>
-          <w:tblInd w:w="142" w:type="dxa"/>
-          <w:tblLayout w:type="fixed"/>
+          <w:tblBorders>
+            <w:top w:val="single" w:color="000000" w:sz="2" w:space="0"/>
+            <w:left w:val="single" w:color="000000" w:sz="2" w:space="0"/>
+            <w:bottom w:val="single" w:color="000000" w:sz="2" w:space="0"/>
+            <w:right w:val="single" w:color="000000" w:sz="2" w:space="0"/>
+            <w:insideH w:val="single" w:color="000000" w:sz="2" w:space="0"/>
+            <w:insideV w:val="single" w:color="000000" w:sz="2" w:space="0"/>
+          </w:tblBorders>
+          <w:tblCellMar>
+            <w:top w:w="0" w:type="dxa"/>
+            <w:left w:w="0" w:type="dxa"/>
+            <w:bottom w:w="0" w:type="dxa"/>
+            <w:right w:w="0" w:type="dxa"/>
+          </w:tblCellMar>
         </w:tblPrEx>
         <w:trPr>
-          <w:trHeight w:val="865"/>
+          <w:trHeight w:val="865" w:hRule="atLeast"/>
         </w:trPr>
         <w:tc>
           <w:tcPr>
@@ -916,14 +868,14 @@
               <w:spacing w:before="177" w:line="241" w:lineRule="auto"/>
               <w:ind w:left="311"/>
               <w:rPr>
-                <w:rFonts w:ascii="SimHei" w:eastAsia="SimHei" w:hAnsi="SimHei" w:cs="SimHei"/>
+                <w:rFonts w:ascii="黑体" w:hAnsi="黑体" w:eastAsia="黑体" w:cs="黑体"/>
                 <w:sz w:val="28"/>
                 <w:szCs w:val="28"/>
               </w:rPr>
             </w:pPr>
             <w:r>
               <w:rPr>
-                <w:rFonts w:ascii="SimHei" w:eastAsia="SimHei" w:hAnsi="SimHei" w:cs="SimHei"/>
+                <w:rFonts w:ascii="黑体" w:hAnsi="黑体" w:eastAsia="黑体" w:cs="黑体"/>
                 <w:spacing w:val="-1"/>
                 <w:sz w:val="28"/>
                 <w:szCs w:val="28"/>
@@ -941,14 +893,14 @@
               <w:spacing w:before="178" w:line="223" w:lineRule="auto"/>
               <w:ind w:left="560" w:right="26" w:hanging="420"/>
               <w:rPr>
-                <w:rFonts w:ascii="SimHei" w:eastAsia="SimHei" w:hAnsi="SimHei" w:cs="SimHei"/>
+                <w:rFonts w:ascii="黑体" w:hAnsi="黑体" w:eastAsia="黑体" w:cs="黑体"/>
                 <w:sz w:val="28"/>
                 <w:szCs w:val="28"/>
               </w:rPr>
             </w:pPr>
             <w:r>
               <w:rPr>
-                <w:rFonts w:ascii="SimHei" w:eastAsia="SimHei" w:hAnsi="SimHei" w:cs="SimHei"/>
+                <w:rFonts w:ascii="黑体" w:hAnsi="黑体" w:eastAsia="黑体" w:cs="黑体"/>
                 <w:spacing w:val="-2"/>
                 <w:sz w:val="28"/>
                 <w:szCs w:val="28"/>
@@ -957,7 +909,7 @@
             </w:r>
             <w:r>
               <w:rPr>
-                <w:rFonts w:ascii="SimHei" w:eastAsia="SimHei" w:hAnsi="SimHei" w:cs="SimHei"/>
+                <w:rFonts w:ascii="黑体" w:hAnsi="黑体" w:eastAsia="黑体" w:cs="黑体"/>
                 <w:spacing w:val="-3"/>
                 <w:sz w:val="28"/>
                 <w:szCs w:val="28"/>
@@ -975,14 +927,14 @@
               <w:spacing w:before="177" w:line="222" w:lineRule="auto"/>
               <w:ind w:left="440"/>
               <w:rPr>
-                <w:rFonts w:ascii="SimHei" w:eastAsia="SimHei" w:hAnsi="SimHei" w:cs="SimHei"/>
+                <w:rFonts w:ascii="黑体" w:hAnsi="黑体" w:eastAsia="黑体" w:cs="黑体"/>
                 <w:sz w:val="28"/>
                 <w:szCs w:val="28"/>
               </w:rPr>
             </w:pPr>
             <w:r>
               <w:rPr>
-                <w:rFonts w:ascii="SimHei" w:eastAsia="SimHei" w:hAnsi="SimHei" w:cs="SimHei"/>
+                <w:rFonts w:ascii="黑体" w:hAnsi="黑体" w:eastAsia="黑体" w:cs="黑体"/>
                 <w:spacing w:val="-5"/>
                 <w:sz w:val="28"/>
                 <w:szCs w:val="28"/>
@@ -1000,14 +952,14 @@
               <w:spacing w:before="177" w:line="222" w:lineRule="auto"/>
               <w:ind w:left="495"/>
               <w:rPr>
-                <w:rFonts w:ascii="SimHei" w:eastAsia="SimHei" w:hAnsi="SimHei" w:cs="SimHei"/>
+                <w:rFonts w:ascii="黑体" w:hAnsi="黑体" w:eastAsia="黑体" w:cs="黑体"/>
                 <w:sz w:val="28"/>
                 <w:szCs w:val="28"/>
               </w:rPr>
             </w:pPr>
             <w:r>
               <w:rPr>
-                <w:rFonts w:ascii="SimHei" w:eastAsia="SimHei" w:hAnsi="SimHei" w:cs="SimHei"/>
+                <w:rFonts w:ascii="黑体" w:hAnsi="黑体" w:eastAsia="黑体" w:cs="黑体"/>
                 <w:spacing w:val="-5"/>
                 <w:sz w:val="28"/>
                 <w:szCs w:val="28"/>
@@ -1025,31 +977,72 @@
               <w:spacing w:before="177" w:line="241" w:lineRule="auto"/>
               <w:ind w:left="263"/>
               <w:rPr>
-                <w:rFonts w:ascii="SimHei" w:eastAsia="SimHei" w:hAnsi="SimHei" w:cs="SimHei"/>
+                <w:rFonts w:hint="default" w:ascii="黑体" w:hAnsi="黑体" w:eastAsia="黑体" w:cs="黑体"/>
                 <w:sz w:val="28"/>
                 <w:szCs w:val="28"/>
-              </w:rPr>
-            </w:pPr>
-            <w:r>
-              <w:rPr>
-                <w:rFonts w:ascii="SimHei" w:eastAsia="SimHei" w:hAnsi="SimHei" w:cs="SimHei"/>
+                <w:lang w:val="en-US" w:eastAsia="zh-CN"/>
+              </w:rPr>
+            </w:pPr>
+            <w:r>
+              <w:rPr>
+                <w:rFonts w:ascii="黑体" w:hAnsi="黑体" w:eastAsia="黑体" w:cs="黑体"/>
                 <w:spacing w:val="-1"/>
                 <w:sz w:val="28"/>
                 <w:szCs w:val="28"/>
               </w:rPr>
-              <w:t>2025.4.29</w:t>
+              <w:t>2025.</w:t>
+            </w:r>
+            <w:r>
+              <w:rPr>
+                <w:rFonts w:hint="eastAsia" w:ascii="黑体" w:hAnsi="黑体" w:eastAsia="黑体" w:cs="黑体"/>
+                <w:spacing w:val="-1"/>
+                <w:sz w:val="28"/>
+                <w:szCs w:val="28"/>
+                <w:lang w:val="en-US" w:eastAsia="zh-CN"/>
+              </w:rPr>
+              <w:t>9</w:t>
+            </w:r>
+            <w:r>
+              <w:rPr>
+                <w:rFonts w:ascii="黑体" w:hAnsi="黑体" w:eastAsia="黑体" w:cs="黑体"/>
+                <w:spacing w:val="-1"/>
+                <w:sz w:val="28"/>
+                <w:szCs w:val="28"/>
+              </w:rPr>
+              <w:t>.</w:t>
+            </w:r>
+            <w:r>
+              <w:rPr>
+                <w:rFonts w:hint="eastAsia" w:ascii="黑体" w:hAnsi="黑体" w:eastAsia="黑体" w:cs="黑体"/>
+                <w:spacing w:val="-1"/>
+                <w:sz w:val="28"/>
+                <w:szCs w:val="28"/>
+                <w:lang w:val="en-US" w:eastAsia="zh-CN"/>
+              </w:rPr>
+              <w:t>10</w:t>
             </w:r>
           </w:p>
         </w:tc>
       </w:tr>
       <w:tr>
         <w:tblPrEx>
-          <w:tblW w:w="8508" w:type="dxa"/>
-          <w:tblInd w:w="142" w:type="dxa"/>
-          <w:tblLayout w:type="fixed"/>
+          <w:tblBorders>
+            <w:top w:val="single" w:color="000000" w:sz="2" w:space="0"/>
+            <w:left w:val="single" w:color="000000" w:sz="2" w:space="0"/>
+            <w:bottom w:val="single" w:color="000000" w:sz="2" w:space="0"/>
+            <w:right w:val="single" w:color="000000" w:sz="2" w:space="0"/>
+            <w:insideH w:val="single" w:color="000000" w:sz="2" w:space="0"/>
+            <w:insideV w:val="single" w:color="000000" w:sz="2" w:space="0"/>
+          </w:tblBorders>
+          <w:tblCellMar>
+            <w:top w:w="0" w:type="dxa"/>
+            <w:left w:w="0" w:type="dxa"/>
+            <w:bottom w:w="0" w:type="dxa"/>
+            <w:right w:w="0" w:type="dxa"/>
+          </w:tblCellMar>
         </w:tblPrEx>
         <w:trPr>
-          <w:trHeight w:val="628"/>
+          <w:trHeight w:val="628" w:hRule="atLeast"/>
         </w:trPr>
         <w:tc>
           <w:tcPr>
@@ -1057,7 +1050,7 @@
           </w:tcPr>
           <w:p>
             <w:pPr>
-              <w:pStyle w:val="TableText"/>
+              <w:pStyle w:val="6"/>
             </w:pPr>
           </w:p>
         </w:tc>
@@ -1067,7 +1060,7 @@
           </w:tcPr>
           <w:p>
             <w:pPr>
-              <w:pStyle w:val="TableText"/>
+              <w:pStyle w:val="6"/>
             </w:pPr>
           </w:p>
         </w:tc>
@@ -1077,7 +1070,7 @@
           </w:tcPr>
           <w:p>
             <w:pPr>
-              <w:pStyle w:val="TableText"/>
+              <w:pStyle w:val="6"/>
             </w:pPr>
           </w:p>
         </w:tc>
@@ -1087,7 +1080,7 @@
           </w:tcPr>
           <w:p>
             <w:pPr>
-              <w:pStyle w:val="TableText"/>
+              <w:pStyle w:val="6"/>
             </w:pPr>
           </w:p>
         </w:tc>
@@ -1097,19 +1090,30 @@
           </w:tcPr>
           <w:p>
             <w:pPr>
-              <w:pStyle w:val="TableText"/>
+              <w:pStyle w:val="6"/>
             </w:pPr>
           </w:p>
         </w:tc>
       </w:tr>
       <w:tr>
         <w:tblPrEx>
-          <w:tblW w:w="8508" w:type="dxa"/>
-          <w:tblInd w:w="142" w:type="dxa"/>
-          <w:tblLayout w:type="fixed"/>
+          <w:tblBorders>
+            <w:top w:val="single" w:color="000000" w:sz="2" w:space="0"/>
+            <w:left w:val="single" w:color="000000" w:sz="2" w:space="0"/>
+            <w:bottom w:val="single" w:color="000000" w:sz="2" w:space="0"/>
+            <w:right w:val="single" w:color="000000" w:sz="2" w:space="0"/>
+            <w:insideH w:val="single" w:color="000000" w:sz="2" w:space="0"/>
+            <w:insideV w:val="single" w:color="000000" w:sz="2" w:space="0"/>
+          </w:tblBorders>
+          <w:tblCellMar>
+            <w:top w:w="0" w:type="dxa"/>
+            <w:left w:w="0" w:type="dxa"/>
+            <w:bottom w:w="0" w:type="dxa"/>
+            <w:right w:w="0" w:type="dxa"/>
+          </w:tblCellMar>
         </w:tblPrEx>
         <w:trPr>
-          <w:trHeight w:val="628"/>
+          <w:trHeight w:val="628" w:hRule="atLeast"/>
         </w:trPr>
         <w:tc>
           <w:tcPr>
@@ -1117,7 +1121,7 @@
           </w:tcPr>
           <w:p>
             <w:pPr>
-              <w:pStyle w:val="TableText"/>
+              <w:pStyle w:val="6"/>
             </w:pPr>
           </w:p>
         </w:tc>
@@ -1127,7 +1131,7 @@
           </w:tcPr>
           <w:p>
             <w:pPr>
-              <w:pStyle w:val="TableText"/>
+              <w:pStyle w:val="6"/>
             </w:pPr>
           </w:p>
         </w:tc>
@@ -1137,7 +1141,7 @@
           </w:tcPr>
           <w:p>
             <w:pPr>
-              <w:pStyle w:val="TableText"/>
+              <w:pStyle w:val="6"/>
             </w:pPr>
           </w:p>
         </w:tc>
@@ -1147,7 +1151,7 @@
           </w:tcPr>
           <w:p>
             <w:pPr>
-              <w:pStyle w:val="TableText"/>
+              <w:pStyle w:val="6"/>
             </w:pPr>
           </w:p>
         </w:tc>
@@ -1157,19 +1161,30 @@
           </w:tcPr>
           <w:p>
             <w:pPr>
-              <w:pStyle w:val="TableText"/>
+              <w:pStyle w:val="6"/>
             </w:pPr>
           </w:p>
         </w:tc>
       </w:tr>
       <w:tr>
         <w:tblPrEx>
-          <w:tblW w:w="8508" w:type="dxa"/>
-          <w:tblInd w:w="142" w:type="dxa"/>
-          <w:tblLayout w:type="fixed"/>
+          <w:tblBorders>
+            <w:top w:val="single" w:color="000000" w:sz="2" w:space="0"/>
+            <w:left w:val="single" w:color="000000" w:sz="2" w:space="0"/>
+            <w:bottom w:val="single" w:color="000000" w:sz="2" w:space="0"/>
+            <w:right w:val="single" w:color="000000" w:sz="2" w:space="0"/>
+            <w:insideH w:val="single" w:color="000000" w:sz="2" w:space="0"/>
+            <w:insideV w:val="single" w:color="000000" w:sz="2" w:space="0"/>
+          </w:tblBorders>
+          <w:tblCellMar>
+            <w:top w:w="0" w:type="dxa"/>
+            <w:left w:w="0" w:type="dxa"/>
+            <w:bottom w:w="0" w:type="dxa"/>
+            <w:right w:w="0" w:type="dxa"/>
+          </w:tblCellMar>
         </w:tblPrEx>
         <w:trPr>
-          <w:trHeight w:val="628"/>
+          <w:trHeight w:val="628" w:hRule="atLeast"/>
         </w:trPr>
         <w:tc>
           <w:tcPr>
@@ -1177,7 +1192,7 @@
           </w:tcPr>
           <w:p>
             <w:pPr>
-              <w:pStyle w:val="TableText"/>
+              <w:pStyle w:val="6"/>
             </w:pPr>
           </w:p>
         </w:tc>
@@ -1187,7 +1202,7 @@
           </w:tcPr>
           <w:p>
             <w:pPr>
-              <w:pStyle w:val="TableText"/>
+              <w:pStyle w:val="6"/>
             </w:pPr>
           </w:p>
         </w:tc>
@@ -1197,7 +1212,7 @@
           </w:tcPr>
           <w:p>
             <w:pPr>
-              <w:pStyle w:val="TableText"/>
+              <w:pStyle w:val="6"/>
             </w:pPr>
           </w:p>
         </w:tc>
@@ -1207,7 +1222,7 @@
           </w:tcPr>
           <w:p>
             <w:pPr>
-              <w:pStyle w:val="TableText"/>
+              <w:pStyle w:val="6"/>
             </w:pPr>
           </w:p>
         </w:tc>
@@ -1217,19 +1232,30 @@
           </w:tcPr>
           <w:p>
             <w:pPr>
-              <w:pStyle w:val="TableText"/>
+              <w:pStyle w:val="6"/>
             </w:pPr>
           </w:p>
         </w:tc>
       </w:tr>
       <w:tr>
         <w:tblPrEx>
-          <w:tblW w:w="8508" w:type="dxa"/>
-          <w:tblInd w:w="142" w:type="dxa"/>
-          <w:tblLayout w:type="fixed"/>
+          <w:tblBorders>
+            <w:top w:val="single" w:color="000000" w:sz="2" w:space="0"/>
+            <w:left w:val="single" w:color="000000" w:sz="2" w:space="0"/>
+            <w:bottom w:val="single" w:color="000000" w:sz="2" w:space="0"/>
+            <w:right w:val="single" w:color="000000" w:sz="2" w:space="0"/>
+            <w:insideH w:val="single" w:color="000000" w:sz="2" w:space="0"/>
+            <w:insideV w:val="single" w:color="000000" w:sz="2" w:space="0"/>
+          </w:tblBorders>
+          <w:tblCellMar>
+            <w:top w:w="0" w:type="dxa"/>
+            <w:left w:w="0" w:type="dxa"/>
+            <w:bottom w:w="0" w:type="dxa"/>
+            <w:right w:w="0" w:type="dxa"/>
+          </w:tblCellMar>
         </w:tblPrEx>
         <w:trPr>
-          <w:trHeight w:val="628"/>
+          <w:trHeight w:val="628" w:hRule="atLeast"/>
         </w:trPr>
         <w:tc>
           <w:tcPr>
@@ -1237,7 +1263,7 @@
           </w:tcPr>
           <w:p>
             <w:pPr>
-              <w:pStyle w:val="TableText"/>
+              <w:pStyle w:val="6"/>
             </w:pPr>
           </w:p>
         </w:tc>
@@ -1247,7 +1273,7 @@
           </w:tcPr>
           <w:p>
             <w:pPr>
-              <w:pStyle w:val="TableText"/>
+              <w:pStyle w:val="6"/>
             </w:pPr>
           </w:p>
         </w:tc>
@@ -1257,7 +1283,7 @@
           </w:tcPr>
           <w:p>
             <w:pPr>
-              <w:pStyle w:val="TableText"/>
+              <w:pStyle w:val="6"/>
             </w:pPr>
           </w:p>
         </w:tc>
@@ -1267,7 +1293,7 @@
           </w:tcPr>
           <w:p>
             <w:pPr>
-              <w:pStyle w:val="TableText"/>
+              <w:pStyle w:val="6"/>
             </w:pPr>
           </w:p>
         </w:tc>
@@ -1277,19 +1303,30 @@
           </w:tcPr>
           <w:p>
             <w:pPr>
-              <w:pStyle w:val="TableText"/>
+              <w:pStyle w:val="6"/>
             </w:pPr>
           </w:p>
         </w:tc>
       </w:tr>
       <w:tr>
         <w:tblPrEx>
-          <w:tblW w:w="8508" w:type="dxa"/>
-          <w:tblInd w:w="142" w:type="dxa"/>
-          <w:tblLayout w:type="fixed"/>
+          <w:tblBorders>
+            <w:top w:val="single" w:color="000000" w:sz="2" w:space="0"/>
+            <w:left w:val="single" w:color="000000" w:sz="2" w:space="0"/>
+            <w:bottom w:val="single" w:color="000000" w:sz="2" w:space="0"/>
+            <w:right w:val="single" w:color="000000" w:sz="2" w:space="0"/>
+            <w:insideH w:val="single" w:color="000000" w:sz="2" w:space="0"/>
+            <w:insideV w:val="single" w:color="000000" w:sz="2" w:space="0"/>
+          </w:tblBorders>
+          <w:tblCellMar>
+            <w:top w:w="0" w:type="dxa"/>
+            <w:left w:w="0" w:type="dxa"/>
+            <w:bottom w:w="0" w:type="dxa"/>
+            <w:right w:w="0" w:type="dxa"/>
+          </w:tblCellMar>
         </w:tblPrEx>
         <w:trPr>
-          <w:trHeight w:val="627"/>
+          <w:trHeight w:val="627" w:hRule="atLeast"/>
         </w:trPr>
         <w:tc>
           <w:tcPr>
@@ -1297,7 +1334,7 @@
           </w:tcPr>
           <w:p>
             <w:pPr>
-              <w:pStyle w:val="TableText"/>
+              <w:pStyle w:val="6"/>
             </w:pPr>
           </w:p>
         </w:tc>
@@ -1307,7 +1344,7 @@
           </w:tcPr>
           <w:p>
             <w:pPr>
-              <w:pStyle w:val="TableText"/>
+              <w:pStyle w:val="6"/>
             </w:pPr>
           </w:p>
         </w:tc>
@@ -1317,7 +1354,7 @@
           </w:tcPr>
           <w:p>
             <w:pPr>
-              <w:pStyle w:val="TableText"/>
+              <w:pStyle w:val="6"/>
             </w:pPr>
           </w:p>
         </w:tc>
@@ -1327,7 +1364,7 @@
           </w:tcPr>
           <w:p>
             <w:pPr>
-              <w:pStyle w:val="TableText"/>
+              <w:pStyle w:val="6"/>
             </w:pPr>
           </w:p>
         </w:tc>
@@ -1337,19 +1374,30 @@
           </w:tcPr>
           <w:p>
             <w:pPr>
-              <w:pStyle w:val="TableText"/>
+              <w:pStyle w:val="6"/>
             </w:pPr>
           </w:p>
         </w:tc>
       </w:tr>
       <w:tr>
         <w:tblPrEx>
-          <w:tblW w:w="8508" w:type="dxa"/>
-          <w:tblInd w:w="142" w:type="dxa"/>
-          <w:tblLayout w:type="fixed"/>
+          <w:tblBorders>
+            <w:top w:val="single" w:color="000000" w:sz="2" w:space="0"/>
+            <w:left w:val="single" w:color="000000" w:sz="2" w:space="0"/>
+            <w:bottom w:val="single" w:color="000000" w:sz="2" w:space="0"/>
+            <w:right w:val="single" w:color="000000" w:sz="2" w:space="0"/>
+            <w:insideH w:val="single" w:color="000000" w:sz="2" w:space="0"/>
+            <w:insideV w:val="single" w:color="000000" w:sz="2" w:space="0"/>
+          </w:tblBorders>
+          <w:tblCellMar>
+            <w:top w:w="0" w:type="dxa"/>
+            <w:left w:w="0" w:type="dxa"/>
+            <w:bottom w:w="0" w:type="dxa"/>
+            <w:right w:w="0" w:type="dxa"/>
+          </w:tblCellMar>
         </w:tblPrEx>
         <w:trPr>
-          <w:trHeight w:val="629"/>
+          <w:trHeight w:val="629" w:hRule="atLeast"/>
         </w:trPr>
         <w:tc>
           <w:tcPr>
@@ -1357,7 +1405,7 @@
           </w:tcPr>
           <w:p>
             <w:pPr>
-              <w:pStyle w:val="TableText"/>
+              <w:pStyle w:val="6"/>
             </w:pPr>
           </w:p>
         </w:tc>
@@ -1367,7 +1415,7 @@
           </w:tcPr>
           <w:p>
             <w:pPr>
-              <w:pStyle w:val="TableText"/>
+              <w:pStyle w:val="6"/>
             </w:pPr>
           </w:p>
         </w:tc>
@@ -1377,7 +1425,7 @@
           </w:tcPr>
           <w:p>
             <w:pPr>
-              <w:pStyle w:val="TableText"/>
+              <w:pStyle w:val="6"/>
             </w:pPr>
           </w:p>
         </w:tc>
@@ -1387,7 +1435,7 @@
           </w:tcPr>
           <w:p>
             <w:pPr>
-              <w:pStyle w:val="TableText"/>
+              <w:pStyle w:val="6"/>
             </w:pPr>
           </w:p>
         </w:tc>
@@ -1397,19 +1445,30 @@
           </w:tcPr>
           <w:p>
             <w:pPr>
-              <w:pStyle w:val="TableText"/>
+              <w:pStyle w:val="6"/>
             </w:pPr>
           </w:p>
         </w:tc>
       </w:tr>
       <w:tr>
         <w:tblPrEx>
-          <w:tblW w:w="8508" w:type="dxa"/>
-          <w:tblInd w:w="142" w:type="dxa"/>
-          <w:tblLayout w:type="fixed"/>
+          <w:tblBorders>
+            <w:top w:val="single" w:color="000000" w:sz="2" w:space="0"/>
+            <w:left w:val="single" w:color="000000" w:sz="2" w:space="0"/>
+            <w:bottom w:val="single" w:color="000000" w:sz="2" w:space="0"/>
+            <w:right w:val="single" w:color="000000" w:sz="2" w:space="0"/>
+            <w:insideH w:val="single" w:color="000000" w:sz="2" w:space="0"/>
+            <w:insideV w:val="single" w:color="000000" w:sz="2" w:space="0"/>
+          </w:tblBorders>
+          <w:tblCellMar>
+            <w:top w:w="0" w:type="dxa"/>
+            <w:left w:w="0" w:type="dxa"/>
+            <w:bottom w:w="0" w:type="dxa"/>
+            <w:right w:w="0" w:type="dxa"/>
+          </w:tblCellMar>
         </w:tblPrEx>
         <w:trPr>
-          <w:trHeight w:val="627"/>
+          <w:trHeight w:val="627" w:hRule="atLeast"/>
         </w:trPr>
         <w:tc>
           <w:tcPr>
@@ -1417,7 +1476,7 @@
           </w:tcPr>
           <w:p>
             <w:pPr>
-              <w:pStyle w:val="TableText"/>
+              <w:pStyle w:val="6"/>
             </w:pPr>
           </w:p>
         </w:tc>
@@ -1427,7 +1486,7 @@
           </w:tcPr>
           <w:p>
             <w:pPr>
-              <w:pStyle w:val="TableText"/>
+              <w:pStyle w:val="6"/>
             </w:pPr>
           </w:p>
         </w:tc>
@@ -1437,7 +1496,7 @@
           </w:tcPr>
           <w:p>
             <w:pPr>
-              <w:pStyle w:val="TableText"/>
+              <w:pStyle w:val="6"/>
             </w:pPr>
           </w:p>
         </w:tc>
@@ -1447,7 +1506,7 @@
           </w:tcPr>
           <w:p>
             <w:pPr>
-              <w:pStyle w:val="TableText"/>
+              <w:pStyle w:val="6"/>
             </w:pPr>
           </w:p>
         </w:tc>
@@ -1457,19 +1516,30 @@
           </w:tcPr>
           <w:p>
             <w:pPr>
-              <w:pStyle w:val="TableText"/>
+              <w:pStyle w:val="6"/>
             </w:pPr>
           </w:p>
         </w:tc>
       </w:tr>
       <w:tr>
         <w:tblPrEx>
-          <w:tblW w:w="8508" w:type="dxa"/>
-          <w:tblInd w:w="142" w:type="dxa"/>
-          <w:tblLayout w:type="fixed"/>
+          <w:tblBorders>
+            <w:top w:val="single" w:color="000000" w:sz="2" w:space="0"/>
+            <w:left w:val="single" w:color="000000" w:sz="2" w:space="0"/>
+            <w:bottom w:val="single" w:color="000000" w:sz="2" w:space="0"/>
+            <w:right w:val="single" w:color="000000" w:sz="2" w:space="0"/>
+            <w:insideH w:val="single" w:color="000000" w:sz="2" w:space="0"/>
+            <w:insideV w:val="single" w:color="000000" w:sz="2" w:space="0"/>
+          </w:tblBorders>
+          <w:tblCellMar>
+            <w:top w:w="0" w:type="dxa"/>
+            <w:left w:w="0" w:type="dxa"/>
+            <w:bottom w:w="0" w:type="dxa"/>
+            <w:right w:w="0" w:type="dxa"/>
+          </w:tblCellMar>
         </w:tblPrEx>
         <w:trPr>
-          <w:trHeight w:val="632"/>
+          <w:trHeight w:val="632" w:hRule="atLeast"/>
         </w:trPr>
         <w:tc>
           <w:tcPr>
@@ -1477,7 +1547,7 @@
           </w:tcPr>
           <w:p>
             <w:pPr>
-              <w:pStyle w:val="TableText"/>
+              <w:pStyle w:val="6"/>
             </w:pPr>
           </w:p>
         </w:tc>
@@ -1487,7 +1557,7 @@
           </w:tcPr>
           <w:p>
             <w:pPr>
-              <w:pStyle w:val="TableText"/>
+              <w:pStyle w:val="6"/>
             </w:pPr>
           </w:p>
         </w:tc>
@@ -1497,7 +1567,7 @@
           </w:tcPr>
           <w:p>
             <w:pPr>
-              <w:pStyle w:val="TableText"/>
+              <w:pStyle w:val="6"/>
             </w:pPr>
           </w:p>
         </w:tc>
@@ -1507,7 +1577,7 @@
           </w:tcPr>
           <w:p>
             <w:pPr>
-              <w:pStyle w:val="TableText"/>
+              <w:pStyle w:val="6"/>
             </w:pPr>
           </w:p>
         </w:tc>
@@ -1517,7 +1587,7 @@
           </w:tcPr>
           <w:p>
             <w:pPr>
-              <w:pStyle w:val="TableText"/>
+              <w:pStyle w:val="6"/>
             </w:pPr>
           </w:p>
         </w:tc>
@@ -1525,16 +1595,16 @@
     </w:tbl>
     <w:p>
       <w:pPr>
-        <w:pStyle w:val="BodyText"/>
+        <w:pStyle w:val="2"/>
       </w:pPr>
     </w:p>
     <w:p>
       <w:pPr>
         <w:sectPr>
-          <w:footerReference w:type="default" r:id="rId6"/>
+          <w:footerReference r:id="rId6" w:type="default"/>
           <w:pgSz w:w="11910" w:h="16840"/>
           <w:pgMar w:top="897" w:right="1786" w:bottom="1110" w:left="1438" w:header="0" w:footer="875" w:gutter="0"/>
-          <w:cols w:space="720"/>
+          <w:cols w:space="720" w:num="1"/>
         </w:sectPr>
       </w:pPr>
     </w:p>
@@ -1549,7 +1619,7 @@
         </w:rPr>
         <w:drawing>
           <wp:inline distT="0" distB="0" distL="0" distR="0">
-            <wp:extent cx="766952" cy="281020"/>
+            <wp:extent cx="766445" cy="280670"/>
             <wp:effectExtent l="0" t="0" r="0" b="0"/>
             <wp:docPr id="6" name="IM 6"/>
             <wp:cNvGraphicFramePr/>
@@ -1561,13 +1631,13 @@
                     <pic:cNvPicPr/>
                   </pic:nvPicPr>
                   <pic:blipFill>
-                    <a:blip xmlns:r="http://schemas.openxmlformats.org/officeDocument/2006/relationships" r:embed="rId4"/>
+                    <a:blip r:embed="rId10"/>
                     <a:stretch>
                       <a:fillRect/>
                     </a:stretch>
                   </pic:blipFill>
                   <pic:spPr>
-                    <a:xfrm rot="0">
+                    <a:xfrm>
                       <a:off x="0" y="0"/>
                       <a:ext cx="766952" cy="281020"/>
                     </a:xfrm>
@@ -1589,38 +1659,47 @@
     </w:p>
     <w:tbl>
       <w:tblPr>
-        <w:tblStyle w:val="TableNormal"/>
+        <w:tblStyle w:val="5"/>
         <w:tblW w:w="9035" w:type="dxa"/>
         <w:tblInd w:w="2" w:type="dxa"/>
         <w:tblBorders>
-          <w:top w:val="single" w:sz="2" w:space="0" w:color="000000"/>
-          <w:left w:val="single" w:sz="2" w:space="0" w:color="000000"/>
-          <w:bottom w:val="single" w:sz="2" w:space="0" w:color="000000"/>
-          <w:right w:val="single" w:sz="2" w:space="0" w:color="000000"/>
-          <w:insideH w:val="single" w:sz="2" w:space="0" w:color="000000"/>
-          <w:insideV w:val="single" w:sz="2" w:space="0" w:color="000000"/>
+          <w:top w:val="single" w:color="000000" w:sz="2" w:space="0"/>
+          <w:left w:val="single" w:color="000000" w:sz="2" w:space="0"/>
+          <w:bottom w:val="single" w:color="000000" w:sz="2" w:space="0"/>
+          <w:right w:val="single" w:color="000000" w:sz="2" w:space="0"/>
+          <w:insideH w:val="single" w:color="000000" w:sz="2" w:space="0"/>
+          <w:insideV w:val="single" w:color="000000" w:sz="2" w:space="0"/>
         </w:tblBorders>
         <w:tblLayout w:type="fixed"/>
+        <w:tblCellMar>
+          <w:top w:w="0" w:type="dxa"/>
+          <w:left w:w="0" w:type="dxa"/>
+          <w:bottom w:w="0" w:type="dxa"/>
+          <w:right w:w="0" w:type="dxa"/>
+        </w:tblCellMar>
       </w:tblPr>
       <w:tblGrid>
         <w:gridCol w:w="9035"/>
       </w:tblGrid>
       <w:tr>
         <w:tblPrEx>
-          <w:tblW w:w="9035" w:type="dxa"/>
-          <w:tblInd w:w="2" w:type="dxa"/>
           <w:tblBorders>
-            <w:top w:val="single" w:sz="2" w:space="0" w:color="000000"/>
-            <w:left w:val="single" w:sz="2" w:space="0" w:color="000000"/>
-            <w:bottom w:val="single" w:sz="2" w:space="0" w:color="000000"/>
-            <w:right w:val="single" w:sz="2" w:space="0" w:color="000000"/>
-            <w:insideH w:val="single" w:sz="2" w:space="0" w:color="000000"/>
-            <w:insideV w:val="single" w:sz="2" w:space="0" w:color="000000"/>
+            <w:top w:val="single" w:color="000000" w:sz="2" w:space="0"/>
+            <w:left w:val="single" w:color="000000" w:sz="2" w:space="0"/>
+            <w:bottom w:val="single" w:color="000000" w:sz="2" w:space="0"/>
+            <w:right w:val="single" w:color="000000" w:sz="2" w:space="0"/>
+            <w:insideH w:val="single" w:color="000000" w:sz="2" w:space="0"/>
+            <w:insideV w:val="single" w:color="000000" w:sz="2" w:space="0"/>
           </w:tblBorders>
-          <w:tblLayout w:type="fixed"/>
+          <w:tblCellMar>
+            <w:top w:w="0" w:type="dxa"/>
+            <w:left w:w="0" w:type="dxa"/>
+            <w:bottom w:w="0" w:type="dxa"/>
+            <w:right w:w="0" w:type="dxa"/>
+          </w:tblCellMar>
         </w:tblPrEx>
         <w:trPr>
-          <w:trHeight w:val="2667"/>
+          <w:trHeight w:val="2667" w:hRule="atLeast"/>
         </w:trPr>
         <w:tc>
           <w:tcPr>
@@ -1631,14 +1710,14 @@
               <w:spacing w:before="119" w:line="220" w:lineRule="auto"/>
               <w:ind w:left="137"/>
               <w:rPr>
-                <w:rFonts w:ascii="SimSun" w:eastAsia="SimSun" w:hAnsi="SimSun" w:cs="SimSun"/>
-                <w:sz w:val="24"/>
-                <w:szCs w:val="24"/>
-              </w:rPr>
-            </w:pPr>
-            <w:r>
-              <w:rPr>
-                <w:rFonts w:ascii="SimSun" w:eastAsia="SimSun" w:hAnsi="SimSun" w:cs="SimSun"/>
+                <w:rFonts w:ascii="宋体" w:hAnsi="宋体" w:eastAsia="宋体" w:cs="宋体"/>
+                <w:sz w:val="24"/>
+                <w:szCs w:val="24"/>
+              </w:rPr>
+            </w:pPr>
+            <w:r>
+              <w:rPr>
+                <w:rFonts w:ascii="宋体" w:hAnsi="宋体" w:eastAsia="宋体" w:cs="宋体"/>
                 <w:b/>
                 <w:bCs/>
                 <w:spacing w:val="-6"/>
@@ -1653,14 +1732,14 @@
               <w:spacing w:before="117" w:line="219" w:lineRule="auto"/>
               <w:ind w:left="137"/>
               <w:rPr>
-                <w:rFonts w:ascii="SimSun" w:eastAsia="SimSun" w:hAnsi="SimSun" w:cs="SimSun"/>
-                <w:sz w:val="24"/>
-                <w:szCs w:val="24"/>
-              </w:rPr>
-            </w:pPr>
-            <w:r>
-              <w:rPr>
-                <w:rFonts w:ascii="SimSun" w:eastAsia="SimSun" w:hAnsi="SimSun" w:cs="SimSun"/>
+                <w:rFonts w:ascii="宋体" w:hAnsi="宋体" w:eastAsia="宋体" w:cs="宋体"/>
+                <w:sz w:val="24"/>
+                <w:szCs w:val="24"/>
+              </w:rPr>
+            </w:pPr>
+            <w:r>
+              <w:rPr>
+                <w:rFonts w:ascii="宋体" w:hAnsi="宋体" w:eastAsia="宋体" w:cs="宋体"/>
                 <w:spacing w:val="-8"/>
                 <w:sz w:val="24"/>
                 <w:szCs w:val="24"/>
@@ -1669,7 +1748,7 @@
             </w:r>
             <w:r>
               <w:rPr>
-                <w:rFonts w:ascii="SimSun" w:eastAsia="SimSun" w:hAnsi="SimSun" w:cs="SimSun"/>
+                <w:rFonts w:ascii="宋体" w:hAnsi="宋体" w:eastAsia="宋体" w:cs="宋体"/>
                 <w:spacing w:val="75"/>
                 <w:sz w:val="24"/>
                 <w:szCs w:val="24"/>
@@ -1678,7 +1757,7 @@
             </w:r>
             <w:r>
               <w:rPr>
-                <w:rFonts w:ascii="SimSun" w:eastAsia="SimSun" w:hAnsi="SimSun" w:cs="SimSun"/>
+                <w:rFonts w:ascii="宋体" w:hAnsi="宋体" w:eastAsia="宋体" w:cs="宋体"/>
                 <w:spacing w:val="-8"/>
                 <w:sz w:val="24"/>
                 <w:szCs w:val="24"/>
@@ -1691,14 +1770,14 @@
               <w:spacing w:before="119" w:line="265" w:lineRule="auto"/>
               <w:ind w:left="539" w:right="202" w:hanging="417"/>
               <w:rPr>
-                <w:rFonts w:ascii="SimSun" w:eastAsia="SimSun" w:hAnsi="SimSun" w:cs="SimSun"/>
-                <w:sz w:val="24"/>
-                <w:szCs w:val="24"/>
-              </w:rPr>
-            </w:pPr>
-            <w:r>
-              <w:rPr>
-                <w:rFonts w:ascii="SimSun" w:eastAsia="SimSun" w:hAnsi="SimSun" w:cs="SimSun"/>
+                <w:rFonts w:ascii="宋体" w:hAnsi="宋体" w:eastAsia="宋体" w:cs="宋体"/>
+                <w:sz w:val="24"/>
+                <w:szCs w:val="24"/>
+              </w:rPr>
+            </w:pPr>
+            <w:r>
+              <w:rPr>
+                <w:rFonts w:ascii="宋体" w:hAnsi="宋体" w:eastAsia="宋体" w:cs="宋体"/>
                 <w:spacing w:val="-3"/>
                 <w:sz w:val="24"/>
                 <w:szCs w:val="24"/>
@@ -1707,7 +1786,7 @@
             </w:r>
             <w:r>
               <w:rPr>
-                <w:rFonts w:ascii="SimSun" w:eastAsia="SimSun" w:hAnsi="SimSun" w:cs="SimSun"/>
+                <w:rFonts w:ascii="宋体" w:hAnsi="宋体" w:eastAsia="宋体" w:cs="宋体"/>
                 <w:spacing w:val="69"/>
                 <w:sz w:val="24"/>
                 <w:szCs w:val="24"/>
@@ -1716,7 +1795,7 @@
             </w:r>
             <w:r>
               <w:rPr>
-                <w:rFonts w:ascii="SimSun" w:eastAsia="SimSun" w:hAnsi="SimSun" w:cs="SimSun"/>
+                <w:rFonts w:ascii="宋体" w:hAnsi="宋体" w:eastAsia="宋体" w:cs="宋体"/>
                 <w:spacing w:val="-3"/>
                 <w:sz w:val="24"/>
                 <w:szCs w:val="24"/>
@@ -1725,7 +1804,7 @@
             </w:r>
             <w:r>
               <w:rPr>
-                <w:rFonts w:ascii="SimSun" w:eastAsia="SimSun" w:hAnsi="SimSun" w:cs="SimSun"/>
+                <w:rFonts w:ascii="宋体" w:hAnsi="宋体" w:eastAsia="宋体" w:cs="宋体"/>
                 <w:spacing w:val="-4"/>
                 <w:sz w:val="24"/>
                 <w:szCs w:val="24"/>
@@ -1734,7 +1813,7 @@
             </w:r>
             <w:r>
               <w:rPr>
-                <w:rFonts w:ascii="SimSun" w:eastAsia="SimSun" w:hAnsi="SimSun" w:cs="SimSun"/>
+                <w:rFonts w:ascii="宋体" w:hAnsi="宋体" w:eastAsia="宋体" w:cs="宋体"/>
                 <w:spacing w:val="-2"/>
                 <w:sz w:val="24"/>
                 <w:szCs w:val="24"/>
@@ -1747,14 +1826,14 @@
               <w:spacing w:before="121" w:line="265" w:lineRule="auto"/>
               <w:ind w:left="539" w:right="188" w:hanging="415"/>
               <w:rPr>
-                <w:rFonts w:ascii="SimSun" w:eastAsia="SimSun" w:hAnsi="SimSun" w:cs="SimSun"/>
-                <w:sz w:val="24"/>
-                <w:szCs w:val="24"/>
-              </w:rPr>
-            </w:pPr>
-            <w:r>
-              <w:rPr>
-                <w:rFonts w:ascii="SimSun" w:eastAsia="SimSun" w:hAnsi="SimSun" w:cs="SimSun"/>
+                <w:rFonts w:ascii="宋体" w:hAnsi="宋体" w:eastAsia="宋体" w:cs="宋体"/>
+                <w:sz w:val="24"/>
+                <w:szCs w:val="24"/>
+              </w:rPr>
+            </w:pPr>
+            <w:r>
+              <w:rPr>
+                <w:rFonts w:ascii="宋体" w:hAnsi="宋体" w:eastAsia="宋体" w:cs="宋体"/>
                 <w:spacing w:val="-3"/>
                 <w:sz w:val="24"/>
                 <w:szCs w:val="24"/>
@@ -1763,7 +1842,7 @@
             </w:r>
             <w:r>
               <w:rPr>
-                <w:rFonts w:ascii="SimSun" w:eastAsia="SimSun" w:hAnsi="SimSun" w:cs="SimSun"/>
+                <w:rFonts w:ascii="宋体" w:hAnsi="宋体" w:eastAsia="宋体" w:cs="宋体"/>
                 <w:spacing w:val="75"/>
                 <w:sz w:val="24"/>
                 <w:szCs w:val="24"/>
@@ -1772,7 +1851,7 @@
             </w:r>
             <w:r>
               <w:rPr>
-                <w:rFonts w:ascii="SimSun" w:eastAsia="SimSun" w:hAnsi="SimSun" w:cs="SimSun"/>
+                <w:rFonts w:ascii="宋体" w:hAnsi="宋体" w:eastAsia="宋体" w:cs="宋体"/>
                 <w:spacing w:val="-3"/>
                 <w:sz w:val="24"/>
                 <w:szCs w:val="24"/>
@@ -1781,7 +1860,7 @@
             </w:r>
             <w:r>
               <w:rPr>
-                <w:rFonts w:ascii="SimSun" w:eastAsia="SimSun" w:hAnsi="SimSun" w:cs="SimSun"/>
+                <w:rFonts w:ascii="宋体" w:hAnsi="宋体" w:eastAsia="宋体" w:cs="宋体"/>
                 <w:spacing w:val="-4"/>
                 <w:sz w:val="24"/>
                 <w:szCs w:val="24"/>
@@ -1793,12 +1872,23 @@
       </w:tr>
       <w:tr>
         <w:tblPrEx>
-          <w:tblW w:w="9035" w:type="dxa"/>
-          <w:tblInd w:w="2" w:type="dxa"/>
-          <w:tblLayout w:type="fixed"/>
+          <w:tblBorders>
+            <w:top w:val="single" w:color="000000" w:sz="2" w:space="0"/>
+            <w:left w:val="single" w:color="000000" w:sz="2" w:space="0"/>
+            <w:bottom w:val="single" w:color="000000" w:sz="2" w:space="0"/>
+            <w:right w:val="single" w:color="000000" w:sz="2" w:space="0"/>
+            <w:insideH w:val="single" w:color="000000" w:sz="2" w:space="0"/>
+            <w:insideV w:val="single" w:color="000000" w:sz="2" w:space="0"/>
+          </w:tblBorders>
+          <w:tblCellMar>
+            <w:top w:w="0" w:type="dxa"/>
+            <w:left w:w="0" w:type="dxa"/>
+            <w:bottom w:w="0" w:type="dxa"/>
+            <w:right w:w="0" w:type="dxa"/>
+          </w:tblCellMar>
         </w:tblPrEx>
         <w:trPr>
-          <w:trHeight w:val="2403"/>
+          <w:trHeight w:val="2403" w:hRule="atLeast"/>
         </w:trPr>
         <w:tc>
           <w:tcPr>
@@ -1809,14 +1899,14 @@
               <w:spacing w:before="115" w:line="220" w:lineRule="auto"/>
               <w:ind w:left="122"/>
               <w:rPr>
-                <w:rFonts w:ascii="SimSun" w:eastAsia="SimSun" w:hAnsi="SimSun" w:cs="SimSun"/>
-                <w:sz w:val="24"/>
-                <w:szCs w:val="24"/>
-              </w:rPr>
-            </w:pPr>
-            <w:r>
-              <w:rPr>
-                <w:rFonts w:ascii="SimSun" w:eastAsia="SimSun" w:hAnsi="SimSun" w:cs="SimSun"/>
+                <w:rFonts w:ascii="宋体" w:hAnsi="宋体" w:eastAsia="宋体" w:cs="宋体"/>
+                <w:sz w:val="24"/>
+                <w:szCs w:val="24"/>
+              </w:rPr>
+            </w:pPr>
+            <w:r>
+              <w:rPr>
+                <w:rFonts w:ascii="宋体" w:hAnsi="宋体" w:eastAsia="宋体" w:cs="宋体"/>
                 <w:b/>
                 <w:bCs/>
                 <w:spacing w:val="-4"/>
@@ -1831,14 +1921,14 @@
               <w:spacing w:before="116" w:line="265" w:lineRule="auto"/>
               <w:ind w:left="541" w:right="142" w:hanging="404"/>
               <w:rPr>
-                <w:rFonts w:ascii="SimSun" w:eastAsia="SimSun" w:hAnsi="SimSun" w:cs="SimSun"/>
-                <w:sz w:val="24"/>
-                <w:szCs w:val="24"/>
-              </w:rPr>
-            </w:pPr>
-            <w:r>
-              <w:rPr>
-                <w:rFonts w:ascii="SimSun" w:eastAsia="SimSun" w:hAnsi="SimSun" w:cs="SimSun"/>
+                <w:rFonts w:ascii="宋体" w:hAnsi="宋体" w:eastAsia="宋体" w:cs="宋体"/>
+                <w:sz w:val="24"/>
+                <w:szCs w:val="24"/>
+              </w:rPr>
+            </w:pPr>
+            <w:r>
+              <w:rPr>
+                <w:rFonts w:ascii="宋体" w:hAnsi="宋体" w:eastAsia="宋体" w:cs="宋体"/>
                 <w:spacing w:val="-2"/>
                 <w:sz w:val="24"/>
                 <w:szCs w:val="24"/>
@@ -1847,7 +1937,7 @@
             </w:r>
             <w:r>
               <w:rPr>
-                <w:rFonts w:ascii="SimSun" w:eastAsia="SimSun" w:hAnsi="SimSun" w:cs="SimSun"/>
+                <w:rFonts w:ascii="宋体" w:hAnsi="宋体" w:eastAsia="宋体" w:cs="宋体"/>
                 <w:spacing w:val="77"/>
                 <w:sz w:val="24"/>
                 <w:szCs w:val="24"/>
@@ -1856,7 +1946,7 @@
             </w:r>
             <w:r>
               <w:rPr>
-                <w:rFonts w:ascii="SimSun" w:eastAsia="SimSun" w:hAnsi="SimSun" w:cs="SimSun"/>
+                <w:rFonts w:ascii="宋体" w:hAnsi="宋体" w:eastAsia="宋体" w:cs="宋体"/>
                 <w:spacing w:val="-2"/>
                 <w:sz w:val="24"/>
                 <w:szCs w:val="24"/>
@@ -1865,7 +1955,7 @@
             </w:r>
             <w:r>
               <w:rPr>
-                <w:rFonts w:ascii="SimSun" w:eastAsia="SimSun" w:hAnsi="SimSun" w:cs="SimSun"/>
+                <w:rFonts w:ascii="宋体" w:hAnsi="宋体" w:eastAsia="宋体" w:cs="宋体"/>
                 <w:spacing w:val="-3"/>
                 <w:sz w:val="24"/>
                 <w:szCs w:val="24"/>
@@ -1874,7 +1964,7 @@
             </w:r>
             <w:r>
               <w:rPr>
-                <w:rFonts w:ascii="SimSun" w:eastAsia="SimSun" w:hAnsi="SimSun" w:cs="SimSun"/>
+                <w:rFonts w:ascii="宋体" w:hAnsi="宋体" w:eastAsia="宋体" w:cs="宋体"/>
                 <w:spacing w:val="-17"/>
                 <w:sz w:val="24"/>
                 <w:szCs w:val="24"/>
@@ -1887,14 +1977,14 @@
               <w:spacing w:before="123" w:line="219" w:lineRule="auto"/>
               <w:ind w:left="122"/>
               <w:rPr>
-                <w:rFonts w:ascii="SimSun" w:eastAsia="SimSun" w:hAnsi="SimSun" w:cs="SimSun"/>
-                <w:sz w:val="24"/>
-                <w:szCs w:val="24"/>
-              </w:rPr>
-            </w:pPr>
-            <w:r>
-              <w:rPr>
-                <w:rFonts w:ascii="SimSun" w:eastAsia="SimSun" w:hAnsi="SimSun" w:cs="SimSun"/>
+                <w:rFonts w:ascii="宋体" w:hAnsi="宋体" w:eastAsia="宋体" w:cs="宋体"/>
+                <w:sz w:val="24"/>
+                <w:szCs w:val="24"/>
+              </w:rPr>
+            </w:pPr>
+            <w:r>
+              <w:rPr>
+                <w:rFonts w:ascii="宋体" w:hAnsi="宋体" w:eastAsia="宋体" w:cs="宋体"/>
                 <w:spacing w:val="-1"/>
                 <w:sz w:val="24"/>
                 <w:szCs w:val="24"/>
@@ -1903,7 +1993,7 @@
             </w:r>
             <w:r>
               <w:rPr>
-                <w:rFonts w:ascii="SimSun" w:eastAsia="SimSun" w:hAnsi="SimSun" w:cs="SimSun"/>
+                <w:rFonts w:ascii="宋体" w:hAnsi="宋体" w:eastAsia="宋体" w:cs="宋体"/>
                 <w:spacing w:val="83"/>
                 <w:sz w:val="24"/>
                 <w:szCs w:val="24"/>
@@ -1912,7 +2002,7 @@
             </w:r>
             <w:r>
               <w:rPr>
-                <w:rFonts w:ascii="SimSun" w:eastAsia="SimSun" w:hAnsi="SimSun" w:cs="SimSun"/>
+                <w:rFonts w:ascii="宋体" w:hAnsi="宋体" w:eastAsia="宋体" w:cs="宋体"/>
                 <w:spacing w:val="-1"/>
                 <w:sz w:val="24"/>
                 <w:szCs w:val="24"/>
@@ -1924,12 +2014,23 @@
       </w:tr>
       <w:tr>
         <w:tblPrEx>
-          <w:tblW w:w="9035" w:type="dxa"/>
-          <w:tblInd w:w="2" w:type="dxa"/>
-          <w:tblLayout w:type="fixed"/>
+          <w:tblBorders>
+            <w:top w:val="single" w:color="000000" w:sz="2" w:space="0"/>
+            <w:left w:val="single" w:color="000000" w:sz="2" w:space="0"/>
+            <w:bottom w:val="single" w:color="000000" w:sz="2" w:space="0"/>
+            <w:right w:val="single" w:color="000000" w:sz="2" w:space="0"/>
+            <w:insideH w:val="single" w:color="000000" w:sz="2" w:space="0"/>
+            <w:insideV w:val="single" w:color="000000" w:sz="2" w:space="0"/>
+          </w:tblBorders>
+          <w:tblCellMar>
+            <w:top w:w="0" w:type="dxa"/>
+            <w:left w:w="0" w:type="dxa"/>
+            <w:bottom w:w="0" w:type="dxa"/>
+            <w:right w:w="0" w:type="dxa"/>
+          </w:tblCellMar>
         </w:tblPrEx>
         <w:trPr>
-          <w:trHeight w:val="2403"/>
+          <w:trHeight w:val="2403" w:hRule="atLeast"/>
         </w:trPr>
         <w:tc>
           <w:tcPr>
@@ -1940,14 +2041,14 @@
               <w:spacing w:before="114" w:line="219" w:lineRule="auto"/>
               <w:ind w:left="124"/>
               <w:rPr>
-                <w:rFonts w:ascii="SimSun" w:eastAsia="SimSun" w:hAnsi="SimSun" w:cs="SimSun"/>
-                <w:sz w:val="24"/>
-                <w:szCs w:val="24"/>
-              </w:rPr>
-            </w:pPr>
-            <w:r>
-              <w:rPr>
-                <w:rFonts w:ascii="SimSun" w:eastAsia="SimSun" w:hAnsi="SimSun" w:cs="SimSun"/>
+                <w:rFonts w:ascii="宋体" w:hAnsi="宋体" w:eastAsia="宋体" w:cs="宋体"/>
+                <w:sz w:val="24"/>
+                <w:szCs w:val="24"/>
+              </w:rPr>
+            </w:pPr>
+            <w:r>
+              <w:rPr>
+                <w:rFonts w:ascii="宋体" w:hAnsi="宋体" w:eastAsia="宋体" w:cs="宋体"/>
                 <w:b/>
                 <w:bCs/>
                 <w:spacing w:val="-4"/>
@@ -1962,85 +2063,19 @@
               <w:spacing w:before="121" w:line="219" w:lineRule="auto"/>
               <w:ind w:left="137"/>
               <w:rPr>
-                <w:rFonts w:ascii="SimSun" w:eastAsia="SimSun" w:hAnsi="SimSun" w:cs="SimSun"/>
-                <w:sz w:val="24"/>
-                <w:szCs w:val="24"/>
-              </w:rPr>
-            </w:pPr>
-            <w:r>
-              <w:rPr>
-                <w:rFonts w:ascii="SimSun" w:eastAsia="SimSun" w:hAnsi="SimSun" w:cs="SimSun"/>
+                <w:rFonts w:ascii="宋体" w:hAnsi="宋体" w:eastAsia="宋体" w:cs="宋体"/>
+                <w:sz w:val="24"/>
+                <w:szCs w:val="24"/>
+              </w:rPr>
+            </w:pPr>
+            <w:r>
+              <w:rPr>
+                <w:rFonts w:ascii="宋体" w:hAnsi="宋体" w:eastAsia="宋体" w:cs="宋体"/>
                 <w:spacing w:val="-2"/>
                 <w:sz w:val="24"/>
                 <w:szCs w:val="24"/>
               </w:rPr>
               <w:t>1、公司的运维管理体系文件；</w:t>
-            </w:r>
-          </w:p>
-          <w:p>
-            <w:pPr>
-              <w:spacing w:before="118" w:line="219" w:lineRule="auto"/>
-              <w:ind w:left="122"/>
-              <w:rPr>
-                <w:rFonts w:ascii="SimSun" w:eastAsia="SimSun" w:hAnsi="SimSun" w:cs="SimSun"/>
-                <w:sz w:val="24"/>
-                <w:szCs w:val="24"/>
-              </w:rPr>
-            </w:pPr>
-            <w:r>
-              <w:rPr>
-                <w:rFonts w:ascii="SimSun" w:eastAsia="SimSun" w:hAnsi="SimSun" w:cs="SimSun"/>
-                <w:spacing w:val="-1"/>
-                <w:sz w:val="24"/>
-                <w:szCs w:val="24"/>
-              </w:rPr>
-              <w:t>2、GB/T 28827.1-2012《信息技术服务 运行维护 第 1</w:t>
-            </w:r>
-            <w:r>
-              <w:rPr>
-                <w:rFonts w:ascii="SimSun" w:eastAsia="SimSun" w:hAnsi="SimSun" w:cs="SimSun"/>
-                <w:spacing w:val="30"/>
-                <w:sz w:val="24"/>
-                <w:szCs w:val="24"/>
-              </w:rPr>
-              <w:t xml:space="preserve"> </w:t>
-            </w:r>
-            <w:r>
-              <w:rPr>
-                <w:rFonts w:ascii="SimSun" w:eastAsia="SimSun" w:hAnsi="SimSun" w:cs="SimSun"/>
-                <w:spacing w:val="-1"/>
-                <w:sz w:val="24"/>
-                <w:szCs w:val="24"/>
-              </w:rPr>
-              <w:t>部分：通用要求》；</w:t>
-            </w:r>
-          </w:p>
-          <w:p>
-            <w:pPr>
-              <w:spacing w:before="116" w:line="219" w:lineRule="auto"/>
-              <w:ind w:left="124"/>
-              <w:rPr>
-                <w:rFonts w:ascii="SimSun" w:eastAsia="SimSun" w:hAnsi="SimSun" w:cs="SimSun"/>
-                <w:sz w:val="24"/>
-                <w:szCs w:val="24"/>
-              </w:rPr>
-            </w:pPr>
-            <w:r>
-              <w:rPr>
-                <w:rFonts w:ascii="SimSun" w:eastAsia="SimSun" w:hAnsi="SimSun" w:cs="SimSun"/>
-                <w:sz w:val="24"/>
-                <w:szCs w:val="24"/>
-              </w:rPr>
-              <w:t>3、ITSS.1-2015《信息技术服务</w:t>
-            </w:r>
-            <w:r>
-              <w:rPr>
-                <w:rFonts w:ascii="SimSun" w:eastAsia="SimSun" w:hAnsi="SimSun" w:cs="SimSun"/>
-                <w:spacing w:val="-1"/>
-                <w:sz w:val="24"/>
-                <w:szCs w:val="24"/>
-              </w:rPr>
-              <w:t xml:space="preserve"> 运行维护服务能力成熟度模型》；</w:t>
             </w:r>
           </w:p>
           <w:p>
@@ -2048,19 +2083,29 @@
               <w:spacing w:before="120" w:line="219" w:lineRule="auto"/>
               <w:ind w:left="118"/>
               <w:rPr>
-                <w:rFonts w:ascii="SimSun" w:eastAsia="SimSun" w:hAnsi="SimSun" w:cs="SimSun"/>
-                <w:sz w:val="24"/>
-                <w:szCs w:val="24"/>
-              </w:rPr>
-            </w:pPr>
-            <w:r>
-              <w:rPr>
-                <w:rFonts w:ascii="SimSun" w:eastAsia="SimSun" w:hAnsi="SimSun" w:cs="SimSun"/>
+                <w:rFonts w:ascii="宋体" w:hAnsi="宋体" w:eastAsia="宋体" w:cs="宋体"/>
+                <w:sz w:val="24"/>
+                <w:szCs w:val="24"/>
+              </w:rPr>
+            </w:pPr>
+            <w:r>
+              <w:rPr>
+                <w:rFonts w:hint="eastAsia" w:ascii="宋体" w:hAnsi="宋体" w:eastAsia="宋体" w:cs="宋体"/>
                 <w:spacing w:val="-1"/>
                 <w:sz w:val="24"/>
                 <w:szCs w:val="24"/>
-              </w:rPr>
-              <w:t>4、适用的法律、法规；</w:t>
+                <w:lang w:val="en-US" w:eastAsia="zh-CN"/>
+              </w:rPr>
+              <w:t>2</w:t>
+            </w:r>
+            <w:r>
+              <w:rPr>
+                <w:rFonts w:ascii="宋体" w:hAnsi="宋体" w:eastAsia="宋体" w:cs="宋体"/>
+                <w:spacing w:val="-1"/>
+                <w:sz w:val="24"/>
+                <w:szCs w:val="24"/>
+              </w:rPr>
+              <w:t>、适用的法律、法规；</w:t>
             </w:r>
           </w:p>
           <w:p>
@@ -2068,31 +2113,52 @@
               <w:spacing w:before="118" w:line="200" w:lineRule="auto"/>
               <w:ind w:left="124"/>
               <w:rPr>
-                <w:rFonts w:ascii="SimSun" w:eastAsia="SimSun" w:hAnsi="SimSun" w:cs="SimSun"/>
-                <w:sz w:val="24"/>
-                <w:szCs w:val="24"/>
-              </w:rPr>
-            </w:pPr>
-            <w:r>
-              <w:rPr>
-                <w:rFonts w:ascii="SimSun" w:eastAsia="SimSun" w:hAnsi="SimSun" w:cs="SimSun"/>
+                <w:rFonts w:ascii="宋体" w:hAnsi="宋体" w:eastAsia="宋体" w:cs="宋体"/>
+                <w:sz w:val="24"/>
+                <w:szCs w:val="24"/>
+              </w:rPr>
+            </w:pPr>
+            <w:r>
+              <w:rPr>
+                <w:rFonts w:hint="eastAsia" w:ascii="宋体" w:hAnsi="宋体" w:eastAsia="宋体" w:cs="宋体"/>
                 <w:spacing w:val="-2"/>
                 <w:sz w:val="24"/>
                 <w:szCs w:val="24"/>
-              </w:rPr>
-              <w:t>5、合同/SLA/服务计划</w:t>
+                <w:lang w:val="en-US" w:eastAsia="zh-CN"/>
+              </w:rPr>
+              <w:t>3</w:t>
+            </w:r>
+            <w:r>
+              <w:rPr>
+                <w:rFonts w:ascii="宋体" w:hAnsi="宋体" w:eastAsia="宋体" w:cs="宋体"/>
+                <w:spacing w:val="-2"/>
+                <w:sz w:val="24"/>
+                <w:szCs w:val="24"/>
+              </w:rPr>
+              <w:t>、合同/SLA/服务计划</w:t>
             </w:r>
           </w:p>
         </w:tc>
       </w:tr>
       <w:tr>
         <w:tblPrEx>
-          <w:tblW w:w="9035" w:type="dxa"/>
-          <w:tblInd w:w="2" w:type="dxa"/>
-          <w:tblLayout w:type="fixed"/>
+          <w:tblBorders>
+            <w:top w:val="single" w:color="000000" w:sz="2" w:space="0"/>
+            <w:left w:val="single" w:color="000000" w:sz="2" w:space="0"/>
+            <w:bottom w:val="single" w:color="000000" w:sz="2" w:space="0"/>
+            <w:right w:val="single" w:color="000000" w:sz="2" w:space="0"/>
+            <w:insideH w:val="single" w:color="000000" w:sz="2" w:space="0"/>
+            <w:insideV w:val="single" w:color="000000" w:sz="2" w:space="0"/>
+          </w:tblBorders>
+          <w:tblCellMar>
+            <w:top w:w="0" w:type="dxa"/>
+            <w:left w:w="0" w:type="dxa"/>
+            <w:bottom w:w="0" w:type="dxa"/>
+            <w:right w:w="0" w:type="dxa"/>
+          </w:tblCellMar>
         </w:tblPrEx>
         <w:trPr>
-          <w:trHeight w:val="1810"/>
+          <w:trHeight w:val="1810" w:hRule="atLeast"/>
         </w:trPr>
         <w:tc>
           <w:tcPr>
@@ -2103,14 +2169,14 @@
               <w:spacing w:before="119" w:line="219" w:lineRule="auto"/>
               <w:ind w:left="118"/>
               <w:rPr>
-                <w:rFonts w:ascii="SimSun" w:eastAsia="SimSun" w:hAnsi="SimSun" w:cs="SimSun"/>
-                <w:sz w:val="24"/>
-                <w:szCs w:val="24"/>
-              </w:rPr>
-            </w:pPr>
-            <w:r>
-              <w:rPr>
-                <w:rFonts w:ascii="SimSun" w:eastAsia="SimSun" w:hAnsi="SimSun" w:cs="SimSun"/>
+                <w:rFonts w:ascii="宋体" w:hAnsi="宋体" w:eastAsia="宋体" w:cs="宋体"/>
+                <w:sz w:val="24"/>
+                <w:szCs w:val="24"/>
+              </w:rPr>
+            </w:pPr>
+            <w:r>
+              <w:rPr>
+                <w:rFonts w:ascii="宋体" w:hAnsi="宋体" w:eastAsia="宋体" w:cs="宋体"/>
                 <w:b/>
                 <w:bCs/>
                 <w:spacing w:val="-3"/>
@@ -2121,7 +2187,7 @@
             </w:r>
             <w:r>
               <w:rPr>
-                <w:rFonts w:ascii="SimSun" w:eastAsia="SimSun" w:hAnsi="SimSun" w:cs="SimSun"/>
+                <w:rFonts w:ascii="宋体" w:hAnsi="宋体" w:eastAsia="宋体" w:cs="宋体"/>
                 <w:spacing w:val="-3"/>
                 <w:sz w:val="24"/>
                 <w:szCs w:val="24"/>
@@ -2130,7 +2196,7 @@
             </w:r>
             <w:r>
               <w:rPr>
-                <w:rFonts w:ascii="SimSun" w:eastAsia="SimSun" w:hAnsi="SimSun" w:cs="SimSun"/>
+                <w:rFonts w:ascii="宋体" w:hAnsi="宋体" w:eastAsia="宋体" w:cs="宋体"/>
                 <w:b/>
                 <w:bCs/>
                 <w:spacing w:val="-3"/>
@@ -2145,14 +2211,14 @@
               <w:spacing w:before="116" w:line="219" w:lineRule="auto"/>
               <w:ind w:left="137"/>
               <w:rPr>
-                <w:rFonts w:ascii="SimSun" w:eastAsia="SimSun" w:hAnsi="SimSun" w:cs="SimSun"/>
-                <w:sz w:val="24"/>
-                <w:szCs w:val="24"/>
-              </w:rPr>
-            </w:pPr>
-            <w:r>
-              <w:rPr>
-                <w:rFonts w:ascii="SimSun" w:eastAsia="SimSun" w:hAnsi="SimSun" w:cs="SimSun"/>
+                <w:rFonts w:ascii="宋体" w:hAnsi="宋体" w:eastAsia="宋体" w:cs="宋体"/>
+                <w:sz w:val="24"/>
+                <w:szCs w:val="24"/>
+              </w:rPr>
+            </w:pPr>
+            <w:r>
+              <w:rPr>
+                <w:rFonts w:ascii="宋体" w:hAnsi="宋体" w:eastAsia="宋体" w:cs="宋体"/>
                 <w:spacing w:val="-7"/>
                 <w:sz w:val="24"/>
                 <w:szCs w:val="24"/>
@@ -2161,7 +2227,7 @@
             </w:r>
             <w:r>
               <w:rPr>
-                <w:rFonts w:ascii="SimSun" w:eastAsia="SimSun" w:hAnsi="SimSun" w:cs="SimSun"/>
+                <w:rFonts w:ascii="宋体" w:hAnsi="宋体" w:eastAsia="宋体" w:cs="宋体"/>
                 <w:spacing w:val="88"/>
                 <w:sz w:val="24"/>
                 <w:szCs w:val="24"/>
@@ -2170,7 +2236,7 @@
             </w:r>
             <w:r>
               <w:rPr>
-                <w:rFonts w:ascii="SimSun" w:eastAsia="SimSun" w:hAnsi="SimSun" w:cs="SimSun"/>
+                <w:rFonts w:ascii="宋体" w:hAnsi="宋体" w:eastAsia="宋体" w:cs="宋体"/>
                 <w:spacing w:val="-7"/>
                 <w:sz w:val="24"/>
                 <w:szCs w:val="24"/>
@@ -2183,14 +2249,14 @@
               <w:spacing w:before="120" w:line="219" w:lineRule="auto"/>
               <w:ind w:left="122"/>
               <w:rPr>
-                <w:rFonts w:ascii="SimSun" w:eastAsia="SimSun" w:hAnsi="SimSun" w:cs="SimSun"/>
-                <w:sz w:val="24"/>
-                <w:szCs w:val="24"/>
-              </w:rPr>
-            </w:pPr>
-            <w:r>
-              <w:rPr>
-                <w:rFonts w:ascii="SimSun" w:eastAsia="SimSun" w:hAnsi="SimSun" w:cs="SimSun"/>
+                <w:rFonts w:ascii="宋体" w:hAnsi="宋体" w:eastAsia="宋体" w:cs="宋体"/>
+                <w:sz w:val="24"/>
+                <w:szCs w:val="24"/>
+              </w:rPr>
+            </w:pPr>
+            <w:r>
+              <w:rPr>
+                <w:rFonts w:ascii="宋体" w:hAnsi="宋体" w:eastAsia="宋体" w:cs="宋体"/>
                 <w:spacing w:val="-11"/>
                 <w:sz w:val="24"/>
                 <w:szCs w:val="24"/>
@@ -2199,7 +2265,7 @@
             </w:r>
             <w:r>
               <w:rPr>
-                <w:rFonts w:ascii="SimSun" w:eastAsia="SimSun" w:hAnsi="SimSun" w:cs="SimSun"/>
+                <w:rFonts w:ascii="宋体" w:hAnsi="宋体" w:eastAsia="宋体" w:cs="宋体"/>
                 <w:spacing w:val="82"/>
                 <w:sz w:val="24"/>
                 <w:szCs w:val="24"/>
@@ -2208,7 +2274,7 @@
             </w:r>
             <w:r>
               <w:rPr>
-                <w:rFonts w:ascii="SimSun" w:eastAsia="SimSun" w:hAnsi="SimSun" w:cs="SimSun"/>
+                <w:rFonts w:ascii="宋体" w:hAnsi="宋体" w:eastAsia="宋体" w:cs="宋体"/>
                 <w:spacing w:val="-11"/>
                 <w:sz w:val="24"/>
                 <w:szCs w:val="24"/>
@@ -2217,7 +2283,7 @@
             </w:r>
             <w:r>
               <w:rPr>
-                <w:rFonts w:ascii="SimSun" w:eastAsia="SimSun" w:hAnsi="SimSun" w:cs="SimSun"/>
+                <w:rFonts w:ascii="宋体" w:hAnsi="宋体" w:eastAsia="宋体" w:cs="宋体"/>
                 <w:spacing w:val="-12"/>
                 <w:sz w:val="24"/>
                 <w:szCs w:val="24"/>
@@ -2229,12 +2295,23 @@
       </w:tr>
       <w:tr>
         <w:tblPrEx>
-          <w:tblW w:w="9035" w:type="dxa"/>
-          <w:tblInd w:w="2" w:type="dxa"/>
-          <w:tblLayout w:type="fixed"/>
+          <w:tblBorders>
+            <w:top w:val="single" w:color="000000" w:sz="2" w:space="0"/>
+            <w:left w:val="single" w:color="000000" w:sz="2" w:space="0"/>
+            <w:bottom w:val="single" w:color="000000" w:sz="2" w:space="0"/>
+            <w:right w:val="single" w:color="000000" w:sz="2" w:space="0"/>
+            <w:insideH w:val="single" w:color="000000" w:sz="2" w:space="0"/>
+            <w:insideV w:val="single" w:color="000000" w:sz="2" w:space="0"/>
+          </w:tblBorders>
+          <w:tblCellMar>
+            <w:top w:w="0" w:type="dxa"/>
+            <w:left w:w="0" w:type="dxa"/>
+            <w:bottom w:w="0" w:type="dxa"/>
+            <w:right w:w="0" w:type="dxa"/>
+          </w:tblCellMar>
         </w:tblPrEx>
         <w:trPr>
-          <w:trHeight w:val="1302"/>
+          <w:trHeight w:val="1302" w:hRule="atLeast"/>
         </w:trPr>
         <w:tc>
           <w:tcPr>
@@ -2245,14 +2322,14 @@
               <w:spacing w:before="118" w:line="220" w:lineRule="auto"/>
               <w:ind w:left="124"/>
               <w:rPr>
-                <w:rFonts w:ascii="SimSun" w:eastAsia="SimSun" w:hAnsi="SimSun" w:cs="SimSun"/>
-                <w:sz w:val="24"/>
-                <w:szCs w:val="24"/>
-              </w:rPr>
-            </w:pPr>
-            <w:r>
-              <w:rPr>
-                <w:rFonts w:ascii="SimSun" w:eastAsia="SimSun" w:hAnsi="SimSun" w:cs="SimSun"/>
+                <w:rFonts w:ascii="宋体" w:hAnsi="宋体" w:eastAsia="宋体" w:cs="宋体"/>
+                <w:sz w:val="24"/>
+                <w:szCs w:val="24"/>
+              </w:rPr>
+            </w:pPr>
+            <w:r>
+              <w:rPr>
+                <w:rFonts w:ascii="宋体" w:hAnsi="宋体" w:eastAsia="宋体" w:cs="宋体"/>
                 <w:b/>
                 <w:bCs/>
                 <w:spacing w:val="-4"/>
@@ -2267,14 +2344,14 @@
               <w:spacing w:before="117" w:line="219" w:lineRule="auto"/>
               <w:ind w:left="602"/>
               <w:rPr>
-                <w:rFonts w:ascii="SimSun" w:eastAsia="SimSun" w:hAnsi="SimSun" w:cs="SimSun"/>
-                <w:sz w:val="24"/>
-                <w:szCs w:val="24"/>
-              </w:rPr>
-            </w:pPr>
-            <w:r>
-              <w:rPr>
-                <w:rFonts w:ascii="SimSun" w:eastAsia="SimSun" w:hAnsi="SimSun" w:cs="SimSun"/>
+                <w:rFonts w:ascii="宋体" w:hAnsi="宋体" w:eastAsia="宋体" w:cs="宋体"/>
+                <w:sz w:val="24"/>
+                <w:szCs w:val="24"/>
+              </w:rPr>
+            </w:pPr>
+            <w:r>
+              <w:rPr>
+                <w:rFonts w:ascii="宋体" w:hAnsi="宋体" w:eastAsia="宋体" w:cs="宋体"/>
                 <w:spacing w:val="-8"/>
                 <w:sz w:val="24"/>
                 <w:szCs w:val="24"/>
@@ -2283,25 +2360,91 @@
             </w:r>
             <w:r>
               <w:rPr>
-                <w:rFonts w:ascii="SimSun" w:eastAsia="SimSun" w:hAnsi="SimSun" w:cs="SimSun"/>
+                <w:rFonts w:hint="eastAsia" w:ascii="宋体" w:hAnsi="宋体" w:eastAsia="宋体" w:cs="宋体"/>
                 <w:spacing w:val="30"/>
                 <w:sz w:val="24"/>
                 <w:szCs w:val="24"/>
+                <w:lang w:val="en-US" w:eastAsia="zh-CN"/>
+              </w:rPr>
+              <w:t>9</w:t>
+            </w:r>
+            <w:r>
+              <w:rPr>
+                <w:rFonts w:ascii="宋体" w:hAnsi="宋体" w:eastAsia="宋体" w:cs="宋体"/>
+                <w:spacing w:val="-8"/>
+                <w:sz w:val="24"/>
+                <w:szCs w:val="24"/>
+              </w:rPr>
+              <w:t>月1</w:t>
+            </w:r>
+            <w:r>
+              <w:rPr>
+                <w:rFonts w:hint="eastAsia" w:ascii="宋体" w:hAnsi="宋体" w:eastAsia="宋体" w:cs="宋体"/>
+                <w:spacing w:val="-8"/>
+                <w:sz w:val="24"/>
+                <w:szCs w:val="24"/>
+                <w:lang w:val="en-US" w:eastAsia="zh-CN"/>
+              </w:rPr>
+              <w:t>5</w:t>
+            </w:r>
+            <w:r>
+              <w:rPr>
+                <w:rFonts w:ascii="宋体" w:hAnsi="宋体" w:eastAsia="宋体" w:cs="宋体"/>
+                <w:spacing w:val="51"/>
+                <w:sz w:val="24"/>
+                <w:szCs w:val="24"/>
               </w:rPr>
               <w:t xml:space="preserve"> </w:t>
             </w:r>
             <w:r>
               <w:rPr>
-                <w:rFonts w:ascii="SimSun" w:eastAsia="SimSun" w:hAnsi="SimSun" w:cs="SimSun"/>
+                <w:rFonts w:ascii="宋体" w:hAnsi="宋体" w:eastAsia="宋体" w:cs="宋体"/>
                 <w:spacing w:val="-8"/>
                 <w:sz w:val="24"/>
                 <w:szCs w:val="24"/>
               </w:rPr>
-              <w:t>5</w:t>
-            </w:r>
-            <w:r>
-              <w:rPr>
-                <w:rFonts w:ascii="SimSun" w:eastAsia="SimSun" w:hAnsi="SimSun" w:cs="SimSun"/>
+              <w:t>日-2025</w:t>
+            </w:r>
+            <w:r>
+              <w:rPr>
+                <w:rFonts w:ascii="宋体" w:hAnsi="宋体" w:eastAsia="宋体" w:cs="宋体"/>
+                <w:spacing w:val="10"/>
+                <w:sz w:val="24"/>
+                <w:szCs w:val="24"/>
+              </w:rPr>
+              <w:t xml:space="preserve"> </w:t>
+            </w:r>
+            <w:r>
+              <w:rPr>
+                <w:rFonts w:ascii="宋体" w:hAnsi="宋体" w:eastAsia="宋体" w:cs="宋体"/>
+                <w:spacing w:val="-8"/>
+                <w:sz w:val="24"/>
+                <w:szCs w:val="24"/>
+              </w:rPr>
+              <w:t>年</w:t>
+            </w:r>
+            <w:r>
+              <w:rPr>
+                <w:rFonts w:ascii="宋体" w:hAnsi="宋体" w:eastAsia="宋体" w:cs="宋体"/>
+                <w:spacing w:val="14"/>
+                <w:sz w:val="24"/>
+                <w:szCs w:val="24"/>
+              </w:rPr>
+              <w:t xml:space="preserve"> </w:t>
+            </w:r>
+            <w:r>
+              <w:rPr>
+                <w:rFonts w:hint="eastAsia" w:ascii="宋体" w:hAnsi="宋体" w:eastAsia="宋体" w:cs="宋体"/>
+                <w:spacing w:val="-8"/>
+                <w:sz w:val="24"/>
+                <w:szCs w:val="24"/>
+                <w:lang w:val="en-US" w:eastAsia="zh-CN"/>
+              </w:rPr>
+              <w:t>9</w:t>
+            </w:r>
+            <w:r>
+              <w:rPr>
+                <w:rFonts w:ascii="宋体" w:hAnsi="宋体" w:eastAsia="宋体" w:cs="宋体"/>
                 <w:spacing w:val="15"/>
                 <w:sz w:val="24"/>
                 <w:szCs w:val="24"/>
@@ -2310,16 +2453,44 @@
             </w:r>
             <w:r>
               <w:rPr>
-                <w:rFonts w:ascii="SimSun" w:eastAsia="SimSun" w:hAnsi="SimSun" w:cs="SimSun"/>
+                <w:rFonts w:ascii="宋体" w:hAnsi="宋体" w:eastAsia="宋体" w:cs="宋体"/>
                 <w:spacing w:val="-8"/>
                 <w:sz w:val="24"/>
                 <w:szCs w:val="24"/>
               </w:rPr>
-              <w:t>月12</w:t>
-            </w:r>
-            <w:r>
-              <w:rPr>
-                <w:rFonts w:ascii="SimSun" w:eastAsia="SimSun" w:hAnsi="SimSun" w:cs="SimSun"/>
+              <w:t>月</w:t>
+            </w:r>
+            <w:r>
+              <w:rPr>
+                <w:rFonts w:ascii="宋体" w:hAnsi="宋体" w:eastAsia="宋体" w:cs="宋体"/>
+                <w:spacing w:val="27"/>
+                <w:sz w:val="24"/>
+                <w:szCs w:val="24"/>
+              </w:rPr>
+              <w:t xml:space="preserve"> </w:t>
+            </w:r>
+            <w:r>
+              <w:rPr>
+                <w:rFonts w:ascii="宋体" w:hAnsi="宋体" w:eastAsia="宋体" w:cs="宋体"/>
+                <w:spacing w:val="-8"/>
+                <w:sz w:val="24"/>
+                <w:szCs w:val="24"/>
+              </w:rPr>
+              <w:t>1</w:t>
+            </w:r>
+            <w:r>
+              <w:rPr>
+                <w:rFonts w:hint="eastAsia" w:ascii="宋体" w:hAnsi="宋体" w:eastAsia="宋体" w:cs="宋体"/>
+                <w:spacing w:val="-8"/>
+                <w:sz w:val="24"/>
+                <w:szCs w:val="24"/>
+                <w:lang w:val="en-US" w:eastAsia="zh-CN"/>
+              </w:rPr>
+              <w:t>6</w:t>
+            </w:r>
+            <w:r>
+              <w:rPr>
+                <w:rFonts w:ascii="宋体" w:hAnsi="宋体" w:eastAsia="宋体" w:cs="宋体"/>
                 <w:spacing w:val="51"/>
                 <w:sz w:val="24"/>
                 <w:szCs w:val="24"/>
@@ -2328,97 +2499,7 @@
             </w:r>
             <w:r>
               <w:rPr>
-                <w:rFonts w:ascii="SimSun" w:eastAsia="SimSun" w:hAnsi="SimSun" w:cs="SimSun"/>
-                <w:spacing w:val="-8"/>
-                <w:sz w:val="24"/>
-                <w:szCs w:val="24"/>
-              </w:rPr>
-              <w:t>日-2025</w:t>
-            </w:r>
-            <w:r>
-              <w:rPr>
-                <w:rFonts w:ascii="SimSun" w:eastAsia="SimSun" w:hAnsi="SimSun" w:cs="SimSun"/>
-                <w:spacing w:val="10"/>
-                <w:sz w:val="24"/>
-                <w:szCs w:val="24"/>
-              </w:rPr>
-              <w:t xml:space="preserve"> </w:t>
-            </w:r>
-            <w:r>
-              <w:rPr>
-                <w:rFonts w:ascii="SimSun" w:eastAsia="SimSun" w:hAnsi="SimSun" w:cs="SimSun"/>
-                <w:spacing w:val="-8"/>
-                <w:sz w:val="24"/>
-                <w:szCs w:val="24"/>
-              </w:rPr>
-              <w:t>年</w:t>
-            </w:r>
-            <w:r>
-              <w:rPr>
-                <w:rFonts w:ascii="SimSun" w:eastAsia="SimSun" w:hAnsi="SimSun" w:cs="SimSun"/>
-                <w:spacing w:val="14"/>
-                <w:sz w:val="24"/>
-                <w:szCs w:val="24"/>
-              </w:rPr>
-              <w:t xml:space="preserve"> </w:t>
-            </w:r>
-            <w:r>
-              <w:rPr>
-                <w:rFonts w:ascii="SimSun" w:eastAsia="SimSun" w:hAnsi="SimSun" w:cs="SimSun"/>
-                <w:spacing w:val="-8"/>
-                <w:sz w:val="24"/>
-                <w:szCs w:val="24"/>
-              </w:rPr>
-              <w:t>5</w:t>
-            </w:r>
-            <w:r>
-              <w:rPr>
-                <w:rFonts w:ascii="SimSun" w:eastAsia="SimSun" w:hAnsi="SimSun" w:cs="SimSun"/>
-                <w:spacing w:val="15"/>
-                <w:sz w:val="24"/>
-                <w:szCs w:val="24"/>
-              </w:rPr>
-              <w:t xml:space="preserve"> </w:t>
-            </w:r>
-            <w:r>
-              <w:rPr>
-                <w:rFonts w:ascii="SimSun" w:eastAsia="SimSun" w:hAnsi="SimSun" w:cs="SimSun"/>
-                <w:spacing w:val="-8"/>
-                <w:sz w:val="24"/>
-                <w:szCs w:val="24"/>
-              </w:rPr>
-              <w:t>月</w:t>
-            </w:r>
-            <w:r>
-              <w:rPr>
-                <w:rFonts w:ascii="SimSun" w:eastAsia="SimSun" w:hAnsi="SimSun" w:cs="SimSun"/>
-                <w:spacing w:val="27"/>
-                <w:sz w:val="24"/>
-                <w:szCs w:val="24"/>
-              </w:rPr>
-              <w:t xml:space="preserve"> </w:t>
-            </w:r>
-            <w:r>
-              <w:rPr>
-                <w:rFonts w:ascii="SimSun" w:eastAsia="SimSun" w:hAnsi="SimSun" w:cs="SimSun"/>
-                <w:spacing w:val="-8"/>
-                <w:sz w:val="24"/>
-                <w:szCs w:val="24"/>
-              </w:rPr>
-              <w:t>13</w:t>
-            </w:r>
-            <w:r>
-              <w:rPr>
-                <w:rFonts w:ascii="SimSun" w:eastAsia="SimSun" w:hAnsi="SimSun" w:cs="SimSun"/>
-                <w:spacing w:val="51"/>
-                <w:sz w:val="24"/>
-                <w:szCs w:val="24"/>
-              </w:rPr>
-              <w:t xml:space="preserve"> </w:t>
-            </w:r>
-            <w:r>
-              <w:rPr>
-                <w:rFonts w:ascii="SimSun" w:eastAsia="SimSun" w:hAnsi="SimSun" w:cs="SimSun"/>
+                <w:rFonts w:ascii="宋体" w:hAnsi="宋体" w:eastAsia="宋体" w:cs="宋体"/>
                 <w:spacing w:val="-8"/>
                 <w:sz w:val="24"/>
                 <w:szCs w:val="24"/>
@@ -2430,12 +2511,23 @@
       </w:tr>
       <w:tr>
         <w:tblPrEx>
-          <w:tblW w:w="9035" w:type="dxa"/>
-          <w:tblInd w:w="2" w:type="dxa"/>
-          <w:tblLayout w:type="fixed"/>
+          <w:tblBorders>
+            <w:top w:val="single" w:color="000000" w:sz="2" w:space="0"/>
+            <w:left w:val="single" w:color="000000" w:sz="2" w:space="0"/>
+            <w:bottom w:val="single" w:color="000000" w:sz="2" w:space="0"/>
+            <w:right w:val="single" w:color="000000" w:sz="2" w:space="0"/>
+            <w:insideH w:val="single" w:color="000000" w:sz="2" w:space="0"/>
+            <w:insideV w:val="single" w:color="000000" w:sz="2" w:space="0"/>
+          </w:tblBorders>
+          <w:tblCellMar>
+            <w:top w:w="0" w:type="dxa"/>
+            <w:left w:w="0" w:type="dxa"/>
+            <w:bottom w:w="0" w:type="dxa"/>
+            <w:right w:w="0" w:type="dxa"/>
+          </w:tblCellMar>
         </w:tblPrEx>
         <w:trPr>
-          <w:trHeight w:val="2123"/>
+          <w:trHeight w:val="2123" w:hRule="atLeast"/>
         </w:trPr>
         <w:tc>
           <w:tcPr>
@@ -2446,14 +2538,14 @@
               <w:spacing w:before="119" w:line="218" w:lineRule="auto"/>
               <w:ind w:left="121"/>
               <w:rPr>
-                <w:rFonts w:ascii="SimSun" w:eastAsia="SimSun" w:hAnsi="SimSun" w:cs="SimSun"/>
-                <w:sz w:val="24"/>
-                <w:szCs w:val="24"/>
-              </w:rPr>
-            </w:pPr>
-            <w:r>
-              <w:rPr>
-                <w:rFonts w:ascii="SimSun" w:eastAsia="SimSun" w:hAnsi="SimSun" w:cs="SimSun"/>
+                <w:rFonts w:ascii="宋体" w:hAnsi="宋体" w:eastAsia="宋体" w:cs="宋体"/>
+                <w:sz w:val="24"/>
+                <w:szCs w:val="24"/>
+              </w:rPr>
+            </w:pPr>
+            <w:r>
+              <w:rPr>
+                <w:rFonts w:ascii="宋体" w:hAnsi="宋体" w:eastAsia="宋体" w:cs="宋体"/>
                 <w:b/>
                 <w:bCs/>
                 <w:spacing w:val="-3"/>
@@ -2468,14 +2560,14 @@
               <w:spacing w:before="117" w:line="219" w:lineRule="auto"/>
               <w:ind w:left="602"/>
               <w:rPr>
-                <w:rFonts w:ascii="SimSun" w:eastAsia="SimSun" w:hAnsi="SimSun" w:cs="SimSun"/>
-                <w:sz w:val="24"/>
-                <w:szCs w:val="24"/>
-              </w:rPr>
-            </w:pPr>
-            <w:r>
-              <w:rPr>
-                <w:rFonts w:ascii="SimSun" w:eastAsia="SimSun" w:hAnsi="SimSun" w:cs="SimSun"/>
+                <w:rFonts w:ascii="宋体" w:hAnsi="宋体" w:eastAsia="宋体" w:cs="宋体"/>
+                <w:sz w:val="24"/>
+                <w:szCs w:val="24"/>
+              </w:rPr>
+            </w:pPr>
+            <w:r>
+              <w:rPr>
+                <w:rFonts w:ascii="宋体" w:hAnsi="宋体" w:eastAsia="宋体" w:cs="宋体"/>
                 <w:spacing w:val="-7"/>
                 <w:sz w:val="24"/>
                 <w:szCs w:val="24"/>
@@ -2484,7 +2576,7 @@
             </w:r>
             <w:r>
               <w:rPr>
-                <w:rFonts w:ascii="SimSun" w:eastAsia="SimSun" w:hAnsi="SimSun" w:cs="SimSun"/>
+                <w:rFonts w:ascii="宋体" w:hAnsi="宋体" w:eastAsia="宋体" w:cs="宋体"/>
                 <w:spacing w:val="15"/>
                 <w:sz w:val="24"/>
                 <w:szCs w:val="24"/>
@@ -2493,7 +2585,7 @@
             </w:r>
             <w:r>
               <w:rPr>
-                <w:rFonts w:ascii="SimSun" w:eastAsia="SimSun" w:hAnsi="SimSun" w:cs="SimSun"/>
+                <w:rFonts w:ascii="宋体" w:hAnsi="宋体" w:eastAsia="宋体" w:cs="宋体"/>
                 <w:spacing w:val="-7"/>
                 <w:sz w:val="24"/>
                 <w:szCs w:val="24"/>
@@ -2502,7 +2594,7 @@
             </w:r>
             <w:r>
               <w:rPr>
-                <w:rFonts w:ascii="SimSun" w:eastAsia="SimSun" w:hAnsi="SimSun" w:cs="SimSun"/>
+                <w:rFonts w:ascii="宋体" w:hAnsi="宋体" w:eastAsia="宋体" w:cs="宋体"/>
                 <w:spacing w:val="14"/>
                 <w:sz w:val="24"/>
                 <w:szCs w:val="24"/>
@@ -2511,16 +2603,19 @@
             </w:r>
             <w:r>
               <w:rPr>
-                <w:rFonts w:ascii="SimSun" w:eastAsia="SimSun" w:hAnsi="SimSun" w:cs="SimSun"/>
+                <w:rFonts w:hint="eastAsia" w:ascii="宋体" w:hAnsi="宋体" w:eastAsia="宋体" w:cs="宋体"/>
                 <w:spacing w:val="-7"/>
                 <w:sz w:val="24"/>
                 <w:szCs w:val="24"/>
-              </w:rPr>
-              <w:t>5</w:t>
-            </w:r>
-            <w:r>
-              <w:rPr>
-                <w:rFonts w:ascii="SimSun" w:eastAsia="SimSun" w:hAnsi="SimSun" w:cs="SimSun"/>
+                <w:lang w:val="en-US" w:eastAsia="zh-CN"/>
+              </w:rPr>
+              <w:t>9</w:t>
+            </w:r>
+            <w:bookmarkStart w:id="0" w:name="_GoBack"/>
+            <w:bookmarkEnd w:id="0"/>
+            <w:r>
+              <w:rPr>
+                <w:rFonts w:ascii="宋体" w:hAnsi="宋体" w:eastAsia="宋体" w:cs="宋体"/>
                 <w:spacing w:val="15"/>
                 <w:sz w:val="24"/>
                 <w:szCs w:val="24"/>
@@ -2529,7 +2624,7 @@
             </w:r>
             <w:r>
               <w:rPr>
-                <w:rFonts w:ascii="SimSun" w:eastAsia="SimSun" w:hAnsi="SimSun" w:cs="SimSun"/>
+                <w:rFonts w:ascii="宋体" w:hAnsi="宋体" w:eastAsia="宋体" w:cs="宋体"/>
                 <w:spacing w:val="-7"/>
                 <w:sz w:val="24"/>
                 <w:szCs w:val="24"/>
@@ -2538,7 +2633,7 @@
             </w:r>
             <w:r>
               <w:rPr>
-                <w:rFonts w:ascii="SimSun" w:eastAsia="SimSun" w:hAnsi="SimSun" w:cs="SimSun"/>
+                <w:rFonts w:ascii="宋体" w:hAnsi="宋体" w:eastAsia="宋体" w:cs="宋体"/>
                 <w:spacing w:val="12"/>
                 <w:sz w:val="24"/>
                 <w:szCs w:val="24"/>
@@ -2547,7 +2642,7 @@
             </w:r>
             <w:r>
               <w:rPr>
-                <w:rFonts w:ascii="SimSun" w:eastAsia="SimSun" w:hAnsi="SimSun" w:cs="SimSun"/>
+                <w:rFonts w:ascii="宋体" w:hAnsi="宋体" w:eastAsia="宋体" w:cs="宋体"/>
                 <w:spacing w:val="-7"/>
                 <w:sz w:val="24"/>
                 <w:szCs w:val="24"/>
@@ -2556,7 +2651,7 @@
             </w:r>
             <w:r>
               <w:rPr>
-                <w:rFonts w:ascii="SimSun" w:eastAsia="SimSun" w:hAnsi="SimSun" w:cs="SimSun"/>
+                <w:rFonts w:ascii="宋体" w:hAnsi="宋体" w:eastAsia="宋体" w:cs="宋体"/>
                 <w:spacing w:val="51"/>
                 <w:sz w:val="24"/>
                 <w:szCs w:val="24"/>
@@ -2565,7 +2660,7 @@
             </w:r>
             <w:r>
               <w:rPr>
-                <w:rFonts w:ascii="SimSun" w:eastAsia="SimSun" w:hAnsi="SimSun" w:cs="SimSun"/>
+                <w:rFonts w:ascii="宋体" w:hAnsi="宋体" w:eastAsia="宋体" w:cs="宋体"/>
                 <w:spacing w:val="-7"/>
                 <w:sz w:val="24"/>
                 <w:szCs w:val="24"/>
@@ -2578,16 +2673,16 @@
     </w:tbl>
     <w:p>
       <w:pPr>
-        <w:pStyle w:val="BodyText"/>
+        <w:pStyle w:val="2"/>
       </w:pPr>
     </w:p>
     <w:p>
       <w:pPr>
         <w:sectPr>
-          <w:footerReference w:type="default" r:id="rId7"/>
+          <w:footerReference r:id="rId7" w:type="default"/>
           <w:pgSz w:w="11910" w:h="16840"/>
           <w:pgMar w:top="897" w:right="1432" w:bottom="1110" w:left="1437" w:header="0" w:footer="876" w:gutter="0"/>
-          <w:cols w:space="720"/>
+          <w:cols w:space="720" w:num="1"/>
         </w:sectPr>
       </w:pPr>
     </w:p>
@@ -2602,7 +2697,7 @@
         </w:rPr>
         <w:drawing>
           <wp:inline distT="0" distB="0" distL="0" distR="0">
-            <wp:extent cx="766952" cy="281020"/>
+            <wp:extent cx="766445" cy="280670"/>
             <wp:effectExtent l="0" t="0" r="0" b="0"/>
             <wp:docPr id="8" name="IM 8"/>
             <wp:cNvGraphicFramePr/>
@@ -2614,13 +2709,13 @@
                     <pic:cNvPicPr/>
                   </pic:nvPicPr>
                   <pic:blipFill>
-                    <a:blip xmlns:r="http://schemas.openxmlformats.org/officeDocument/2006/relationships" r:embed="rId4"/>
+                    <a:blip r:embed="rId10"/>
                     <a:stretch>
                       <a:fillRect/>
                     </a:stretch>
                   </pic:blipFill>
                   <pic:spPr>
-                    <a:xfrm rot="0">
+                    <a:xfrm>
                       <a:off x="0" y="0"/>
                       <a:ext cx="766952" cy="281020"/>
                     </a:xfrm>
@@ -2637,13 +2732,13 @@
     </w:p>
     <w:p>
       <w:pPr>
-        <w:pStyle w:val="BodyText"/>
+        <w:pStyle w:val="2"/>
         <w:spacing w:line="304" w:lineRule="auto"/>
       </w:pPr>
     </w:p>
     <w:p>
       <w:pPr>
-        <w:pStyle w:val="BodyText"/>
+        <w:pStyle w:val="2"/>
         <w:spacing w:line="305" w:lineRule="auto"/>
       </w:pPr>
     </w:p>
@@ -2652,14 +2747,14 @@
         <w:spacing w:before="129" w:line="229" w:lineRule="auto"/>
         <w:ind w:left="1480"/>
         <w:rPr>
-          <w:rFonts w:ascii="Microsoft YaHei" w:eastAsia="Microsoft YaHei" w:hAnsi="Microsoft YaHei" w:cs="Microsoft YaHei"/>
+          <w:rFonts w:ascii="微软雅黑" w:hAnsi="微软雅黑" w:eastAsia="微软雅黑" w:cs="微软雅黑"/>
           <w:sz w:val="30"/>
           <w:szCs w:val="30"/>
         </w:rPr>
       </w:pPr>
       <w:r>
         <w:rPr>
-          <w:rFonts w:ascii="Microsoft YaHei" w:eastAsia="Microsoft YaHei" w:hAnsi="Microsoft YaHei" w:cs="Microsoft YaHei"/>
+          <w:rFonts w:ascii="微软雅黑" w:hAnsi="微软雅黑" w:eastAsia="微软雅黑" w:cs="微软雅黑"/>
           <w:b/>
           <w:bCs/>
           <w:spacing w:val="-2"/>
@@ -2671,7 +2766,7 @@
     </w:p>
     <w:p>
       <w:pPr>
-        <w:pStyle w:val="BodyText"/>
+        <w:pStyle w:val="2"/>
         <w:spacing w:line="356" w:lineRule="auto"/>
       </w:pPr>
     </w:p>
@@ -2681,14 +2776,14 @@
         <w:ind w:left="392"/>
         <w:outlineLvl w:val="2"/>
         <w:rPr>
-          <w:rFonts w:ascii="Microsoft YaHei" w:eastAsia="Microsoft YaHei" w:hAnsi="Microsoft YaHei" w:cs="Microsoft YaHei"/>
+          <w:rFonts w:ascii="微软雅黑" w:hAnsi="微软雅黑" w:eastAsia="微软雅黑" w:cs="微软雅黑"/>
           <w:sz w:val="28"/>
           <w:szCs w:val="28"/>
         </w:rPr>
       </w:pPr>
       <w:r>
         <w:rPr>
-          <w:rFonts w:ascii="Microsoft YaHei" w:eastAsia="Microsoft YaHei" w:hAnsi="Microsoft YaHei" w:cs="Microsoft YaHei"/>
+          <w:rFonts w:ascii="微软雅黑" w:hAnsi="微软雅黑" w:eastAsia="微软雅黑" w:cs="微软雅黑"/>
           <w:b/>
           <w:bCs/>
           <w:spacing w:val="-8"/>
@@ -2699,7 +2794,7 @@
       </w:r>
       <w:r>
         <w:rPr>
-          <w:rFonts w:ascii="Microsoft YaHei" w:eastAsia="Microsoft YaHei" w:hAnsi="Microsoft YaHei" w:cs="Microsoft YaHei"/>
+          <w:rFonts w:ascii="微软雅黑" w:hAnsi="微软雅黑" w:eastAsia="微软雅黑" w:cs="微软雅黑"/>
           <w:b/>
           <w:bCs/>
           <w:spacing w:val="77"/>
@@ -2710,7 +2805,7 @@
       </w:r>
       <w:r>
         <w:rPr>
-          <w:rFonts w:ascii="Microsoft YaHei" w:eastAsia="Microsoft YaHei" w:hAnsi="Microsoft YaHei" w:cs="Microsoft YaHei"/>
+          <w:rFonts w:ascii="微软雅黑" w:hAnsi="微软雅黑" w:eastAsia="微软雅黑" w:cs="微软雅黑"/>
           <w:b/>
           <w:bCs/>
           <w:spacing w:val="-8"/>
@@ -2727,18 +2822,24 @@
     </w:p>
     <w:tbl>
       <w:tblPr>
-        <w:tblStyle w:val="TableNormal"/>
+        <w:tblStyle w:val="5"/>
         <w:tblW w:w="9040" w:type="dxa"/>
         <w:tblInd w:w="2" w:type="dxa"/>
         <w:tblBorders>
-          <w:top w:val="single" w:sz="2" w:space="0" w:color="000000"/>
-          <w:left w:val="single" w:sz="2" w:space="0" w:color="000000"/>
-          <w:bottom w:val="single" w:sz="2" w:space="0" w:color="000000"/>
-          <w:right w:val="single" w:sz="2" w:space="0" w:color="000000"/>
-          <w:insideH w:val="single" w:sz="2" w:space="0" w:color="000000"/>
-          <w:insideV w:val="single" w:sz="2" w:space="0" w:color="000000"/>
+          <w:top w:val="single" w:color="000000" w:sz="2" w:space="0"/>
+          <w:left w:val="single" w:color="000000" w:sz="2" w:space="0"/>
+          <w:bottom w:val="single" w:color="000000" w:sz="2" w:space="0"/>
+          <w:right w:val="single" w:color="000000" w:sz="2" w:space="0"/>
+          <w:insideH w:val="single" w:color="000000" w:sz="2" w:space="0"/>
+          <w:insideV w:val="single" w:color="000000" w:sz="2" w:space="0"/>
         </w:tblBorders>
         <w:tblLayout w:type="fixed"/>
+        <w:tblCellMar>
+          <w:top w:w="0" w:type="dxa"/>
+          <w:left w:w="0" w:type="dxa"/>
+          <w:bottom w:w="0" w:type="dxa"/>
+          <w:right w:w="0" w:type="dxa"/>
+        </w:tblCellMar>
       </w:tblPr>
       <w:tblGrid>
         <w:gridCol w:w="1365"/>
@@ -2749,20 +2850,23 @@
       </w:tblGrid>
       <w:tr>
         <w:tblPrEx>
-          <w:tblW w:w="9040" w:type="dxa"/>
-          <w:tblInd w:w="2" w:type="dxa"/>
           <w:tblBorders>
-            <w:top w:val="single" w:sz="2" w:space="0" w:color="000000"/>
-            <w:left w:val="single" w:sz="2" w:space="0" w:color="000000"/>
-            <w:bottom w:val="single" w:sz="2" w:space="0" w:color="000000"/>
-            <w:right w:val="single" w:sz="2" w:space="0" w:color="000000"/>
-            <w:insideH w:val="single" w:sz="2" w:space="0" w:color="000000"/>
-            <w:insideV w:val="single" w:sz="2" w:space="0" w:color="000000"/>
+            <w:top w:val="single" w:color="000000" w:sz="2" w:space="0"/>
+            <w:left w:val="single" w:color="000000" w:sz="2" w:space="0"/>
+            <w:bottom w:val="single" w:color="000000" w:sz="2" w:space="0"/>
+            <w:right w:val="single" w:color="000000" w:sz="2" w:space="0"/>
+            <w:insideH w:val="single" w:color="000000" w:sz="2" w:space="0"/>
+            <w:insideV w:val="single" w:color="000000" w:sz="2" w:space="0"/>
           </w:tblBorders>
-          <w:tblLayout w:type="fixed"/>
+          <w:tblCellMar>
+            <w:top w:w="0" w:type="dxa"/>
+            <w:left w:w="0" w:type="dxa"/>
+            <w:bottom w:w="0" w:type="dxa"/>
+            <w:right w:w="0" w:type="dxa"/>
+          </w:tblCellMar>
         </w:tblPrEx>
         <w:trPr>
-          <w:trHeight w:val="427"/>
+          <w:trHeight w:val="427" w:hRule="atLeast"/>
         </w:trPr>
         <w:tc>
           <w:tcPr>
@@ -2774,14 +2878,14 @@
               <w:spacing w:before="130" w:line="220" w:lineRule="auto"/>
               <w:ind w:left="496"/>
               <w:rPr>
-                <w:rFonts w:ascii="SimSun" w:eastAsia="SimSun" w:hAnsi="SimSun" w:cs="SimSun"/>
-                <w:sz w:val="24"/>
-                <w:szCs w:val="24"/>
-              </w:rPr>
-            </w:pPr>
-            <w:r>
-              <w:rPr>
-                <w:rFonts w:ascii="SimSun" w:eastAsia="SimSun" w:hAnsi="SimSun" w:cs="SimSun"/>
+                <w:rFonts w:ascii="宋体" w:hAnsi="宋体" w:eastAsia="宋体" w:cs="宋体"/>
+                <w:sz w:val="24"/>
+                <w:szCs w:val="24"/>
+              </w:rPr>
+            </w:pPr>
+            <w:r>
+              <w:rPr>
+                <w:rFonts w:ascii="宋体" w:hAnsi="宋体" w:eastAsia="宋体" w:cs="宋体"/>
                 <w:b/>
                 <w:bCs/>
                 <w:spacing w:val="-28"/>
@@ -2802,14 +2906,14 @@
               <w:spacing w:before="130" w:line="220" w:lineRule="auto"/>
               <w:ind w:left="351"/>
               <w:rPr>
-                <w:rFonts w:ascii="SimSun" w:eastAsia="SimSun" w:hAnsi="SimSun" w:cs="SimSun"/>
-                <w:sz w:val="24"/>
-                <w:szCs w:val="24"/>
-              </w:rPr>
-            </w:pPr>
-            <w:r>
-              <w:rPr>
-                <w:rFonts w:ascii="SimSun" w:eastAsia="SimSun" w:hAnsi="SimSun" w:cs="SimSun"/>
+                <w:rFonts w:ascii="宋体" w:hAnsi="宋体" w:eastAsia="宋体" w:cs="宋体"/>
+                <w:sz w:val="24"/>
+                <w:szCs w:val="24"/>
+              </w:rPr>
+            </w:pPr>
+            <w:r>
+              <w:rPr>
+                <w:rFonts w:ascii="宋体" w:hAnsi="宋体" w:eastAsia="宋体" w:cs="宋体"/>
                 <w:b/>
                 <w:bCs/>
                 <w:spacing w:val="-13"/>
@@ -2830,14 +2934,14 @@
               <w:spacing w:before="130" w:line="220" w:lineRule="auto"/>
               <w:ind w:left="550"/>
               <w:rPr>
-                <w:rFonts w:ascii="SimSun" w:eastAsia="SimSun" w:hAnsi="SimSun" w:cs="SimSun"/>
-                <w:sz w:val="24"/>
-                <w:szCs w:val="24"/>
-              </w:rPr>
-            </w:pPr>
-            <w:r>
-              <w:rPr>
-                <w:rFonts w:ascii="SimSun" w:eastAsia="SimSun" w:hAnsi="SimSun" w:cs="SimSun"/>
+                <w:rFonts w:ascii="宋体" w:hAnsi="宋体" w:eastAsia="宋体" w:cs="宋体"/>
+                <w:sz w:val="24"/>
+                <w:szCs w:val="24"/>
+              </w:rPr>
+            </w:pPr>
+            <w:r>
+              <w:rPr>
+                <w:rFonts w:ascii="宋体" w:hAnsi="宋体" w:eastAsia="宋体" w:cs="宋体"/>
                 <w:b/>
                 <w:bCs/>
                 <w:spacing w:val="-8"/>
@@ -2858,14 +2962,14 @@
               <w:spacing w:before="131" w:line="219" w:lineRule="auto"/>
               <w:ind w:left="439"/>
               <w:rPr>
-                <w:rFonts w:ascii="SimSun" w:eastAsia="SimSun" w:hAnsi="SimSun" w:cs="SimSun"/>
-                <w:sz w:val="24"/>
-                <w:szCs w:val="24"/>
-              </w:rPr>
-            </w:pPr>
-            <w:r>
-              <w:rPr>
-                <w:rFonts w:ascii="SimSun" w:eastAsia="SimSun" w:hAnsi="SimSun" w:cs="SimSun"/>
+                <w:rFonts w:ascii="宋体" w:hAnsi="宋体" w:eastAsia="宋体" w:cs="宋体"/>
+                <w:sz w:val="24"/>
+                <w:szCs w:val="24"/>
+              </w:rPr>
+            </w:pPr>
+            <w:r>
+              <w:rPr>
+                <w:rFonts w:ascii="宋体" w:hAnsi="宋体" w:eastAsia="宋体" w:cs="宋体"/>
                 <w:b/>
                 <w:bCs/>
                 <w:spacing w:val="-22"/>
@@ -2886,14 +2990,14 @@
               <w:spacing w:before="130" w:line="219" w:lineRule="auto"/>
               <w:ind w:left="1391"/>
               <w:rPr>
-                <w:rFonts w:ascii="SimSun" w:eastAsia="SimSun" w:hAnsi="SimSun" w:cs="SimSun"/>
-                <w:sz w:val="24"/>
-                <w:szCs w:val="24"/>
-              </w:rPr>
-            </w:pPr>
-            <w:r>
-              <w:rPr>
-                <w:rFonts w:ascii="SimSun" w:eastAsia="SimSun" w:hAnsi="SimSun" w:cs="SimSun"/>
+                <w:rFonts w:ascii="宋体" w:hAnsi="宋体" w:eastAsia="宋体" w:cs="宋体"/>
+                <w:sz w:val="24"/>
+                <w:szCs w:val="24"/>
+              </w:rPr>
+            </w:pPr>
+            <w:r>
+              <w:rPr>
+                <w:rFonts w:ascii="宋体" w:hAnsi="宋体" w:eastAsia="宋体" w:cs="宋体"/>
                 <w:b/>
                 <w:bCs/>
                 <w:spacing w:val="-5"/>
@@ -2907,12 +3011,23 @@
       </w:tr>
       <w:tr>
         <w:tblPrEx>
-          <w:tblW w:w="9040" w:type="dxa"/>
-          <w:tblInd w:w="2" w:type="dxa"/>
-          <w:tblLayout w:type="fixed"/>
+          <w:tblBorders>
+            <w:top w:val="single" w:color="000000" w:sz="2" w:space="0"/>
+            <w:left w:val="single" w:color="000000" w:sz="2" w:space="0"/>
+            <w:bottom w:val="single" w:color="000000" w:sz="2" w:space="0"/>
+            <w:right w:val="single" w:color="000000" w:sz="2" w:space="0"/>
+            <w:insideH w:val="single" w:color="000000" w:sz="2" w:space="0"/>
+            <w:insideV w:val="single" w:color="000000" w:sz="2" w:space="0"/>
+          </w:tblBorders>
+          <w:tblCellMar>
+            <w:top w:w="0" w:type="dxa"/>
+            <w:left w:w="0" w:type="dxa"/>
+            <w:bottom w:w="0" w:type="dxa"/>
+            <w:right w:w="0" w:type="dxa"/>
+          </w:tblCellMar>
         </w:tblPrEx>
         <w:trPr>
-          <w:trHeight w:val="804"/>
+          <w:trHeight w:val="804" w:hRule="atLeast"/>
         </w:trPr>
         <w:tc>
           <w:tcPr>
@@ -2923,55 +3038,75 @@
               <w:spacing w:before="299" w:line="219" w:lineRule="auto"/>
               <w:ind w:left="159"/>
               <w:rPr>
-                <w:rFonts w:ascii="SimSun" w:eastAsia="SimSun" w:hAnsi="SimSun" w:cs="SimSun"/>
-                <w:sz w:val="24"/>
-                <w:szCs w:val="24"/>
-              </w:rPr>
-            </w:pPr>
-            <w:r>
-              <w:rPr>
-                <w:rFonts w:ascii="SimSun" w:eastAsia="SimSun" w:hAnsi="SimSun" w:cs="SimSun"/>
+                <w:rFonts w:ascii="宋体" w:hAnsi="宋体" w:eastAsia="宋体" w:cs="宋体"/>
+                <w:sz w:val="24"/>
+                <w:szCs w:val="24"/>
+              </w:rPr>
+            </w:pPr>
+            <w:r>
+              <w:rPr>
+                <w:rFonts w:hint="eastAsia" w:ascii="宋体" w:hAnsi="宋体" w:eastAsia="宋体" w:cs="宋体"/>
                 <w:spacing w:val="-12"/>
                 <w:sz w:val="24"/>
                 <w:szCs w:val="24"/>
+                <w:lang w:val="en-US" w:eastAsia="zh-CN"/>
+              </w:rPr>
+              <w:t>9</w:t>
+            </w:r>
+            <w:r>
+              <w:rPr>
+                <w:rFonts w:ascii="宋体" w:hAnsi="宋体" w:eastAsia="宋体" w:cs="宋体"/>
+                <w:spacing w:val="17"/>
+                <w:sz w:val="24"/>
+                <w:szCs w:val="24"/>
+              </w:rPr>
+              <w:t xml:space="preserve"> </w:t>
+            </w:r>
+            <w:r>
+              <w:rPr>
+                <w:rFonts w:ascii="宋体" w:hAnsi="宋体" w:eastAsia="宋体" w:cs="宋体"/>
+                <w:spacing w:val="-12"/>
+                <w:sz w:val="24"/>
+                <w:szCs w:val="24"/>
+              </w:rPr>
+              <w:t>月</w:t>
+            </w:r>
+            <w:r>
+              <w:rPr>
+                <w:rFonts w:ascii="宋体" w:hAnsi="宋体" w:eastAsia="宋体" w:cs="宋体"/>
+                <w:spacing w:val="27"/>
+                <w:sz w:val="24"/>
+                <w:szCs w:val="24"/>
+              </w:rPr>
+              <w:t xml:space="preserve"> </w:t>
+            </w:r>
+            <w:r>
+              <w:rPr>
+                <w:rFonts w:ascii="宋体" w:hAnsi="宋体" w:eastAsia="宋体" w:cs="宋体"/>
+                <w:spacing w:val="-12"/>
+                <w:sz w:val="24"/>
+                <w:szCs w:val="24"/>
+              </w:rPr>
+              <w:t>1</w:t>
+            </w:r>
+            <w:r>
+              <w:rPr>
+                <w:rFonts w:hint="eastAsia" w:ascii="宋体" w:hAnsi="宋体" w:eastAsia="宋体" w:cs="宋体"/>
+                <w:spacing w:val="-12"/>
+                <w:sz w:val="24"/>
+                <w:szCs w:val="24"/>
+                <w:lang w:val="en-US" w:eastAsia="zh-CN"/>
               </w:rPr>
               <w:t>5</w:t>
             </w:r>
             <w:r>
               <w:rPr>
-                <w:rFonts w:ascii="SimSun" w:eastAsia="SimSun" w:hAnsi="SimSun" w:cs="SimSun"/>
-                <w:spacing w:val="17"/>
-                <w:sz w:val="24"/>
-                <w:szCs w:val="24"/>
-              </w:rPr>
-              <w:t xml:space="preserve"> </w:t>
-            </w:r>
-            <w:r>
-              <w:rPr>
-                <w:rFonts w:ascii="SimSun" w:eastAsia="SimSun" w:hAnsi="SimSun" w:cs="SimSun"/>
+                <w:rFonts w:ascii="宋体" w:hAnsi="宋体" w:eastAsia="宋体" w:cs="宋体"/>
                 <w:spacing w:val="-12"/>
                 <w:sz w:val="24"/>
                 <w:szCs w:val="24"/>
               </w:rPr>
-              <w:t>月</w:t>
-            </w:r>
-            <w:r>
-              <w:rPr>
-                <w:rFonts w:ascii="SimSun" w:eastAsia="SimSun" w:hAnsi="SimSun" w:cs="SimSun"/>
-                <w:spacing w:val="27"/>
-                <w:sz w:val="24"/>
-                <w:szCs w:val="24"/>
-              </w:rPr>
-              <w:t xml:space="preserve"> </w:t>
-            </w:r>
-            <w:r>
-              <w:rPr>
-                <w:rFonts w:ascii="SimSun" w:eastAsia="SimSun" w:hAnsi="SimSun" w:cs="SimSun"/>
-                <w:spacing w:val="-12"/>
-                <w:sz w:val="24"/>
-                <w:szCs w:val="24"/>
-              </w:rPr>
-              <w:t>12日</w:t>
+              <w:t>日</w:t>
             </w:r>
           </w:p>
         </w:tc>
@@ -2984,14 +3119,14 @@
               <w:spacing w:before="298" w:line="239" w:lineRule="auto"/>
               <w:ind w:left="339"/>
               <w:rPr>
-                <w:rFonts w:ascii="SimSun" w:eastAsia="SimSun" w:hAnsi="SimSun" w:cs="SimSun"/>
-                <w:sz w:val="24"/>
-                <w:szCs w:val="24"/>
-              </w:rPr>
-            </w:pPr>
-            <w:r>
-              <w:rPr>
-                <w:rFonts w:ascii="SimSun" w:eastAsia="SimSun" w:hAnsi="SimSun" w:cs="SimSun"/>
+                <w:rFonts w:ascii="宋体" w:hAnsi="宋体" w:eastAsia="宋体" w:cs="宋体"/>
+                <w:sz w:val="24"/>
+                <w:szCs w:val="24"/>
+              </w:rPr>
+            </w:pPr>
+            <w:r>
+              <w:rPr>
+                <w:rFonts w:ascii="宋体" w:hAnsi="宋体" w:eastAsia="宋体" w:cs="宋体"/>
                 <w:spacing w:val="-3"/>
                 <w:sz w:val="24"/>
                 <w:szCs w:val="24"/>
@@ -3009,14 +3144,14 @@
               <w:spacing w:before="298" w:line="219" w:lineRule="auto"/>
               <w:ind w:left="429"/>
               <w:rPr>
-                <w:rFonts w:ascii="SimSun" w:eastAsia="SimSun" w:hAnsi="SimSun" w:cs="SimSun"/>
-                <w:sz w:val="24"/>
-                <w:szCs w:val="24"/>
-              </w:rPr>
-            </w:pPr>
-            <w:r>
-              <w:rPr>
-                <w:rFonts w:ascii="SimSun" w:eastAsia="SimSun" w:hAnsi="SimSun" w:cs="SimSun"/>
+                <w:rFonts w:ascii="宋体" w:hAnsi="宋体" w:eastAsia="宋体" w:cs="宋体"/>
+                <w:sz w:val="24"/>
+                <w:szCs w:val="24"/>
+              </w:rPr>
+            </w:pPr>
+            <w:r>
+              <w:rPr>
+                <w:rFonts w:ascii="宋体" w:hAnsi="宋体" w:eastAsia="宋体" w:cs="宋体"/>
                 <w:spacing w:val="-3"/>
                 <w:sz w:val="24"/>
                 <w:szCs w:val="24"/>
@@ -3034,14 +3169,14 @@
               <w:spacing w:before="298" w:line="219" w:lineRule="auto"/>
               <w:ind w:left="174"/>
               <w:rPr>
-                <w:rFonts w:ascii="SimSun" w:eastAsia="SimSun" w:hAnsi="SimSun" w:cs="SimSun"/>
-                <w:sz w:val="24"/>
-                <w:szCs w:val="24"/>
-              </w:rPr>
-            </w:pPr>
-            <w:r>
-              <w:rPr>
-                <w:rFonts w:ascii="SimSun" w:eastAsia="SimSun" w:hAnsi="SimSun" w:cs="SimSun"/>
+                <w:rFonts w:ascii="宋体" w:hAnsi="宋体" w:eastAsia="宋体" w:cs="宋体"/>
+                <w:sz w:val="24"/>
+                <w:szCs w:val="24"/>
+              </w:rPr>
+            </w:pPr>
+            <w:r>
+              <w:rPr>
+                <w:rFonts w:ascii="宋体" w:hAnsi="宋体" w:eastAsia="宋体" w:cs="宋体"/>
                 <w:spacing w:val="-4"/>
                 <w:sz w:val="24"/>
                 <w:szCs w:val="24"/>
@@ -3059,14 +3194,14 @@
               <w:spacing w:before="115" w:line="261" w:lineRule="auto"/>
               <w:ind w:left="124" w:right="174" w:firstLine="4"/>
               <w:rPr>
-                <w:rFonts w:ascii="SimSun" w:eastAsia="SimSun" w:hAnsi="SimSun" w:cs="SimSun"/>
-                <w:sz w:val="24"/>
-                <w:szCs w:val="24"/>
-              </w:rPr>
-            </w:pPr>
-            <w:r>
-              <w:rPr>
-                <w:rFonts w:ascii="SimSun" w:eastAsia="SimSun" w:hAnsi="SimSun" w:cs="SimSun"/>
+                <w:rFonts w:ascii="宋体" w:hAnsi="宋体" w:eastAsia="宋体" w:cs="宋体"/>
+                <w:sz w:val="24"/>
+                <w:szCs w:val="24"/>
+              </w:rPr>
+            </w:pPr>
+            <w:r>
+              <w:rPr>
+                <w:rFonts w:ascii="宋体" w:hAnsi="宋体" w:eastAsia="宋体" w:cs="宋体"/>
                 <w:spacing w:val="-14"/>
                 <w:sz w:val="24"/>
                 <w:szCs w:val="24"/>
@@ -3075,7 +3210,7 @@
             </w:r>
             <w:r>
               <w:rPr>
-                <w:rFonts w:ascii="SimSun" w:eastAsia="SimSun" w:hAnsi="SimSun" w:cs="SimSun"/>
+                <w:rFonts w:ascii="宋体" w:hAnsi="宋体" w:eastAsia="宋体" w:cs="宋体"/>
                 <w:spacing w:val="-3"/>
                 <w:sz w:val="24"/>
                 <w:szCs w:val="24"/>
@@ -3087,12 +3222,23 @@
       </w:tr>
       <w:tr>
         <w:tblPrEx>
-          <w:tblW w:w="9040" w:type="dxa"/>
-          <w:tblInd w:w="2" w:type="dxa"/>
-          <w:tblLayout w:type="fixed"/>
+          <w:tblBorders>
+            <w:top w:val="single" w:color="000000" w:sz="2" w:space="0"/>
+            <w:left w:val="single" w:color="000000" w:sz="2" w:space="0"/>
+            <w:bottom w:val="single" w:color="000000" w:sz="2" w:space="0"/>
+            <w:right w:val="single" w:color="000000" w:sz="2" w:space="0"/>
+            <w:insideH w:val="single" w:color="000000" w:sz="2" w:space="0"/>
+            <w:insideV w:val="single" w:color="000000" w:sz="2" w:space="0"/>
+          </w:tblBorders>
+          <w:tblCellMar>
+            <w:top w:w="0" w:type="dxa"/>
+            <w:left w:w="0" w:type="dxa"/>
+            <w:bottom w:w="0" w:type="dxa"/>
+            <w:right w:w="0" w:type="dxa"/>
+          </w:tblCellMar>
         </w:tblPrEx>
         <w:trPr>
-          <w:trHeight w:val="809"/>
+          <w:trHeight w:val="809" w:hRule="atLeast"/>
         </w:trPr>
         <w:tc>
           <w:tcPr>
@@ -3103,23 +3249,24 @@
               <w:spacing w:before="296" w:line="219" w:lineRule="auto"/>
               <w:ind w:left="159"/>
               <w:rPr>
-                <w:rFonts w:ascii="SimSun" w:eastAsia="SimSun" w:hAnsi="SimSun" w:cs="SimSun"/>
-                <w:sz w:val="24"/>
-                <w:szCs w:val="24"/>
-              </w:rPr>
-            </w:pPr>
-            <w:r>
-              <w:rPr>
-                <w:rFonts w:ascii="SimSun" w:eastAsia="SimSun" w:hAnsi="SimSun" w:cs="SimSun"/>
+                <w:rFonts w:ascii="宋体" w:hAnsi="宋体" w:eastAsia="宋体" w:cs="宋体"/>
+                <w:sz w:val="24"/>
+                <w:szCs w:val="24"/>
+              </w:rPr>
+            </w:pPr>
+            <w:r>
+              <w:rPr>
+                <w:rFonts w:hint="eastAsia" w:ascii="宋体" w:hAnsi="宋体" w:eastAsia="宋体" w:cs="宋体"/>
                 <w:spacing w:val="-12"/>
                 <w:sz w:val="24"/>
                 <w:szCs w:val="24"/>
-              </w:rPr>
-              <w:t>5</w:t>
-            </w:r>
-            <w:r>
-              <w:rPr>
-                <w:rFonts w:ascii="SimSun" w:eastAsia="SimSun" w:hAnsi="SimSun" w:cs="SimSun"/>
+                <w:lang w:val="en-US" w:eastAsia="zh-CN"/>
+              </w:rPr>
+              <w:t>9</w:t>
+            </w:r>
+            <w:r>
+              <w:rPr>
+                <w:rFonts w:ascii="宋体" w:hAnsi="宋体" w:eastAsia="宋体" w:cs="宋体"/>
                 <w:spacing w:val="17"/>
                 <w:sz w:val="24"/>
                 <w:szCs w:val="24"/>
@@ -3128,7 +3275,7 @@
             </w:r>
             <w:r>
               <w:rPr>
-                <w:rFonts w:ascii="SimSun" w:eastAsia="SimSun" w:hAnsi="SimSun" w:cs="SimSun"/>
+                <w:rFonts w:ascii="宋体" w:hAnsi="宋体" w:eastAsia="宋体" w:cs="宋体"/>
                 <w:spacing w:val="-12"/>
                 <w:sz w:val="24"/>
                 <w:szCs w:val="24"/>
@@ -3137,7 +3284,7 @@
             </w:r>
             <w:r>
               <w:rPr>
-                <w:rFonts w:ascii="SimSun" w:eastAsia="SimSun" w:hAnsi="SimSun" w:cs="SimSun"/>
+                <w:rFonts w:ascii="宋体" w:hAnsi="宋体" w:eastAsia="宋体" w:cs="宋体"/>
                 <w:spacing w:val="27"/>
                 <w:sz w:val="24"/>
                 <w:szCs w:val="24"/>
@@ -3146,12 +3293,31 @@
             </w:r>
             <w:r>
               <w:rPr>
-                <w:rFonts w:ascii="SimSun" w:eastAsia="SimSun" w:hAnsi="SimSun" w:cs="SimSun"/>
+                <w:rFonts w:ascii="宋体" w:hAnsi="宋体" w:eastAsia="宋体" w:cs="宋体"/>
                 <w:spacing w:val="-12"/>
                 <w:sz w:val="24"/>
                 <w:szCs w:val="24"/>
               </w:rPr>
-              <w:t>13日</w:t>
+              <w:t>1</w:t>
+            </w:r>
+            <w:r>
+              <w:rPr>
+                <w:rFonts w:hint="eastAsia" w:ascii="宋体" w:hAnsi="宋体" w:eastAsia="宋体" w:cs="宋体"/>
+                <w:spacing w:val="-12"/>
+                <w:sz w:val="24"/>
+                <w:szCs w:val="24"/>
+                <w:lang w:val="en-US" w:eastAsia="zh-CN"/>
+              </w:rPr>
+              <w:t>6</w:t>
+            </w:r>
+            <w:r>
+              <w:rPr>
+                <w:rFonts w:ascii="宋体" w:hAnsi="宋体" w:eastAsia="宋体" w:cs="宋体"/>
+                <w:spacing w:val="-12"/>
+                <w:sz w:val="24"/>
+                <w:szCs w:val="24"/>
+              </w:rPr>
+              <w:t>日</w:t>
             </w:r>
           </w:p>
         </w:tc>
@@ -3164,14 +3330,14 @@
               <w:spacing w:before="295" w:line="239" w:lineRule="auto"/>
               <w:ind w:left="295"/>
               <w:rPr>
-                <w:rFonts w:ascii="SimSun" w:eastAsia="SimSun" w:hAnsi="SimSun" w:cs="SimSun"/>
-                <w:sz w:val="24"/>
-                <w:szCs w:val="24"/>
-              </w:rPr>
-            </w:pPr>
-            <w:r>
-              <w:rPr>
-                <w:rFonts w:ascii="SimSun" w:eastAsia="SimSun" w:hAnsi="SimSun" w:cs="SimSun"/>
+                <w:rFonts w:ascii="宋体" w:hAnsi="宋体" w:eastAsia="宋体" w:cs="宋体"/>
+                <w:sz w:val="24"/>
+                <w:szCs w:val="24"/>
+              </w:rPr>
+            </w:pPr>
+            <w:r>
+              <w:rPr>
+                <w:rFonts w:ascii="宋体" w:hAnsi="宋体" w:eastAsia="宋体" w:cs="宋体"/>
                 <w:spacing w:val="-6"/>
                 <w:sz w:val="24"/>
                 <w:szCs w:val="24"/>
@@ -3189,14 +3355,14 @@
               <w:spacing w:before="295" w:line="219" w:lineRule="auto"/>
               <w:ind w:left="429"/>
               <w:rPr>
-                <w:rFonts w:ascii="SimSun" w:eastAsia="SimSun" w:hAnsi="SimSun" w:cs="SimSun"/>
-                <w:sz w:val="24"/>
-                <w:szCs w:val="24"/>
-              </w:rPr>
-            </w:pPr>
-            <w:r>
-              <w:rPr>
-                <w:rFonts w:ascii="SimSun" w:eastAsia="SimSun" w:hAnsi="SimSun" w:cs="SimSun"/>
+                <w:rFonts w:ascii="宋体" w:hAnsi="宋体" w:eastAsia="宋体" w:cs="宋体"/>
+                <w:sz w:val="24"/>
+                <w:szCs w:val="24"/>
+              </w:rPr>
+            </w:pPr>
+            <w:r>
+              <w:rPr>
+                <w:rFonts w:ascii="宋体" w:hAnsi="宋体" w:eastAsia="宋体" w:cs="宋体"/>
                 <w:spacing w:val="-3"/>
                 <w:sz w:val="24"/>
                 <w:szCs w:val="24"/>
@@ -3214,14 +3380,14 @@
               <w:spacing w:before="295" w:line="219" w:lineRule="auto"/>
               <w:ind w:left="170"/>
               <w:rPr>
-                <w:rFonts w:ascii="SimSun" w:eastAsia="SimSun" w:hAnsi="SimSun" w:cs="SimSun"/>
-                <w:sz w:val="24"/>
-                <w:szCs w:val="24"/>
-              </w:rPr>
-            </w:pPr>
-            <w:r>
-              <w:rPr>
-                <w:rFonts w:ascii="SimSun" w:eastAsia="SimSun" w:hAnsi="SimSun" w:cs="SimSun"/>
+                <w:rFonts w:ascii="宋体" w:hAnsi="宋体" w:eastAsia="宋体" w:cs="宋体"/>
+                <w:sz w:val="24"/>
+                <w:szCs w:val="24"/>
+              </w:rPr>
+            </w:pPr>
+            <w:r>
+              <w:rPr>
+                <w:rFonts w:ascii="宋体" w:hAnsi="宋体" w:eastAsia="宋体" w:cs="宋体"/>
                 <w:spacing w:val="-3"/>
                 <w:sz w:val="24"/>
                 <w:szCs w:val="24"/>
@@ -3239,14 +3405,14 @@
               <w:spacing w:before="117" w:line="262" w:lineRule="auto"/>
               <w:ind w:left="124" w:right="160" w:firstLine="4"/>
               <w:rPr>
-                <w:rFonts w:ascii="SimSun" w:eastAsia="SimSun" w:hAnsi="SimSun" w:cs="SimSun"/>
-                <w:sz w:val="24"/>
-                <w:szCs w:val="24"/>
-              </w:rPr>
-            </w:pPr>
-            <w:r>
-              <w:rPr>
-                <w:rFonts w:ascii="SimSun" w:eastAsia="SimSun" w:hAnsi="SimSun" w:cs="SimSun"/>
+                <w:rFonts w:ascii="宋体" w:hAnsi="宋体" w:eastAsia="宋体" w:cs="宋体"/>
+                <w:sz w:val="24"/>
+                <w:szCs w:val="24"/>
+              </w:rPr>
+            </w:pPr>
+            <w:r>
+              <w:rPr>
+                <w:rFonts w:ascii="宋体" w:hAnsi="宋体" w:eastAsia="宋体" w:cs="宋体"/>
                 <w:spacing w:val="-13"/>
                 <w:sz w:val="24"/>
                 <w:szCs w:val="24"/>
@@ -3255,7 +3421,7 @@
             </w:r>
             <w:r>
               <w:rPr>
-                <w:rFonts w:ascii="SimSun" w:eastAsia="SimSun" w:hAnsi="SimSun" w:cs="SimSun"/>
+                <w:rFonts w:ascii="宋体" w:hAnsi="宋体" w:eastAsia="宋体" w:cs="宋体"/>
                 <w:spacing w:val="-3"/>
                 <w:sz w:val="24"/>
                 <w:szCs w:val="24"/>
@@ -3268,13 +3434,13 @@
     </w:tbl>
     <w:p>
       <w:pPr>
-        <w:pStyle w:val="BodyText"/>
+        <w:pStyle w:val="2"/>
         <w:spacing w:line="323" w:lineRule="auto"/>
       </w:pPr>
     </w:p>
     <w:p>
       <w:pPr>
-        <w:pStyle w:val="BodyText"/>
+        <w:pStyle w:val="2"/>
         <w:spacing w:line="324" w:lineRule="auto"/>
       </w:pPr>
     </w:p>
@@ -3284,14 +3450,14 @@
         <w:ind w:left="381"/>
         <w:outlineLvl w:val="2"/>
         <w:rPr>
-          <w:rFonts w:ascii="Microsoft YaHei" w:eastAsia="Microsoft YaHei" w:hAnsi="Microsoft YaHei" w:cs="Microsoft YaHei"/>
+          <w:rFonts w:ascii="微软雅黑" w:hAnsi="微软雅黑" w:eastAsia="微软雅黑" w:cs="微软雅黑"/>
           <w:sz w:val="28"/>
           <w:szCs w:val="28"/>
         </w:rPr>
       </w:pPr>
       <w:r>
         <w:rPr>
-          <w:rFonts w:ascii="Microsoft YaHei" w:eastAsia="Microsoft YaHei" w:hAnsi="Microsoft YaHei" w:cs="Microsoft YaHei"/>
+          <w:rFonts w:ascii="微软雅黑" w:hAnsi="微软雅黑" w:eastAsia="微软雅黑" w:cs="微软雅黑"/>
           <w:b/>
           <w:bCs/>
           <w:spacing w:val="-4"/>
@@ -3302,7 +3468,7 @@
       </w:r>
       <w:r>
         <w:rPr>
-          <w:rFonts w:ascii="Microsoft YaHei" w:eastAsia="Microsoft YaHei" w:hAnsi="Microsoft YaHei" w:cs="Microsoft YaHei"/>
+          <w:rFonts w:ascii="微软雅黑" w:hAnsi="微软雅黑" w:eastAsia="微软雅黑" w:cs="微软雅黑"/>
           <w:b/>
           <w:bCs/>
           <w:spacing w:val="61"/>
@@ -3313,7 +3479,7 @@
       </w:r>
       <w:r>
         <w:rPr>
-          <w:rFonts w:ascii="Microsoft YaHei" w:eastAsia="Microsoft YaHei" w:hAnsi="Microsoft YaHei" w:cs="Microsoft YaHei"/>
+          <w:rFonts w:ascii="微软雅黑" w:hAnsi="微软雅黑" w:eastAsia="微软雅黑" w:cs="微软雅黑"/>
           <w:b/>
           <w:bCs/>
           <w:spacing w:val="-4"/>
@@ -3330,18 +3496,24 @@
     </w:p>
     <w:tbl>
       <w:tblPr>
-        <w:tblStyle w:val="TableNormal"/>
+        <w:tblStyle w:val="5"/>
         <w:tblW w:w="9043" w:type="dxa"/>
         <w:tblInd w:w="2" w:type="dxa"/>
         <w:tblBorders>
-          <w:top w:val="single" w:sz="2" w:space="0" w:color="000000"/>
-          <w:left w:val="single" w:sz="2" w:space="0" w:color="000000"/>
-          <w:bottom w:val="single" w:sz="2" w:space="0" w:color="000000"/>
-          <w:right w:val="single" w:sz="2" w:space="0" w:color="000000"/>
-          <w:insideH w:val="single" w:sz="2" w:space="0" w:color="000000"/>
-          <w:insideV w:val="single" w:sz="2" w:space="0" w:color="000000"/>
+          <w:top w:val="single" w:color="000000" w:sz="2" w:space="0"/>
+          <w:left w:val="single" w:color="000000" w:sz="2" w:space="0"/>
+          <w:bottom w:val="single" w:color="000000" w:sz="2" w:space="0"/>
+          <w:right w:val="single" w:color="000000" w:sz="2" w:space="0"/>
+          <w:insideH w:val="single" w:color="000000" w:sz="2" w:space="0"/>
+          <w:insideV w:val="single" w:color="000000" w:sz="2" w:space="0"/>
         </w:tblBorders>
         <w:tblLayout w:type="fixed"/>
+        <w:tblCellMar>
+          <w:top w:w="0" w:type="dxa"/>
+          <w:left w:w="0" w:type="dxa"/>
+          <w:bottom w:w="0" w:type="dxa"/>
+          <w:right w:w="0" w:type="dxa"/>
+        </w:tblCellMar>
       </w:tblPr>
       <w:tblGrid>
         <w:gridCol w:w="1259"/>
@@ -3352,20 +3524,23 @@
       </w:tblGrid>
       <w:tr>
         <w:tblPrEx>
-          <w:tblW w:w="9043" w:type="dxa"/>
-          <w:tblInd w:w="2" w:type="dxa"/>
           <w:tblBorders>
-            <w:top w:val="single" w:sz="2" w:space="0" w:color="000000"/>
-            <w:left w:val="single" w:sz="2" w:space="0" w:color="000000"/>
-            <w:bottom w:val="single" w:sz="2" w:space="0" w:color="000000"/>
-            <w:right w:val="single" w:sz="2" w:space="0" w:color="000000"/>
-            <w:insideH w:val="single" w:sz="2" w:space="0" w:color="000000"/>
-            <w:insideV w:val="single" w:sz="2" w:space="0" w:color="000000"/>
+            <w:top w:val="single" w:color="000000" w:sz="2" w:space="0"/>
+            <w:left w:val="single" w:color="000000" w:sz="2" w:space="0"/>
+            <w:bottom w:val="single" w:color="000000" w:sz="2" w:space="0"/>
+            <w:right w:val="single" w:color="000000" w:sz="2" w:space="0"/>
+            <w:insideH w:val="single" w:color="000000" w:sz="2" w:space="0"/>
+            <w:insideV w:val="single" w:color="000000" w:sz="2" w:space="0"/>
           </w:tblBorders>
-          <w:tblLayout w:type="fixed"/>
+          <w:tblCellMar>
+            <w:top w:w="0" w:type="dxa"/>
+            <w:left w:w="0" w:type="dxa"/>
+            <w:bottom w:w="0" w:type="dxa"/>
+            <w:right w:w="0" w:type="dxa"/>
+          </w:tblCellMar>
         </w:tblPrEx>
         <w:trPr>
-          <w:trHeight w:val="409"/>
+          <w:trHeight w:val="409" w:hRule="atLeast"/>
         </w:trPr>
         <w:tc>
           <w:tcPr>
@@ -3376,14 +3551,14 @@
               <w:spacing w:before="116" w:line="217" w:lineRule="auto"/>
               <w:ind w:left="438"/>
               <w:rPr>
-                <w:rFonts w:ascii="SimSun" w:eastAsia="SimSun" w:hAnsi="SimSun" w:cs="SimSun"/>
-                <w:sz w:val="24"/>
-                <w:szCs w:val="24"/>
-              </w:rPr>
-            </w:pPr>
-            <w:r>
-              <w:rPr>
-                <w:rFonts w:ascii="SimSun" w:eastAsia="SimSun" w:hAnsi="SimSun" w:cs="SimSun"/>
+                <w:rFonts w:ascii="宋体" w:hAnsi="宋体" w:eastAsia="宋体" w:cs="宋体"/>
+                <w:sz w:val="24"/>
+                <w:szCs w:val="24"/>
+              </w:rPr>
+            </w:pPr>
+            <w:r>
+              <w:rPr>
+                <w:rFonts w:ascii="宋体" w:hAnsi="宋体" w:eastAsia="宋体" w:cs="宋体"/>
                 <w:b/>
                 <w:bCs/>
                 <w:spacing w:val="-28"/>
@@ -3403,14 +3578,14 @@
               <w:spacing w:before="116" w:line="217" w:lineRule="auto"/>
               <w:ind w:left="549"/>
               <w:rPr>
-                <w:rFonts w:ascii="SimSun" w:eastAsia="SimSun" w:hAnsi="SimSun" w:cs="SimSun"/>
-                <w:sz w:val="24"/>
-                <w:szCs w:val="24"/>
-              </w:rPr>
-            </w:pPr>
-            <w:r>
-              <w:rPr>
-                <w:rFonts w:ascii="SimSun" w:eastAsia="SimSun" w:hAnsi="SimSun" w:cs="SimSun"/>
+                <w:rFonts w:ascii="宋体" w:hAnsi="宋体" w:eastAsia="宋体" w:cs="宋体"/>
+                <w:sz w:val="24"/>
+                <w:szCs w:val="24"/>
+              </w:rPr>
+            </w:pPr>
+            <w:r>
+              <w:rPr>
+                <w:rFonts w:ascii="宋体" w:hAnsi="宋体" w:eastAsia="宋体" w:cs="宋体"/>
                 <w:b/>
                 <w:bCs/>
                 <w:spacing w:val="-13"/>
@@ -3430,14 +3605,14 @@
               <w:spacing w:before="116" w:line="217" w:lineRule="auto"/>
               <w:ind w:left="512"/>
               <w:rPr>
-                <w:rFonts w:ascii="SimSun" w:eastAsia="SimSun" w:hAnsi="SimSun" w:cs="SimSun"/>
-                <w:sz w:val="24"/>
-                <w:szCs w:val="24"/>
-              </w:rPr>
-            </w:pPr>
-            <w:r>
-              <w:rPr>
-                <w:rFonts w:ascii="SimSun" w:eastAsia="SimSun" w:hAnsi="SimSun" w:cs="SimSun"/>
+                <w:rFonts w:ascii="宋体" w:hAnsi="宋体" w:eastAsia="宋体" w:cs="宋体"/>
+                <w:sz w:val="24"/>
+                <w:szCs w:val="24"/>
+              </w:rPr>
+            </w:pPr>
+            <w:r>
+              <w:rPr>
+                <w:rFonts w:ascii="宋体" w:hAnsi="宋体" w:eastAsia="宋体" w:cs="宋体"/>
                 <w:b/>
                 <w:bCs/>
                 <w:spacing w:val="-9"/>
@@ -3457,14 +3632,14 @@
               <w:spacing w:before="116" w:line="217" w:lineRule="auto"/>
               <w:ind w:left="1317"/>
               <w:rPr>
-                <w:rFonts w:ascii="SimSun" w:eastAsia="SimSun" w:hAnsi="SimSun" w:cs="SimSun"/>
-                <w:sz w:val="24"/>
-                <w:szCs w:val="24"/>
-              </w:rPr>
-            </w:pPr>
-            <w:r>
-              <w:rPr>
-                <w:rFonts w:ascii="SimSun" w:eastAsia="SimSun" w:hAnsi="SimSun" w:cs="SimSun"/>
+                <w:rFonts w:ascii="宋体" w:hAnsi="宋体" w:eastAsia="宋体" w:cs="宋体"/>
+                <w:sz w:val="24"/>
+                <w:szCs w:val="24"/>
+              </w:rPr>
+            </w:pPr>
+            <w:r>
+              <w:rPr>
+                <w:rFonts w:ascii="宋体" w:hAnsi="宋体" w:eastAsia="宋体" w:cs="宋体"/>
                 <w:b/>
                 <w:bCs/>
                 <w:spacing w:val="-8"/>
@@ -3484,14 +3659,14 @@
               <w:spacing w:before="116" w:line="217" w:lineRule="auto"/>
               <w:ind w:left="314"/>
               <w:rPr>
-                <w:rFonts w:ascii="SimSun" w:eastAsia="SimSun" w:hAnsi="SimSun" w:cs="SimSun"/>
-                <w:sz w:val="24"/>
-                <w:szCs w:val="24"/>
-              </w:rPr>
-            </w:pPr>
-            <w:r>
-              <w:rPr>
-                <w:rFonts w:ascii="SimSun" w:eastAsia="SimSun" w:hAnsi="SimSun" w:cs="SimSun"/>
+                <w:rFonts w:ascii="宋体" w:hAnsi="宋体" w:eastAsia="宋体" w:cs="宋体"/>
+                <w:sz w:val="24"/>
+                <w:szCs w:val="24"/>
+              </w:rPr>
+            </w:pPr>
+            <w:r>
+              <w:rPr>
+                <w:rFonts w:ascii="宋体" w:hAnsi="宋体" w:eastAsia="宋体" w:cs="宋体"/>
                 <w:b/>
                 <w:bCs/>
                 <w:spacing w:val="-18"/>
@@ -3505,12 +3680,23 @@
       </w:tr>
       <w:tr>
         <w:tblPrEx>
-          <w:tblW w:w="9043" w:type="dxa"/>
-          <w:tblInd w:w="2" w:type="dxa"/>
-          <w:tblLayout w:type="fixed"/>
+          <w:tblBorders>
+            <w:top w:val="single" w:color="000000" w:sz="2" w:space="0"/>
+            <w:left w:val="single" w:color="000000" w:sz="2" w:space="0"/>
+            <w:bottom w:val="single" w:color="000000" w:sz="2" w:space="0"/>
+            <w:right w:val="single" w:color="000000" w:sz="2" w:space="0"/>
+            <w:insideH w:val="single" w:color="000000" w:sz="2" w:space="0"/>
+            <w:insideV w:val="single" w:color="000000" w:sz="2" w:space="0"/>
+          </w:tblBorders>
+          <w:tblCellMar>
+            <w:top w:w="0" w:type="dxa"/>
+            <w:left w:w="0" w:type="dxa"/>
+            <w:bottom w:w="0" w:type="dxa"/>
+            <w:right w:w="0" w:type="dxa"/>
+          </w:tblCellMar>
         </w:tblPrEx>
         <w:trPr>
-          <w:trHeight w:val="402"/>
+          <w:trHeight w:val="402" w:hRule="atLeast"/>
         </w:trPr>
         <w:tc>
           <w:tcPr>
@@ -3522,60 +3708,60 @@
           </w:tcPr>
           <w:p>
             <w:pPr>
-              <w:pStyle w:val="TableText"/>
-            </w:pPr>
-          </w:p>
-          <w:p>
-            <w:pPr>
-              <w:pStyle w:val="TableText"/>
-            </w:pPr>
-          </w:p>
-          <w:p>
-            <w:pPr>
-              <w:pStyle w:val="TableText"/>
-            </w:pPr>
-          </w:p>
-          <w:p>
-            <w:pPr>
-              <w:pStyle w:val="TableText"/>
-            </w:pPr>
-          </w:p>
-          <w:p>
-            <w:pPr>
-              <w:pStyle w:val="TableText"/>
-            </w:pPr>
-          </w:p>
-          <w:p>
-            <w:pPr>
-              <w:pStyle w:val="TableText"/>
-            </w:pPr>
-          </w:p>
-          <w:p>
-            <w:pPr>
-              <w:pStyle w:val="TableText"/>
-            </w:pPr>
-          </w:p>
-          <w:p>
-            <w:pPr>
-              <w:pStyle w:val="TableText"/>
+              <w:pStyle w:val="6"/>
+            </w:pPr>
+          </w:p>
+          <w:p>
+            <w:pPr>
+              <w:pStyle w:val="6"/>
+            </w:pPr>
+          </w:p>
+          <w:p>
+            <w:pPr>
+              <w:pStyle w:val="6"/>
+            </w:pPr>
+          </w:p>
+          <w:p>
+            <w:pPr>
+              <w:pStyle w:val="6"/>
+            </w:pPr>
+          </w:p>
+          <w:p>
+            <w:pPr>
+              <w:pStyle w:val="6"/>
+            </w:pPr>
+          </w:p>
+          <w:p>
+            <w:pPr>
+              <w:pStyle w:val="6"/>
+            </w:pPr>
+          </w:p>
+          <w:p>
+            <w:pPr>
+              <w:pStyle w:val="6"/>
+            </w:pPr>
+          </w:p>
+          <w:p>
+            <w:pPr>
+              <w:pStyle w:val="6"/>
               <w:spacing w:line="241" w:lineRule="auto"/>
             </w:pPr>
           </w:p>
           <w:p>
             <w:pPr>
-              <w:pStyle w:val="TableText"/>
+              <w:pStyle w:val="6"/>
               <w:spacing w:line="241" w:lineRule="auto"/>
             </w:pPr>
           </w:p>
           <w:p>
             <w:pPr>
-              <w:pStyle w:val="TableText"/>
+              <w:pStyle w:val="6"/>
               <w:spacing w:line="241" w:lineRule="auto"/>
             </w:pPr>
           </w:p>
           <w:p>
             <w:pPr>
-              <w:pStyle w:val="TableText"/>
+              <w:pStyle w:val="6"/>
               <w:spacing w:line="241" w:lineRule="auto"/>
             </w:pPr>
           </w:p>
@@ -3584,59 +3770,43 @@
               <w:spacing w:before="78" w:line="243" w:lineRule="auto"/>
               <w:ind w:left="200" w:right="263" w:hanging="36"/>
               <w:rPr>
-                <w:rFonts w:ascii="SimSun" w:eastAsia="SimSun" w:hAnsi="SimSun" w:cs="SimSun"/>
-                <w:sz w:val="24"/>
-                <w:szCs w:val="24"/>
-              </w:rPr>
-            </w:pPr>
-            <w:r>
-              <w:rPr>
-                <w:rFonts w:ascii="SimSun" w:eastAsia="SimSun" w:hAnsi="SimSun" w:cs="SimSun"/>
+                <w:rFonts w:ascii="宋体" w:hAnsi="宋体" w:eastAsia="宋体" w:cs="宋体"/>
+                <w:sz w:val="24"/>
+                <w:szCs w:val="24"/>
+              </w:rPr>
+            </w:pPr>
+            <w:r>
+              <w:rPr>
+                <w:rFonts w:hint="eastAsia" w:ascii="宋体" w:hAnsi="宋体" w:eastAsia="宋体" w:cs="宋体"/>
                 <w:spacing w:val="-15"/>
                 <w:sz w:val="24"/>
                 <w:szCs w:val="24"/>
+                <w:lang w:val="en-US" w:eastAsia="zh-CN"/>
+              </w:rPr>
+              <w:t>9</w:t>
+            </w:r>
+            <w:r>
+              <w:rPr>
+                <w:rFonts w:ascii="宋体" w:hAnsi="宋体" w:eastAsia="宋体" w:cs="宋体"/>
+                <w:spacing w:val="-15"/>
+                <w:sz w:val="24"/>
+                <w:szCs w:val="24"/>
+              </w:rPr>
+              <w:t>月1</w:t>
+            </w:r>
+            <w:r>
+              <w:rPr>
+                <w:rFonts w:hint="eastAsia" w:ascii="宋体" w:hAnsi="宋体" w:eastAsia="宋体" w:cs="宋体"/>
+                <w:spacing w:val="-15"/>
+                <w:sz w:val="24"/>
+                <w:szCs w:val="24"/>
+                <w:lang w:val="en-US" w:eastAsia="zh-CN"/>
               </w:rPr>
               <w:t>5</w:t>
             </w:r>
             <w:r>
               <w:rPr>
-                <w:rFonts w:ascii="SimSun" w:eastAsia="SimSun" w:hAnsi="SimSun" w:cs="SimSun"/>
-                <w:spacing w:val="17"/>
-                <w:sz w:val="24"/>
-                <w:szCs w:val="24"/>
-              </w:rPr>
-              <w:t xml:space="preserve"> </w:t>
-            </w:r>
-            <w:r>
-              <w:rPr>
-                <w:rFonts w:ascii="SimSun" w:eastAsia="SimSun" w:hAnsi="SimSun" w:cs="SimSun"/>
-                <w:spacing w:val="-15"/>
-                <w:sz w:val="24"/>
-                <w:szCs w:val="24"/>
-              </w:rPr>
-              <w:t>月</w:t>
-            </w:r>
-            <w:r>
-              <w:rPr>
-                <w:rFonts w:ascii="SimSun" w:eastAsia="SimSun" w:hAnsi="SimSun" w:cs="SimSun"/>
-                <w:spacing w:val="27"/>
-                <w:sz w:val="24"/>
-                <w:szCs w:val="24"/>
-              </w:rPr>
-              <w:t xml:space="preserve"> </w:t>
-            </w:r>
-            <w:r>
-              <w:rPr>
-                <w:rFonts w:ascii="SimSun" w:eastAsia="SimSun" w:hAnsi="SimSun" w:cs="SimSun"/>
-                <w:spacing w:val="-15"/>
-                <w:sz w:val="24"/>
-                <w:szCs w:val="24"/>
-              </w:rPr>
-              <w:t>12</w:t>
-            </w:r>
-            <w:r>
-              <w:rPr>
-                <w:rFonts w:ascii="SimSun" w:eastAsia="SimSun" w:hAnsi="SimSun" w:cs="SimSun"/>
+                <w:rFonts w:ascii="宋体" w:hAnsi="宋体" w:eastAsia="宋体" w:cs="宋体"/>
                 <w:sz w:val="24"/>
                 <w:szCs w:val="24"/>
               </w:rPr>
@@ -3653,14 +3823,14 @@
               <w:spacing w:before="113" w:line="214" w:lineRule="auto"/>
               <w:ind w:left="238"/>
               <w:rPr>
-                <w:rFonts w:ascii="SimSun" w:eastAsia="SimSun" w:hAnsi="SimSun" w:cs="SimSun"/>
-                <w:sz w:val="24"/>
-                <w:szCs w:val="24"/>
-              </w:rPr>
-            </w:pPr>
-            <w:r>
-              <w:rPr>
-                <w:rFonts w:ascii="SimSun" w:eastAsia="SimSun" w:hAnsi="SimSun" w:cs="SimSun"/>
+                <w:rFonts w:ascii="宋体" w:hAnsi="宋体" w:eastAsia="宋体" w:cs="宋体"/>
+                <w:sz w:val="24"/>
+                <w:szCs w:val="24"/>
+              </w:rPr>
+            </w:pPr>
+            <w:r>
+              <w:rPr>
+                <w:rFonts w:ascii="宋体" w:hAnsi="宋体" w:eastAsia="宋体" w:cs="宋体"/>
                 <w:spacing w:val="-2"/>
                 <w:sz w:val="24"/>
                 <w:szCs w:val="24"/>
@@ -3678,7 +3848,7 @@
           </w:tcPr>
           <w:p>
             <w:pPr>
-              <w:pStyle w:val="TableText"/>
+              <w:pStyle w:val="6"/>
             </w:pPr>
           </w:p>
         </w:tc>
@@ -3695,14 +3865,14 @@
               <w:spacing w:before="113" w:line="214" w:lineRule="auto"/>
               <w:ind w:left="1188"/>
               <w:rPr>
-                <w:rFonts w:ascii="SimSun" w:eastAsia="SimSun" w:hAnsi="SimSun" w:cs="SimSun"/>
-                <w:sz w:val="24"/>
-                <w:szCs w:val="24"/>
-              </w:rPr>
-            </w:pPr>
-            <w:r>
-              <w:rPr>
-                <w:rFonts w:ascii="SimSun" w:eastAsia="SimSun" w:hAnsi="SimSun" w:cs="SimSun"/>
+                <w:rFonts w:ascii="宋体" w:hAnsi="宋体" w:eastAsia="宋体" w:cs="宋体"/>
+                <w:sz w:val="24"/>
+                <w:szCs w:val="24"/>
+              </w:rPr>
+            </w:pPr>
+            <w:r>
+              <w:rPr>
+                <w:rFonts w:ascii="宋体" w:hAnsi="宋体" w:eastAsia="宋体" w:cs="宋体"/>
                 <w:spacing w:val="-4"/>
                 <w:sz w:val="24"/>
                 <w:szCs w:val="24"/>
@@ -3720,24 +3890,35 @@
           </w:tcPr>
           <w:p>
             <w:pPr>
-              <w:pStyle w:val="TableText"/>
+              <w:pStyle w:val="6"/>
             </w:pPr>
           </w:p>
         </w:tc>
       </w:tr>
       <w:tr>
         <w:tblPrEx>
-          <w:tblW w:w="9043" w:type="dxa"/>
-          <w:tblInd w:w="2" w:type="dxa"/>
-          <w:tblLayout w:type="fixed"/>
+          <w:tblBorders>
+            <w:top w:val="single" w:color="000000" w:sz="2" w:space="0"/>
+            <w:left w:val="single" w:color="000000" w:sz="2" w:space="0"/>
+            <w:bottom w:val="single" w:color="000000" w:sz="2" w:space="0"/>
+            <w:right w:val="single" w:color="000000" w:sz="2" w:space="0"/>
+            <w:insideH w:val="single" w:color="000000" w:sz="2" w:space="0"/>
+            <w:insideV w:val="single" w:color="000000" w:sz="2" w:space="0"/>
+          </w:tblBorders>
+          <w:tblCellMar>
+            <w:top w:w="0" w:type="dxa"/>
+            <w:left w:w="0" w:type="dxa"/>
+            <w:bottom w:w="0" w:type="dxa"/>
+            <w:right w:w="0" w:type="dxa"/>
+          </w:tblCellMar>
         </w:tblPrEx>
         <w:trPr>
-          <w:trHeight w:val="1604"/>
+          <w:trHeight w:val="1604" w:hRule="atLeast"/>
         </w:trPr>
         <w:tc>
           <w:tcPr>
             <w:tcW w:w="1259" w:type="dxa"/>
-            <w:vMerge/>
+            <w:vMerge w:val="continue"/>
             <w:tcBorders>
               <w:top w:val="nil"/>
               <w:bottom w:val="nil"/>
@@ -3745,7 +3926,7 @@
           </w:tcPr>
           <w:p>
             <w:pPr>
-              <w:pStyle w:val="TableText"/>
+              <w:pStyle w:val="6"/>
             </w:pPr>
           </w:p>
         </w:tc>
@@ -3755,13 +3936,13 @@
           </w:tcPr>
           <w:p>
             <w:pPr>
-              <w:pStyle w:val="TableText"/>
+              <w:pStyle w:val="6"/>
               <w:spacing w:line="294" w:lineRule="auto"/>
             </w:pPr>
           </w:p>
           <w:p>
             <w:pPr>
-              <w:pStyle w:val="TableText"/>
+              <w:pStyle w:val="6"/>
               <w:spacing w:line="295" w:lineRule="auto"/>
             </w:pPr>
           </w:p>
@@ -3770,14 +3951,14 @@
               <w:spacing w:before="78" w:line="239" w:lineRule="auto"/>
               <w:ind w:left="178"/>
               <w:rPr>
-                <w:rFonts w:ascii="SimSun" w:eastAsia="SimSun" w:hAnsi="SimSun" w:cs="SimSun"/>
-                <w:sz w:val="24"/>
-                <w:szCs w:val="24"/>
-              </w:rPr>
-            </w:pPr>
-            <w:r>
-              <w:rPr>
-                <w:rFonts w:ascii="SimSun" w:eastAsia="SimSun" w:hAnsi="SimSun" w:cs="SimSun"/>
+                <w:rFonts w:ascii="宋体" w:hAnsi="宋体" w:eastAsia="宋体" w:cs="宋体"/>
+                <w:sz w:val="24"/>
+                <w:szCs w:val="24"/>
+              </w:rPr>
+            </w:pPr>
+            <w:r>
+              <w:rPr>
+                <w:rFonts w:ascii="宋体" w:hAnsi="宋体" w:eastAsia="宋体" w:cs="宋体"/>
                 <w:spacing w:val="-2"/>
                 <w:sz w:val="24"/>
                 <w:szCs w:val="24"/>
@@ -3792,7 +3973,7 @@
           </w:tcPr>
           <w:p>
             <w:pPr>
-              <w:pStyle w:val="TableText"/>
+              <w:pStyle w:val="6"/>
               <w:spacing w:line="401" w:lineRule="auto"/>
             </w:pPr>
           </w:p>
@@ -3801,28 +3982,19 @@
               <w:spacing w:before="78" w:line="312" w:lineRule="auto"/>
               <w:ind w:left="387" w:right="129" w:hanging="233"/>
               <w:rPr>
-                <w:rFonts w:ascii="SimSun" w:eastAsia="SimSun" w:hAnsi="SimSun" w:cs="SimSun"/>
-                <w:sz w:val="24"/>
-                <w:szCs w:val="24"/>
-              </w:rPr>
-            </w:pPr>
-            <w:r>
-              <w:rPr>
-                <w:rFonts w:ascii="SimSun" w:eastAsia="SimSun" w:hAnsi="SimSun" w:cs="SimSun"/>
+                <w:rFonts w:ascii="宋体" w:hAnsi="宋体" w:eastAsia="宋体" w:cs="宋体"/>
+                <w:sz w:val="24"/>
+                <w:szCs w:val="24"/>
+              </w:rPr>
+            </w:pPr>
+            <w:r>
+              <w:rPr>
+                <w:rFonts w:ascii="宋体" w:hAnsi="宋体" w:eastAsia="宋体" w:cs="宋体"/>
                 <w:spacing w:val="-4"/>
                 <w:sz w:val="24"/>
                 <w:szCs w:val="24"/>
               </w:rPr>
-              <w:t>公司管理层</w:t>
-            </w:r>
-            <w:r>
-              <w:rPr>
-                <w:rFonts w:ascii="SimSun" w:eastAsia="SimSun" w:hAnsi="SimSun" w:cs="SimSun"/>
-                <w:spacing w:val="-4"/>
-                <w:sz w:val="24"/>
-                <w:szCs w:val="24"/>
-              </w:rPr>
-              <w:t>质量部</w:t>
+              <w:t>公司管理层质量部</w:t>
             </w:r>
           </w:p>
         </w:tc>
@@ -3835,14 +4007,14 @@
               <w:spacing w:before="117" w:line="219" w:lineRule="auto"/>
               <w:ind w:left="121"/>
               <w:rPr>
-                <w:rFonts w:ascii="SimSun" w:eastAsia="SimSun" w:hAnsi="SimSun" w:cs="SimSun"/>
-                <w:sz w:val="24"/>
-                <w:szCs w:val="24"/>
-              </w:rPr>
-            </w:pPr>
-            <w:r>
-              <w:rPr>
-                <w:rFonts w:ascii="SimSun" w:eastAsia="SimSun" w:hAnsi="SimSun" w:cs="SimSun"/>
+                <w:rFonts w:ascii="宋体" w:hAnsi="宋体" w:eastAsia="宋体" w:cs="宋体"/>
+                <w:sz w:val="24"/>
+                <w:szCs w:val="24"/>
+              </w:rPr>
+            </w:pPr>
+            <w:r>
+              <w:rPr>
+                <w:rFonts w:ascii="宋体" w:hAnsi="宋体" w:eastAsia="宋体" w:cs="宋体"/>
                 <w:spacing w:val="-2"/>
                 <w:sz w:val="24"/>
                 <w:szCs w:val="24"/>
@@ -3851,7 +4023,7 @@
             </w:r>
             <w:r>
               <w:rPr>
-                <w:rFonts w:ascii="SimSun" w:eastAsia="SimSun" w:hAnsi="SimSun" w:cs="SimSun"/>
+                <w:rFonts w:ascii="宋体" w:hAnsi="宋体" w:eastAsia="宋体" w:cs="宋体"/>
                 <w:spacing w:val="-45"/>
                 <w:sz w:val="24"/>
                 <w:szCs w:val="24"/>
@@ -3860,7 +4032,7 @@
             </w:r>
             <w:r>
               <w:rPr>
-                <w:rFonts w:ascii="SimSun" w:eastAsia="SimSun" w:hAnsi="SimSun" w:cs="SimSun"/>
+                <w:rFonts w:ascii="宋体" w:hAnsi="宋体" w:eastAsia="宋体" w:cs="宋体"/>
                 <w:spacing w:val="-2"/>
                 <w:sz w:val="24"/>
                 <w:szCs w:val="24"/>
@@ -3873,14 +4045,14 @@
               <w:spacing w:before="115" w:line="220" w:lineRule="auto"/>
               <w:ind w:left="121"/>
               <w:rPr>
-                <w:rFonts w:ascii="SimSun" w:eastAsia="SimSun" w:hAnsi="SimSun" w:cs="SimSun"/>
-                <w:sz w:val="24"/>
-                <w:szCs w:val="24"/>
-              </w:rPr>
-            </w:pPr>
-            <w:r>
-              <w:rPr>
-                <w:rFonts w:ascii="SimSun" w:eastAsia="SimSun" w:hAnsi="SimSun" w:cs="SimSun"/>
+                <w:rFonts w:ascii="宋体" w:hAnsi="宋体" w:eastAsia="宋体" w:cs="宋体"/>
+                <w:sz w:val="24"/>
+                <w:szCs w:val="24"/>
+              </w:rPr>
+            </w:pPr>
+            <w:r>
+              <w:rPr>
+                <w:rFonts w:ascii="宋体" w:hAnsi="宋体" w:eastAsia="宋体" w:cs="宋体"/>
                 <w:spacing w:val="-3"/>
                 <w:sz w:val="24"/>
                 <w:szCs w:val="24"/>
@@ -3889,7 +4061,7 @@
             </w:r>
             <w:r>
               <w:rPr>
-                <w:rFonts w:ascii="SimSun" w:eastAsia="SimSun" w:hAnsi="SimSun" w:cs="SimSun"/>
+                <w:rFonts w:ascii="宋体" w:hAnsi="宋体" w:eastAsia="宋体" w:cs="宋体"/>
                 <w:spacing w:val="-49"/>
                 <w:sz w:val="24"/>
                 <w:szCs w:val="24"/>
@@ -3898,7 +4070,7 @@
             </w:r>
             <w:r>
               <w:rPr>
-                <w:rFonts w:ascii="SimSun" w:eastAsia="SimSun" w:hAnsi="SimSun" w:cs="SimSun"/>
+                <w:rFonts w:ascii="宋体" w:hAnsi="宋体" w:eastAsia="宋体" w:cs="宋体"/>
                 <w:spacing w:val="-3"/>
                 <w:sz w:val="24"/>
                 <w:szCs w:val="24"/>
@@ -3911,14 +4083,14 @@
               <w:spacing w:before="119" w:line="219" w:lineRule="auto"/>
               <w:ind w:left="121"/>
               <w:rPr>
-                <w:rFonts w:ascii="SimSun" w:eastAsia="SimSun" w:hAnsi="SimSun" w:cs="SimSun"/>
-                <w:sz w:val="24"/>
-                <w:szCs w:val="24"/>
-              </w:rPr>
-            </w:pPr>
-            <w:r>
-              <w:rPr>
-                <w:rFonts w:ascii="SimSun" w:eastAsia="SimSun" w:hAnsi="SimSun" w:cs="SimSun"/>
+                <w:rFonts w:ascii="宋体" w:hAnsi="宋体" w:eastAsia="宋体" w:cs="宋体"/>
+                <w:sz w:val="24"/>
+                <w:szCs w:val="24"/>
+              </w:rPr>
+            </w:pPr>
+            <w:r>
+              <w:rPr>
+                <w:rFonts w:ascii="宋体" w:hAnsi="宋体" w:eastAsia="宋体" w:cs="宋体"/>
                 <w:spacing w:val="-5"/>
                 <w:sz w:val="24"/>
                 <w:szCs w:val="24"/>
@@ -3927,7 +4099,7 @@
             </w:r>
             <w:r>
               <w:rPr>
-                <w:rFonts w:ascii="SimSun" w:eastAsia="SimSun" w:hAnsi="SimSun" w:cs="SimSun"/>
+                <w:rFonts w:ascii="宋体" w:hAnsi="宋体" w:eastAsia="宋体" w:cs="宋体"/>
                 <w:spacing w:val="-48"/>
                 <w:sz w:val="24"/>
                 <w:szCs w:val="24"/>
@@ -3936,7 +4108,7 @@
             </w:r>
             <w:r>
               <w:rPr>
-                <w:rFonts w:ascii="SimSun" w:eastAsia="SimSun" w:hAnsi="SimSun" w:cs="SimSun"/>
+                <w:rFonts w:ascii="宋体" w:hAnsi="宋体" w:eastAsia="宋体" w:cs="宋体"/>
                 <w:spacing w:val="-5"/>
                 <w:sz w:val="24"/>
                 <w:szCs w:val="24"/>
@@ -3949,14 +4121,14 @@
               <w:spacing w:before="117" w:line="206" w:lineRule="auto"/>
               <w:ind w:left="121"/>
               <w:rPr>
-                <w:rFonts w:ascii="SimSun" w:eastAsia="SimSun" w:hAnsi="SimSun" w:cs="SimSun"/>
-                <w:sz w:val="24"/>
-                <w:szCs w:val="24"/>
-              </w:rPr>
-            </w:pPr>
-            <w:r>
-              <w:rPr>
-                <w:rFonts w:ascii="SimSun" w:eastAsia="SimSun" w:hAnsi="SimSun" w:cs="SimSun"/>
+                <w:rFonts w:ascii="宋体" w:hAnsi="宋体" w:eastAsia="宋体" w:cs="宋体"/>
+                <w:sz w:val="24"/>
+                <w:szCs w:val="24"/>
+              </w:rPr>
+            </w:pPr>
+            <w:r>
+              <w:rPr>
+                <w:rFonts w:ascii="宋体" w:hAnsi="宋体" w:eastAsia="宋体" w:cs="宋体"/>
                 <w:spacing w:val="-7"/>
                 <w:sz w:val="24"/>
                 <w:szCs w:val="24"/>
@@ -3965,7 +4137,7 @@
             </w:r>
             <w:r>
               <w:rPr>
-                <w:rFonts w:ascii="SimSun" w:eastAsia="SimSun" w:hAnsi="SimSun" w:cs="SimSun"/>
+                <w:rFonts w:ascii="宋体" w:hAnsi="宋体" w:eastAsia="宋体" w:cs="宋体"/>
                 <w:spacing w:val="-38"/>
                 <w:sz w:val="24"/>
                 <w:szCs w:val="24"/>
@@ -3974,7 +4146,7 @@
             </w:r>
             <w:r>
               <w:rPr>
-                <w:rFonts w:ascii="SimSun" w:eastAsia="SimSun" w:hAnsi="SimSun" w:cs="SimSun"/>
+                <w:rFonts w:ascii="宋体" w:hAnsi="宋体" w:eastAsia="宋体" w:cs="宋体"/>
                 <w:spacing w:val="-7"/>
                 <w:sz w:val="24"/>
                 <w:szCs w:val="24"/>
@@ -3989,13 +4161,13 @@
           </w:tcPr>
           <w:p>
             <w:pPr>
-              <w:pStyle w:val="TableText"/>
+              <w:pStyle w:val="6"/>
               <w:spacing w:line="294" w:lineRule="auto"/>
             </w:pPr>
           </w:p>
           <w:p>
             <w:pPr>
-              <w:pStyle w:val="TableText"/>
+              <w:pStyle w:val="6"/>
               <w:spacing w:line="295" w:lineRule="auto"/>
             </w:pPr>
           </w:p>
@@ -4004,14 +4176,14 @@
               <w:spacing w:before="78"/>
               <w:ind w:left="202"/>
               <w:rPr>
-                <w:rFonts w:ascii="SimSun" w:eastAsia="SimSun" w:hAnsi="SimSun" w:cs="SimSun"/>
-                <w:sz w:val="24"/>
-                <w:szCs w:val="24"/>
-              </w:rPr>
-            </w:pPr>
-            <w:r>
-              <w:rPr>
-                <w:rFonts w:ascii="SimSun" w:eastAsia="SimSun" w:hAnsi="SimSun" w:cs="SimSun"/>
+                <w:rFonts w:ascii="宋体" w:hAnsi="宋体" w:eastAsia="宋体" w:cs="宋体"/>
+                <w:sz w:val="24"/>
+                <w:szCs w:val="24"/>
+              </w:rPr>
+            </w:pPr>
+            <w:r>
+              <w:rPr>
+                <w:rFonts w:ascii="宋体" w:hAnsi="宋体" w:eastAsia="宋体" w:cs="宋体"/>
                 <w:spacing w:val="-1"/>
                 <w:sz w:val="24"/>
                 <w:szCs w:val="24"/>
@@ -4023,17 +4195,28 @@
       </w:tr>
       <w:tr>
         <w:tblPrEx>
-          <w:tblW w:w="9043" w:type="dxa"/>
-          <w:tblInd w:w="2" w:type="dxa"/>
-          <w:tblLayout w:type="fixed"/>
+          <w:tblBorders>
+            <w:top w:val="single" w:color="000000" w:sz="2" w:space="0"/>
+            <w:left w:val="single" w:color="000000" w:sz="2" w:space="0"/>
+            <w:bottom w:val="single" w:color="000000" w:sz="2" w:space="0"/>
+            <w:right w:val="single" w:color="000000" w:sz="2" w:space="0"/>
+            <w:insideH w:val="single" w:color="000000" w:sz="2" w:space="0"/>
+            <w:insideV w:val="single" w:color="000000" w:sz="2" w:space="0"/>
+          </w:tblBorders>
+          <w:tblCellMar>
+            <w:top w:w="0" w:type="dxa"/>
+            <w:left w:w="0" w:type="dxa"/>
+            <w:bottom w:w="0" w:type="dxa"/>
+            <w:right w:w="0" w:type="dxa"/>
+          </w:tblCellMar>
         </w:tblPrEx>
         <w:trPr>
-          <w:trHeight w:val="404"/>
+          <w:trHeight w:val="404" w:hRule="atLeast"/>
         </w:trPr>
         <w:tc>
           <w:tcPr>
             <w:tcW w:w="1259" w:type="dxa"/>
-            <w:vMerge/>
+            <w:vMerge w:val="continue"/>
             <w:tcBorders>
               <w:top w:val="nil"/>
               <w:bottom w:val="nil"/>
@@ -4041,7 +4224,7 @@
           </w:tcPr>
           <w:p>
             <w:pPr>
-              <w:pStyle w:val="TableText"/>
+              <w:pStyle w:val="6"/>
             </w:pPr>
           </w:p>
         </w:tc>
@@ -4058,14 +4241,14 @@
               <w:spacing w:before="302" w:line="239" w:lineRule="auto"/>
               <w:ind w:left="135"/>
               <w:rPr>
-                <w:rFonts w:ascii="SimSun" w:eastAsia="SimSun" w:hAnsi="SimSun" w:cs="SimSun"/>
-                <w:sz w:val="24"/>
-                <w:szCs w:val="24"/>
-              </w:rPr>
-            </w:pPr>
-            <w:r>
-              <w:rPr>
-                <w:rFonts w:ascii="SimSun" w:eastAsia="SimSun" w:hAnsi="SimSun" w:cs="SimSun"/>
+                <w:rFonts w:ascii="宋体" w:hAnsi="宋体" w:eastAsia="宋体" w:cs="宋体"/>
+                <w:sz w:val="24"/>
+                <w:szCs w:val="24"/>
+              </w:rPr>
+            </w:pPr>
+            <w:r>
+              <w:rPr>
+                <w:rFonts w:ascii="宋体" w:hAnsi="宋体" w:eastAsia="宋体" w:cs="宋体"/>
                 <w:spacing w:val="-3"/>
                 <w:sz w:val="24"/>
                 <w:szCs w:val="24"/>
@@ -4083,14 +4266,14 @@
               <w:spacing w:before="113" w:line="216" w:lineRule="auto"/>
               <w:ind w:left="154"/>
               <w:rPr>
-                <w:rFonts w:ascii="SimSun" w:eastAsia="SimSun" w:hAnsi="SimSun" w:cs="SimSun"/>
-                <w:sz w:val="24"/>
-                <w:szCs w:val="24"/>
-              </w:rPr>
-            </w:pPr>
-            <w:r>
-              <w:rPr>
-                <w:rFonts w:ascii="SimSun" w:eastAsia="SimSun" w:hAnsi="SimSun" w:cs="SimSun"/>
+                <w:rFonts w:ascii="宋体" w:hAnsi="宋体" w:eastAsia="宋体" w:cs="宋体"/>
+                <w:sz w:val="24"/>
+                <w:szCs w:val="24"/>
+              </w:rPr>
+            </w:pPr>
+            <w:r>
+              <w:rPr>
+                <w:rFonts w:ascii="宋体" w:hAnsi="宋体" w:eastAsia="宋体" w:cs="宋体"/>
                 <w:spacing w:val="-4"/>
                 <w:sz w:val="24"/>
                 <w:szCs w:val="24"/>
@@ -4108,14 +4291,14 @@
               <w:spacing w:before="113" w:line="216" w:lineRule="auto"/>
               <w:ind w:left="125"/>
               <w:rPr>
-                <w:rFonts w:ascii="SimSun" w:eastAsia="SimSun" w:hAnsi="SimSun" w:cs="SimSun"/>
-                <w:sz w:val="24"/>
-                <w:szCs w:val="24"/>
-              </w:rPr>
-            </w:pPr>
-            <w:r>
-              <w:rPr>
-                <w:rFonts w:ascii="SimSun" w:eastAsia="SimSun" w:hAnsi="SimSun" w:cs="SimSun"/>
+                <w:rFonts w:ascii="宋体" w:hAnsi="宋体" w:eastAsia="宋体" w:cs="宋体"/>
+                <w:sz w:val="24"/>
+                <w:szCs w:val="24"/>
+              </w:rPr>
+            </w:pPr>
+            <w:r>
+              <w:rPr>
+                <w:rFonts w:ascii="宋体" w:hAnsi="宋体" w:eastAsia="宋体" w:cs="宋体"/>
                 <w:spacing w:val="-5"/>
                 <w:sz w:val="24"/>
                 <w:szCs w:val="24"/>
@@ -4124,7 +4307,7 @@
             </w:r>
             <w:r>
               <w:rPr>
-                <w:rFonts w:ascii="SimSun" w:eastAsia="SimSun" w:hAnsi="SimSun" w:cs="SimSun"/>
+                <w:rFonts w:ascii="宋体" w:hAnsi="宋体" w:eastAsia="宋体" w:cs="宋体"/>
                 <w:spacing w:val="13"/>
                 <w:sz w:val="24"/>
                 <w:szCs w:val="24"/>
@@ -4133,7 +4316,7 @@
             </w:r>
             <w:r>
               <w:rPr>
-                <w:rFonts w:ascii="SimSun" w:eastAsia="SimSun" w:hAnsi="SimSun" w:cs="SimSun"/>
+                <w:rFonts w:ascii="宋体" w:hAnsi="宋体" w:eastAsia="宋体" w:cs="宋体"/>
                 <w:spacing w:val="-5"/>
                 <w:sz w:val="24"/>
                 <w:szCs w:val="24"/>
@@ -4151,14 +4334,14 @@
               <w:spacing w:before="113" w:line="216" w:lineRule="auto"/>
               <w:ind w:left="380"/>
               <w:rPr>
-                <w:rFonts w:ascii="SimSun" w:eastAsia="SimSun" w:hAnsi="SimSun" w:cs="SimSun"/>
-                <w:sz w:val="24"/>
-                <w:szCs w:val="24"/>
-              </w:rPr>
-            </w:pPr>
-            <w:r>
-              <w:rPr>
-                <w:rFonts w:ascii="SimSun" w:eastAsia="SimSun" w:hAnsi="SimSun" w:cs="SimSun"/>
+                <w:rFonts w:ascii="宋体" w:hAnsi="宋体" w:eastAsia="宋体" w:cs="宋体"/>
+                <w:sz w:val="24"/>
+                <w:szCs w:val="24"/>
+              </w:rPr>
+            </w:pPr>
+            <w:r>
+              <w:rPr>
+                <w:rFonts w:ascii="宋体" w:hAnsi="宋体" w:eastAsia="宋体" w:cs="宋体"/>
                 <w:spacing w:val="-1"/>
                 <w:sz w:val="24"/>
                 <w:szCs w:val="24"/>
@@ -4167,7 +4350,7 @@
             </w:r>
             <w:r>
               <w:rPr>
-                <w:rFonts w:ascii="SimSun" w:eastAsia="SimSun" w:hAnsi="SimSun" w:cs="SimSun"/>
+                <w:rFonts w:ascii="宋体" w:hAnsi="宋体" w:eastAsia="宋体" w:cs="宋体"/>
                 <w:spacing w:val="7"/>
                 <w:sz w:val="24"/>
                 <w:szCs w:val="24"/>
@@ -4176,7 +4359,7 @@
             </w:r>
             <w:r>
               <w:rPr>
-                <w:rFonts w:ascii="SimSun" w:eastAsia="SimSun" w:hAnsi="SimSun" w:cs="SimSun"/>
+                <w:rFonts w:ascii="宋体" w:hAnsi="宋体" w:eastAsia="宋体" w:cs="宋体"/>
                 <w:spacing w:val="-1"/>
                 <w:sz w:val="24"/>
                 <w:szCs w:val="24"/>
@@ -4188,17 +4371,28 @@
       </w:tr>
       <w:tr>
         <w:tblPrEx>
-          <w:tblW w:w="9043" w:type="dxa"/>
-          <w:tblInd w:w="2" w:type="dxa"/>
-          <w:tblLayout w:type="fixed"/>
+          <w:tblBorders>
+            <w:top w:val="single" w:color="000000" w:sz="2" w:space="0"/>
+            <w:left w:val="single" w:color="000000" w:sz="2" w:space="0"/>
+            <w:bottom w:val="single" w:color="000000" w:sz="2" w:space="0"/>
+            <w:right w:val="single" w:color="000000" w:sz="2" w:space="0"/>
+            <w:insideH w:val="single" w:color="000000" w:sz="2" w:space="0"/>
+            <w:insideV w:val="single" w:color="000000" w:sz="2" w:space="0"/>
+          </w:tblBorders>
+          <w:tblCellMar>
+            <w:top w:w="0" w:type="dxa"/>
+            <w:left w:w="0" w:type="dxa"/>
+            <w:bottom w:w="0" w:type="dxa"/>
+            <w:right w:w="0" w:type="dxa"/>
+          </w:tblCellMar>
         </w:tblPrEx>
         <w:trPr>
-          <w:trHeight w:val="405"/>
+          <w:trHeight w:val="405" w:hRule="atLeast"/>
         </w:trPr>
         <w:tc>
           <w:tcPr>
             <w:tcW w:w="1259" w:type="dxa"/>
-            <w:vMerge/>
+            <w:vMerge w:val="continue"/>
             <w:tcBorders>
               <w:top w:val="nil"/>
               <w:bottom w:val="nil"/>
@@ -4206,21 +4400,21 @@
           </w:tcPr>
           <w:p>
             <w:pPr>
-              <w:pStyle w:val="TableText"/>
+              <w:pStyle w:val="6"/>
             </w:pPr>
           </w:p>
         </w:tc>
         <w:tc>
           <w:tcPr>
             <w:tcW w:w="1535" w:type="dxa"/>
-            <w:vMerge/>
+            <w:vMerge w:val="continue"/>
             <w:tcBorders>
               <w:top w:val="nil"/>
             </w:tcBorders>
           </w:tcPr>
           <w:p>
             <w:pPr>
-              <w:pStyle w:val="TableText"/>
+              <w:pStyle w:val="6"/>
             </w:pPr>
           </w:p>
         </w:tc>
@@ -4233,14 +4427,14 @@
               <w:spacing w:before="115" w:line="215" w:lineRule="auto"/>
               <w:ind w:left="387"/>
               <w:rPr>
-                <w:rFonts w:ascii="SimSun" w:eastAsia="SimSun" w:hAnsi="SimSun" w:cs="SimSun"/>
-                <w:sz w:val="24"/>
-                <w:szCs w:val="24"/>
-              </w:rPr>
-            </w:pPr>
-            <w:r>
-              <w:rPr>
-                <w:rFonts w:ascii="SimSun" w:eastAsia="SimSun" w:hAnsi="SimSun" w:cs="SimSun"/>
+                <w:rFonts w:ascii="宋体" w:hAnsi="宋体" w:eastAsia="宋体" w:cs="宋体"/>
+                <w:sz w:val="24"/>
+                <w:szCs w:val="24"/>
+              </w:rPr>
+            </w:pPr>
+            <w:r>
+              <w:rPr>
+                <w:rFonts w:ascii="宋体" w:hAnsi="宋体" w:eastAsia="宋体" w:cs="宋体"/>
                 <w:spacing w:val="-4"/>
                 <w:sz w:val="24"/>
                 <w:szCs w:val="24"/>
@@ -4258,14 +4452,14 @@
               <w:spacing w:before="115" w:line="215" w:lineRule="auto"/>
               <w:ind w:left="125"/>
               <w:rPr>
-                <w:rFonts w:ascii="SimSun" w:eastAsia="SimSun" w:hAnsi="SimSun" w:cs="SimSun"/>
-                <w:sz w:val="24"/>
-                <w:szCs w:val="24"/>
-              </w:rPr>
-            </w:pPr>
-            <w:r>
-              <w:rPr>
-                <w:rFonts w:ascii="SimSun" w:eastAsia="SimSun" w:hAnsi="SimSun" w:cs="SimSun"/>
+                <w:rFonts w:ascii="宋体" w:hAnsi="宋体" w:eastAsia="宋体" w:cs="宋体"/>
+                <w:sz w:val="24"/>
+                <w:szCs w:val="24"/>
+              </w:rPr>
+            </w:pPr>
+            <w:r>
+              <w:rPr>
+                <w:rFonts w:ascii="宋体" w:hAnsi="宋体" w:eastAsia="宋体" w:cs="宋体"/>
                 <w:spacing w:val="-2"/>
                 <w:sz w:val="24"/>
                 <w:szCs w:val="24"/>
@@ -4283,14 +4477,14 @@
               <w:spacing w:before="115" w:line="215" w:lineRule="auto"/>
               <w:ind w:left="382"/>
               <w:rPr>
-                <w:rFonts w:ascii="SimSun" w:eastAsia="SimSun" w:hAnsi="SimSun" w:cs="SimSun"/>
-                <w:sz w:val="24"/>
-                <w:szCs w:val="24"/>
-              </w:rPr>
-            </w:pPr>
-            <w:r>
-              <w:rPr>
-                <w:rFonts w:ascii="SimSun" w:eastAsia="SimSun" w:hAnsi="SimSun" w:cs="SimSun"/>
+                <w:rFonts w:ascii="宋体" w:hAnsi="宋体" w:eastAsia="宋体" w:cs="宋体"/>
+                <w:sz w:val="24"/>
+                <w:szCs w:val="24"/>
+              </w:rPr>
+            </w:pPr>
+            <w:r>
+              <w:rPr>
+                <w:rFonts w:ascii="宋体" w:hAnsi="宋体" w:eastAsia="宋体" w:cs="宋体"/>
                 <w:spacing w:val="-5"/>
                 <w:sz w:val="24"/>
                 <w:szCs w:val="24"/>
@@ -4299,7 +4493,7 @@
             </w:r>
             <w:r>
               <w:rPr>
-                <w:rFonts w:ascii="SimSun" w:eastAsia="SimSun" w:hAnsi="SimSun" w:cs="SimSun"/>
+                <w:rFonts w:ascii="宋体" w:hAnsi="宋体" w:eastAsia="宋体" w:cs="宋体"/>
                 <w:spacing w:val="10"/>
                 <w:sz w:val="24"/>
                 <w:szCs w:val="24"/>
@@ -4308,7 +4502,7 @@
             </w:r>
             <w:r>
               <w:rPr>
-                <w:rFonts w:ascii="SimSun" w:eastAsia="SimSun" w:hAnsi="SimSun" w:cs="SimSun"/>
+                <w:rFonts w:ascii="宋体" w:hAnsi="宋体" w:eastAsia="宋体" w:cs="宋体"/>
                 <w:spacing w:val="-5"/>
                 <w:sz w:val="24"/>
                 <w:szCs w:val="24"/>
@@ -4320,17 +4514,28 @@
       </w:tr>
       <w:tr>
         <w:tblPrEx>
-          <w:tblW w:w="9043" w:type="dxa"/>
-          <w:tblInd w:w="2" w:type="dxa"/>
-          <w:tblLayout w:type="fixed"/>
+          <w:tblBorders>
+            <w:top w:val="single" w:color="000000" w:sz="2" w:space="0"/>
+            <w:left w:val="single" w:color="000000" w:sz="2" w:space="0"/>
+            <w:bottom w:val="single" w:color="000000" w:sz="2" w:space="0"/>
+            <w:right w:val="single" w:color="000000" w:sz="2" w:space="0"/>
+            <w:insideH w:val="single" w:color="000000" w:sz="2" w:space="0"/>
+            <w:insideV w:val="single" w:color="000000" w:sz="2" w:space="0"/>
+          </w:tblBorders>
+          <w:tblCellMar>
+            <w:top w:w="0" w:type="dxa"/>
+            <w:left w:w="0" w:type="dxa"/>
+            <w:bottom w:w="0" w:type="dxa"/>
+            <w:right w:w="0" w:type="dxa"/>
+          </w:tblCellMar>
         </w:tblPrEx>
         <w:trPr>
-          <w:trHeight w:val="2001"/>
+          <w:trHeight w:val="2001" w:hRule="atLeast"/>
         </w:trPr>
         <w:tc>
           <w:tcPr>
             <w:tcW w:w="1259" w:type="dxa"/>
-            <w:vMerge/>
+            <w:vMerge w:val="continue"/>
             <w:tcBorders>
               <w:top w:val="nil"/>
               <w:bottom w:val="nil"/>
@@ -4338,7 +4543,7 @@
           </w:tcPr>
           <w:p>
             <w:pPr>
-              <w:pStyle w:val="TableText"/>
+              <w:pStyle w:val="6"/>
             </w:pPr>
           </w:p>
         </w:tc>
@@ -4352,31 +4557,31 @@
           </w:tcPr>
           <w:p>
             <w:pPr>
-              <w:pStyle w:val="TableText"/>
+              <w:pStyle w:val="6"/>
               <w:spacing w:line="266" w:lineRule="auto"/>
             </w:pPr>
           </w:p>
           <w:p>
             <w:pPr>
-              <w:pStyle w:val="TableText"/>
+              <w:pStyle w:val="6"/>
               <w:spacing w:line="266" w:lineRule="auto"/>
             </w:pPr>
           </w:p>
           <w:p>
             <w:pPr>
-              <w:pStyle w:val="TableText"/>
+              <w:pStyle w:val="6"/>
               <w:spacing w:line="266" w:lineRule="auto"/>
             </w:pPr>
           </w:p>
           <w:p>
             <w:pPr>
-              <w:pStyle w:val="TableText"/>
+              <w:pStyle w:val="6"/>
               <w:spacing w:line="267" w:lineRule="auto"/>
             </w:pPr>
           </w:p>
           <w:p>
             <w:pPr>
-              <w:pStyle w:val="TableText"/>
+              <w:pStyle w:val="6"/>
               <w:spacing w:line="267" w:lineRule="auto"/>
             </w:pPr>
           </w:p>
@@ -4385,14 +4590,14 @@
               <w:spacing w:before="78" w:line="235" w:lineRule="auto"/>
               <w:ind w:left="135"/>
               <w:rPr>
-                <w:rFonts w:ascii="SimSun" w:eastAsia="SimSun" w:hAnsi="SimSun" w:cs="SimSun"/>
-                <w:sz w:val="24"/>
-                <w:szCs w:val="24"/>
-              </w:rPr>
-            </w:pPr>
-            <w:r>
-              <w:rPr>
-                <w:rFonts w:ascii="SimSun" w:eastAsia="SimSun" w:hAnsi="SimSun" w:cs="SimSun"/>
+                <w:rFonts w:ascii="宋体" w:hAnsi="宋体" w:eastAsia="宋体" w:cs="宋体"/>
+                <w:sz w:val="24"/>
+                <w:szCs w:val="24"/>
+              </w:rPr>
+            </w:pPr>
+            <w:r>
+              <w:rPr>
+                <w:rFonts w:ascii="宋体" w:hAnsi="宋体" w:eastAsia="宋体" w:cs="宋体"/>
                 <w:spacing w:val="-14"/>
                 <w:sz w:val="24"/>
                 <w:szCs w:val="24"/>
@@ -4407,19 +4612,19 @@
           </w:tcPr>
           <w:p>
             <w:pPr>
-              <w:pStyle w:val="TableText"/>
+              <w:pStyle w:val="6"/>
               <w:spacing w:line="257" w:lineRule="auto"/>
             </w:pPr>
           </w:p>
           <w:p>
             <w:pPr>
-              <w:pStyle w:val="TableText"/>
+              <w:pStyle w:val="6"/>
               <w:spacing w:line="257" w:lineRule="auto"/>
             </w:pPr>
           </w:p>
           <w:p>
             <w:pPr>
-              <w:pStyle w:val="TableText"/>
+              <w:pStyle w:val="6"/>
               <w:spacing w:line="258" w:lineRule="auto"/>
             </w:pPr>
           </w:p>
@@ -4428,14 +4633,14 @@
               <w:spacing w:before="78" w:line="219" w:lineRule="auto"/>
               <w:ind w:left="149"/>
               <w:rPr>
-                <w:rFonts w:ascii="SimSun" w:eastAsia="SimSun" w:hAnsi="SimSun" w:cs="SimSun"/>
-                <w:sz w:val="24"/>
-                <w:szCs w:val="24"/>
-              </w:rPr>
-            </w:pPr>
-            <w:r>
-              <w:rPr>
-                <w:rFonts w:ascii="SimSun" w:eastAsia="SimSun" w:hAnsi="SimSun" w:cs="SimSun"/>
+                <w:rFonts w:ascii="宋体" w:hAnsi="宋体" w:eastAsia="宋体" w:cs="宋体"/>
+                <w:sz w:val="24"/>
+                <w:szCs w:val="24"/>
+              </w:rPr>
+            </w:pPr>
+            <w:r>
+              <w:rPr>
+                <w:rFonts w:ascii="宋体" w:hAnsi="宋体" w:eastAsia="宋体" w:cs="宋体"/>
                 <w:spacing w:val="-3"/>
                 <w:sz w:val="24"/>
                 <w:szCs w:val="24"/>
@@ -4453,14 +4658,14 @@
               <w:spacing w:before="117" w:line="221" w:lineRule="auto"/>
               <w:ind w:left="118"/>
               <w:rPr>
-                <w:rFonts w:ascii="SimSun" w:eastAsia="SimSun" w:hAnsi="SimSun" w:cs="SimSun"/>
-                <w:sz w:val="24"/>
-                <w:szCs w:val="24"/>
-              </w:rPr>
-            </w:pPr>
-            <w:r>
-              <w:rPr>
-                <w:rFonts w:ascii="SimSun" w:eastAsia="SimSun" w:hAnsi="SimSun" w:cs="SimSun"/>
+                <w:rFonts w:ascii="宋体" w:hAnsi="宋体" w:eastAsia="宋体" w:cs="宋体"/>
+                <w:sz w:val="24"/>
+                <w:szCs w:val="24"/>
+              </w:rPr>
+            </w:pPr>
+            <w:r>
+              <w:rPr>
+                <w:rFonts w:ascii="宋体" w:hAnsi="宋体" w:eastAsia="宋体" w:cs="宋体"/>
                 <w:spacing w:val="-4"/>
                 <w:sz w:val="24"/>
                 <w:szCs w:val="24"/>
@@ -4469,7 +4674,7 @@
             </w:r>
             <w:r>
               <w:rPr>
-                <w:rFonts w:ascii="SimSun" w:eastAsia="SimSun" w:hAnsi="SimSun" w:cs="SimSun"/>
+                <w:rFonts w:ascii="宋体" w:hAnsi="宋体" w:eastAsia="宋体" w:cs="宋体"/>
                 <w:spacing w:val="18"/>
                 <w:sz w:val="24"/>
                 <w:szCs w:val="24"/>
@@ -4478,7 +4683,7 @@
             </w:r>
             <w:r>
               <w:rPr>
-                <w:rFonts w:ascii="SimSun" w:eastAsia="SimSun" w:hAnsi="SimSun" w:cs="SimSun"/>
+                <w:rFonts w:ascii="宋体" w:hAnsi="宋体" w:eastAsia="宋体" w:cs="宋体"/>
                 <w:spacing w:val="-4"/>
                 <w:sz w:val="24"/>
                 <w:szCs w:val="24"/>
@@ -4491,14 +4696,14 @@
               <w:spacing w:before="116" w:line="220" w:lineRule="auto"/>
               <w:ind w:left="118"/>
               <w:rPr>
-                <w:rFonts w:ascii="SimSun" w:eastAsia="SimSun" w:hAnsi="SimSun" w:cs="SimSun"/>
-                <w:sz w:val="24"/>
-                <w:szCs w:val="24"/>
-              </w:rPr>
-            </w:pPr>
-            <w:r>
-              <w:rPr>
-                <w:rFonts w:ascii="SimSun" w:eastAsia="SimSun" w:hAnsi="SimSun" w:cs="SimSun"/>
+                <w:rFonts w:ascii="宋体" w:hAnsi="宋体" w:eastAsia="宋体" w:cs="宋体"/>
+                <w:sz w:val="24"/>
+                <w:szCs w:val="24"/>
+              </w:rPr>
+            </w:pPr>
+            <w:r>
+              <w:rPr>
+                <w:rFonts w:ascii="宋体" w:hAnsi="宋体" w:eastAsia="宋体" w:cs="宋体"/>
                 <w:spacing w:val="-7"/>
                 <w:sz w:val="24"/>
                 <w:szCs w:val="24"/>
@@ -4507,7 +4712,7 @@
             </w:r>
             <w:r>
               <w:rPr>
-                <w:rFonts w:ascii="SimSun" w:eastAsia="SimSun" w:hAnsi="SimSun" w:cs="SimSun"/>
+                <w:rFonts w:ascii="宋体" w:hAnsi="宋体" w:eastAsia="宋体" w:cs="宋体"/>
                 <w:spacing w:val="39"/>
                 <w:sz w:val="24"/>
                 <w:szCs w:val="24"/>
@@ -4516,7 +4721,7 @@
             </w:r>
             <w:r>
               <w:rPr>
-                <w:rFonts w:ascii="SimSun" w:eastAsia="SimSun" w:hAnsi="SimSun" w:cs="SimSun"/>
+                <w:rFonts w:ascii="宋体" w:hAnsi="宋体" w:eastAsia="宋体" w:cs="宋体"/>
                 <w:spacing w:val="-7"/>
                 <w:sz w:val="24"/>
                 <w:szCs w:val="24"/>
@@ -4529,14 +4734,14 @@
               <w:spacing w:before="115" w:line="221" w:lineRule="auto"/>
               <w:ind w:left="118"/>
               <w:rPr>
-                <w:rFonts w:ascii="SimSun" w:eastAsia="SimSun" w:hAnsi="SimSun" w:cs="SimSun"/>
-                <w:sz w:val="24"/>
-                <w:szCs w:val="24"/>
-              </w:rPr>
-            </w:pPr>
-            <w:r>
-              <w:rPr>
-                <w:rFonts w:ascii="SimSun" w:eastAsia="SimSun" w:hAnsi="SimSun" w:cs="SimSun"/>
+                <w:rFonts w:ascii="宋体" w:hAnsi="宋体" w:eastAsia="宋体" w:cs="宋体"/>
+                <w:sz w:val="24"/>
+                <w:szCs w:val="24"/>
+              </w:rPr>
+            </w:pPr>
+            <w:r>
+              <w:rPr>
+                <w:rFonts w:ascii="宋体" w:hAnsi="宋体" w:eastAsia="宋体" w:cs="宋体"/>
                 <w:spacing w:val="-6"/>
                 <w:sz w:val="24"/>
                 <w:szCs w:val="24"/>
@@ -4545,7 +4750,7 @@
             </w:r>
             <w:r>
               <w:rPr>
-                <w:rFonts w:ascii="SimSun" w:eastAsia="SimSun" w:hAnsi="SimSun" w:cs="SimSun"/>
+                <w:rFonts w:ascii="宋体" w:hAnsi="宋体" w:eastAsia="宋体" w:cs="宋体"/>
                 <w:spacing w:val="20"/>
                 <w:sz w:val="24"/>
                 <w:szCs w:val="24"/>
@@ -4554,7 +4759,7 @@
             </w:r>
             <w:r>
               <w:rPr>
-                <w:rFonts w:ascii="SimSun" w:eastAsia="SimSun" w:hAnsi="SimSun" w:cs="SimSun"/>
+                <w:rFonts w:ascii="宋体" w:hAnsi="宋体" w:eastAsia="宋体" w:cs="宋体"/>
                 <w:spacing w:val="-6"/>
                 <w:sz w:val="24"/>
                 <w:szCs w:val="24"/>
@@ -4567,14 +4772,14 @@
               <w:spacing w:before="117" w:line="221" w:lineRule="auto"/>
               <w:ind w:left="118"/>
               <w:rPr>
-                <w:rFonts w:ascii="SimSun" w:eastAsia="SimSun" w:hAnsi="SimSun" w:cs="SimSun"/>
-                <w:sz w:val="24"/>
-                <w:szCs w:val="24"/>
-              </w:rPr>
-            </w:pPr>
-            <w:r>
-              <w:rPr>
-                <w:rFonts w:ascii="SimSun" w:eastAsia="SimSun" w:hAnsi="SimSun" w:cs="SimSun"/>
+                <w:rFonts w:ascii="宋体" w:hAnsi="宋体" w:eastAsia="宋体" w:cs="宋体"/>
+                <w:sz w:val="24"/>
+                <w:szCs w:val="24"/>
+              </w:rPr>
+            </w:pPr>
+            <w:r>
+              <w:rPr>
+                <w:rFonts w:ascii="宋体" w:hAnsi="宋体" w:eastAsia="宋体" w:cs="宋体"/>
                 <w:spacing w:val="-5"/>
                 <w:sz w:val="24"/>
                 <w:szCs w:val="24"/>
@@ -4583,7 +4788,7 @@
             </w:r>
             <w:r>
               <w:rPr>
-                <w:rFonts w:ascii="SimSun" w:eastAsia="SimSun" w:hAnsi="SimSun" w:cs="SimSun"/>
+                <w:rFonts w:ascii="宋体" w:hAnsi="宋体" w:eastAsia="宋体" w:cs="宋体"/>
                 <w:spacing w:val="-45"/>
                 <w:sz w:val="24"/>
                 <w:szCs w:val="24"/>
@@ -4592,7 +4797,7 @@
             </w:r>
             <w:r>
               <w:rPr>
-                <w:rFonts w:ascii="SimSun" w:eastAsia="SimSun" w:hAnsi="SimSun" w:cs="SimSun"/>
+                <w:rFonts w:ascii="宋体" w:hAnsi="宋体" w:eastAsia="宋体" w:cs="宋体"/>
                 <w:spacing w:val="-5"/>
                 <w:sz w:val="24"/>
                 <w:szCs w:val="24"/>
@@ -4605,14 +4810,14 @@
               <w:spacing w:before="116" w:line="200" w:lineRule="auto"/>
               <w:ind w:left="118"/>
               <w:rPr>
-                <w:rFonts w:ascii="SimSun" w:eastAsia="SimSun" w:hAnsi="SimSun" w:cs="SimSun"/>
-                <w:sz w:val="24"/>
-                <w:szCs w:val="24"/>
-              </w:rPr>
-            </w:pPr>
-            <w:r>
-              <w:rPr>
-                <w:rFonts w:ascii="SimSun" w:eastAsia="SimSun" w:hAnsi="SimSun" w:cs="SimSun"/>
+                <w:rFonts w:ascii="宋体" w:hAnsi="宋体" w:eastAsia="宋体" w:cs="宋体"/>
+                <w:sz w:val="24"/>
+                <w:szCs w:val="24"/>
+              </w:rPr>
+            </w:pPr>
+            <w:r>
+              <w:rPr>
+                <w:rFonts w:ascii="宋体" w:hAnsi="宋体" w:eastAsia="宋体" w:cs="宋体"/>
                 <w:spacing w:val="-5"/>
                 <w:sz w:val="24"/>
                 <w:szCs w:val="24"/>
@@ -4621,7 +4826,7 @@
             </w:r>
             <w:r>
               <w:rPr>
-                <w:rFonts w:ascii="SimSun" w:eastAsia="SimSun" w:hAnsi="SimSun" w:cs="SimSun"/>
+                <w:rFonts w:ascii="宋体" w:hAnsi="宋体" w:eastAsia="宋体" w:cs="宋体"/>
                 <w:spacing w:val="-45"/>
                 <w:sz w:val="24"/>
                 <w:szCs w:val="24"/>
@@ -4630,7 +4835,7 @@
             </w:r>
             <w:r>
               <w:rPr>
-                <w:rFonts w:ascii="SimSun" w:eastAsia="SimSun" w:hAnsi="SimSun" w:cs="SimSun"/>
+                <w:rFonts w:ascii="宋体" w:hAnsi="宋体" w:eastAsia="宋体" w:cs="宋体"/>
                 <w:spacing w:val="-5"/>
                 <w:sz w:val="24"/>
                 <w:szCs w:val="24"/>
@@ -4645,19 +4850,19 @@
           </w:tcPr>
           <w:p>
             <w:pPr>
-              <w:pStyle w:val="TableText"/>
+              <w:pStyle w:val="6"/>
               <w:spacing w:line="257" w:lineRule="auto"/>
             </w:pPr>
           </w:p>
           <w:p>
             <w:pPr>
-              <w:pStyle w:val="TableText"/>
+              <w:pStyle w:val="6"/>
               <w:spacing w:line="257" w:lineRule="auto"/>
             </w:pPr>
           </w:p>
           <w:p>
             <w:pPr>
-              <w:pStyle w:val="TableText"/>
+              <w:pStyle w:val="6"/>
               <w:spacing w:line="257" w:lineRule="auto"/>
             </w:pPr>
           </w:p>
@@ -4666,14 +4871,14 @@
               <w:spacing w:before="78" w:line="241" w:lineRule="auto"/>
               <w:ind w:left="440"/>
               <w:rPr>
-                <w:rFonts w:ascii="SimSun" w:eastAsia="SimSun" w:hAnsi="SimSun" w:cs="SimSun"/>
-                <w:sz w:val="24"/>
-                <w:szCs w:val="24"/>
-              </w:rPr>
-            </w:pPr>
-            <w:r>
-              <w:rPr>
-                <w:rFonts w:ascii="SimSun" w:eastAsia="SimSun" w:hAnsi="SimSun" w:cs="SimSun"/>
+                <w:rFonts w:ascii="宋体" w:hAnsi="宋体" w:eastAsia="宋体" w:cs="宋体"/>
+                <w:sz w:val="24"/>
+                <w:szCs w:val="24"/>
+              </w:rPr>
+            </w:pPr>
+            <w:r>
+              <w:rPr>
+                <w:rFonts w:ascii="宋体" w:hAnsi="宋体" w:eastAsia="宋体" w:cs="宋体"/>
                 <w:spacing w:val="-1"/>
                 <w:sz w:val="24"/>
                 <w:szCs w:val="24"/>
@@ -4685,38 +4890,49 @@
       </w:tr>
       <w:tr>
         <w:tblPrEx>
-          <w:tblW w:w="9043" w:type="dxa"/>
-          <w:tblInd w:w="2" w:type="dxa"/>
-          <w:tblLayout w:type="fixed"/>
+          <w:tblBorders>
+            <w:top w:val="single" w:color="000000" w:sz="2" w:space="0"/>
+            <w:left w:val="single" w:color="000000" w:sz="2" w:space="0"/>
+            <w:bottom w:val="single" w:color="000000" w:sz="2" w:space="0"/>
+            <w:right w:val="single" w:color="000000" w:sz="2" w:space="0"/>
+            <w:insideH w:val="single" w:color="000000" w:sz="2" w:space="0"/>
+            <w:insideV w:val="single" w:color="000000" w:sz="2" w:space="0"/>
+          </w:tblBorders>
+          <w:tblCellMar>
+            <w:top w:w="0" w:type="dxa"/>
+            <w:left w:w="0" w:type="dxa"/>
+            <w:bottom w:w="0" w:type="dxa"/>
+            <w:right w:w="0" w:type="dxa"/>
+          </w:tblCellMar>
         </w:tblPrEx>
         <w:trPr>
-          <w:trHeight w:val="1210"/>
+          <w:trHeight w:val="1210" w:hRule="atLeast"/>
         </w:trPr>
         <w:tc>
           <w:tcPr>
             <w:tcW w:w="1259" w:type="dxa"/>
-            <w:vMerge/>
+            <w:vMerge w:val="continue"/>
             <w:tcBorders>
               <w:top w:val="nil"/>
             </w:tcBorders>
           </w:tcPr>
           <w:p>
             <w:pPr>
-              <w:pStyle w:val="TableText"/>
+              <w:pStyle w:val="6"/>
             </w:pPr>
           </w:p>
         </w:tc>
         <w:tc>
           <w:tcPr>
             <w:tcW w:w="1535" w:type="dxa"/>
-            <w:vMerge/>
+            <w:vMerge w:val="continue"/>
             <w:tcBorders>
               <w:top w:val="nil"/>
             </w:tcBorders>
           </w:tcPr>
           <w:p>
             <w:pPr>
-              <w:pStyle w:val="TableText"/>
+              <w:pStyle w:val="6"/>
             </w:pPr>
           </w:p>
         </w:tc>
@@ -4726,7 +4942,7 @@
           </w:tcPr>
           <w:p>
             <w:pPr>
-              <w:pStyle w:val="TableText"/>
+              <w:pStyle w:val="6"/>
               <w:spacing w:line="405" w:lineRule="auto"/>
             </w:pPr>
           </w:p>
@@ -4735,14 +4951,14 @@
               <w:spacing w:before="78" w:line="219" w:lineRule="auto"/>
               <w:ind w:left="388"/>
               <w:rPr>
-                <w:rFonts w:ascii="SimSun" w:eastAsia="SimSun" w:hAnsi="SimSun" w:cs="SimSun"/>
-                <w:sz w:val="24"/>
-                <w:szCs w:val="24"/>
-              </w:rPr>
-            </w:pPr>
-            <w:r>
-              <w:rPr>
-                <w:rFonts w:ascii="SimSun" w:eastAsia="SimSun" w:hAnsi="SimSun" w:cs="SimSun"/>
+                <w:rFonts w:ascii="宋体" w:hAnsi="宋体" w:eastAsia="宋体" w:cs="宋体"/>
+                <w:sz w:val="24"/>
+                <w:szCs w:val="24"/>
+              </w:rPr>
+            </w:pPr>
+            <w:r>
+              <w:rPr>
+                <w:rFonts w:ascii="宋体" w:hAnsi="宋体" w:eastAsia="宋体" w:cs="宋体"/>
                 <w:spacing w:val="-4"/>
                 <w:sz w:val="24"/>
                 <w:szCs w:val="24"/>
@@ -4760,14 +4976,14 @@
               <w:spacing w:before="121" w:line="219" w:lineRule="auto"/>
               <w:ind w:left="117"/>
               <w:rPr>
-                <w:rFonts w:ascii="SimSun" w:eastAsia="SimSun" w:hAnsi="SimSun" w:cs="SimSun"/>
-                <w:sz w:val="24"/>
-                <w:szCs w:val="24"/>
-              </w:rPr>
-            </w:pPr>
-            <w:r>
-              <w:rPr>
-                <w:rFonts w:ascii="SimSun" w:eastAsia="SimSun" w:hAnsi="SimSun" w:cs="SimSun"/>
+                <w:rFonts w:ascii="宋体" w:hAnsi="宋体" w:eastAsia="宋体" w:cs="宋体"/>
+                <w:sz w:val="24"/>
+                <w:szCs w:val="24"/>
+              </w:rPr>
+            </w:pPr>
+            <w:r>
+              <w:rPr>
+                <w:rFonts w:ascii="宋体" w:hAnsi="宋体" w:eastAsia="宋体" w:cs="宋体"/>
                 <w:spacing w:val="-3"/>
                 <w:sz w:val="24"/>
                 <w:szCs w:val="24"/>
@@ -4776,7 +4992,7 @@
             </w:r>
             <w:r>
               <w:rPr>
-                <w:rFonts w:ascii="SimSun" w:eastAsia="SimSun" w:hAnsi="SimSun" w:cs="SimSun"/>
+                <w:rFonts w:ascii="宋体" w:hAnsi="宋体" w:eastAsia="宋体" w:cs="宋体"/>
                 <w:spacing w:val="-48"/>
                 <w:sz w:val="24"/>
                 <w:szCs w:val="24"/>
@@ -4785,7 +5001,7 @@
             </w:r>
             <w:r>
               <w:rPr>
-                <w:rFonts w:ascii="SimSun" w:eastAsia="SimSun" w:hAnsi="SimSun" w:cs="SimSun"/>
+                <w:rFonts w:ascii="宋体" w:hAnsi="宋体" w:eastAsia="宋体" w:cs="宋体"/>
                 <w:spacing w:val="-3"/>
                 <w:sz w:val="24"/>
                 <w:szCs w:val="24"/>
@@ -4798,14 +5014,14 @@
               <w:spacing w:before="118" w:line="219" w:lineRule="auto"/>
               <w:ind w:left="117"/>
               <w:rPr>
-                <w:rFonts w:ascii="SimSun" w:eastAsia="SimSun" w:hAnsi="SimSun" w:cs="SimSun"/>
-                <w:sz w:val="24"/>
-                <w:szCs w:val="24"/>
-              </w:rPr>
-            </w:pPr>
-            <w:r>
-              <w:rPr>
-                <w:rFonts w:ascii="SimSun" w:eastAsia="SimSun" w:hAnsi="SimSun" w:cs="SimSun"/>
+                <w:rFonts w:ascii="宋体" w:hAnsi="宋体" w:eastAsia="宋体" w:cs="宋体"/>
+                <w:sz w:val="24"/>
+                <w:szCs w:val="24"/>
+              </w:rPr>
+            </w:pPr>
+            <w:r>
+              <w:rPr>
+                <w:rFonts w:ascii="宋体" w:hAnsi="宋体" w:eastAsia="宋体" w:cs="宋体"/>
                 <w:spacing w:val="-3"/>
                 <w:sz w:val="24"/>
                 <w:szCs w:val="24"/>
@@ -4814,7 +5030,7 @@
             </w:r>
             <w:r>
               <w:rPr>
-                <w:rFonts w:ascii="SimSun" w:eastAsia="SimSun" w:hAnsi="SimSun" w:cs="SimSun"/>
+                <w:rFonts w:ascii="宋体" w:hAnsi="宋体" w:eastAsia="宋体" w:cs="宋体"/>
                 <w:spacing w:val="-42"/>
                 <w:sz w:val="24"/>
                 <w:szCs w:val="24"/>
@@ -4823,7 +5039,7 @@
             </w:r>
             <w:r>
               <w:rPr>
-                <w:rFonts w:ascii="SimSun" w:eastAsia="SimSun" w:hAnsi="SimSun" w:cs="SimSun"/>
+                <w:rFonts w:ascii="宋体" w:hAnsi="宋体" w:eastAsia="宋体" w:cs="宋体"/>
                 <w:spacing w:val="-3"/>
                 <w:sz w:val="24"/>
                 <w:szCs w:val="24"/>
@@ -4836,14 +5052,14 @@
               <w:spacing w:before="115" w:line="212" w:lineRule="auto"/>
               <w:ind w:left="117"/>
               <w:rPr>
-                <w:rFonts w:ascii="SimSun" w:eastAsia="SimSun" w:hAnsi="SimSun" w:cs="SimSun"/>
-                <w:sz w:val="24"/>
-                <w:szCs w:val="24"/>
-              </w:rPr>
-            </w:pPr>
-            <w:r>
-              <w:rPr>
-                <w:rFonts w:ascii="SimSun" w:eastAsia="SimSun" w:hAnsi="SimSun" w:cs="SimSun"/>
+                <w:rFonts w:ascii="宋体" w:hAnsi="宋体" w:eastAsia="宋体" w:cs="宋体"/>
+                <w:sz w:val="24"/>
+                <w:szCs w:val="24"/>
+              </w:rPr>
+            </w:pPr>
+            <w:r>
+              <w:rPr>
+                <w:rFonts w:ascii="宋体" w:hAnsi="宋体" w:eastAsia="宋体" w:cs="宋体"/>
                 <w:spacing w:val="-3"/>
                 <w:sz w:val="24"/>
                 <w:szCs w:val="24"/>
@@ -4852,7 +5068,7 @@
             </w:r>
             <w:r>
               <w:rPr>
-                <w:rFonts w:ascii="SimSun" w:eastAsia="SimSun" w:hAnsi="SimSun" w:cs="SimSun"/>
+                <w:rFonts w:ascii="宋体" w:hAnsi="宋体" w:eastAsia="宋体" w:cs="宋体"/>
                 <w:spacing w:val="-42"/>
                 <w:sz w:val="24"/>
                 <w:szCs w:val="24"/>
@@ -4861,7 +5077,7 @@
             </w:r>
             <w:r>
               <w:rPr>
-                <w:rFonts w:ascii="SimSun" w:eastAsia="SimSun" w:hAnsi="SimSun" w:cs="SimSun"/>
+                <w:rFonts w:ascii="宋体" w:hAnsi="宋体" w:eastAsia="宋体" w:cs="宋体"/>
                 <w:spacing w:val="-3"/>
                 <w:sz w:val="24"/>
                 <w:szCs w:val="24"/>
@@ -4876,7 +5092,7 @@
           </w:tcPr>
           <w:p>
             <w:pPr>
-              <w:pStyle w:val="TableText"/>
+              <w:pStyle w:val="6"/>
               <w:spacing w:line="404" w:lineRule="auto"/>
             </w:pPr>
           </w:p>
@@ -4885,14 +5101,14 @@
               <w:spacing w:before="78"/>
               <w:ind w:left="445"/>
               <w:rPr>
-                <w:rFonts w:ascii="SimSun" w:eastAsia="SimSun" w:hAnsi="SimSun" w:cs="SimSun"/>
-                <w:sz w:val="24"/>
-                <w:szCs w:val="24"/>
-              </w:rPr>
-            </w:pPr>
-            <w:r>
-              <w:rPr>
-                <w:rFonts w:ascii="SimSun" w:eastAsia="SimSun" w:hAnsi="SimSun" w:cs="SimSun"/>
+                <w:rFonts w:ascii="宋体" w:hAnsi="宋体" w:eastAsia="宋体" w:cs="宋体"/>
+                <w:sz w:val="24"/>
+                <w:szCs w:val="24"/>
+              </w:rPr>
+            </w:pPr>
+            <w:r>
+              <w:rPr>
+                <w:rFonts w:ascii="宋体" w:hAnsi="宋体" w:eastAsia="宋体" w:cs="宋体"/>
                 <w:spacing w:val="-3"/>
                 <w:sz w:val="24"/>
                 <w:szCs w:val="24"/>
@@ -4902,109 +5118,25 @@
           </w:p>
         </w:tc>
       </w:tr>
-    </w:tbl>
-    <w:p>
-      <w:pPr>
-        <w:pStyle w:val="BodyText"/>
-      </w:pPr>
-    </w:p>
-    <w:p>
-      <w:pPr>
-        <w:sectPr>
-          <w:footerReference w:type="default" r:id="rId8"/>
-          <w:pgSz w:w="11910" w:h="16840"/>
-          <w:pgMar w:top="897" w:right="1428" w:bottom="1110" w:left="1433" w:header="0" w:footer="875" w:gutter="0"/>
-          <w:cols w:space="720"/>
-        </w:sectPr>
-      </w:pPr>
-    </w:p>
-    <w:p>
-      <w:pPr>
-        <w:spacing w:line="442" w:lineRule="exact"/>
-        <w:ind w:firstLine="5"/>
-      </w:pPr>
-      <w:r>
-        <w:rPr>
-          <w:position w:val="-8"/>
-        </w:rPr>
-        <w:drawing>
-          <wp:inline distT="0" distB="0" distL="0" distR="0">
-            <wp:extent cx="766952" cy="281020"/>
-            <wp:effectExtent l="0" t="0" r="0" b="0"/>
-            <wp:docPr id="10" name="IM 10"/>
-            <wp:cNvGraphicFramePr/>
-            <a:graphic xmlns:a="http://schemas.openxmlformats.org/drawingml/2006/main">
-              <a:graphicData uri="http://schemas.openxmlformats.org/drawingml/2006/picture">
-                <pic:pic xmlns:pic="http://schemas.openxmlformats.org/drawingml/2006/picture">
-                  <pic:nvPicPr>
-                    <pic:cNvPr id="10" name="IM 10"/>
-                    <pic:cNvPicPr/>
-                  </pic:nvPicPr>
-                  <pic:blipFill>
-                    <a:blip xmlns:r="http://schemas.openxmlformats.org/officeDocument/2006/relationships" r:embed="rId4"/>
-                    <a:stretch>
-                      <a:fillRect/>
-                    </a:stretch>
-                  </pic:blipFill>
-                  <pic:spPr>
-                    <a:xfrm rot="0">
-                      <a:off x="0" y="0"/>
-                      <a:ext cx="766952" cy="281020"/>
-                    </a:xfrm>
-                    <a:prstGeom prst="rect">
-                      <a:avLst/>
-                    </a:prstGeom>
-                  </pic:spPr>
-                </pic:pic>
-              </a:graphicData>
-            </a:graphic>
-          </wp:inline>
-        </w:drawing>
-      </w:r>
-    </w:p>
-    <w:p>
-      <w:pPr>
-        <w:spacing w:line="79" w:lineRule="exact"/>
-      </w:pPr>
-    </w:p>
-    <w:tbl>
-      <w:tblPr>
-        <w:tblStyle w:val="TableNormal"/>
-        <w:tblW w:w="9043" w:type="dxa"/>
-        <w:tblInd w:w="2" w:type="dxa"/>
-        <w:tblBorders>
-          <w:top w:val="single" w:sz="2" w:space="0" w:color="000000"/>
-          <w:left w:val="single" w:sz="2" w:space="0" w:color="000000"/>
-          <w:bottom w:val="single" w:sz="2" w:space="0" w:color="000000"/>
-          <w:right w:val="single" w:sz="2" w:space="0" w:color="000000"/>
-          <w:insideH w:val="single" w:sz="2" w:space="0" w:color="000000"/>
-          <w:insideV w:val="single" w:sz="2" w:space="0" w:color="000000"/>
-        </w:tblBorders>
-        <w:tblLayout w:type="fixed"/>
-      </w:tblPr>
-      <w:tblGrid>
-        <w:gridCol w:w="1259"/>
-        <w:gridCol w:w="1535"/>
-        <w:gridCol w:w="1473"/>
-        <w:gridCol w:w="3543"/>
-        <w:gridCol w:w="1233"/>
-      </w:tblGrid>
       <w:tr>
         <w:tblPrEx>
-          <w:tblW w:w="9043" w:type="dxa"/>
-          <w:tblInd w:w="2" w:type="dxa"/>
           <w:tblBorders>
-            <w:top w:val="single" w:sz="2" w:space="0" w:color="000000"/>
-            <w:left w:val="single" w:sz="2" w:space="0" w:color="000000"/>
-            <w:bottom w:val="single" w:sz="2" w:space="0" w:color="000000"/>
-            <w:right w:val="single" w:sz="2" w:space="0" w:color="000000"/>
-            <w:insideH w:val="single" w:sz="2" w:space="0" w:color="000000"/>
-            <w:insideV w:val="single" w:sz="2" w:space="0" w:color="000000"/>
+            <w:top w:val="single" w:color="000000" w:sz="2" w:space="0"/>
+            <w:left w:val="single" w:color="000000" w:sz="2" w:space="0"/>
+            <w:bottom w:val="single" w:color="000000" w:sz="2" w:space="0"/>
+            <w:right w:val="single" w:color="000000" w:sz="2" w:space="0"/>
+            <w:insideH w:val="single" w:color="000000" w:sz="2" w:space="0"/>
+            <w:insideV w:val="single" w:color="000000" w:sz="2" w:space="0"/>
           </w:tblBorders>
-          <w:tblLayout w:type="fixed"/>
+          <w:tblCellMar>
+            <w:top w:w="0" w:type="dxa"/>
+            <w:left w:w="0" w:type="dxa"/>
+            <w:bottom w:w="0" w:type="dxa"/>
+            <w:right w:w="0" w:type="dxa"/>
+          </w:tblCellMar>
         </w:tblPrEx>
         <w:trPr>
-          <w:trHeight w:val="810"/>
+          <w:trHeight w:val="810" w:hRule="atLeast"/>
         </w:trPr>
         <w:tc>
           <w:tcPr>
@@ -5016,55 +5148,55 @@
           </w:tcPr>
           <w:p>
             <w:pPr>
-              <w:pStyle w:val="TableText"/>
+              <w:pStyle w:val="6"/>
               <w:spacing w:line="253" w:lineRule="auto"/>
             </w:pPr>
           </w:p>
           <w:p>
             <w:pPr>
-              <w:pStyle w:val="TableText"/>
+              <w:pStyle w:val="6"/>
               <w:spacing w:line="253" w:lineRule="auto"/>
             </w:pPr>
           </w:p>
           <w:p>
             <w:pPr>
-              <w:pStyle w:val="TableText"/>
+              <w:pStyle w:val="6"/>
               <w:spacing w:line="253" w:lineRule="auto"/>
             </w:pPr>
           </w:p>
           <w:p>
             <w:pPr>
-              <w:pStyle w:val="TableText"/>
+              <w:pStyle w:val="6"/>
               <w:spacing w:line="254" w:lineRule="auto"/>
             </w:pPr>
           </w:p>
           <w:p>
             <w:pPr>
-              <w:pStyle w:val="TableText"/>
+              <w:pStyle w:val="6"/>
               <w:spacing w:line="254" w:lineRule="auto"/>
             </w:pPr>
           </w:p>
           <w:p>
             <w:pPr>
-              <w:pStyle w:val="TableText"/>
+              <w:pStyle w:val="6"/>
               <w:spacing w:line="254" w:lineRule="auto"/>
             </w:pPr>
           </w:p>
           <w:p>
             <w:pPr>
-              <w:pStyle w:val="TableText"/>
+              <w:pStyle w:val="6"/>
               <w:spacing w:line="254" w:lineRule="auto"/>
             </w:pPr>
           </w:p>
           <w:p>
             <w:pPr>
-              <w:pStyle w:val="TableText"/>
+              <w:pStyle w:val="6"/>
               <w:spacing w:line="254" w:lineRule="auto"/>
             </w:pPr>
           </w:p>
           <w:p>
             <w:pPr>
-              <w:pStyle w:val="TableText"/>
+              <w:pStyle w:val="6"/>
               <w:spacing w:line="254" w:lineRule="auto"/>
             </w:pPr>
           </w:p>
@@ -5074,23 +5206,24 @@
               <w:ind w:right="23"/>
               <w:jc w:val="right"/>
               <w:rPr>
-                <w:rFonts w:ascii="SimSun" w:eastAsia="SimSun" w:hAnsi="SimSun" w:cs="SimSun"/>
-                <w:sz w:val="24"/>
-                <w:szCs w:val="24"/>
-              </w:rPr>
-            </w:pPr>
-            <w:r>
-              <w:rPr>
-                <w:rFonts w:ascii="SimSun" w:eastAsia="SimSun" w:hAnsi="SimSun" w:cs="SimSun"/>
+                <w:rFonts w:ascii="宋体" w:hAnsi="宋体" w:eastAsia="宋体" w:cs="宋体"/>
+                <w:sz w:val="24"/>
+                <w:szCs w:val="24"/>
+              </w:rPr>
+            </w:pPr>
+            <w:r>
+              <w:rPr>
+                <w:rFonts w:hint="eastAsia" w:ascii="宋体" w:hAnsi="宋体" w:eastAsia="宋体" w:cs="宋体"/>
                 <w:spacing w:val="-12"/>
                 <w:sz w:val="24"/>
                 <w:szCs w:val="24"/>
-              </w:rPr>
-              <w:t>5</w:t>
-            </w:r>
-            <w:r>
-              <w:rPr>
-                <w:rFonts w:ascii="SimSun" w:eastAsia="SimSun" w:hAnsi="SimSun" w:cs="SimSun"/>
+                <w:lang w:val="en-US" w:eastAsia="zh-CN"/>
+              </w:rPr>
+              <w:t>9</w:t>
+            </w:r>
+            <w:r>
+              <w:rPr>
+                <w:rFonts w:ascii="宋体" w:hAnsi="宋体" w:eastAsia="宋体" w:cs="宋体"/>
                 <w:spacing w:val="17"/>
                 <w:sz w:val="24"/>
                 <w:szCs w:val="24"/>
@@ -5099,7 +5232,7 @@
             </w:r>
             <w:r>
               <w:rPr>
-                <w:rFonts w:ascii="SimSun" w:eastAsia="SimSun" w:hAnsi="SimSun" w:cs="SimSun"/>
+                <w:rFonts w:ascii="宋体" w:hAnsi="宋体" w:eastAsia="宋体" w:cs="宋体"/>
                 <w:spacing w:val="-12"/>
                 <w:sz w:val="24"/>
                 <w:szCs w:val="24"/>
@@ -5108,7 +5241,7 @@
             </w:r>
             <w:r>
               <w:rPr>
-                <w:rFonts w:ascii="SimSun" w:eastAsia="SimSun" w:hAnsi="SimSun" w:cs="SimSun"/>
+                <w:rFonts w:ascii="宋体" w:hAnsi="宋体" w:eastAsia="宋体" w:cs="宋体"/>
                 <w:spacing w:val="27"/>
                 <w:sz w:val="24"/>
                 <w:szCs w:val="24"/>
@@ -5117,12 +5250,31 @@
             </w:r>
             <w:r>
               <w:rPr>
-                <w:rFonts w:ascii="SimSun" w:eastAsia="SimSun" w:hAnsi="SimSun" w:cs="SimSun"/>
+                <w:rFonts w:ascii="宋体" w:hAnsi="宋体" w:eastAsia="宋体" w:cs="宋体"/>
                 <w:spacing w:val="-12"/>
                 <w:sz w:val="24"/>
                 <w:szCs w:val="24"/>
               </w:rPr>
-              <w:t>13日</w:t>
+              <w:t>1</w:t>
+            </w:r>
+            <w:r>
+              <w:rPr>
+                <w:rFonts w:hint="eastAsia" w:ascii="宋体" w:hAnsi="宋体" w:eastAsia="宋体" w:cs="宋体"/>
+                <w:spacing w:val="-12"/>
+                <w:sz w:val="24"/>
+                <w:szCs w:val="24"/>
+                <w:lang w:val="en-US" w:eastAsia="zh-CN"/>
+              </w:rPr>
+              <w:t>6</w:t>
+            </w:r>
+            <w:r>
+              <w:rPr>
+                <w:rFonts w:ascii="宋体" w:hAnsi="宋体" w:eastAsia="宋体" w:cs="宋体"/>
+                <w:spacing w:val="-12"/>
+                <w:sz w:val="24"/>
+                <w:szCs w:val="24"/>
+              </w:rPr>
+              <w:t>日</w:t>
             </w:r>
           </w:p>
         </w:tc>
@@ -5136,13 +5288,13 @@
           </w:tcPr>
           <w:p>
             <w:pPr>
-              <w:pStyle w:val="TableText"/>
+              <w:pStyle w:val="6"/>
               <w:spacing w:line="297" w:lineRule="auto"/>
             </w:pPr>
           </w:p>
           <w:p>
             <w:pPr>
-              <w:pStyle w:val="TableText"/>
+              <w:pStyle w:val="6"/>
               <w:spacing w:line="297" w:lineRule="auto"/>
             </w:pPr>
           </w:p>
@@ -5151,14 +5303,14 @@
               <w:spacing w:before="78" w:line="239" w:lineRule="auto"/>
               <w:ind w:left="178"/>
               <w:rPr>
-                <w:rFonts w:ascii="SimSun" w:eastAsia="SimSun" w:hAnsi="SimSun" w:cs="SimSun"/>
-                <w:sz w:val="24"/>
-                <w:szCs w:val="24"/>
-              </w:rPr>
-            </w:pPr>
-            <w:r>
-              <w:rPr>
-                <w:rFonts w:ascii="SimSun" w:eastAsia="SimSun" w:hAnsi="SimSun" w:cs="SimSun"/>
+                <w:rFonts w:ascii="宋体" w:hAnsi="宋体" w:eastAsia="宋体" w:cs="宋体"/>
+                <w:sz w:val="24"/>
+                <w:szCs w:val="24"/>
+              </w:rPr>
+            </w:pPr>
+            <w:r>
+              <w:rPr>
+                <w:rFonts w:ascii="宋体" w:hAnsi="宋体" w:eastAsia="宋体" w:cs="宋体"/>
                 <w:spacing w:val="-2"/>
                 <w:sz w:val="24"/>
                 <w:szCs w:val="24"/>
@@ -5176,14 +5328,14 @@
               <w:spacing w:before="302" w:line="219" w:lineRule="auto"/>
               <w:ind w:left="389"/>
               <w:rPr>
-                <w:rFonts w:ascii="SimSun" w:eastAsia="SimSun" w:hAnsi="SimSun" w:cs="SimSun"/>
-                <w:sz w:val="24"/>
-                <w:szCs w:val="24"/>
-              </w:rPr>
-            </w:pPr>
-            <w:r>
-              <w:rPr>
-                <w:rFonts w:ascii="SimSun" w:eastAsia="SimSun" w:hAnsi="SimSun" w:cs="SimSun"/>
+                <w:rFonts w:ascii="宋体" w:hAnsi="宋体" w:eastAsia="宋体" w:cs="宋体"/>
+                <w:sz w:val="24"/>
+                <w:szCs w:val="24"/>
+              </w:rPr>
+            </w:pPr>
+            <w:r>
+              <w:rPr>
+                <w:rFonts w:ascii="宋体" w:hAnsi="宋体" w:eastAsia="宋体" w:cs="宋体"/>
                 <w:spacing w:val="-4"/>
                 <w:sz w:val="24"/>
                 <w:szCs w:val="24"/>
@@ -5201,14 +5353,14 @@
               <w:spacing w:before="119" w:line="219" w:lineRule="auto"/>
               <w:ind w:left="125"/>
               <w:rPr>
-                <w:rFonts w:ascii="SimSun" w:eastAsia="SimSun" w:hAnsi="SimSun" w:cs="SimSun"/>
-                <w:sz w:val="24"/>
-                <w:szCs w:val="24"/>
-              </w:rPr>
-            </w:pPr>
-            <w:r>
-              <w:rPr>
-                <w:rFonts w:ascii="SimSun" w:eastAsia="SimSun" w:hAnsi="SimSun" w:cs="SimSun"/>
+                <w:rFonts w:ascii="宋体" w:hAnsi="宋体" w:eastAsia="宋体" w:cs="宋体"/>
+                <w:sz w:val="24"/>
+                <w:szCs w:val="24"/>
+              </w:rPr>
+            </w:pPr>
+            <w:r>
+              <w:rPr>
+                <w:rFonts w:ascii="宋体" w:hAnsi="宋体" w:eastAsia="宋体" w:cs="宋体"/>
                 <w:spacing w:val="-5"/>
                 <w:sz w:val="24"/>
                 <w:szCs w:val="24"/>
@@ -5217,7 +5369,7 @@
             </w:r>
             <w:r>
               <w:rPr>
-                <w:rFonts w:ascii="SimSun" w:eastAsia="SimSun" w:hAnsi="SimSun" w:cs="SimSun"/>
+                <w:rFonts w:ascii="宋体" w:hAnsi="宋体" w:eastAsia="宋体" w:cs="宋体"/>
                 <w:spacing w:val="14"/>
                 <w:sz w:val="24"/>
                 <w:szCs w:val="24"/>
@@ -5226,7 +5378,7 @@
             </w:r>
             <w:r>
               <w:rPr>
-                <w:rFonts w:ascii="SimSun" w:eastAsia="SimSun" w:hAnsi="SimSun" w:cs="SimSun"/>
+                <w:rFonts w:ascii="宋体" w:hAnsi="宋体" w:eastAsia="宋体" w:cs="宋体"/>
                 <w:spacing w:val="-5"/>
                 <w:sz w:val="24"/>
                 <w:szCs w:val="24"/>
@@ -5239,14 +5391,14 @@
               <w:spacing w:before="118" w:line="213" w:lineRule="auto"/>
               <w:ind w:left="125"/>
               <w:rPr>
-                <w:rFonts w:ascii="SimSun" w:eastAsia="SimSun" w:hAnsi="SimSun" w:cs="SimSun"/>
-                <w:sz w:val="24"/>
-                <w:szCs w:val="24"/>
-              </w:rPr>
-            </w:pPr>
-            <w:r>
-              <w:rPr>
-                <w:rFonts w:ascii="SimSun" w:eastAsia="SimSun" w:hAnsi="SimSun" w:cs="SimSun"/>
+                <w:rFonts w:ascii="宋体" w:hAnsi="宋体" w:eastAsia="宋体" w:cs="宋体"/>
+                <w:sz w:val="24"/>
+                <w:szCs w:val="24"/>
+              </w:rPr>
+            </w:pPr>
+            <w:r>
+              <w:rPr>
+                <w:rFonts w:ascii="宋体" w:hAnsi="宋体" w:eastAsia="宋体" w:cs="宋体"/>
                 <w:spacing w:val="-7"/>
                 <w:sz w:val="24"/>
                 <w:szCs w:val="24"/>
@@ -5264,14 +5416,14 @@
               <w:spacing w:before="301" w:line="241" w:lineRule="auto"/>
               <w:ind w:left="440"/>
               <w:rPr>
-                <w:rFonts w:ascii="SimSun" w:eastAsia="SimSun" w:hAnsi="SimSun" w:cs="SimSun"/>
-                <w:sz w:val="24"/>
-                <w:szCs w:val="24"/>
-              </w:rPr>
-            </w:pPr>
-            <w:r>
-              <w:rPr>
-                <w:rFonts w:ascii="SimSun" w:eastAsia="SimSun" w:hAnsi="SimSun" w:cs="SimSun"/>
+                <w:rFonts w:ascii="宋体" w:hAnsi="宋体" w:eastAsia="宋体" w:cs="宋体"/>
+                <w:sz w:val="24"/>
+                <w:szCs w:val="24"/>
+              </w:rPr>
+            </w:pPr>
+            <w:r>
+              <w:rPr>
+                <w:rFonts w:ascii="宋体" w:hAnsi="宋体" w:eastAsia="宋体" w:cs="宋体"/>
                 <w:spacing w:val="-1"/>
                 <w:sz w:val="24"/>
                 <w:szCs w:val="24"/>
@@ -5283,17 +5435,28 @@
       </w:tr>
       <w:tr>
         <w:tblPrEx>
-          <w:tblW w:w="9043" w:type="dxa"/>
-          <w:tblInd w:w="2" w:type="dxa"/>
-          <w:tblLayout w:type="fixed"/>
+          <w:tblBorders>
+            <w:top w:val="single" w:color="000000" w:sz="2" w:space="0"/>
+            <w:left w:val="single" w:color="000000" w:sz="2" w:space="0"/>
+            <w:bottom w:val="single" w:color="000000" w:sz="2" w:space="0"/>
+            <w:right w:val="single" w:color="000000" w:sz="2" w:space="0"/>
+            <w:insideH w:val="single" w:color="000000" w:sz="2" w:space="0"/>
+            <w:insideV w:val="single" w:color="000000" w:sz="2" w:space="0"/>
+          </w:tblBorders>
+          <w:tblCellMar>
+            <w:top w:w="0" w:type="dxa"/>
+            <w:left w:w="0" w:type="dxa"/>
+            <w:bottom w:w="0" w:type="dxa"/>
+            <w:right w:w="0" w:type="dxa"/>
+          </w:tblCellMar>
         </w:tblPrEx>
         <w:trPr>
-          <w:trHeight w:val="802"/>
+          <w:trHeight w:val="802" w:hRule="atLeast"/>
         </w:trPr>
         <w:tc>
           <w:tcPr>
             <w:tcW w:w="1259" w:type="dxa"/>
-            <w:vMerge/>
+            <w:vMerge w:val="continue"/>
             <w:tcBorders>
               <w:top w:val="nil"/>
               <w:bottom w:val="nil"/>
@@ -5301,21 +5464,21 @@
           </w:tcPr>
           <w:p>
             <w:pPr>
-              <w:pStyle w:val="TableText"/>
+              <w:pStyle w:val="6"/>
             </w:pPr>
           </w:p>
         </w:tc>
         <w:tc>
           <w:tcPr>
             <w:tcW w:w="1535" w:type="dxa"/>
-            <w:vMerge/>
+            <w:vMerge w:val="continue"/>
             <w:tcBorders>
               <w:top w:val="nil"/>
             </w:tcBorders>
           </w:tcPr>
           <w:p>
             <w:pPr>
-              <w:pStyle w:val="TableText"/>
+              <w:pStyle w:val="6"/>
             </w:pPr>
           </w:p>
         </w:tc>
@@ -5328,14 +5491,14 @@
               <w:spacing w:before="296" w:line="219" w:lineRule="auto"/>
               <w:ind w:left="389"/>
               <w:rPr>
-                <w:rFonts w:ascii="SimSun" w:eastAsia="SimSun" w:hAnsi="SimSun" w:cs="SimSun"/>
-                <w:sz w:val="24"/>
-                <w:szCs w:val="24"/>
-              </w:rPr>
-            </w:pPr>
-            <w:r>
-              <w:rPr>
-                <w:rFonts w:ascii="SimSun" w:eastAsia="SimSun" w:hAnsi="SimSun" w:cs="SimSun"/>
+                <w:rFonts w:ascii="宋体" w:hAnsi="宋体" w:eastAsia="宋体" w:cs="宋体"/>
+                <w:sz w:val="24"/>
+                <w:szCs w:val="24"/>
+              </w:rPr>
+            </w:pPr>
+            <w:r>
+              <w:rPr>
+                <w:rFonts w:ascii="宋体" w:hAnsi="宋体" w:eastAsia="宋体" w:cs="宋体"/>
                 <w:spacing w:val="-4"/>
                 <w:sz w:val="24"/>
                 <w:szCs w:val="24"/>
@@ -5353,14 +5516,14 @@
               <w:spacing w:before="116" w:line="219" w:lineRule="auto"/>
               <w:ind w:left="117"/>
               <w:rPr>
-                <w:rFonts w:ascii="SimSun" w:eastAsia="SimSun" w:hAnsi="SimSun" w:cs="SimSun"/>
-                <w:sz w:val="24"/>
-                <w:szCs w:val="24"/>
-              </w:rPr>
-            </w:pPr>
-            <w:r>
-              <w:rPr>
-                <w:rFonts w:ascii="SimSun" w:eastAsia="SimSun" w:hAnsi="SimSun" w:cs="SimSun"/>
+                <w:rFonts w:ascii="宋体" w:hAnsi="宋体" w:eastAsia="宋体" w:cs="宋体"/>
+                <w:sz w:val="24"/>
+                <w:szCs w:val="24"/>
+              </w:rPr>
+            </w:pPr>
+            <w:r>
+              <w:rPr>
+                <w:rFonts w:ascii="宋体" w:hAnsi="宋体" w:eastAsia="宋体" w:cs="宋体"/>
                 <w:spacing w:val="-3"/>
                 <w:sz w:val="24"/>
                 <w:szCs w:val="24"/>
@@ -5369,7 +5532,7 @@
             </w:r>
             <w:r>
               <w:rPr>
-                <w:rFonts w:ascii="SimSun" w:eastAsia="SimSun" w:hAnsi="SimSun" w:cs="SimSun"/>
+                <w:rFonts w:ascii="宋体" w:hAnsi="宋体" w:eastAsia="宋体" w:cs="宋体"/>
                 <w:spacing w:val="-42"/>
                 <w:sz w:val="24"/>
                 <w:szCs w:val="24"/>
@@ -5378,7 +5541,7 @@
             </w:r>
             <w:r>
               <w:rPr>
-                <w:rFonts w:ascii="SimSun" w:eastAsia="SimSun" w:hAnsi="SimSun" w:cs="SimSun"/>
+                <w:rFonts w:ascii="宋体" w:hAnsi="宋体" w:eastAsia="宋体" w:cs="宋体"/>
                 <w:spacing w:val="-3"/>
                 <w:sz w:val="24"/>
                 <w:szCs w:val="24"/>
@@ -5391,14 +5554,14 @@
               <w:spacing w:before="115" w:line="212" w:lineRule="auto"/>
               <w:ind w:left="117"/>
               <w:rPr>
-                <w:rFonts w:ascii="SimSun" w:eastAsia="SimSun" w:hAnsi="SimSun" w:cs="SimSun"/>
-                <w:sz w:val="24"/>
-                <w:szCs w:val="24"/>
-              </w:rPr>
-            </w:pPr>
-            <w:r>
-              <w:rPr>
-                <w:rFonts w:ascii="SimSun" w:eastAsia="SimSun" w:hAnsi="SimSun" w:cs="SimSun"/>
+                <w:rFonts w:ascii="宋体" w:hAnsi="宋体" w:eastAsia="宋体" w:cs="宋体"/>
+                <w:sz w:val="24"/>
+                <w:szCs w:val="24"/>
+              </w:rPr>
+            </w:pPr>
+            <w:r>
+              <w:rPr>
+                <w:rFonts w:ascii="宋体" w:hAnsi="宋体" w:eastAsia="宋体" w:cs="宋体"/>
                 <w:spacing w:val="-3"/>
                 <w:sz w:val="24"/>
                 <w:szCs w:val="24"/>
@@ -5407,7 +5570,7 @@
             </w:r>
             <w:r>
               <w:rPr>
-                <w:rFonts w:ascii="SimSun" w:eastAsia="SimSun" w:hAnsi="SimSun" w:cs="SimSun"/>
+                <w:rFonts w:ascii="宋体" w:hAnsi="宋体" w:eastAsia="宋体" w:cs="宋体"/>
                 <w:spacing w:val="-42"/>
                 <w:sz w:val="24"/>
                 <w:szCs w:val="24"/>
@@ -5416,7 +5579,7 @@
             </w:r>
             <w:r>
               <w:rPr>
-                <w:rFonts w:ascii="SimSun" w:eastAsia="SimSun" w:hAnsi="SimSun" w:cs="SimSun"/>
+                <w:rFonts w:ascii="宋体" w:hAnsi="宋体" w:eastAsia="宋体" w:cs="宋体"/>
                 <w:spacing w:val="-3"/>
                 <w:sz w:val="24"/>
                 <w:szCs w:val="24"/>
@@ -5434,14 +5597,14 @@
               <w:spacing w:before="295" w:line="241" w:lineRule="auto"/>
               <w:ind w:left="440"/>
               <w:rPr>
-                <w:rFonts w:ascii="SimSun" w:eastAsia="SimSun" w:hAnsi="SimSun" w:cs="SimSun"/>
-                <w:sz w:val="24"/>
-                <w:szCs w:val="24"/>
-              </w:rPr>
-            </w:pPr>
-            <w:r>
-              <w:rPr>
-                <w:rFonts w:ascii="SimSun" w:eastAsia="SimSun" w:hAnsi="SimSun" w:cs="SimSun"/>
+                <w:rFonts w:ascii="宋体" w:hAnsi="宋体" w:eastAsia="宋体" w:cs="宋体"/>
+                <w:sz w:val="24"/>
+                <w:szCs w:val="24"/>
+              </w:rPr>
+            </w:pPr>
+            <w:r>
+              <w:rPr>
+                <w:rFonts w:ascii="宋体" w:hAnsi="宋体" w:eastAsia="宋体" w:cs="宋体"/>
                 <w:spacing w:val="-1"/>
                 <w:sz w:val="24"/>
                 <w:szCs w:val="24"/>
@@ -5453,17 +5616,28 @@
       </w:tr>
       <w:tr>
         <w:tblPrEx>
-          <w:tblW w:w="9043" w:type="dxa"/>
-          <w:tblInd w:w="2" w:type="dxa"/>
-          <w:tblLayout w:type="fixed"/>
+          <w:tblBorders>
+            <w:top w:val="single" w:color="000000" w:sz="2" w:space="0"/>
+            <w:left w:val="single" w:color="000000" w:sz="2" w:space="0"/>
+            <w:bottom w:val="single" w:color="000000" w:sz="2" w:space="0"/>
+            <w:right w:val="single" w:color="000000" w:sz="2" w:space="0"/>
+            <w:insideH w:val="single" w:color="000000" w:sz="2" w:space="0"/>
+            <w:insideV w:val="single" w:color="000000" w:sz="2" w:space="0"/>
+          </w:tblBorders>
+          <w:tblCellMar>
+            <w:top w:w="0" w:type="dxa"/>
+            <w:left w:w="0" w:type="dxa"/>
+            <w:bottom w:w="0" w:type="dxa"/>
+            <w:right w:w="0" w:type="dxa"/>
+          </w:tblCellMar>
         </w:tblPrEx>
         <w:trPr>
-          <w:trHeight w:val="1203"/>
+          <w:trHeight w:val="1203" w:hRule="atLeast"/>
         </w:trPr>
         <w:tc>
           <w:tcPr>
             <w:tcW w:w="1259" w:type="dxa"/>
-            <w:vMerge/>
+            <w:vMerge w:val="continue"/>
             <w:tcBorders>
               <w:top w:val="nil"/>
               <w:bottom w:val="nil"/>
@@ -5471,7 +5645,7 @@
           </w:tcPr>
           <w:p>
             <w:pPr>
-              <w:pStyle w:val="TableText"/>
+              <w:pStyle w:val="6"/>
             </w:pPr>
           </w:p>
         </w:tc>
@@ -5485,23 +5659,23 @@
           </w:tcPr>
           <w:p>
             <w:pPr>
-              <w:pStyle w:val="TableText"/>
-            </w:pPr>
-          </w:p>
-          <w:p>
-            <w:pPr>
-              <w:pStyle w:val="TableText"/>
-            </w:pPr>
-          </w:p>
-          <w:p>
-            <w:pPr>
-              <w:pStyle w:val="TableText"/>
+              <w:pStyle w:val="6"/>
+            </w:pPr>
+          </w:p>
+          <w:p>
+            <w:pPr>
+              <w:pStyle w:val="6"/>
+            </w:pPr>
+          </w:p>
+          <w:p>
+            <w:pPr>
+              <w:pStyle w:val="6"/>
               <w:spacing w:line="241" w:lineRule="auto"/>
             </w:pPr>
           </w:p>
           <w:p>
             <w:pPr>
-              <w:pStyle w:val="TableText"/>
+              <w:pStyle w:val="6"/>
               <w:spacing w:line="241" w:lineRule="auto"/>
             </w:pPr>
           </w:p>
@@ -5510,14 +5684,14 @@
               <w:spacing w:before="78" w:line="239" w:lineRule="auto"/>
               <w:ind w:left="135"/>
               <w:rPr>
-                <w:rFonts w:ascii="SimSun" w:eastAsia="SimSun" w:hAnsi="SimSun" w:cs="SimSun"/>
-                <w:sz w:val="24"/>
-                <w:szCs w:val="24"/>
-              </w:rPr>
-            </w:pPr>
-            <w:r>
-              <w:rPr>
-                <w:rFonts w:ascii="SimSun" w:eastAsia="SimSun" w:hAnsi="SimSun" w:cs="SimSun"/>
+                <w:rFonts w:ascii="宋体" w:hAnsi="宋体" w:eastAsia="宋体" w:cs="宋体"/>
+                <w:sz w:val="24"/>
+                <w:szCs w:val="24"/>
+              </w:rPr>
+            </w:pPr>
+            <w:r>
+              <w:rPr>
+                <w:rFonts w:ascii="宋体" w:hAnsi="宋体" w:eastAsia="宋体" w:cs="宋体"/>
                 <w:spacing w:val="-3"/>
                 <w:sz w:val="24"/>
                 <w:szCs w:val="24"/>
@@ -5536,23 +5710,23 @@
           </w:tcPr>
           <w:p>
             <w:pPr>
-              <w:pStyle w:val="TableText"/>
-            </w:pPr>
-          </w:p>
-          <w:p>
-            <w:pPr>
-              <w:pStyle w:val="TableText"/>
-            </w:pPr>
-          </w:p>
-          <w:p>
-            <w:pPr>
-              <w:pStyle w:val="TableText"/>
+              <w:pStyle w:val="6"/>
+            </w:pPr>
+          </w:p>
+          <w:p>
+            <w:pPr>
+              <w:pStyle w:val="6"/>
+            </w:pPr>
+          </w:p>
+          <w:p>
+            <w:pPr>
+              <w:pStyle w:val="6"/>
               <w:spacing w:line="241" w:lineRule="auto"/>
             </w:pPr>
           </w:p>
           <w:p>
             <w:pPr>
-              <w:pStyle w:val="TableText"/>
+              <w:pStyle w:val="6"/>
               <w:spacing w:line="241" w:lineRule="auto"/>
             </w:pPr>
           </w:p>
@@ -5561,14 +5735,14 @@
               <w:spacing w:before="78" w:line="219" w:lineRule="auto"/>
               <w:ind w:left="118"/>
               <w:rPr>
-                <w:rFonts w:ascii="SimSun" w:eastAsia="SimSun" w:hAnsi="SimSun" w:cs="SimSun"/>
-                <w:sz w:val="24"/>
-                <w:szCs w:val="24"/>
-              </w:rPr>
-            </w:pPr>
-            <w:r>
-              <w:rPr>
-                <w:rFonts w:ascii="SimSun" w:eastAsia="SimSun" w:hAnsi="SimSun" w:cs="SimSun"/>
+                <w:rFonts w:ascii="宋体" w:hAnsi="宋体" w:eastAsia="宋体" w:cs="宋体"/>
+                <w:sz w:val="24"/>
+                <w:szCs w:val="24"/>
+              </w:rPr>
+            </w:pPr>
+            <w:r>
+              <w:rPr>
+                <w:rFonts w:ascii="宋体" w:hAnsi="宋体" w:eastAsia="宋体" w:cs="宋体"/>
                 <w:spacing w:val="-4"/>
                 <w:sz w:val="24"/>
                 <w:szCs w:val="24"/>
@@ -5586,14 +5760,14 @@
               <w:spacing w:before="117" w:line="219" w:lineRule="auto"/>
               <w:ind w:left="117"/>
               <w:rPr>
-                <w:rFonts w:ascii="SimSun" w:eastAsia="SimSun" w:hAnsi="SimSun" w:cs="SimSun"/>
-                <w:sz w:val="24"/>
-                <w:szCs w:val="24"/>
-              </w:rPr>
-            </w:pPr>
-            <w:r>
-              <w:rPr>
-                <w:rFonts w:ascii="SimSun" w:eastAsia="SimSun" w:hAnsi="SimSun" w:cs="SimSun"/>
+                <w:rFonts w:ascii="宋体" w:hAnsi="宋体" w:eastAsia="宋体" w:cs="宋体"/>
+                <w:sz w:val="24"/>
+                <w:szCs w:val="24"/>
+              </w:rPr>
+            </w:pPr>
+            <w:r>
+              <w:rPr>
+                <w:rFonts w:ascii="宋体" w:hAnsi="宋体" w:eastAsia="宋体" w:cs="宋体"/>
                 <w:spacing w:val="-3"/>
                 <w:sz w:val="24"/>
                 <w:szCs w:val="24"/>
@@ -5602,7 +5776,7 @@
             </w:r>
             <w:r>
               <w:rPr>
-                <w:rFonts w:ascii="SimSun" w:eastAsia="SimSun" w:hAnsi="SimSun" w:cs="SimSun"/>
+                <w:rFonts w:ascii="宋体" w:hAnsi="宋体" w:eastAsia="宋体" w:cs="宋体"/>
                 <w:spacing w:val="-48"/>
                 <w:sz w:val="24"/>
                 <w:szCs w:val="24"/>
@@ -5611,7 +5785,7 @@
             </w:r>
             <w:r>
               <w:rPr>
-                <w:rFonts w:ascii="SimSun" w:eastAsia="SimSun" w:hAnsi="SimSun" w:cs="SimSun"/>
+                <w:rFonts w:ascii="宋体" w:hAnsi="宋体" w:eastAsia="宋体" w:cs="宋体"/>
                 <w:spacing w:val="-3"/>
                 <w:sz w:val="24"/>
                 <w:szCs w:val="24"/>
@@ -5624,14 +5798,14 @@
               <w:spacing w:before="118" w:line="219" w:lineRule="auto"/>
               <w:ind w:left="117"/>
               <w:rPr>
-                <w:rFonts w:ascii="SimSun" w:eastAsia="SimSun" w:hAnsi="SimSun" w:cs="SimSun"/>
-                <w:sz w:val="24"/>
-                <w:szCs w:val="24"/>
-              </w:rPr>
-            </w:pPr>
-            <w:r>
-              <w:rPr>
-                <w:rFonts w:ascii="SimSun" w:eastAsia="SimSun" w:hAnsi="SimSun" w:cs="SimSun"/>
+                <w:rFonts w:ascii="宋体" w:hAnsi="宋体" w:eastAsia="宋体" w:cs="宋体"/>
+                <w:sz w:val="24"/>
+                <w:szCs w:val="24"/>
+              </w:rPr>
+            </w:pPr>
+            <w:r>
+              <w:rPr>
+                <w:rFonts w:ascii="宋体" w:hAnsi="宋体" w:eastAsia="宋体" w:cs="宋体"/>
                 <w:spacing w:val="-7"/>
                 <w:sz w:val="24"/>
                 <w:szCs w:val="24"/>
@@ -5640,7 +5814,7 @@
             </w:r>
             <w:r>
               <w:rPr>
-                <w:rFonts w:ascii="SimSun" w:eastAsia="SimSun" w:hAnsi="SimSun" w:cs="SimSun"/>
+                <w:rFonts w:ascii="宋体" w:hAnsi="宋体" w:eastAsia="宋体" w:cs="宋体"/>
                 <w:spacing w:val="-20"/>
                 <w:sz w:val="24"/>
                 <w:szCs w:val="24"/>
@@ -5649,7 +5823,7 @@
             </w:r>
             <w:r>
               <w:rPr>
-                <w:rFonts w:ascii="SimSun" w:eastAsia="SimSun" w:hAnsi="SimSun" w:cs="SimSun"/>
+                <w:rFonts w:ascii="宋体" w:hAnsi="宋体" w:eastAsia="宋体" w:cs="宋体"/>
                 <w:spacing w:val="-7"/>
                 <w:sz w:val="24"/>
                 <w:szCs w:val="24"/>
@@ -5662,14 +5836,14 @@
               <w:spacing w:before="118" w:line="207" w:lineRule="auto"/>
               <w:ind w:left="117"/>
               <w:rPr>
-                <w:rFonts w:ascii="SimSun" w:eastAsia="SimSun" w:hAnsi="SimSun" w:cs="SimSun"/>
-                <w:sz w:val="24"/>
-                <w:szCs w:val="24"/>
-              </w:rPr>
-            </w:pPr>
-            <w:r>
-              <w:rPr>
-                <w:rFonts w:ascii="SimSun" w:eastAsia="SimSun" w:hAnsi="SimSun" w:cs="SimSun"/>
+                <w:rFonts w:ascii="宋体" w:hAnsi="宋体" w:eastAsia="宋体" w:cs="宋体"/>
+                <w:sz w:val="24"/>
+                <w:szCs w:val="24"/>
+              </w:rPr>
+            </w:pPr>
+            <w:r>
+              <w:rPr>
+                <w:rFonts w:ascii="宋体" w:hAnsi="宋体" w:eastAsia="宋体" w:cs="宋体"/>
                 <w:spacing w:val="-3"/>
                 <w:sz w:val="24"/>
                 <w:szCs w:val="24"/>
@@ -5678,7 +5852,7 @@
             </w:r>
             <w:r>
               <w:rPr>
-                <w:rFonts w:ascii="SimSun" w:eastAsia="SimSun" w:hAnsi="SimSun" w:cs="SimSun"/>
+                <w:rFonts w:ascii="宋体" w:hAnsi="宋体" w:eastAsia="宋体" w:cs="宋体"/>
                 <w:spacing w:val="-48"/>
                 <w:sz w:val="24"/>
                 <w:szCs w:val="24"/>
@@ -5687,7 +5861,7 @@
             </w:r>
             <w:r>
               <w:rPr>
-                <w:rFonts w:ascii="SimSun" w:eastAsia="SimSun" w:hAnsi="SimSun" w:cs="SimSun"/>
+                <w:rFonts w:ascii="宋体" w:hAnsi="宋体" w:eastAsia="宋体" w:cs="宋体"/>
                 <w:spacing w:val="-3"/>
                 <w:sz w:val="24"/>
                 <w:szCs w:val="24"/>
@@ -5702,7 +5876,7 @@
           </w:tcPr>
           <w:p>
             <w:pPr>
-              <w:pStyle w:val="TableText"/>
+              <w:pStyle w:val="6"/>
               <w:spacing w:line="401" w:lineRule="auto"/>
             </w:pPr>
           </w:p>
@@ -5711,14 +5885,14 @@
               <w:spacing w:before="78" w:line="241" w:lineRule="auto"/>
               <w:ind w:left="440"/>
               <w:rPr>
-                <w:rFonts w:ascii="SimSun" w:eastAsia="SimSun" w:hAnsi="SimSun" w:cs="SimSun"/>
-                <w:sz w:val="24"/>
-                <w:szCs w:val="24"/>
-              </w:rPr>
-            </w:pPr>
-            <w:r>
-              <w:rPr>
-                <w:rFonts w:ascii="SimSun" w:eastAsia="SimSun" w:hAnsi="SimSun" w:cs="SimSun"/>
+                <w:rFonts w:ascii="宋体" w:hAnsi="宋体" w:eastAsia="宋体" w:cs="宋体"/>
+                <w:sz w:val="24"/>
+                <w:szCs w:val="24"/>
+              </w:rPr>
+            </w:pPr>
+            <w:r>
+              <w:rPr>
+                <w:rFonts w:ascii="宋体" w:hAnsi="宋体" w:eastAsia="宋体" w:cs="宋体"/>
                 <w:spacing w:val="-1"/>
                 <w:sz w:val="24"/>
                 <w:szCs w:val="24"/>
@@ -5730,17 +5904,28 @@
       </w:tr>
       <w:tr>
         <w:tblPrEx>
-          <w:tblW w:w="9043" w:type="dxa"/>
-          <w:tblInd w:w="2" w:type="dxa"/>
-          <w:tblLayout w:type="fixed"/>
+          <w:tblBorders>
+            <w:top w:val="single" w:color="000000" w:sz="2" w:space="0"/>
+            <w:left w:val="single" w:color="000000" w:sz="2" w:space="0"/>
+            <w:bottom w:val="single" w:color="000000" w:sz="2" w:space="0"/>
+            <w:right w:val="single" w:color="000000" w:sz="2" w:space="0"/>
+            <w:insideH w:val="single" w:color="000000" w:sz="2" w:space="0"/>
+            <w:insideV w:val="single" w:color="000000" w:sz="2" w:space="0"/>
+          </w:tblBorders>
+          <w:tblCellMar>
+            <w:top w:w="0" w:type="dxa"/>
+            <w:left w:w="0" w:type="dxa"/>
+            <w:bottom w:w="0" w:type="dxa"/>
+            <w:right w:w="0" w:type="dxa"/>
+          </w:tblCellMar>
         </w:tblPrEx>
         <w:trPr>
-          <w:trHeight w:val="1203"/>
+          <w:trHeight w:val="1203" w:hRule="atLeast"/>
         </w:trPr>
         <w:tc>
           <w:tcPr>
             <w:tcW w:w="1259" w:type="dxa"/>
-            <w:vMerge/>
+            <w:vMerge w:val="continue"/>
             <w:tcBorders>
               <w:top w:val="nil"/>
               <w:bottom w:val="nil"/>
@@ -5748,35 +5933,35 @@
           </w:tcPr>
           <w:p>
             <w:pPr>
-              <w:pStyle w:val="TableText"/>
+              <w:pStyle w:val="6"/>
             </w:pPr>
           </w:p>
         </w:tc>
         <w:tc>
           <w:tcPr>
             <w:tcW w:w="1535" w:type="dxa"/>
-            <w:vMerge/>
+            <w:vMerge w:val="continue"/>
             <w:tcBorders>
               <w:top w:val="nil"/>
             </w:tcBorders>
           </w:tcPr>
           <w:p>
             <w:pPr>
-              <w:pStyle w:val="TableText"/>
+              <w:pStyle w:val="6"/>
             </w:pPr>
           </w:p>
         </w:tc>
         <w:tc>
           <w:tcPr>
             <w:tcW w:w="1473" w:type="dxa"/>
-            <w:vMerge/>
+            <w:vMerge w:val="continue"/>
             <w:tcBorders>
               <w:top w:val="nil"/>
             </w:tcBorders>
           </w:tcPr>
           <w:p>
             <w:pPr>
-              <w:pStyle w:val="TableText"/>
+              <w:pStyle w:val="6"/>
             </w:pPr>
           </w:p>
         </w:tc>
@@ -5789,14 +5974,14 @@
               <w:spacing w:before="117" w:line="219" w:lineRule="auto"/>
               <w:ind w:left="117"/>
               <w:rPr>
-                <w:rFonts w:ascii="SimSun" w:eastAsia="SimSun" w:hAnsi="SimSun" w:cs="SimSun"/>
-                <w:sz w:val="24"/>
-                <w:szCs w:val="24"/>
-              </w:rPr>
-            </w:pPr>
-            <w:r>
-              <w:rPr>
-                <w:rFonts w:ascii="SimSun" w:eastAsia="SimSun" w:hAnsi="SimSun" w:cs="SimSun"/>
+                <w:rFonts w:ascii="宋体" w:hAnsi="宋体" w:eastAsia="宋体" w:cs="宋体"/>
+                <w:sz w:val="24"/>
+                <w:szCs w:val="24"/>
+              </w:rPr>
+            </w:pPr>
+            <w:r>
+              <w:rPr>
+                <w:rFonts w:ascii="宋体" w:hAnsi="宋体" w:eastAsia="宋体" w:cs="宋体"/>
                 <w:spacing w:val="-3"/>
                 <w:sz w:val="24"/>
                 <w:szCs w:val="24"/>
@@ -5805,7 +5990,7 @@
             </w:r>
             <w:r>
               <w:rPr>
-                <w:rFonts w:ascii="SimSun" w:eastAsia="SimSun" w:hAnsi="SimSun" w:cs="SimSun"/>
+                <w:rFonts w:ascii="宋体" w:hAnsi="宋体" w:eastAsia="宋体" w:cs="宋体"/>
                 <w:spacing w:val="-48"/>
                 <w:sz w:val="24"/>
                 <w:szCs w:val="24"/>
@@ -5814,7 +5999,7 @@
             </w:r>
             <w:r>
               <w:rPr>
-                <w:rFonts w:ascii="SimSun" w:eastAsia="SimSun" w:hAnsi="SimSun" w:cs="SimSun"/>
+                <w:rFonts w:ascii="宋体" w:hAnsi="宋体" w:eastAsia="宋体" w:cs="宋体"/>
                 <w:spacing w:val="-3"/>
                 <w:sz w:val="24"/>
                 <w:szCs w:val="24"/>
@@ -5827,14 +6012,14 @@
               <w:spacing w:before="119" w:line="219" w:lineRule="auto"/>
               <w:ind w:left="117"/>
               <w:rPr>
-                <w:rFonts w:ascii="SimSun" w:eastAsia="SimSun" w:hAnsi="SimSun" w:cs="SimSun"/>
-                <w:sz w:val="24"/>
-                <w:szCs w:val="24"/>
-              </w:rPr>
-            </w:pPr>
-            <w:r>
-              <w:rPr>
-                <w:rFonts w:ascii="SimSun" w:eastAsia="SimSun" w:hAnsi="SimSun" w:cs="SimSun"/>
+                <w:rFonts w:ascii="宋体" w:hAnsi="宋体" w:eastAsia="宋体" w:cs="宋体"/>
+                <w:sz w:val="24"/>
+                <w:szCs w:val="24"/>
+              </w:rPr>
+            </w:pPr>
+            <w:r>
+              <w:rPr>
+                <w:rFonts w:ascii="宋体" w:hAnsi="宋体" w:eastAsia="宋体" w:cs="宋体"/>
                 <w:spacing w:val="-4"/>
                 <w:sz w:val="24"/>
                 <w:szCs w:val="24"/>
@@ -5843,7 +6028,7 @@
             </w:r>
             <w:r>
               <w:rPr>
-                <w:rFonts w:ascii="SimSun" w:eastAsia="SimSun" w:hAnsi="SimSun" w:cs="SimSun"/>
+                <w:rFonts w:ascii="宋体" w:hAnsi="宋体" w:eastAsia="宋体" w:cs="宋体"/>
                 <w:spacing w:val="-41"/>
                 <w:sz w:val="24"/>
                 <w:szCs w:val="24"/>
@@ -5852,7 +6037,7 @@
             </w:r>
             <w:r>
               <w:rPr>
-                <w:rFonts w:ascii="SimSun" w:eastAsia="SimSun" w:hAnsi="SimSun" w:cs="SimSun"/>
+                <w:rFonts w:ascii="宋体" w:hAnsi="宋体" w:eastAsia="宋体" w:cs="宋体"/>
                 <w:spacing w:val="-4"/>
                 <w:sz w:val="24"/>
                 <w:szCs w:val="24"/>
@@ -5865,14 +6050,14 @@
               <w:spacing w:before="116" w:line="208" w:lineRule="auto"/>
               <w:ind w:left="117"/>
               <w:rPr>
-                <w:rFonts w:ascii="SimSun" w:eastAsia="SimSun" w:hAnsi="SimSun" w:cs="SimSun"/>
-                <w:sz w:val="24"/>
-                <w:szCs w:val="24"/>
-              </w:rPr>
-            </w:pPr>
-            <w:r>
-              <w:rPr>
-                <w:rFonts w:ascii="SimSun" w:eastAsia="SimSun" w:hAnsi="SimSun" w:cs="SimSun"/>
+                <w:rFonts w:ascii="宋体" w:hAnsi="宋体" w:eastAsia="宋体" w:cs="宋体"/>
+                <w:sz w:val="24"/>
+                <w:szCs w:val="24"/>
+              </w:rPr>
+            </w:pPr>
+            <w:r>
+              <w:rPr>
+                <w:rFonts w:ascii="宋体" w:hAnsi="宋体" w:eastAsia="宋体" w:cs="宋体"/>
                 <w:spacing w:val="-3"/>
                 <w:sz w:val="24"/>
                 <w:szCs w:val="24"/>
@@ -5881,7 +6066,7 @@
             </w:r>
             <w:r>
               <w:rPr>
-                <w:rFonts w:ascii="SimSun" w:eastAsia="SimSun" w:hAnsi="SimSun" w:cs="SimSun"/>
+                <w:rFonts w:ascii="宋体" w:hAnsi="宋体" w:eastAsia="宋体" w:cs="宋体"/>
                 <w:spacing w:val="-42"/>
                 <w:sz w:val="24"/>
                 <w:szCs w:val="24"/>
@@ -5890,7 +6075,7 @@
             </w:r>
             <w:r>
               <w:rPr>
-                <w:rFonts w:ascii="SimSun" w:eastAsia="SimSun" w:hAnsi="SimSun" w:cs="SimSun"/>
+                <w:rFonts w:ascii="宋体" w:hAnsi="宋体" w:eastAsia="宋体" w:cs="宋体"/>
                 <w:spacing w:val="-3"/>
                 <w:sz w:val="24"/>
                 <w:szCs w:val="24"/>
@@ -5905,7 +6090,7 @@
           </w:tcPr>
           <w:p>
             <w:pPr>
-              <w:pStyle w:val="TableText"/>
+              <w:pStyle w:val="6"/>
               <w:spacing w:line="403" w:lineRule="auto"/>
             </w:pPr>
           </w:p>
@@ -5914,14 +6099,14 @@
               <w:spacing w:before="78" w:line="241" w:lineRule="auto"/>
               <w:ind w:left="440"/>
               <w:rPr>
-                <w:rFonts w:ascii="SimSun" w:eastAsia="SimSun" w:hAnsi="SimSun" w:cs="SimSun"/>
-                <w:sz w:val="24"/>
-                <w:szCs w:val="24"/>
-              </w:rPr>
-            </w:pPr>
-            <w:r>
-              <w:rPr>
-                <w:rFonts w:ascii="SimSun" w:eastAsia="SimSun" w:hAnsi="SimSun" w:cs="SimSun"/>
+                <w:rFonts w:ascii="宋体" w:hAnsi="宋体" w:eastAsia="宋体" w:cs="宋体"/>
+                <w:sz w:val="24"/>
+                <w:szCs w:val="24"/>
+              </w:rPr>
+            </w:pPr>
+            <w:r>
+              <w:rPr>
+                <w:rFonts w:ascii="宋体" w:hAnsi="宋体" w:eastAsia="宋体" w:cs="宋体"/>
                 <w:spacing w:val="-1"/>
                 <w:sz w:val="24"/>
                 <w:szCs w:val="24"/>
@@ -5933,17 +6118,28 @@
       </w:tr>
       <w:tr>
         <w:tblPrEx>
-          <w:tblW w:w="9043" w:type="dxa"/>
-          <w:tblInd w:w="2" w:type="dxa"/>
-          <w:tblLayout w:type="fixed"/>
+          <w:tblBorders>
+            <w:top w:val="single" w:color="000000" w:sz="2" w:space="0"/>
+            <w:left w:val="single" w:color="000000" w:sz="2" w:space="0"/>
+            <w:bottom w:val="single" w:color="000000" w:sz="2" w:space="0"/>
+            <w:right w:val="single" w:color="000000" w:sz="2" w:space="0"/>
+            <w:insideH w:val="single" w:color="000000" w:sz="2" w:space="0"/>
+            <w:insideV w:val="single" w:color="000000" w:sz="2" w:space="0"/>
+          </w:tblBorders>
+          <w:tblCellMar>
+            <w:top w:w="0" w:type="dxa"/>
+            <w:left w:w="0" w:type="dxa"/>
+            <w:bottom w:w="0" w:type="dxa"/>
+            <w:right w:w="0" w:type="dxa"/>
+          </w:tblCellMar>
         </w:tblPrEx>
         <w:trPr>
-          <w:trHeight w:val="404"/>
+          <w:trHeight w:val="404" w:hRule="atLeast"/>
         </w:trPr>
         <w:tc>
           <w:tcPr>
             <w:tcW w:w="1259" w:type="dxa"/>
-            <w:vMerge/>
+            <w:vMerge w:val="continue"/>
             <w:tcBorders>
               <w:top w:val="nil"/>
               <w:bottom w:val="nil"/>
@@ -5951,7 +6147,7 @@
           </w:tcPr>
           <w:p>
             <w:pPr>
-              <w:pStyle w:val="TableText"/>
+              <w:pStyle w:val="6"/>
             </w:pPr>
           </w:p>
         </w:tc>
@@ -5964,14 +6160,14 @@
               <w:spacing w:before="118" w:line="212" w:lineRule="auto"/>
               <w:ind w:left="135"/>
               <w:rPr>
-                <w:rFonts w:ascii="SimSun" w:eastAsia="SimSun" w:hAnsi="SimSun" w:cs="SimSun"/>
-                <w:sz w:val="24"/>
-                <w:szCs w:val="24"/>
-              </w:rPr>
-            </w:pPr>
-            <w:r>
-              <w:rPr>
-                <w:rFonts w:ascii="SimSun" w:eastAsia="SimSun" w:hAnsi="SimSun" w:cs="SimSun"/>
+                <w:rFonts w:ascii="宋体" w:hAnsi="宋体" w:eastAsia="宋体" w:cs="宋体"/>
+                <w:sz w:val="24"/>
+                <w:szCs w:val="24"/>
+              </w:rPr>
+            </w:pPr>
+            <w:r>
+              <w:rPr>
+                <w:rFonts w:ascii="宋体" w:hAnsi="宋体" w:eastAsia="宋体" w:cs="宋体"/>
                 <w:spacing w:val="-3"/>
                 <w:sz w:val="24"/>
                 <w:szCs w:val="24"/>
@@ -5990,14 +6186,14 @@
               <w:spacing w:before="118" w:line="212" w:lineRule="auto"/>
               <w:ind w:left="1805"/>
               <w:rPr>
-                <w:rFonts w:ascii="SimSun" w:eastAsia="SimSun" w:hAnsi="SimSun" w:cs="SimSun"/>
-                <w:sz w:val="24"/>
-                <w:szCs w:val="24"/>
-              </w:rPr>
-            </w:pPr>
-            <w:r>
-              <w:rPr>
-                <w:rFonts w:ascii="SimSun" w:eastAsia="SimSun" w:hAnsi="SimSun" w:cs="SimSun"/>
+                <w:rFonts w:ascii="宋体" w:hAnsi="宋体" w:eastAsia="宋体" w:cs="宋体"/>
+                <w:sz w:val="24"/>
+                <w:szCs w:val="24"/>
+              </w:rPr>
+            </w:pPr>
+            <w:r>
+              <w:rPr>
+                <w:rFonts w:ascii="宋体" w:hAnsi="宋体" w:eastAsia="宋体" w:cs="宋体"/>
                 <w:spacing w:val="-3"/>
                 <w:sz w:val="24"/>
                 <w:szCs w:val="24"/>
@@ -6015,14 +6211,14 @@
               <w:spacing w:before="118" w:line="212" w:lineRule="auto"/>
               <w:ind w:left="279"/>
               <w:rPr>
-                <w:rFonts w:ascii="SimSun" w:eastAsia="SimSun" w:hAnsi="SimSun" w:cs="SimSun"/>
-                <w:sz w:val="24"/>
-                <w:szCs w:val="24"/>
-              </w:rPr>
-            </w:pPr>
-            <w:r>
-              <w:rPr>
-                <w:rFonts w:ascii="SimSun" w:eastAsia="SimSun" w:hAnsi="SimSun" w:cs="SimSun"/>
+                <w:rFonts w:ascii="宋体" w:hAnsi="宋体" w:eastAsia="宋体" w:cs="宋体"/>
+                <w:sz w:val="24"/>
+                <w:szCs w:val="24"/>
+              </w:rPr>
+            </w:pPr>
+            <w:r>
+              <w:rPr>
+                <w:rFonts w:ascii="宋体" w:hAnsi="宋体" w:eastAsia="宋体" w:cs="宋体"/>
                 <w:spacing w:val="-8"/>
                 <w:sz w:val="24"/>
                 <w:szCs w:val="24"/>
@@ -6034,17 +6230,28 @@
       </w:tr>
       <w:tr>
         <w:tblPrEx>
-          <w:tblW w:w="9043" w:type="dxa"/>
-          <w:tblInd w:w="2" w:type="dxa"/>
-          <w:tblLayout w:type="fixed"/>
+          <w:tblBorders>
+            <w:top w:val="single" w:color="000000" w:sz="2" w:space="0"/>
+            <w:left w:val="single" w:color="000000" w:sz="2" w:space="0"/>
+            <w:bottom w:val="single" w:color="000000" w:sz="2" w:space="0"/>
+            <w:right w:val="single" w:color="000000" w:sz="2" w:space="0"/>
+            <w:insideH w:val="single" w:color="000000" w:sz="2" w:space="0"/>
+            <w:insideV w:val="single" w:color="000000" w:sz="2" w:space="0"/>
+          </w:tblBorders>
+          <w:tblCellMar>
+            <w:top w:w="0" w:type="dxa"/>
+            <w:left w:w="0" w:type="dxa"/>
+            <w:bottom w:w="0" w:type="dxa"/>
+            <w:right w:w="0" w:type="dxa"/>
+          </w:tblCellMar>
         </w:tblPrEx>
         <w:trPr>
-          <w:trHeight w:val="405"/>
+          <w:trHeight w:val="405" w:hRule="atLeast"/>
         </w:trPr>
         <w:tc>
           <w:tcPr>
             <w:tcW w:w="1259" w:type="dxa"/>
-            <w:vMerge/>
+            <w:vMerge w:val="continue"/>
             <w:tcBorders>
               <w:top w:val="nil"/>
               <w:bottom w:val="nil"/>
@@ -6052,7 +6259,7 @@
           </w:tcPr>
           <w:p>
             <w:pPr>
-              <w:pStyle w:val="TableText"/>
+              <w:pStyle w:val="6"/>
             </w:pPr>
           </w:p>
         </w:tc>
@@ -6065,14 +6272,14 @@
               <w:spacing w:before="119" w:line="212" w:lineRule="auto"/>
               <w:ind w:left="135"/>
               <w:rPr>
-                <w:rFonts w:ascii="SimSun" w:eastAsia="SimSun" w:hAnsi="SimSun" w:cs="SimSun"/>
-                <w:sz w:val="24"/>
-                <w:szCs w:val="24"/>
-              </w:rPr>
-            </w:pPr>
-            <w:r>
-              <w:rPr>
-                <w:rFonts w:ascii="SimSun" w:eastAsia="SimSun" w:hAnsi="SimSun" w:cs="SimSun"/>
+                <w:rFonts w:ascii="宋体" w:hAnsi="宋体" w:eastAsia="宋体" w:cs="宋体"/>
+                <w:sz w:val="24"/>
+                <w:szCs w:val="24"/>
+              </w:rPr>
+            </w:pPr>
+            <w:r>
+              <w:rPr>
+                <w:rFonts w:ascii="宋体" w:hAnsi="宋体" w:eastAsia="宋体" w:cs="宋体"/>
                 <w:spacing w:val="-3"/>
                 <w:sz w:val="24"/>
                 <w:szCs w:val="24"/>
@@ -6091,14 +6298,14 @@
               <w:spacing w:before="119" w:line="212" w:lineRule="auto"/>
               <w:ind w:left="1933"/>
               <w:rPr>
-                <w:rFonts w:ascii="SimSun" w:eastAsia="SimSun" w:hAnsi="SimSun" w:cs="SimSun"/>
-                <w:sz w:val="24"/>
-                <w:szCs w:val="24"/>
-              </w:rPr>
-            </w:pPr>
-            <w:r>
-              <w:rPr>
-                <w:rFonts w:ascii="SimSun" w:eastAsia="SimSun" w:hAnsi="SimSun" w:cs="SimSun"/>
+                <w:rFonts w:ascii="宋体" w:hAnsi="宋体" w:eastAsia="宋体" w:cs="宋体"/>
+                <w:sz w:val="24"/>
+                <w:szCs w:val="24"/>
+              </w:rPr>
+            </w:pPr>
+            <w:r>
+              <w:rPr>
+                <w:rFonts w:ascii="宋体" w:hAnsi="宋体" w:eastAsia="宋体" w:cs="宋体"/>
                 <w:spacing w:val="-5"/>
                 <w:sz w:val="24"/>
                 <w:szCs w:val="24"/>
@@ -6116,14 +6323,14 @@
               <w:spacing w:before="119" w:line="212" w:lineRule="auto"/>
               <w:ind w:left="279"/>
               <w:rPr>
-                <w:rFonts w:ascii="SimSun" w:eastAsia="SimSun" w:hAnsi="SimSun" w:cs="SimSun"/>
-                <w:sz w:val="24"/>
-                <w:szCs w:val="24"/>
-              </w:rPr>
-            </w:pPr>
-            <w:r>
-              <w:rPr>
-                <w:rFonts w:ascii="SimSun" w:eastAsia="SimSun" w:hAnsi="SimSun" w:cs="SimSun"/>
+                <w:rFonts w:ascii="宋体" w:hAnsi="宋体" w:eastAsia="宋体" w:cs="宋体"/>
+                <w:sz w:val="24"/>
+                <w:szCs w:val="24"/>
+              </w:rPr>
+            </w:pPr>
+            <w:r>
+              <w:rPr>
+                <w:rFonts w:ascii="宋体" w:hAnsi="宋体" w:eastAsia="宋体" w:cs="宋体"/>
                 <w:spacing w:val="-8"/>
                 <w:sz w:val="24"/>
                 <w:szCs w:val="24"/>
@@ -6135,24 +6342,35 @@
       </w:tr>
       <w:tr>
         <w:tblPrEx>
-          <w:tblW w:w="9043" w:type="dxa"/>
-          <w:tblInd w:w="2" w:type="dxa"/>
-          <w:tblLayout w:type="fixed"/>
+          <w:tblBorders>
+            <w:top w:val="single" w:color="000000" w:sz="2" w:space="0"/>
+            <w:left w:val="single" w:color="000000" w:sz="2" w:space="0"/>
+            <w:bottom w:val="single" w:color="000000" w:sz="2" w:space="0"/>
+            <w:right w:val="single" w:color="000000" w:sz="2" w:space="0"/>
+            <w:insideH w:val="single" w:color="000000" w:sz="2" w:space="0"/>
+            <w:insideV w:val="single" w:color="000000" w:sz="2" w:space="0"/>
+          </w:tblBorders>
+          <w:tblCellMar>
+            <w:top w:w="0" w:type="dxa"/>
+            <w:left w:w="0" w:type="dxa"/>
+            <w:bottom w:w="0" w:type="dxa"/>
+            <w:right w:w="0" w:type="dxa"/>
+          </w:tblCellMar>
         </w:tblPrEx>
         <w:trPr>
-          <w:trHeight w:val="409"/>
+          <w:trHeight w:val="409" w:hRule="atLeast"/>
         </w:trPr>
         <w:tc>
           <w:tcPr>
             <w:tcW w:w="1259" w:type="dxa"/>
-            <w:vMerge/>
+            <w:vMerge w:val="continue"/>
             <w:tcBorders>
               <w:top w:val="nil"/>
             </w:tcBorders>
           </w:tcPr>
           <w:p>
             <w:pPr>
-              <w:pStyle w:val="TableText"/>
+              <w:pStyle w:val="6"/>
             </w:pPr>
           </w:p>
         </w:tc>
@@ -6165,14 +6383,14 @@
               <w:spacing w:before="118" w:line="216" w:lineRule="auto"/>
               <w:ind w:left="135"/>
               <w:rPr>
-                <w:rFonts w:ascii="SimSun" w:eastAsia="SimSun" w:hAnsi="SimSun" w:cs="SimSun"/>
-                <w:sz w:val="24"/>
-                <w:szCs w:val="24"/>
-              </w:rPr>
-            </w:pPr>
-            <w:r>
-              <w:rPr>
-                <w:rFonts w:ascii="SimSun" w:eastAsia="SimSun" w:hAnsi="SimSun" w:cs="SimSun"/>
+                <w:rFonts w:ascii="宋体" w:hAnsi="宋体" w:eastAsia="宋体" w:cs="宋体"/>
+                <w:sz w:val="24"/>
+                <w:szCs w:val="24"/>
+              </w:rPr>
+            </w:pPr>
+            <w:r>
+              <w:rPr>
+                <w:rFonts w:ascii="宋体" w:hAnsi="宋体" w:eastAsia="宋体" w:cs="宋体"/>
                 <w:spacing w:val="-3"/>
                 <w:sz w:val="24"/>
                 <w:szCs w:val="24"/>
@@ -6191,14 +6409,14 @@
               <w:spacing w:before="118" w:line="216" w:lineRule="auto"/>
               <w:ind w:left="2041"/>
               <w:rPr>
-                <w:rFonts w:ascii="SimSun" w:eastAsia="SimSun" w:hAnsi="SimSun" w:cs="SimSun"/>
-                <w:sz w:val="24"/>
-                <w:szCs w:val="24"/>
-              </w:rPr>
-            </w:pPr>
-            <w:r>
-              <w:rPr>
-                <w:rFonts w:ascii="SimSun" w:eastAsia="SimSun" w:hAnsi="SimSun" w:cs="SimSun"/>
+                <w:rFonts w:ascii="宋体" w:hAnsi="宋体" w:eastAsia="宋体" w:cs="宋体"/>
+                <w:sz w:val="24"/>
+                <w:szCs w:val="24"/>
+              </w:rPr>
+            </w:pPr>
+            <w:r>
+              <w:rPr>
+                <w:rFonts w:ascii="宋体" w:hAnsi="宋体" w:eastAsia="宋体" w:cs="宋体"/>
                 <w:spacing w:val="-3"/>
                 <w:sz w:val="24"/>
                 <w:szCs w:val="24"/>
@@ -6216,14 +6434,14 @@
               <w:spacing w:before="118" w:line="216" w:lineRule="auto"/>
               <w:ind w:left="147"/>
               <w:rPr>
-                <w:rFonts w:ascii="SimSun" w:eastAsia="SimSun" w:hAnsi="SimSun" w:cs="SimSun"/>
-                <w:sz w:val="24"/>
-                <w:szCs w:val="24"/>
-              </w:rPr>
-            </w:pPr>
-            <w:r>
-              <w:rPr>
-                <w:rFonts w:ascii="SimSun" w:eastAsia="SimSun" w:hAnsi="SimSun" w:cs="SimSun"/>
+                <w:rFonts w:ascii="宋体" w:hAnsi="宋体" w:eastAsia="宋体" w:cs="宋体"/>
+                <w:sz w:val="24"/>
+                <w:szCs w:val="24"/>
+              </w:rPr>
+            </w:pPr>
+            <w:r>
+              <w:rPr>
+                <w:rFonts w:ascii="宋体" w:hAnsi="宋体" w:eastAsia="宋体" w:cs="宋体"/>
                 <w:spacing w:val="-3"/>
                 <w:sz w:val="24"/>
                 <w:szCs w:val="24"/>
@@ -6236,34 +6454,59 @@
     </w:tbl>
     <w:p>
       <w:pPr>
-        <w:pStyle w:val="BodyText"/>
+        <w:pStyle w:val="2"/>
       </w:pPr>
     </w:p>
     <w:sectPr>
-      <w:footerReference w:type="default" r:id="rId9"/>
+      <w:footerReference r:id="rId8" w:type="default"/>
       <w:pgSz w:w="11910" w:h="16840"/>
       <w:pgMar w:top="897" w:right="1428" w:bottom="1110" w:left="1433" w:header="0" w:footer="876" w:gutter="0"/>
-      <w:cols w:space="720"/>
+      <w:cols w:space="720" w:num="1"/>
     </w:sectPr>
   </w:body>
 </w:document>
 </file>
 
+<file path=word/endnotes.xml><?xml version="1.0" encoding="utf-8"?>
+<w:endnotes xmlns:wpc="http://schemas.microsoft.com/office/word/2010/wordprocessingCanvas" xmlns:mc="http://schemas.openxmlformats.org/markup-compatibility/2006" xmlns:o="urn:schemas-microsoft-com:office:office" xmlns:r="http://schemas.openxmlformats.org/officeDocument/2006/relationships" xmlns:m="http://schemas.openxmlformats.org/officeDocument/2006/math" xmlns:v="urn:schemas-microsoft-com:vml" xmlns:wp14="http://schemas.microsoft.com/office/word/2010/wordprocessingDrawing" xmlns:wp="http://schemas.openxmlformats.org/drawingml/2006/wordprocessingDrawing" xmlns:w="http://schemas.openxmlformats.org/wordprocessingml/2006/main" xmlns:w14="http://schemas.microsoft.com/office/word/2010/wordml" xmlns:w15="http://schemas.microsoft.com/office/word/2012/wordml" xmlns:w10="urn:schemas-microsoft-com:office:word" xmlns:wpg="http://schemas.microsoft.com/office/word/2010/wordprocessingGroup" xmlns:wpi="http://schemas.microsoft.com/office/word/2010/wordprocessingInk" xmlns:wne="http://schemas.microsoft.com/office/word/2006/wordml" xmlns:wps="http://schemas.microsoft.com/office/word/2010/wordprocessingShape" xmlns:wpsCustomData="http://www.wps.cn/officeDocument/2013/wpsCustomData" mc:Ignorable="w14 w15 wp14">
+  <w:endnote w:type="separator" w:id="0">
+    <w:p>
+      <w:pPr>
+        <w:spacing w:line="240" w:lineRule="auto"/>
+      </w:pPr>
+      <w:r>
+        <w:separator/>
+      </w:r>
+    </w:p>
+  </w:endnote>
+  <w:endnote w:type="continuationSeparator" w:id="1">
+    <w:p>
+      <w:pPr>
+        <w:spacing w:line="240" w:lineRule="auto"/>
+      </w:pPr>
+      <w:r>
+        <w:continuationSeparator/>
+      </w:r>
+    </w:p>
+  </w:endnote>
+</w:endnotes>
+</file>
+
 <file path=word/footer1.xml><?xml version="1.0" encoding="utf-8"?>
-<w:ftr xmlns:wpc="http://schemas.microsoft.com/office/word/2010/wordprocessingCanvas" xmlns:mc="http://schemas.openxmlformats.org/markup-compatibility/2006" xmlns:o="urn:schemas-microsoft-com:office:office" xmlns:r="http://schemas.openxmlformats.org/officeDocument/2006/relationships" xmlns:m="http://schemas.openxmlformats.org/officeDocument/2006/math" xmlns:v="urn:schemas-microsoft-com:vml" xmlns:wp14="http://schemas.microsoft.com/office/word/2010/wordprocessingDrawing" xmlns:wp="http://schemas.openxmlformats.org/drawingml/2006/wordprocessingDrawing" xmlns:w10="urn:schemas-microsoft-com:office:word" xmlns:w="http://schemas.openxmlformats.org/wordprocessingml/2006/main" xmlns:w14="http://schemas.microsoft.com/office/word/2010/wordml" xmlns:w15="http://schemas.microsoft.com/office/word/2012/wordml" xmlns:wne="http://schemas.microsoft.com/office/word/2006/wordml" xmlns:wpg="http://schemas.microsoft.com/office/word/2010/wordprocessingGroup" xmlns:wpi="http://schemas.microsoft.com/office/word/2010/wordprocessingInk" xmlns:wps="http://schemas.microsoft.com/office/word/2010/wordprocessingShape" mc:Ignorable="w14 w15 wp14">
+<w:ftr xmlns:wpc="http://schemas.microsoft.com/office/word/2010/wordprocessingCanvas" xmlns:mc="http://schemas.openxmlformats.org/markup-compatibility/2006" xmlns:o="urn:schemas-microsoft-com:office:office" xmlns:r="http://schemas.openxmlformats.org/officeDocument/2006/relationships" xmlns:m="http://schemas.openxmlformats.org/officeDocument/2006/math" xmlns:v="urn:schemas-microsoft-com:vml" xmlns:wp14="http://schemas.microsoft.com/office/word/2010/wordprocessingDrawing" xmlns:wp="http://schemas.openxmlformats.org/drawingml/2006/wordprocessingDrawing" xmlns:w10="urn:schemas-microsoft-com:office:word" xmlns:w="http://schemas.openxmlformats.org/wordprocessingml/2006/main" xmlns:w14="http://schemas.microsoft.com/office/word/2010/wordml" xmlns:w15="http://schemas.microsoft.com/office/word/2012/wordml" xmlns:wpg="http://schemas.microsoft.com/office/word/2010/wordprocessingGroup" xmlns:wpi="http://schemas.microsoft.com/office/word/2010/wordprocessingInk" xmlns:wne="http://schemas.microsoft.com/office/word/2006/wordml" xmlns:wps="http://schemas.microsoft.com/office/word/2010/wordprocessingShape" xmlns:wpsCustomData="http://www.wps.cn/officeDocument/2013/wpsCustomData" mc:Ignorable="w14 w15 wp14">
   <w:p>
     <w:pPr>
       <w:spacing w:line="230" w:lineRule="auto"/>
       <w:ind w:left="4490"/>
       <w:rPr>
-        <w:rFonts w:ascii="SimSun" w:eastAsia="SimSun" w:hAnsi="SimSun" w:cs="SimSun"/>
+        <w:rFonts w:ascii="宋体" w:hAnsi="宋体" w:eastAsia="宋体" w:cs="宋体"/>
         <w:sz w:val="18"/>
         <w:szCs w:val="18"/>
       </w:rPr>
     </w:pPr>
     <w:r>
       <w:rPr>
-        <w:rFonts w:ascii="SimSun" w:eastAsia="SimSun" w:hAnsi="SimSun" w:cs="SimSun"/>
+        <w:rFonts w:ascii="宋体" w:hAnsi="宋体" w:eastAsia="宋体" w:cs="宋体"/>
         <w:sz w:val="18"/>
         <w:szCs w:val="18"/>
       </w:rPr>
@@ -6274,20 +6517,20 @@
 </file>
 
 <file path=word/footer2.xml><?xml version="1.0" encoding="utf-8"?>
-<w:ftr xmlns:wpc="http://schemas.microsoft.com/office/word/2010/wordprocessingCanvas" xmlns:mc="http://schemas.openxmlformats.org/markup-compatibility/2006" xmlns:o="urn:schemas-microsoft-com:office:office" xmlns:r="http://schemas.openxmlformats.org/officeDocument/2006/relationships" xmlns:m="http://schemas.openxmlformats.org/officeDocument/2006/math" xmlns:v="urn:schemas-microsoft-com:vml" xmlns:wp14="http://schemas.microsoft.com/office/word/2010/wordprocessingDrawing" xmlns:wp="http://schemas.openxmlformats.org/drawingml/2006/wordprocessingDrawing" xmlns:w10="urn:schemas-microsoft-com:office:word" xmlns:w="http://schemas.openxmlformats.org/wordprocessingml/2006/main" xmlns:w14="http://schemas.microsoft.com/office/word/2010/wordml" xmlns:w15="http://schemas.microsoft.com/office/word/2012/wordml" xmlns:wne="http://schemas.microsoft.com/office/word/2006/wordml" xmlns:wpg="http://schemas.microsoft.com/office/word/2010/wordprocessingGroup" xmlns:wpi="http://schemas.microsoft.com/office/word/2010/wordprocessingInk" xmlns:wps="http://schemas.microsoft.com/office/word/2010/wordprocessingShape" mc:Ignorable="w14 w15 wp14">
+<w:ftr xmlns:wpc="http://schemas.microsoft.com/office/word/2010/wordprocessingCanvas" xmlns:mc="http://schemas.openxmlformats.org/markup-compatibility/2006" xmlns:o="urn:schemas-microsoft-com:office:office" xmlns:r="http://schemas.openxmlformats.org/officeDocument/2006/relationships" xmlns:m="http://schemas.openxmlformats.org/officeDocument/2006/math" xmlns:v="urn:schemas-microsoft-com:vml" xmlns:wp14="http://schemas.microsoft.com/office/word/2010/wordprocessingDrawing" xmlns:wp="http://schemas.openxmlformats.org/drawingml/2006/wordprocessingDrawing" xmlns:w10="urn:schemas-microsoft-com:office:word" xmlns:w="http://schemas.openxmlformats.org/wordprocessingml/2006/main" xmlns:w14="http://schemas.microsoft.com/office/word/2010/wordml" xmlns:w15="http://schemas.microsoft.com/office/word/2012/wordml" xmlns:wpg="http://schemas.microsoft.com/office/word/2010/wordprocessingGroup" xmlns:wpi="http://schemas.microsoft.com/office/word/2010/wordprocessingInk" xmlns:wne="http://schemas.microsoft.com/office/word/2006/wordml" xmlns:wps="http://schemas.microsoft.com/office/word/2010/wordprocessingShape" xmlns:wpsCustomData="http://www.wps.cn/officeDocument/2013/wpsCustomData" mc:Ignorable="w14 w15 wp14">
   <w:p>
     <w:pPr>
       <w:spacing w:line="230" w:lineRule="auto"/>
       <w:ind w:left="4479"/>
       <w:rPr>
-        <w:rFonts w:ascii="SimSun" w:eastAsia="SimSun" w:hAnsi="SimSun" w:cs="SimSun"/>
+        <w:rFonts w:ascii="宋体" w:hAnsi="宋体" w:eastAsia="宋体" w:cs="宋体"/>
         <w:sz w:val="18"/>
         <w:szCs w:val="18"/>
       </w:rPr>
     </w:pPr>
     <w:r>
       <w:rPr>
-        <w:rFonts w:ascii="SimSun" w:eastAsia="SimSun" w:hAnsi="SimSun" w:cs="SimSun"/>
+        <w:rFonts w:ascii="宋体" w:hAnsi="宋体" w:eastAsia="宋体" w:cs="宋体"/>
         <w:sz w:val="18"/>
         <w:szCs w:val="18"/>
       </w:rPr>
@@ -6298,20 +6541,20 @@
 </file>
 
 <file path=word/footer3.xml><?xml version="1.0" encoding="utf-8"?>
-<w:ftr xmlns:wpc="http://schemas.microsoft.com/office/word/2010/wordprocessingCanvas" xmlns:mc="http://schemas.openxmlformats.org/markup-compatibility/2006" xmlns:o="urn:schemas-microsoft-com:office:office" xmlns:r="http://schemas.openxmlformats.org/officeDocument/2006/relationships" xmlns:m="http://schemas.openxmlformats.org/officeDocument/2006/math" xmlns:v="urn:schemas-microsoft-com:vml" xmlns:wp14="http://schemas.microsoft.com/office/word/2010/wordprocessingDrawing" xmlns:wp="http://schemas.openxmlformats.org/drawingml/2006/wordprocessingDrawing" xmlns:w10="urn:schemas-microsoft-com:office:word" xmlns:w="http://schemas.openxmlformats.org/wordprocessingml/2006/main" xmlns:w14="http://schemas.microsoft.com/office/word/2010/wordml" xmlns:w15="http://schemas.microsoft.com/office/word/2012/wordml" xmlns:wne="http://schemas.microsoft.com/office/word/2006/wordml" xmlns:wpg="http://schemas.microsoft.com/office/word/2010/wordprocessingGroup" xmlns:wpi="http://schemas.microsoft.com/office/word/2010/wordprocessingInk" xmlns:wps="http://schemas.microsoft.com/office/word/2010/wordprocessingShape" mc:Ignorable="w14 w15 wp14">
+<w:ftr xmlns:wpc="http://schemas.microsoft.com/office/word/2010/wordprocessingCanvas" xmlns:mc="http://schemas.openxmlformats.org/markup-compatibility/2006" xmlns:o="urn:schemas-microsoft-com:office:office" xmlns:r="http://schemas.openxmlformats.org/officeDocument/2006/relationships" xmlns:m="http://schemas.openxmlformats.org/officeDocument/2006/math" xmlns:v="urn:schemas-microsoft-com:vml" xmlns:wp14="http://schemas.microsoft.com/office/word/2010/wordprocessingDrawing" xmlns:wp="http://schemas.openxmlformats.org/drawingml/2006/wordprocessingDrawing" xmlns:w10="urn:schemas-microsoft-com:office:word" xmlns:w="http://schemas.openxmlformats.org/wordprocessingml/2006/main" xmlns:w14="http://schemas.microsoft.com/office/word/2010/wordml" xmlns:w15="http://schemas.microsoft.com/office/word/2012/wordml" xmlns:wpg="http://schemas.microsoft.com/office/word/2010/wordprocessingGroup" xmlns:wpi="http://schemas.microsoft.com/office/word/2010/wordprocessingInk" xmlns:wne="http://schemas.microsoft.com/office/word/2006/wordml" xmlns:wps="http://schemas.microsoft.com/office/word/2010/wordprocessingShape" xmlns:wpsCustomData="http://www.wps.cn/officeDocument/2013/wpsCustomData" mc:Ignorable="w14 w15 wp14">
   <w:p>
     <w:pPr>
       <w:spacing w:line="229" w:lineRule="auto"/>
       <w:ind w:left="4482"/>
       <w:rPr>
-        <w:rFonts w:ascii="SimSun" w:eastAsia="SimSun" w:hAnsi="SimSun" w:cs="SimSun"/>
+        <w:rFonts w:ascii="宋体" w:hAnsi="宋体" w:eastAsia="宋体" w:cs="宋体"/>
         <w:sz w:val="18"/>
         <w:szCs w:val="18"/>
       </w:rPr>
     </w:pPr>
     <w:r>
       <w:rPr>
-        <w:rFonts w:ascii="SimSun" w:eastAsia="SimSun" w:hAnsi="SimSun" w:cs="SimSun"/>
+        <w:rFonts w:ascii="宋体" w:hAnsi="宋体" w:eastAsia="宋体" w:cs="宋体"/>
         <w:sz w:val="18"/>
         <w:szCs w:val="18"/>
       </w:rPr>
@@ -6322,44 +6565,20 @@
 </file>
 
 <file path=word/footer4.xml><?xml version="1.0" encoding="utf-8"?>
-<w:ftr xmlns:wpc="http://schemas.microsoft.com/office/word/2010/wordprocessingCanvas" xmlns:mc="http://schemas.openxmlformats.org/markup-compatibility/2006" xmlns:o="urn:schemas-microsoft-com:office:office" xmlns:r="http://schemas.openxmlformats.org/officeDocument/2006/relationships" xmlns:m="http://schemas.openxmlformats.org/officeDocument/2006/math" xmlns:v="urn:schemas-microsoft-com:vml" xmlns:wp14="http://schemas.microsoft.com/office/word/2010/wordprocessingDrawing" xmlns:wp="http://schemas.openxmlformats.org/drawingml/2006/wordprocessingDrawing" xmlns:w10="urn:schemas-microsoft-com:office:word" xmlns:w="http://schemas.openxmlformats.org/wordprocessingml/2006/main" xmlns:w14="http://schemas.microsoft.com/office/word/2010/wordml" xmlns:w15="http://schemas.microsoft.com/office/word/2012/wordml" xmlns:wne="http://schemas.microsoft.com/office/word/2006/wordml" xmlns:wpg="http://schemas.microsoft.com/office/word/2010/wordprocessingGroup" xmlns:wpi="http://schemas.microsoft.com/office/word/2010/wordprocessingInk" xmlns:wps="http://schemas.microsoft.com/office/word/2010/wordprocessingShape" mc:Ignorable="w14 w15 wp14">
+<w:ftr xmlns:wpc="http://schemas.microsoft.com/office/word/2010/wordprocessingCanvas" xmlns:mc="http://schemas.openxmlformats.org/markup-compatibility/2006" xmlns:o="urn:schemas-microsoft-com:office:office" xmlns:r="http://schemas.openxmlformats.org/officeDocument/2006/relationships" xmlns:m="http://schemas.openxmlformats.org/officeDocument/2006/math" xmlns:v="urn:schemas-microsoft-com:vml" xmlns:wp14="http://schemas.microsoft.com/office/word/2010/wordprocessingDrawing" xmlns:wp="http://schemas.openxmlformats.org/drawingml/2006/wordprocessingDrawing" xmlns:w10="urn:schemas-microsoft-com:office:word" xmlns:w="http://schemas.openxmlformats.org/wordprocessingml/2006/main" xmlns:w14="http://schemas.microsoft.com/office/word/2010/wordml" xmlns:w15="http://schemas.microsoft.com/office/word/2012/wordml" xmlns:wpg="http://schemas.microsoft.com/office/word/2010/wordprocessingGroup" xmlns:wpi="http://schemas.microsoft.com/office/word/2010/wordprocessingInk" xmlns:wne="http://schemas.microsoft.com/office/word/2006/wordml" xmlns:wps="http://schemas.microsoft.com/office/word/2010/wordprocessingShape" xmlns:wpsCustomData="http://www.wps.cn/officeDocument/2013/wpsCustomData" mc:Ignorable="w14 w15 wp14">
   <w:p>
     <w:pPr>
-      <w:spacing w:line="230" w:lineRule="auto"/>
-      <w:ind w:left="4481"/>
+      <w:spacing w:line="229" w:lineRule="auto"/>
+      <w:ind w:left="4486"/>
       <w:rPr>
-        <w:rFonts w:ascii="SimSun" w:eastAsia="SimSun" w:hAnsi="SimSun" w:cs="SimSun"/>
+        <w:rFonts w:ascii="宋体" w:hAnsi="宋体" w:eastAsia="宋体" w:cs="宋体"/>
         <w:sz w:val="18"/>
         <w:szCs w:val="18"/>
       </w:rPr>
     </w:pPr>
     <w:r>
       <w:rPr>
-        <w:rFonts w:ascii="SimSun" w:eastAsia="SimSun" w:hAnsi="SimSun" w:cs="SimSun"/>
-        <w:sz w:val="18"/>
-        <w:szCs w:val="18"/>
-      </w:rPr>
-      <w:t>4</w:t>
-    </w:r>
-  </w:p>
-</w:ftr>
-</file>
-
-<file path=word/footer5.xml><?xml version="1.0" encoding="utf-8"?>
-<w:ftr xmlns:wpc="http://schemas.microsoft.com/office/word/2010/wordprocessingCanvas" xmlns:mc="http://schemas.openxmlformats.org/markup-compatibility/2006" xmlns:o="urn:schemas-microsoft-com:office:office" xmlns:r="http://schemas.openxmlformats.org/officeDocument/2006/relationships" xmlns:m="http://schemas.openxmlformats.org/officeDocument/2006/math" xmlns:v="urn:schemas-microsoft-com:vml" xmlns:wp14="http://schemas.microsoft.com/office/word/2010/wordprocessingDrawing" xmlns:wp="http://schemas.openxmlformats.org/drawingml/2006/wordprocessingDrawing" xmlns:w10="urn:schemas-microsoft-com:office:word" xmlns:w="http://schemas.openxmlformats.org/wordprocessingml/2006/main" xmlns:w14="http://schemas.microsoft.com/office/word/2010/wordml" xmlns:w15="http://schemas.microsoft.com/office/word/2012/wordml" xmlns:wne="http://schemas.microsoft.com/office/word/2006/wordml" xmlns:wpg="http://schemas.microsoft.com/office/word/2010/wordprocessingGroup" xmlns:wpi="http://schemas.microsoft.com/office/word/2010/wordprocessingInk" xmlns:wps="http://schemas.microsoft.com/office/word/2010/wordprocessingShape" mc:Ignorable="w14 w15 wp14">
-  <w:p>
-    <w:pPr>
-      <w:spacing w:line="229" w:lineRule="auto"/>
-      <w:ind w:left="4486"/>
-      <w:rPr>
-        <w:rFonts w:ascii="SimSun" w:eastAsia="SimSun" w:hAnsi="SimSun" w:cs="SimSun"/>
-        <w:sz w:val="18"/>
-        <w:szCs w:val="18"/>
-      </w:rPr>
-    </w:pPr>
-    <w:r>
-      <w:rPr>
-        <w:rFonts w:ascii="SimSun" w:eastAsia="SimSun" w:hAnsi="SimSun" w:cs="SimSun"/>
+        <w:rFonts w:ascii="宋体" w:hAnsi="宋体" w:eastAsia="宋体" w:cs="宋体"/>
         <w:sz w:val="18"/>
         <w:szCs w:val="18"/>
       </w:rPr>
@@ -6369,197 +6588,355 @@
 </w:ftr>
 </file>
 
+<file path=word/footnotes.xml><?xml version="1.0" encoding="utf-8"?>
+<w:footnotes xmlns:wpc="http://schemas.microsoft.com/office/word/2010/wordprocessingCanvas" xmlns:mc="http://schemas.openxmlformats.org/markup-compatibility/2006" xmlns:o="urn:schemas-microsoft-com:office:office" xmlns:r="http://schemas.openxmlformats.org/officeDocument/2006/relationships" xmlns:m="http://schemas.openxmlformats.org/officeDocument/2006/math" xmlns:v="urn:schemas-microsoft-com:vml" xmlns:wp14="http://schemas.microsoft.com/office/word/2010/wordprocessingDrawing" xmlns:wp="http://schemas.openxmlformats.org/drawingml/2006/wordprocessingDrawing" xmlns:w="http://schemas.openxmlformats.org/wordprocessingml/2006/main" xmlns:w14="http://schemas.microsoft.com/office/word/2010/wordml" xmlns:w15="http://schemas.microsoft.com/office/word/2012/wordml" xmlns:w10="urn:schemas-microsoft-com:office:word" xmlns:wpg="http://schemas.microsoft.com/office/word/2010/wordprocessingGroup" xmlns:wpi="http://schemas.microsoft.com/office/word/2010/wordprocessingInk" xmlns:wne="http://schemas.microsoft.com/office/word/2006/wordml" xmlns:wps="http://schemas.microsoft.com/office/word/2010/wordprocessingShape" xmlns:wpsCustomData="http://www.wps.cn/officeDocument/2013/wpsCustomData" mc:Ignorable="w14 w15 wp14">
+  <w:footnote w:type="separator" w:id="0">
+    <w:p>
+      <w:pPr>
+        <w:spacing w:before="0" w:after="0" w:line="240" w:lineRule="auto"/>
+      </w:pPr>
+      <w:r>
+        <w:separator/>
+      </w:r>
+    </w:p>
+  </w:footnote>
+  <w:footnote w:type="continuationSeparator" w:id="1">
+    <w:p>
+      <w:pPr>
+        <w:spacing w:before="0" w:after="0" w:line="240" w:lineRule="auto"/>
+      </w:pPr>
+      <w:r>
+        <w:continuationSeparator/>
+      </w:r>
+    </w:p>
+  </w:footnote>
+</w:footnotes>
+</file>
+
 <file path=word/styles.xml><?xml version="1.0" encoding="utf-8"?>
-<w:styles xmlns:mc="http://schemas.openxmlformats.org/markup-compatibility/2006" xmlns:r="http://schemas.openxmlformats.org/officeDocument/2006/relationships" xmlns:w="http://schemas.openxmlformats.org/wordprocessingml/2006/main" xmlns:w14="http://schemas.microsoft.com/office/word/2010/wordml" xmlns:w15="http://schemas.microsoft.com/office/word/2012/wordml" mc:Ignorable="w14 w15">
+<w:styles xmlns:mc="http://schemas.openxmlformats.org/markup-compatibility/2006" xmlns:o="urn:schemas-microsoft-com:office:office" xmlns:r="http://schemas.openxmlformats.org/officeDocument/2006/relationships" xmlns:m="http://schemas.openxmlformats.org/officeDocument/2006/math" xmlns:v="urn:schemas-microsoft-com:vml" xmlns:w="http://schemas.openxmlformats.org/wordprocessingml/2006/main" xmlns:w14="http://schemas.microsoft.com/office/word/2010/wordml" xmlns:w10="urn:schemas-microsoft-com:office:word" xmlns:sl="http://schemas.openxmlformats.org/schemaLibrary/2006/main" xmlns:wpsCustomData="http://www.wps.cn/officeDocument/2013/wpsCustomData" mc:Ignorable="w14">
   <w:docDefaults>
     <w:rPrDefault>
       <w:rPr>
-        <w:rFonts w:ascii="Arial" w:eastAsia="Arial" w:hAnsi="Arial" w:cs="Arial"/>
-        <w:snapToGrid w:val="0"/>
-        <w:color w:val="000000"/>
-        <w:kern w:val="0"/>
-        <w:sz w:val="21"/>
-        <w:szCs w:val="21"/>
-        <w:lang w:val="en-US" w:eastAsia="en-US" w:bidi="ar-SA"/>
+        <w:rFonts w:ascii="Arial" w:hAnsi="Arial" w:eastAsia="Arial" w:cs="Arial"/>
       </w:rPr>
     </w:rPrDefault>
-    <w:pPrDefault>
-      <w:pPr>
-        <w:spacing w:after="200" w:line="276" w:lineRule="auto"/>
-      </w:pPr>
-    </w:pPrDefault>
+    <w:pPrDefault/>
   </w:docDefaults>
-  <w:latentStyles w:defLockedState="0" w:defUIPriority="99" w:defSemiHidden="1" w:defUnhideWhenUsed="1" w:defQFormat="0" w:count="267">
-    <w:lsdException w:name="Normal" w:semiHidden="0" w:uiPriority="0" w:unhideWhenUsed="0" w:qFormat="1"/>
-    <w:lsdException w:name="heading 1" w:semiHidden="0" w:uiPriority="9" w:unhideWhenUsed="0" w:qFormat="1"/>
-    <w:lsdException w:name="heading 2" w:uiPriority="9" w:qFormat="1"/>
-    <w:lsdException w:name="heading 3" w:uiPriority="9" w:qFormat="1"/>
-    <w:lsdException w:name="heading 4" w:uiPriority="9" w:qFormat="1"/>
-    <w:lsdException w:name="heading 5" w:uiPriority="9" w:qFormat="1"/>
-    <w:lsdException w:name="heading 6" w:uiPriority="9" w:qFormat="1"/>
-    <w:lsdException w:name="heading 7" w:uiPriority="9" w:qFormat="1"/>
-    <w:lsdException w:name="heading 8" w:uiPriority="9" w:qFormat="1"/>
-    <w:lsdException w:name="heading 9" w:uiPriority="9" w:qFormat="1"/>
-    <w:lsdException w:name="toc 1" w:uiPriority="39"/>
-    <w:lsdException w:name="toc 2" w:uiPriority="39"/>
-    <w:lsdException w:name="toc 3" w:uiPriority="39"/>
-    <w:lsdException w:name="toc 4" w:uiPriority="39"/>
-    <w:lsdException w:name="toc 5" w:uiPriority="39"/>
-    <w:lsdException w:name="toc 6" w:uiPriority="39"/>
-    <w:lsdException w:name="toc 7" w:uiPriority="39"/>
-    <w:lsdException w:name="toc 8" w:uiPriority="39"/>
-    <w:lsdException w:name="toc 9" w:uiPriority="39"/>
-    <w:lsdException w:name="caption" w:uiPriority="35" w:qFormat="1"/>
-    <w:lsdException w:name="Title" w:semiHidden="0" w:uiPriority="10" w:unhideWhenUsed="0" w:qFormat="1"/>
-    <w:lsdException w:name="Default Paragraph Font" w:uiPriority="1"/>
-    <w:lsdException w:name="Subtitle" w:semiHidden="0" w:uiPriority="11" w:unhideWhenUsed="0" w:qFormat="1"/>
-    <w:lsdException w:name="Strong" w:semiHidden="0" w:uiPriority="22" w:unhideWhenUsed="0" w:qFormat="1"/>
-    <w:lsdException w:name="Emphasis" w:semiHidden="0" w:uiPriority="20" w:unhideWhenUsed="0" w:qFormat="1"/>
-    <w:lsdException w:name="Table Grid" w:semiHidden="0" w:uiPriority="59" w:unhideWhenUsed="0"/>
-    <w:lsdException w:name="Placeholder Text" w:unhideWhenUsed="0"/>
-    <w:lsdException w:name="No Spacing" w:semiHidden="0" w:uiPriority="1" w:unhideWhenUsed="0" w:qFormat="1"/>
-    <w:lsdException w:name="Light Shading" w:semiHidden="0" w:uiPriority="60" w:unhideWhenUsed="0"/>
-    <w:lsdException w:name="Light List" w:semiHidden="0" w:uiPriority="61" w:unhideWhenUsed="0"/>
-    <w:lsdException w:name="Light Grid" w:semiHidden="0" w:uiPriority="62" w:unhideWhenUsed="0"/>
-    <w:lsdException w:name="Medium Shading 1" w:semiHidden="0" w:uiPriority="63" w:unhideWhenUsed="0"/>
-    <w:lsdException w:name="Medium Shading 2" w:semiHidden="0" w:uiPriority="64" w:unhideWhenUsed="0"/>
-    <w:lsdException w:name="Medium List 1" w:semiHidden="0" w:uiPriority="65" w:unhideWhenUsed="0"/>
-    <w:lsdException w:name="Medium List 2" w:semiHidden="0" w:uiPriority="66" w:unhideWhenUsed="0"/>
-    <w:lsdException w:name="Medium Grid 1" w:semiHidden="0" w:uiPriority="67" w:unhideWhenUsed="0"/>
-    <w:lsdException w:name="Medium Grid 2" w:semiHidden="0" w:uiPriority="68" w:unhideWhenUsed="0"/>
-    <w:lsdException w:name="Medium Grid 3" w:semiHidden="0" w:uiPriority="69" w:unhideWhenUsed="0"/>
-    <w:lsdException w:name="Dark List" w:semiHidden="0" w:uiPriority="70" w:unhideWhenUsed="0"/>
-    <w:lsdException w:name="Colorful Shading" w:semiHidden="0" w:uiPriority="71" w:unhideWhenUsed="0"/>
-    <w:lsdException w:name="Colorful List" w:semiHidden="0" w:uiPriority="72" w:unhideWhenUsed="0"/>
-    <w:lsdException w:name="Colorful Grid" w:semiHidden="0" w:uiPriority="73" w:unhideWhenUsed="0"/>
-    <w:lsdException w:name="Light Shading Accent 1" w:semiHidden="0" w:uiPriority="60" w:unhideWhenUsed="0"/>
-    <w:lsdException w:name="Light List Accent 1" w:semiHidden="0" w:uiPriority="61" w:unhideWhenUsed="0"/>
-    <w:lsdException w:name="Light Grid Accent 1" w:semiHidden="0" w:uiPriority="62" w:unhideWhenUsed="0"/>
-    <w:lsdException w:name="Medium Shading 1 Accent 1" w:semiHidden="0" w:uiPriority="63" w:unhideWhenUsed="0"/>
-    <w:lsdException w:name="Medium Shading 2 Accent 1" w:semiHidden="0" w:uiPriority="64" w:unhideWhenUsed="0"/>
-    <w:lsdException w:name="Medium List 1 Accent 1" w:semiHidden="0" w:uiPriority="65" w:unhideWhenUsed="0"/>
-    <w:lsdException w:name="Revision" w:unhideWhenUsed="0"/>
-    <w:lsdException w:name="List Paragraph" w:semiHidden="0" w:uiPriority="34" w:unhideWhenUsed="0" w:qFormat="1"/>
-    <w:lsdException w:name="Quote" w:semiHidden="0" w:uiPriority="29" w:unhideWhenUsed="0" w:qFormat="1"/>
-    <w:lsdException w:name="Intense Quote" w:semiHidden="0" w:uiPriority="30" w:unhideWhenUsed="0" w:qFormat="1"/>
-    <w:lsdException w:name="Medium List 2 Accent 1" w:semiHidden="0" w:uiPriority="66" w:unhideWhenUsed="0"/>
-    <w:lsdException w:name="Medium Grid 1 Accent 1" w:semiHidden="0" w:uiPriority="67" w:unhideWhenUsed="0"/>
-    <w:lsdException w:name="Medium Grid 2 Accent 1" w:semiHidden="0" w:uiPriority="68" w:unhideWhenUsed="0"/>
-    <w:lsdException w:name="Medium Grid 3 Accent 1" w:semiHidden="0" w:uiPriority="69" w:unhideWhenUsed="0"/>
-    <w:lsdException w:name="Dark List Accent 1" w:semiHidden="0" w:uiPriority="70" w:unhideWhenUsed="0"/>
-    <w:lsdException w:name="Colorful Shading Accent 1" w:semiHidden="0" w:uiPriority="71" w:unhideWhenUsed="0"/>
-    <w:lsdException w:name="Colorful List Accent 1" w:semiHidden="0" w:uiPriority="72" w:unhideWhenUsed="0"/>
-    <w:lsdException w:name="Colorful Grid Accent 1" w:semiHidden="0" w:uiPriority="73" w:unhideWhenUsed="0"/>
-    <w:lsdException w:name="Light Shading Accent 2" w:semiHidden="0" w:uiPriority="60" w:unhideWhenUsed="0"/>
-    <w:lsdException w:name="Light List Accent 2" w:semiHidden="0" w:uiPriority="61" w:unhideWhenUsed="0"/>
-    <w:lsdException w:name="Light Grid Accent 2" w:semiHidden="0" w:uiPriority="62" w:unhideWhenUsed="0"/>
-    <w:lsdException w:name="Medium Shading 1 Accent 2" w:semiHidden="0" w:uiPriority="63" w:unhideWhenUsed="0"/>
-    <w:lsdException w:name="Medium Shading 2 Accent 2" w:semiHidden="0" w:uiPriority="64" w:unhideWhenUsed="0"/>
-    <w:lsdException w:name="Medium List 1 Accent 2" w:semiHidden="0" w:uiPriority="65" w:unhideWhenUsed="0"/>
-    <w:lsdException w:name="Medium List 2 Accent 2" w:semiHidden="0" w:uiPriority="66" w:unhideWhenUsed="0"/>
-    <w:lsdException w:name="Medium Grid 1 Accent 2" w:semiHidden="0" w:uiPriority="67" w:unhideWhenUsed="0"/>
-    <w:lsdException w:name="Medium Grid 2 Accent 2" w:semiHidden="0" w:uiPriority="68" w:unhideWhenUsed="0"/>
-    <w:lsdException w:name="Medium Grid 3 Accent 2" w:semiHidden="0" w:uiPriority="69" w:unhideWhenUsed="0"/>
-    <w:lsdException w:name="Dark List Accent 2" w:semiHidden="0" w:uiPriority="70" w:unhideWhenUsed="0"/>
-    <w:lsdException w:name="Colorful Shading Accent 2" w:semiHidden="0" w:uiPriority="71" w:unhideWhenUsed="0"/>
-    <w:lsdException w:name="Colorful List Accent 2" w:semiHidden="0" w:uiPriority="72" w:unhideWhenUsed="0"/>
-    <w:lsdException w:name="Colorful Grid Accent 2" w:semiHidden="0" w:uiPriority="73" w:unhideWhenUsed="0"/>
-    <w:lsdException w:name="Light Shading Accent 3" w:semiHidden="0" w:uiPriority="60" w:unhideWhenUsed="0"/>
-    <w:lsdException w:name="Light List Accent 3" w:semiHidden="0" w:uiPriority="61" w:unhideWhenUsed="0"/>
-    <w:lsdException w:name="Light Grid Accent 3" w:semiHidden="0" w:uiPriority="62" w:unhideWhenUsed="0"/>
-    <w:lsdException w:name="Medium Shading 1 Accent 3" w:semiHidden="0" w:uiPriority="63" w:unhideWhenUsed="0"/>
-    <w:lsdException w:name="Medium Shading 2 Accent 3" w:semiHidden="0" w:uiPriority="64" w:unhideWhenUsed="0"/>
-    <w:lsdException w:name="Medium List 1 Accent 3" w:semiHidden="0" w:uiPriority="65" w:unhideWhenUsed="0"/>
-    <w:lsdException w:name="Medium List 2 Accent 3" w:semiHidden="0" w:uiPriority="66" w:unhideWhenUsed="0"/>
-    <w:lsdException w:name="Medium Grid 1 Accent 3" w:semiHidden="0" w:uiPriority="67" w:unhideWhenUsed="0"/>
-    <w:lsdException w:name="Medium Grid 2 Accent 3" w:semiHidden="0" w:uiPriority="68" w:unhideWhenUsed="0"/>
-    <w:lsdException w:name="Medium Grid 3 Accent 3" w:semiHidden="0" w:uiPriority="69" w:unhideWhenUsed="0"/>
-    <w:lsdException w:name="Dark List Accent 3" w:semiHidden="0" w:uiPriority="70" w:unhideWhenUsed="0"/>
-    <w:lsdException w:name="Colorful Shading Accent 3" w:semiHidden="0" w:uiPriority="71" w:unhideWhenUsed="0"/>
-    <w:lsdException w:name="Colorful List Accent 3" w:semiHidden="0" w:uiPriority="72" w:unhideWhenUsed="0"/>
-    <w:lsdException w:name="Colorful Grid Accent 3" w:semiHidden="0" w:uiPriority="73" w:unhideWhenUsed="0"/>
-    <w:lsdException w:name="Light Shading Accent 4" w:semiHidden="0" w:uiPriority="60" w:unhideWhenUsed="0"/>
-    <w:lsdException w:name="Light List Accent 4" w:semiHidden="0" w:uiPriority="61" w:unhideWhenUsed="0"/>
-    <w:lsdException w:name="Light Grid Accent 4" w:semiHidden="0" w:uiPriority="62" w:unhideWhenUsed="0"/>
-    <w:lsdException w:name="Medium Shading 1 Accent 4" w:semiHidden="0" w:uiPriority="63" w:unhideWhenUsed="0"/>
-    <w:lsdException w:name="Medium Shading 2 Accent 4" w:semiHidden="0" w:uiPriority="64" w:unhideWhenUsed="0"/>
-    <w:lsdException w:name="Medium List 1 Accent 4" w:semiHidden="0" w:uiPriority="65" w:unhideWhenUsed="0"/>
-    <w:lsdException w:name="Medium List 2 Accent 4" w:semiHidden="0" w:uiPriority="66" w:unhideWhenUsed="0"/>
-    <w:lsdException w:name="Medium Grid 1 Accent 4" w:semiHidden="0" w:uiPriority="67" w:unhideWhenUsed="0"/>
-    <w:lsdException w:name="Medium Grid 2 Accent 4" w:semiHidden="0" w:uiPriority="68" w:unhideWhenUsed="0"/>
-    <w:lsdException w:name="Medium Grid 3 Accent 4" w:semiHidden="0" w:uiPriority="69" w:unhideWhenUsed="0"/>
-    <w:lsdException w:name="Dark List Accent 4" w:semiHidden="0" w:uiPriority="70" w:unhideWhenUsed="0"/>
-    <w:lsdException w:name="Colorful Shading Accent 4" w:semiHidden="0" w:uiPriority="71" w:unhideWhenUsed="0"/>
-    <w:lsdException w:name="Colorful List Accent 4" w:semiHidden="0" w:uiPriority="72" w:unhideWhenUsed="0"/>
-    <w:lsdException w:name="Colorful Grid Accent 4" w:semiHidden="0" w:uiPriority="73" w:unhideWhenUsed="0"/>
-    <w:lsdException w:name="Light Shading Accent 5" w:semiHidden="0" w:uiPriority="60" w:unhideWhenUsed="0"/>
-    <w:lsdException w:name="Light List Accent 5" w:semiHidden="0" w:uiPriority="61" w:unhideWhenUsed="0"/>
-    <w:lsdException w:name="Light Grid Accent 5" w:semiHidden="0" w:uiPriority="62" w:unhideWhenUsed="0"/>
-    <w:lsdException w:name="Medium Shading 1 Accent 5" w:semiHidden="0" w:uiPriority="63" w:unhideWhenUsed="0"/>
-    <w:lsdException w:name="Medium Shading 2 Accent 5" w:semiHidden="0" w:uiPriority="64" w:unhideWhenUsed="0"/>
-    <w:lsdException w:name="Medium List 1 Accent 5" w:semiHidden="0" w:uiPriority="65" w:unhideWhenUsed="0"/>
-    <w:lsdException w:name="Medium List 2 Accent 5" w:semiHidden="0" w:uiPriority="66" w:unhideWhenUsed="0"/>
-    <w:lsdException w:name="Medium Grid 1 Accent 5" w:semiHidden="0" w:uiPriority="67" w:unhideWhenUsed="0"/>
-    <w:lsdException w:name="Medium Grid 2 Accent 5" w:semiHidden="0" w:uiPriority="68" w:unhideWhenUsed="0"/>
-    <w:lsdException w:name="Medium Grid 3 Accent 5" w:semiHidden="0" w:uiPriority="69" w:unhideWhenUsed="0"/>
-    <w:lsdException w:name="Dark List Accent 5" w:semiHidden="0" w:uiPriority="70" w:unhideWhenUsed="0"/>
-    <w:lsdException w:name="Colorful Shading Accent 5" w:semiHidden="0" w:uiPriority="71" w:unhideWhenUsed="0"/>
-    <w:lsdException w:name="Colorful List Accent 5" w:semiHidden="0" w:uiPriority="72" w:unhideWhenUsed="0"/>
-    <w:lsdException w:name="Colorful Grid Accent 5" w:semiHidden="0" w:uiPriority="73" w:unhideWhenUsed="0"/>
-    <w:lsdException w:name="Light Shading Accent 6" w:semiHidden="0" w:uiPriority="60" w:unhideWhenUsed="0"/>
-    <w:lsdException w:name="Light List Accent 6" w:semiHidden="0" w:uiPriority="61" w:unhideWhenUsed="0"/>
-    <w:lsdException w:name="Light Grid Accent 6" w:semiHidden="0" w:uiPriority="62" w:unhideWhenUsed="0"/>
-    <w:lsdException w:name="Medium Shading 1 Accent 6" w:semiHidden="0" w:uiPriority="63" w:unhideWhenUsed="0"/>
-    <w:lsdException w:name="Medium Shading 2 Accent 6" w:semiHidden="0" w:uiPriority="64" w:unhideWhenUsed="0"/>
-    <w:lsdException w:name="Medium List 1 Accent 6" w:semiHidden="0" w:uiPriority="65" w:unhideWhenUsed="0"/>
-    <w:lsdException w:name="Medium List 2 Accent 6" w:semiHidden="0" w:uiPriority="66" w:unhideWhenUsed="0"/>
-    <w:lsdException w:name="Medium Grid 1 Accent 6" w:semiHidden="0" w:uiPriority="67" w:unhideWhenUsed="0"/>
-    <w:lsdException w:name="Medium Grid 2 Accent 6" w:semiHidden="0" w:uiPriority="68" w:unhideWhenUsed="0"/>
-    <w:lsdException w:name="Medium Grid 3 Accent 6" w:semiHidden="0" w:uiPriority="69" w:unhideWhenUsed="0"/>
-    <w:lsdException w:name="Dark List Accent 6" w:semiHidden="0" w:uiPriority="70" w:unhideWhenUsed="0"/>
-    <w:lsdException w:name="Colorful Shading Accent 6" w:semiHidden="0" w:uiPriority="71" w:unhideWhenUsed="0"/>
-    <w:lsdException w:name="Colorful List Accent 6" w:semiHidden="0" w:uiPriority="72" w:unhideWhenUsed="0"/>
-    <w:lsdException w:name="Colorful Grid Accent 6" w:semiHidden="0" w:uiPriority="73" w:unhideWhenUsed="0"/>
-    <w:lsdException w:name="Subtle Emphasis" w:semiHidden="0" w:uiPriority="19" w:unhideWhenUsed="0" w:qFormat="1"/>
-    <w:lsdException w:name="Intense Emphasis" w:semiHidden="0" w:uiPriority="21" w:unhideWhenUsed="0" w:qFormat="1"/>
-    <w:lsdException w:name="Subtle Reference" w:semiHidden="0" w:uiPriority="31" w:unhideWhenUsed="0" w:qFormat="1"/>
-    <w:lsdException w:name="Intense Reference" w:semiHidden="0" w:uiPriority="32" w:unhideWhenUsed="0" w:qFormat="1"/>
-    <w:lsdException w:name="Book Title" w:semiHidden="0" w:uiPriority="33" w:unhideWhenUsed="0" w:qFormat="1"/>
-    <w:lsdException w:name="Bibliography" w:uiPriority="37"/>
-    <w:lsdException w:name="TOC Heading" w:uiPriority="39" w:qFormat="1"/>
+  <w:latentStyles w:count="260" w:defQFormat="0" w:defUnhideWhenUsed="1" w:defSemiHidden="1" w:defUIPriority="99" w:defLockedState="0">
+    <w:lsdException w:qFormat="1" w:unhideWhenUsed="0" w:uiPriority="0" w:name="Normal"/>
+    <w:lsdException w:qFormat="1" w:unhideWhenUsed="0" w:uiPriority="9" w:semiHidden="0" w:name="heading 1"/>
+    <w:lsdException w:qFormat="1" w:uiPriority="9" w:name="heading 2"/>
+    <w:lsdException w:qFormat="1" w:uiPriority="9" w:name="heading 3"/>
+    <w:lsdException w:qFormat="1" w:uiPriority="9" w:name="heading 4"/>
+    <w:lsdException w:qFormat="1" w:uiPriority="9" w:name="heading 5"/>
+    <w:lsdException w:qFormat="1" w:uiPriority="9" w:name="heading 6"/>
+    <w:lsdException w:qFormat="1" w:uiPriority="9" w:name="heading 7"/>
+    <w:lsdException w:qFormat="1" w:uiPriority="9" w:name="heading 8"/>
+    <w:lsdException w:qFormat="1" w:uiPriority="9" w:name="heading 9"/>
+    <w:lsdException w:uiPriority="99" w:name="index 1"/>
+    <w:lsdException w:uiPriority="99" w:name="index 2"/>
+    <w:lsdException w:uiPriority="99" w:name="index 3"/>
+    <w:lsdException w:uiPriority="99" w:name="index 4"/>
+    <w:lsdException w:uiPriority="99" w:name="index 5"/>
+    <w:lsdException w:uiPriority="99" w:name="index 6"/>
+    <w:lsdException w:uiPriority="99" w:name="index 7"/>
+    <w:lsdException w:uiPriority="99" w:name="index 8"/>
+    <w:lsdException w:uiPriority="99" w:name="index 9"/>
+    <w:lsdException w:uiPriority="39" w:name="toc 1"/>
+    <w:lsdException w:uiPriority="39" w:name="toc 2"/>
+    <w:lsdException w:uiPriority="39" w:name="toc 3"/>
+    <w:lsdException w:uiPriority="39" w:name="toc 4"/>
+    <w:lsdException w:uiPriority="39" w:name="toc 5"/>
+    <w:lsdException w:uiPriority="39" w:name="toc 6"/>
+    <w:lsdException w:uiPriority="39" w:name="toc 7"/>
+    <w:lsdException w:uiPriority="39" w:name="toc 8"/>
+    <w:lsdException w:uiPriority="39" w:name="toc 9"/>
+    <w:lsdException w:uiPriority="99" w:name="Normal Indent"/>
+    <w:lsdException w:uiPriority="99" w:name="footnote text"/>
+    <w:lsdException w:uiPriority="99" w:name="annotation text"/>
+    <w:lsdException w:uiPriority="99" w:name="header"/>
+    <w:lsdException w:uiPriority="99" w:name="footer"/>
+    <w:lsdException w:uiPriority="99" w:name="index heading"/>
+    <w:lsdException w:qFormat="1" w:uiPriority="35" w:name="caption"/>
+    <w:lsdException w:uiPriority="99" w:name="table of figures"/>
+    <w:lsdException w:uiPriority="99" w:name="envelope address"/>
+    <w:lsdException w:uiPriority="99" w:name="envelope return"/>
+    <w:lsdException w:uiPriority="99" w:name="footnote reference"/>
+    <w:lsdException w:uiPriority="99" w:name="annotation reference"/>
+    <w:lsdException w:uiPriority="99" w:name="line number"/>
+    <w:lsdException w:uiPriority="99" w:name="page number"/>
+    <w:lsdException w:uiPriority="99" w:name="endnote reference"/>
+    <w:lsdException w:uiPriority="99" w:name="endnote text"/>
+    <w:lsdException w:uiPriority="99" w:name="table of authorities"/>
+    <w:lsdException w:uiPriority="99" w:name="macro"/>
+    <w:lsdException w:uiPriority="99" w:name="toa heading"/>
+    <w:lsdException w:uiPriority="99" w:name="List"/>
+    <w:lsdException w:uiPriority="99" w:name="List Bullet"/>
+    <w:lsdException w:uiPriority="99" w:name="List Number"/>
+    <w:lsdException w:uiPriority="99" w:name="List 2"/>
+    <w:lsdException w:uiPriority="99" w:name="List 3"/>
+    <w:lsdException w:uiPriority="99" w:name="List 4"/>
+    <w:lsdException w:uiPriority="99" w:name="List 5"/>
+    <w:lsdException w:uiPriority="99" w:name="List Bullet 2"/>
+    <w:lsdException w:uiPriority="99" w:name="List Bullet 3"/>
+    <w:lsdException w:uiPriority="99" w:name="List Bullet 4"/>
+    <w:lsdException w:uiPriority="99" w:name="List Bullet 5"/>
+    <w:lsdException w:uiPriority="99" w:name="List Number 2"/>
+    <w:lsdException w:uiPriority="99" w:name="List Number 3"/>
+    <w:lsdException w:uiPriority="99" w:name="List Number 4"/>
+    <w:lsdException w:uiPriority="99" w:name="List Number 5"/>
+    <w:lsdException w:qFormat="1" w:unhideWhenUsed="0" w:uiPriority="10" w:semiHidden="0" w:name="Title"/>
+    <w:lsdException w:uiPriority="99" w:name="Closing"/>
+    <w:lsdException w:uiPriority="99" w:name="Signature"/>
+    <w:lsdException w:uiPriority="1" w:name="Default Paragraph Font"/>
+    <w:lsdException w:qFormat="1" w:unhideWhenUsed="0" w:uiPriority="0" w:name="Body Text"/>
+    <w:lsdException w:uiPriority="99" w:name="Body Text Indent"/>
+    <w:lsdException w:uiPriority="99" w:name="List Continue"/>
+    <w:lsdException w:uiPriority="99" w:name="List Continue 2"/>
+    <w:lsdException w:uiPriority="99" w:name="List Continue 3"/>
+    <w:lsdException w:uiPriority="99" w:name="List Continue 4"/>
+    <w:lsdException w:uiPriority="99" w:name="List Continue 5"/>
+    <w:lsdException w:uiPriority="99" w:name="Message Header"/>
+    <w:lsdException w:qFormat="1" w:unhideWhenUsed="0" w:uiPriority="11" w:semiHidden="0" w:name="Subtitle"/>
+    <w:lsdException w:uiPriority="99" w:name="Salutation"/>
+    <w:lsdException w:uiPriority="99" w:name="Date"/>
+    <w:lsdException w:uiPriority="99" w:name="Body Text First Indent"/>
+    <w:lsdException w:uiPriority="99" w:name="Body Text First Indent 2"/>
+    <w:lsdException w:uiPriority="99" w:name="Note Heading"/>
+    <w:lsdException w:uiPriority="99" w:name="Body Text 2"/>
+    <w:lsdException w:uiPriority="99" w:name="Body Text 3"/>
+    <w:lsdException w:uiPriority="99" w:name="Body Text Indent 2"/>
+    <w:lsdException w:uiPriority="99" w:name="Body Text Indent 3"/>
+    <w:lsdException w:uiPriority="99" w:name="Block Text"/>
+    <w:lsdException w:uiPriority="99" w:name="Hyperlink"/>
+    <w:lsdException w:uiPriority="99" w:name="FollowedHyperlink"/>
+    <w:lsdException w:qFormat="1" w:unhideWhenUsed="0" w:uiPriority="22" w:semiHidden="0" w:name="Strong"/>
+    <w:lsdException w:qFormat="1" w:unhideWhenUsed="0" w:uiPriority="20" w:semiHidden="0" w:name="Emphasis"/>
+    <w:lsdException w:uiPriority="99" w:name="Document Map"/>
+    <w:lsdException w:uiPriority="99" w:name="Plain Text"/>
+    <w:lsdException w:uiPriority="99" w:name="E-mail Signature"/>
+    <w:lsdException w:uiPriority="99" w:name="Normal (Web)"/>
+    <w:lsdException w:uiPriority="99" w:name="HTML Acronym"/>
+    <w:lsdException w:uiPriority="99" w:name="HTML Address"/>
+    <w:lsdException w:uiPriority="99" w:name="HTML Cite"/>
+    <w:lsdException w:uiPriority="99" w:name="HTML Code"/>
+    <w:lsdException w:uiPriority="99" w:name="HTML Definition"/>
+    <w:lsdException w:uiPriority="99" w:name="HTML Keyboard"/>
+    <w:lsdException w:uiPriority="99" w:name="HTML Preformatted"/>
+    <w:lsdException w:uiPriority="99" w:name="HTML Sample"/>
+    <w:lsdException w:uiPriority="99" w:name="HTML Typewriter"/>
+    <w:lsdException w:uiPriority="99" w:name="HTML Variable"/>
+    <w:lsdException w:uiPriority="99" w:name="Normal Table"/>
+    <w:lsdException w:uiPriority="99" w:name="annotation subject"/>
+    <w:lsdException w:uiPriority="99" w:name="Table Simple 1"/>
+    <w:lsdException w:uiPriority="99" w:name="Table Simple 2"/>
+    <w:lsdException w:uiPriority="99" w:name="Table Simple 3"/>
+    <w:lsdException w:uiPriority="99" w:name="Table Classic 1"/>
+    <w:lsdException w:uiPriority="99" w:name="Table Classic 2"/>
+    <w:lsdException w:uiPriority="99" w:name="Table Classic 3"/>
+    <w:lsdException w:uiPriority="99" w:name="Table Classic 4"/>
+    <w:lsdException w:uiPriority="99" w:name="Table Colorful 1"/>
+    <w:lsdException w:uiPriority="99" w:name="Table Colorful 2"/>
+    <w:lsdException w:uiPriority="99" w:name="Table Colorful 3"/>
+    <w:lsdException w:uiPriority="99" w:name="Table Columns 1"/>
+    <w:lsdException w:uiPriority="99" w:name="Table Columns 2"/>
+    <w:lsdException w:uiPriority="99" w:name="Table Columns 3"/>
+    <w:lsdException w:uiPriority="99" w:name="Table Columns 4"/>
+    <w:lsdException w:uiPriority="99" w:name="Table Columns 5"/>
+    <w:lsdException w:uiPriority="99" w:name="Table Grid 1"/>
+    <w:lsdException w:uiPriority="99" w:name="Table Grid 2"/>
+    <w:lsdException w:uiPriority="99" w:name="Table Grid 3"/>
+    <w:lsdException w:uiPriority="99" w:name="Table Grid 4"/>
+    <w:lsdException w:uiPriority="99" w:name="Table Grid 5"/>
+    <w:lsdException w:uiPriority="99" w:name="Table Grid 6"/>
+    <w:lsdException w:uiPriority="99" w:name="Table Grid 7"/>
+    <w:lsdException w:uiPriority="99" w:name="Table Grid 8"/>
+    <w:lsdException w:uiPriority="99" w:name="Table List 1"/>
+    <w:lsdException w:uiPriority="99" w:name="Table List 2"/>
+    <w:lsdException w:uiPriority="99" w:name="Table List 3"/>
+    <w:lsdException w:uiPriority="99" w:name="Table List 4"/>
+    <w:lsdException w:uiPriority="99" w:name="Table List 5"/>
+    <w:lsdException w:uiPriority="99" w:name="Table List 6"/>
+    <w:lsdException w:uiPriority="99" w:name="Table List 7"/>
+    <w:lsdException w:uiPriority="99" w:name="Table List 8"/>
+    <w:lsdException w:uiPriority="99" w:name="Table 3D effects 1"/>
+    <w:lsdException w:uiPriority="99" w:name="Table 3D effects 2"/>
+    <w:lsdException w:uiPriority="99" w:name="Table 3D effects 3"/>
+    <w:lsdException w:uiPriority="99" w:name="Table Contemporary"/>
+    <w:lsdException w:uiPriority="99" w:name="Table Elegant"/>
+    <w:lsdException w:uiPriority="99" w:name="Table Professional"/>
+    <w:lsdException w:uiPriority="99" w:name="Table Subtle 1"/>
+    <w:lsdException w:uiPriority="99" w:name="Table Subtle 2"/>
+    <w:lsdException w:uiPriority="99" w:name="Table Web 1"/>
+    <w:lsdException w:uiPriority="99" w:name="Table Web 2"/>
+    <w:lsdException w:uiPriority="99" w:name="Table Web 3"/>
+    <w:lsdException w:uiPriority="99" w:name="Balloon Text"/>
+    <w:lsdException w:unhideWhenUsed="0" w:uiPriority="59" w:semiHidden="0" w:name="Table Grid"/>
+    <w:lsdException w:uiPriority="99" w:name="Table Theme"/>
+    <w:lsdException w:unhideWhenUsed="0" w:uiPriority="60" w:semiHidden="0" w:name="Light Shading"/>
+    <w:lsdException w:unhideWhenUsed="0" w:uiPriority="61" w:semiHidden="0" w:name="Light List"/>
+    <w:lsdException w:unhideWhenUsed="0" w:uiPriority="62" w:semiHidden="0" w:name="Light Grid"/>
+    <w:lsdException w:unhideWhenUsed="0" w:uiPriority="63" w:semiHidden="0" w:name="Medium Shading 1"/>
+    <w:lsdException w:unhideWhenUsed="0" w:uiPriority="64" w:semiHidden="0" w:name="Medium Shading 2"/>
+    <w:lsdException w:unhideWhenUsed="0" w:uiPriority="65" w:semiHidden="0" w:name="Medium List 1"/>
+    <w:lsdException w:unhideWhenUsed="0" w:uiPriority="66" w:semiHidden="0" w:name="Medium List 2"/>
+    <w:lsdException w:unhideWhenUsed="0" w:uiPriority="67" w:semiHidden="0" w:name="Medium Grid 1"/>
+    <w:lsdException w:unhideWhenUsed="0" w:uiPriority="68" w:semiHidden="0" w:name="Medium Grid 2"/>
+    <w:lsdException w:unhideWhenUsed="0" w:uiPriority="69" w:semiHidden="0" w:name="Medium Grid 3"/>
+    <w:lsdException w:unhideWhenUsed="0" w:uiPriority="70" w:semiHidden="0" w:name="Dark List"/>
+    <w:lsdException w:unhideWhenUsed="0" w:uiPriority="71" w:semiHidden="0" w:name="Colorful Shading"/>
+    <w:lsdException w:unhideWhenUsed="0" w:uiPriority="72" w:semiHidden="0" w:name="Colorful List"/>
+    <w:lsdException w:unhideWhenUsed="0" w:uiPriority="73" w:semiHidden="0" w:name="Colorful Grid"/>
+    <w:lsdException w:unhideWhenUsed="0" w:uiPriority="60" w:semiHidden="0" w:name="Light Shading Accent 1"/>
+    <w:lsdException w:unhideWhenUsed="0" w:uiPriority="61" w:semiHidden="0" w:name="Light List Accent 1"/>
+    <w:lsdException w:unhideWhenUsed="0" w:uiPriority="62" w:semiHidden="0" w:name="Light Grid Accent 1"/>
+    <w:lsdException w:unhideWhenUsed="0" w:uiPriority="63" w:semiHidden="0" w:name="Medium Shading 1 Accent 1"/>
+    <w:lsdException w:unhideWhenUsed="0" w:uiPriority="64" w:semiHidden="0" w:name="Medium Shading 2 Accent 1"/>
+    <w:lsdException w:unhideWhenUsed="0" w:uiPriority="65" w:semiHidden="0" w:name="Medium List 1 Accent 1"/>
+    <w:lsdException w:unhideWhenUsed="0" w:uiPriority="66" w:semiHidden="0" w:name="Medium List 2 Accent 1"/>
+    <w:lsdException w:unhideWhenUsed="0" w:uiPriority="67" w:semiHidden="0" w:name="Medium Grid 1 Accent 1"/>
+    <w:lsdException w:unhideWhenUsed="0" w:uiPriority="68" w:semiHidden="0" w:name="Medium Grid 2 Accent 1"/>
+    <w:lsdException w:unhideWhenUsed="0" w:uiPriority="69" w:semiHidden="0" w:name="Medium Grid 3 Accent 1"/>
+    <w:lsdException w:unhideWhenUsed="0" w:uiPriority="70" w:semiHidden="0" w:name="Dark List Accent 1"/>
+    <w:lsdException w:unhideWhenUsed="0" w:uiPriority="71" w:semiHidden="0" w:name="Colorful Shading Accent 1"/>
+    <w:lsdException w:unhideWhenUsed="0" w:uiPriority="72" w:semiHidden="0" w:name="Colorful List Accent 1"/>
+    <w:lsdException w:unhideWhenUsed="0" w:uiPriority="73" w:semiHidden="0" w:name="Colorful Grid Accent 1"/>
+    <w:lsdException w:unhideWhenUsed="0" w:uiPriority="60" w:semiHidden="0" w:name="Light Shading Accent 2"/>
+    <w:lsdException w:unhideWhenUsed="0" w:uiPriority="61" w:semiHidden="0" w:name="Light List Accent 2"/>
+    <w:lsdException w:unhideWhenUsed="0" w:uiPriority="62" w:semiHidden="0" w:name="Light Grid Accent 2"/>
+    <w:lsdException w:unhideWhenUsed="0" w:uiPriority="63" w:semiHidden="0" w:name="Medium Shading 1 Accent 2"/>
+    <w:lsdException w:unhideWhenUsed="0" w:uiPriority="64" w:semiHidden="0" w:name="Medium Shading 2 Accent 2"/>
+    <w:lsdException w:unhideWhenUsed="0" w:uiPriority="65" w:semiHidden="0" w:name="Medium List 1 Accent 2"/>
+    <w:lsdException w:unhideWhenUsed="0" w:uiPriority="66" w:semiHidden="0" w:name="Medium List 2 Accent 2"/>
+    <w:lsdException w:unhideWhenUsed="0" w:uiPriority="67" w:semiHidden="0" w:name="Medium Grid 1 Accent 2"/>
+    <w:lsdException w:unhideWhenUsed="0" w:uiPriority="68" w:semiHidden="0" w:name="Medium Grid 2 Accent 2"/>
+    <w:lsdException w:unhideWhenUsed="0" w:uiPriority="69" w:semiHidden="0" w:name="Medium Grid 3 Accent 2"/>
+    <w:lsdException w:unhideWhenUsed="0" w:uiPriority="70" w:semiHidden="0" w:name="Dark List Accent 2"/>
+    <w:lsdException w:unhideWhenUsed="0" w:uiPriority="71" w:semiHidden="0" w:name="Colorful Shading Accent 2"/>
+    <w:lsdException w:unhideWhenUsed="0" w:uiPriority="72" w:semiHidden="0" w:name="Colorful List Accent 2"/>
+    <w:lsdException w:unhideWhenUsed="0" w:uiPriority="73" w:semiHidden="0" w:name="Colorful Grid Accent 2"/>
+    <w:lsdException w:unhideWhenUsed="0" w:uiPriority="60" w:semiHidden="0" w:name="Light Shading Accent 3"/>
+    <w:lsdException w:unhideWhenUsed="0" w:uiPriority="61" w:semiHidden="0" w:name="Light List Accent 3"/>
+    <w:lsdException w:unhideWhenUsed="0" w:uiPriority="62" w:semiHidden="0" w:name="Light Grid Accent 3"/>
+    <w:lsdException w:unhideWhenUsed="0" w:uiPriority="63" w:semiHidden="0" w:name="Medium Shading 1 Accent 3"/>
+    <w:lsdException w:unhideWhenUsed="0" w:uiPriority="64" w:semiHidden="0" w:name="Medium Shading 2 Accent 3"/>
+    <w:lsdException w:unhideWhenUsed="0" w:uiPriority="65" w:semiHidden="0" w:name="Medium List 1 Accent 3"/>
+    <w:lsdException w:unhideWhenUsed="0" w:uiPriority="66" w:semiHidden="0" w:name="Medium List 2 Accent 3"/>
+    <w:lsdException w:unhideWhenUsed="0" w:uiPriority="67" w:semiHidden="0" w:name="Medium Grid 1 Accent 3"/>
+    <w:lsdException w:unhideWhenUsed="0" w:uiPriority="68" w:semiHidden="0" w:name="Medium Grid 2 Accent 3"/>
+    <w:lsdException w:unhideWhenUsed="0" w:uiPriority="69" w:semiHidden="0" w:name="Medium Grid 3 Accent 3"/>
+    <w:lsdException w:unhideWhenUsed="0" w:uiPriority="70" w:semiHidden="0" w:name="Dark List Accent 3"/>
+    <w:lsdException w:unhideWhenUsed="0" w:uiPriority="71" w:semiHidden="0" w:name="Colorful Shading Accent 3"/>
+    <w:lsdException w:unhideWhenUsed="0" w:uiPriority="72" w:semiHidden="0" w:name="Colorful List Accent 3"/>
+    <w:lsdException w:unhideWhenUsed="0" w:uiPriority="73" w:semiHidden="0" w:name="Colorful Grid Accent 3"/>
+    <w:lsdException w:unhideWhenUsed="0" w:uiPriority="60" w:semiHidden="0" w:name="Light Shading Accent 4"/>
+    <w:lsdException w:unhideWhenUsed="0" w:uiPriority="61" w:semiHidden="0" w:name="Light List Accent 4"/>
+    <w:lsdException w:unhideWhenUsed="0" w:uiPriority="62" w:semiHidden="0" w:name="Light Grid Accent 4"/>
+    <w:lsdException w:unhideWhenUsed="0" w:uiPriority="63" w:semiHidden="0" w:name="Medium Shading 1 Accent 4"/>
+    <w:lsdException w:unhideWhenUsed="0" w:uiPriority="64" w:semiHidden="0" w:name="Medium Shading 2 Accent 4"/>
+    <w:lsdException w:unhideWhenUsed="0" w:uiPriority="65" w:semiHidden="0" w:name="Medium List 1 Accent 4"/>
+    <w:lsdException w:unhideWhenUsed="0" w:uiPriority="66" w:semiHidden="0" w:name="Medium List 2 Accent 4"/>
+    <w:lsdException w:unhideWhenUsed="0" w:uiPriority="67" w:semiHidden="0" w:name="Medium Grid 1 Accent 4"/>
+    <w:lsdException w:unhideWhenUsed="0" w:uiPriority="68" w:semiHidden="0" w:name="Medium Grid 2 Accent 4"/>
+    <w:lsdException w:unhideWhenUsed="0" w:uiPriority="69" w:semiHidden="0" w:name="Medium Grid 3 Accent 4"/>
+    <w:lsdException w:unhideWhenUsed="0" w:uiPriority="70" w:semiHidden="0" w:name="Dark List Accent 4"/>
+    <w:lsdException w:unhideWhenUsed="0" w:uiPriority="71" w:semiHidden="0" w:name="Colorful Shading Accent 4"/>
+    <w:lsdException w:unhideWhenUsed="0" w:uiPriority="72" w:semiHidden="0" w:name="Colorful List Accent 4"/>
+    <w:lsdException w:unhideWhenUsed="0" w:uiPriority="73" w:semiHidden="0" w:name="Colorful Grid Accent 4"/>
+    <w:lsdException w:unhideWhenUsed="0" w:uiPriority="60" w:semiHidden="0" w:name="Light Shading Accent 5"/>
+    <w:lsdException w:unhideWhenUsed="0" w:uiPriority="61" w:semiHidden="0" w:name="Light List Accent 5"/>
+    <w:lsdException w:unhideWhenUsed="0" w:uiPriority="62" w:semiHidden="0" w:name="Light Grid Accent 5"/>
+    <w:lsdException w:unhideWhenUsed="0" w:uiPriority="63" w:semiHidden="0" w:name="Medium Shading 1 Accent 5"/>
+    <w:lsdException w:unhideWhenUsed="0" w:uiPriority="64" w:semiHidden="0" w:name="Medium Shading 2 Accent 5"/>
+    <w:lsdException w:unhideWhenUsed="0" w:uiPriority="65" w:semiHidden="0" w:name="Medium List 1 Accent 5"/>
+    <w:lsdException w:unhideWhenUsed="0" w:uiPriority="66" w:semiHidden="0" w:name="Medium List 2 Accent 5"/>
+    <w:lsdException w:unhideWhenUsed="0" w:uiPriority="67" w:semiHidden="0" w:name="Medium Grid 1 Accent 5"/>
+    <w:lsdException w:unhideWhenUsed="0" w:uiPriority="68" w:semiHidden="0" w:name="Medium Grid 2 Accent 5"/>
+    <w:lsdException w:unhideWhenUsed="0" w:uiPriority="69" w:semiHidden="0" w:name="Medium Grid 3 Accent 5"/>
+    <w:lsdException w:unhideWhenUsed="0" w:uiPriority="70" w:semiHidden="0" w:name="Dark List Accent 5"/>
+    <w:lsdException w:unhideWhenUsed="0" w:uiPriority="71" w:semiHidden="0" w:name="Colorful Shading Accent 5"/>
+    <w:lsdException w:unhideWhenUsed="0" w:uiPriority="72" w:semiHidden="0" w:name="Colorful List Accent 5"/>
+    <w:lsdException w:unhideWhenUsed="0" w:uiPriority="73" w:semiHidden="0" w:name="Colorful Grid Accent 5"/>
+    <w:lsdException w:unhideWhenUsed="0" w:uiPriority="60" w:semiHidden="0" w:name="Light Shading Accent 6"/>
+    <w:lsdException w:unhideWhenUsed="0" w:uiPriority="61" w:semiHidden="0" w:name="Light List Accent 6"/>
+    <w:lsdException w:unhideWhenUsed="0" w:uiPriority="62" w:semiHidden="0" w:name="Light Grid Accent 6"/>
+    <w:lsdException w:unhideWhenUsed="0" w:uiPriority="63" w:semiHidden="0" w:name="Medium Shading 1 Accent 6"/>
+    <w:lsdException w:unhideWhenUsed="0" w:uiPriority="64" w:semiHidden="0" w:name="Medium Shading 2 Accent 6"/>
+    <w:lsdException w:unhideWhenUsed="0" w:uiPriority="65" w:semiHidden="0" w:name="Medium List 1 Accent 6"/>
+    <w:lsdException w:unhideWhenUsed="0" w:uiPriority="66" w:semiHidden="0" w:name="Medium List 2 Accent 6"/>
+    <w:lsdException w:unhideWhenUsed="0" w:uiPriority="67" w:semiHidden="0" w:name="Medium Grid 1 Accent 6"/>
+    <w:lsdException w:unhideWhenUsed="0" w:uiPriority="68" w:semiHidden="0" w:name="Medium Grid 2 Accent 6"/>
+    <w:lsdException w:unhideWhenUsed="0" w:uiPriority="69" w:semiHidden="0" w:name="Medium Grid 3 Accent 6"/>
+    <w:lsdException w:unhideWhenUsed="0" w:uiPriority="70" w:semiHidden="0" w:name="Dark List Accent 6"/>
+    <w:lsdException w:unhideWhenUsed="0" w:uiPriority="71" w:semiHidden="0" w:name="Colorful Shading Accent 6"/>
+    <w:lsdException w:unhideWhenUsed="0" w:uiPriority="72" w:semiHidden="0" w:name="Colorful List Accent 6"/>
+    <w:lsdException w:unhideWhenUsed="0" w:uiPriority="73" w:semiHidden="0" w:name="Colorful Grid Accent 6"/>
   </w:latentStyles>
-  <w:style w:type="paragraph" w:default="1" w:styleId="Normal">
+  <w:style w:type="paragraph" w:default="1" w:styleId="1">
     <w:name w:val="Normal"/>
     <w:semiHidden/>
     <w:qFormat/>
+    <w:uiPriority w:val="0"/>
     <w:pPr>
       <w:kinsoku w:val="0"/>
       <w:autoSpaceDE w:val="0"/>
       <w:autoSpaceDN w:val="0"/>
       <w:adjustRightInd w:val="0"/>
       <w:snapToGrid w:val="0"/>
-      <w:spacing w:line="240" w:lineRule="auto"/>
+      <w:spacing w:after="200" w:line="240" w:lineRule="auto"/>
       <w:jc w:val="left"/>
       <w:textAlignment w:val="baseline"/>
     </w:pPr>
     <w:rPr>
-      <w:noProof/>
+      <w:rFonts w:ascii="Arial" w:hAnsi="Arial" w:eastAsia="Arial" w:cs="Arial"/>
       <w:snapToGrid w:val="0"/>
       <w:color w:val="000000"/>
       <w:kern w:val="0"/>
+      <w:sz w:val="21"/>
+      <w:szCs w:val="21"/>
+      <w:lang w:val="en-US" w:eastAsia="en-US" w:bidi="ar-SA"/>
     </w:rPr>
   </w:style>
-  <w:style w:type="character" w:default="1" w:styleId="DefaultParagraphFont">
+  <w:style w:type="character" w:default="1" w:styleId="4">
     <w:name w:val="Default Paragraph Font"/>
-    <w:uiPriority w:val="1"/>
     <w:semiHidden/>
     <w:unhideWhenUsed/>
+    <w:uiPriority w:val="1"/>
   </w:style>
-  <w:style w:type="table" w:customStyle="1" w:styleId="TableNormal">
+  <w:style w:type="table" w:default="1" w:styleId="3">
+    <w:name w:val="Normal Table"/>
+    <w:semiHidden/>
+    <w:unhideWhenUsed/>
+    <w:uiPriority w:val="99"/>
+    <w:tblPr>
+      <w:tblCellMar>
+        <w:top w:w="0" w:type="dxa"/>
+        <w:left w:w="108" w:type="dxa"/>
+        <w:bottom w:w="0" w:type="dxa"/>
+        <w:right w:w="108" w:type="dxa"/>
+      </w:tblCellMar>
+    </w:tblPr>
+  </w:style>
+  <w:style w:type="paragraph" w:styleId="2">
+    <w:name w:val="Body Text"/>
+    <w:basedOn w:val="1"/>
+    <w:semiHidden/>
+    <w:qFormat/>
+    <w:uiPriority w:val="0"/>
+    <w:rPr>
+      <w:rFonts w:ascii="Arial" w:hAnsi="Arial" w:eastAsia="Arial" w:cs="Arial"/>
+      <w:sz w:val="21"/>
+      <w:szCs w:val="21"/>
+      <w:lang w:val="en-US" w:eastAsia="en-US" w:bidi="ar-SA"/>
+    </w:rPr>
+  </w:style>
+  <w:style w:type="table" w:customStyle="1" w:styleId="5">
     <w:name w:val="Table Normal"/>
     <w:semiHidden/>
     <w:unhideWhenUsed/>
     <w:qFormat/>
+    <w:uiPriority w:val="0"/>
     <w:tblPr>
       <w:tblCellMar>
         <w:top w:w="0" w:type="dxa"/>
@@ -6569,29 +6946,302 @@
       </w:tblCellMar>
     </w:tblPr>
   </w:style>
-  <w:style w:type="paragraph" w:styleId="BodyText">
-    <w:name w:val="Body Text"/>
-    <w:basedOn w:val="Normal"/>
+  <w:style w:type="paragraph" w:customStyle="1" w:styleId="6">
+    <w:name w:val="Table Text"/>
+    <w:basedOn w:val="1"/>
     <w:semiHidden/>
     <w:qFormat/>
+    <w:uiPriority w:val="0"/>
     <w:rPr>
-      <w:rFonts w:ascii="Arial" w:eastAsia="Arial" w:hAnsi="Arial" w:cs="Arial"/>
-      <w:sz w:val="21"/>
-      <w:szCs w:val="21"/>
-      <w:lang w:val="en-US" w:eastAsia="en-US" w:bidi="ar-SA"/>
-    </w:rPr>
-  </w:style>
-  <w:style w:type="paragraph" w:customStyle="1" w:styleId="TableText">
-    <w:name w:val="Table Text"/>
-    <w:basedOn w:val="Normal"/>
-    <w:semiHidden/>
-    <w:qFormat/>
-    <w:rPr>
-      <w:rFonts w:ascii="Arial" w:eastAsia="Arial" w:hAnsi="Arial" w:cs="Arial"/>
+      <w:rFonts w:ascii="Arial" w:hAnsi="Arial" w:eastAsia="Arial" w:cs="Arial"/>
       <w:sz w:val="21"/>
       <w:szCs w:val="21"/>
       <w:lang w:val="en-US" w:eastAsia="en-US" w:bidi="ar-SA"/>
     </w:rPr>
   </w:style>
 </w:styles>
+</file>
+
+<file path=word/theme/theme1.xml><?xml version="1.0" encoding="utf-8"?>
+<a:theme xmlns:a="http://schemas.openxmlformats.org/drawingml/2006/main" name="Office">
+  <a:themeElements>
+    <a:clrScheme name="Office">
+      <a:dk1>
+        <a:sysClr val="windowText" lastClr="000000"/>
+      </a:dk1>
+      <a:lt1>
+        <a:sysClr val="window" lastClr="FFFFFF"/>
+      </a:lt1>
+      <a:dk2>
+        <a:srgbClr val="1F497D"/>
+      </a:dk2>
+      <a:lt2>
+        <a:srgbClr val="EEECE1"/>
+      </a:lt2>
+      <a:accent1>
+        <a:srgbClr val="4F81BD"/>
+      </a:accent1>
+      <a:accent2>
+        <a:srgbClr val="C0504D"/>
+      </a:accent2>
+      <a:accent3>
+        <a:srgbClr val="9BBB59"/>
+      </a:accent3>
+      <a:accent4>
+        <a:srgbClr val="8064A2"/>
+      </a:accent4>
+      <a:accent5>
+        <a:srgbClr val="4BACC6"/>
+      </a:accent5>
+      <a:accent6>
+        <a:srgbClr val="F79646"/>
+      </a:accent6>
+      <a:hlink>
+        <a:srgbClr val="0000FF"/>
+      </a:hlink>
+      <a:folHlink>
+        <a:srgbClr val="800080"/>
+      </a:folHlink>
+    </a:clrScheme>
+    <a:fontScheme name="Office">
+      <a:majorFont>
+        <a:latin typeface="Cambria"/>
+        <a:ea typeface=""/>
+        <a:cs typeface=""/>
+        <a:font script="Jpan" typeface="ＭＳ ゴシック"/>
+        <a:font script="Hang" typeface="맑은 고딕"/>
+        <a:font script="Hans" typeface="宋体"/>
+        <a:font script="Hant" typeface="新細明體"/>
+        <a:font script="Arab" typeface="Times New Roman"/>
+        <a:font script="Hebr" typeface="Times New Roman"/>
+        <a:font script="Thai" typeface="Angsana New"/>
+        <a:font script="Ethi" typeface="Nyala"/>
+        <a:font script="Beng" typeface="Vrinda"/>
+        <a:font script="Gujr" typeface="Shruti"/>
+        <a:font script="Khmr" typeface="MoolBoran"/>
+        <a:font script="Knda" typeface="Tunga"/>
+        <a:font script="Guru" typeface="Raavi"/>
+        <a:font script="Cans" typeface="Euphemia"/>
+        <a:font script="Cher" typeface="Plantagenet Cherokee"/>
+        <a:font script="Yiii" typeface="Microsoft Yi Baiti"/>
+        <a:font script="Tibt" typeface="Microsoft Himalaya"/>
+        <a:font script="Thaa" typeface="MV Boli"/>
+        <a:font script="Deva" typeface="Mangal"/>
+        <a:font script="Telu" typeface="Gautami"/>
+        <a:font script="Taml" typeface="Latha"/>
+        <a:font script="Syrc" typeface="Estrangelo Edessa"/>
+        <a:font script="Orya" typeface="Kalinga"/>
+        <a:font script="Mlym" typeface="Kartika"/>
+        <a:font script="Laoo" typeface="DokChampa"/>
+        <a:font script="Sinh" typeface="Iskoola Pota"/>
+        <a:font script="Mong" typeface="Mongolian Baiti"/>
+        <a:font script="Viet" typeface="Times New Roman"/>
+        <a:font script="Uigh" typeface="Microsoft Uighur"/>
+        <a:font script="Geor" typeface="Sylfaen"/>
+      </a:majorFont>
+      <a:minorFont>
+        <a:latin typeface="Calibri"/>
+        <a:ea typeface=""/>
+        <a:cs typeface=""/>
+        <a:font script="Jpan" typeface="ＭＳ 明朝"/>
+        <a:font script="Hang" typeface="맑은 고딕"/>
+        <a:font script="Hans" typeface="宋体"/>
+        <a:font script="Hant" typeface="新細明體"/>
+        <a:font script="Arab" typeface="Arial"/>
+        <a:font script="Hebr" typeface="Arial"/>
+        <a:font script="Thai" typeface="Cordia New"/>
+        <a:font script="Ethi" typeface="Nyala"/>
+        <a:font script="Beng" typeface="Vrinda"/>
+        <a:font script="Gujr" typeface="Shruti"/>
+        <a:font script="Khmr" typeface="DaunPenh"/>
+        <a:font script="Knda" typeface="Tunga"/>
+        <a:font script="Guru" typeface="Raavi"/>
+        <a:font script="Cans" typeface="Euphemia"/>
+        <a:font script="Cher" typeface="Plantagenet Cherokee"/>
+        <a:font script="Yiii" typeface="Microsoft Yi Baiti"/>
+        <a:font script="Tibt" typeface="Microsoft Himalaya"/>
+        <a:font script="Thaa" typeface="MV Boli"/>
+        <a:font script="Deva" typeface="Mangal"/>
+        <a:font script="Telu" typeface="Gautami"/>
+        <a:font script="Taml" typeface="Latha"/>
+        <a:font script="Syrc" typeface="Estrangelo Edessa"/>
+        <a:font script="Orya" typeface="Kalinga"/>
+        <a:font script="Mlym" typeface="Kartika"/>
+        <a:font script="Laoo" typeface="DokChampa"/>
+        <a:font script="Sinh" typeface="Iskoola Pota"/>
+        <a:font script="Mong" typeface="Mongolian Baiti"/>
+        <a:font script="Viet" typeface="Arial"/>
+        <a:font script="Uigh" typeface="Microsoft Uighur"/>
+        <a:font script="Geor" typeface="Sylfaen"/>
+      </a:minorFont>
+    </a:fontScheme>
+    <a:fmtScheme name="Office">
+      <a:fillStyleLst>
+        <a:solidFill>
+          <a:schemeClr val="phClr"/>
+        </a:solidFill>
+        <a:gradFill rotWithShape="1">
+          <a:gsLst>
+            <a:gs pos="0">
+              <a:schemeClr val="phClr">
+                <a:tint val="50000"/>
+                <a:satMod val="300000"/>
+              </a:schemeClr>
+            </a:gs>
+            <a:gs pos="35000">
+              <a:schemeClr val="phClr">
+                <a:tint val="37000"/>
+                <a:satMod val="300000"/>
+              </a:schemeClr>
+            </a:gs>
+            <a:gs pos="100000">
+              <a:schemeClr val="phClr">
+                <a:tint val="15000"/>
+                <a:satMod val="350000"/>
+              </a:schemeClr>
+            </a:gs>
+          </a:gsLst>
+          <a:lin ang="16200000" scaled="1"/>
+        </a:gradFill>
+        <a:gradFill rotWithShape="1">
+          <a:gsLst>
+            <a:gs pos="0">
+              <a:schemeClr val="phClr">
+                <a:shade val="51000"/>
+                <a:satMod val="130000"/>
+              </a:schemeClr>
+            </a:gs>
+            <a:gs pos="80000">
+              <a:schemeClr val="phClr">
+                <a:shade val="93000"/>
+                <a:satMod val="130000"/>
+              </a:schemeClr>
+            </a:gs>
+            <a:gs pos="100000">
+              <a:schemeClr val="phClr">
+                <a:shade val="94000"/>
+                <a:satMod val="135000"/>
+              </a:schemeClr>
+            </a:gs>
+          </a:gsLst>
+          <a:lin ang="16200000" scaled="0"/>
+        </a:gradFill>
+      </a:fillStyleLst>
+      <a:lnStyleLst>
+        <a:ln w="9525" cap="flat" cmpd="sng" algn="ctr">
+          <a:solidFill>
+            <a:schemeClr val="phClr">
+              <a:shade val="95000"/>
+              <a:satMod val="105000"/>
+            </a:schemeClr>
+          </a:solidFill>
+          <a:prstDash val="solid"/>
+        </a:ln>
+        <a:ln w="25400" cap="flat" cmpd="sng" algn="ctr">
+          <a:solidFill>
+            <a:schemeClr val="phClr"/>
+          </a:solidFill>
+          <a:prstDash val="solid"/>
+        </a:ln>
+        <a:ln w="38100" cap="flat" cmpd="sng" algn="ctr">
+          <a:solidFill>
+            <a:schemeClr val="phClr"/>
+          </a:solidFill>
+          <a:prstDash val="solid"/>
+        </a:ln>
+      </a:lnStyleLst>
+      <a:effectStyleLst>
+        <a:effectStyle>
+          <a:effectLst>
+            <a:outerShdw blurRad="40000" dist="20000" dir="5400000" rotWithShape="0">
+              <a:srgbClr val="000000">
+                <a:alpha val="38000"/>
+              </a:srgbClr>
+            </a:outerShdw>
+          </a:effectLst>
+        </a:effectStyle>
+        <a:effectStyle>
+          <a:effectLst>
+            <a:outerShdw blurRad="40000" dist="23000" dir="5400000" rotWithShape="0">
+              <a:srgbClr val="000000">
+                <a:alpha val="35000"/>
+              </a:srgbClr>
+            </a:outerShdw>
+          </a:effectLst>
+        </a:effectStyle>
+        <a:effectStyle>
+          <a:effectLst>
+            <a:outerShdw blurRad="40000" dist="23000" dir="5400000" rotWithShape="0">
+              <a:srgbClr val="000000">
+                <a:alpha val="35000"/>
+              </a:srgbClr>
+            </a:outerShdw>
+          </a:effectLst>
+          <a:scene3d>
+            <a:camera prst="orthographicFront">
+              <a:rot lat="0" lon="0" rev="0"/>
+            </a:camera>
+            <a:lightRig rig="threePt" dir="t">
+              <a:rot lat="0" lon="0" rev="1200000"/>
+            </a:lightRig>
+          </a:scene3d>
+          <a:sp3d>
+            <a:bevelT w="63500" h="25400"/>
+          </a:sp3d>
+        </a:effectStyle>
+      </a:effectStyleLst>
+      <a:bgFillStyleLst>
+        <a:solidFill>
+          <a:schemeClr val="phClr"/>
+        </a:solidFill>
+        <a:gradFill rotWithShape="1">
+          <a:gsLst>
+            <a:gs pos="0">
+              <a:schemeClr val="phClr">
+                <a:tint val="40000"/>
+                <a:satMod val="350000"/>
+              </a:schemeClr>
+            </a:gs>
+            <a:gs pos="40000">
+              <a:schemeClr val="phClr">
+                <a:tint val="45000"/>
+                <a:satMod val="350000"/>
+                <a:shade val="99000"/>
+              </a:schemeClr>
+            </a:gs>
+            <a:gs pos="100000">
+              <a:schemeClr val="phClr">
+                <a:shade val="20000"/>
+                <a:satMod val="255000"/>
+              </a:schemeClr>
+            </a:gs>
+          </a:gsLst>
+          <a:path path="circle">
+            <a:fillToRect l="50000" t="-80000" r="50000" b="180000"/>
+          </a:path>
+        </a:gradFill>
+        <a:gradFill rotWithShape="1">
+          <a:gsLst>
+            <a:gs pos="0">
+              <a:schemeClr val="phClr">
+                <a:tint val="80000"/>
+                <a:satMod val="300000"/>
+              </a:schemeClr>
+            </a:gs>
+            <a:gs pos="100000">
+              <a:schemeClr val="phClr">
+                <a:shade val="30000"/>
+                <a:satMod val="200000"/>
+              </a:schemeClr>
+            </a:gs>
+          </a:gsLst>
+          <a:path path="circle">
+            <a:fillToRect l="50000" t="50000" r="50000" b="50000"/>
+          </a:path>
+        </a:gradFill>
+      </a:bgFillStyleLst>
+    </a:fmtScheme>
+  </a:themeElements>
+  <a:objectDefaults/>
+</a:theme>
 </file>